--- a/convert_source_description/QB_Op9_B_conv.docx
+++ b/convert_source_description/QB_Op9_B_conv.docx
@@ -495,6 +495,71 @@
           <w:szCs w:val="20"/>
           <w:lang w:val="de-DE"/>
         </w:rPr>
+        <w:t>. a/b)</w:t>
+      </w:r>
+      <w:r>
+        <w:rPr>
+          <w:rFonts w:ascii="Times New Roman" w:hAnsi="Times New Roman" w:cs="Times New Roman"/>
+          <w:sz w:val="20"/>
+          <w:szCs w:val="20"/>
+          <w:lang w:val="de-DE"/>
+        </w:rPr>
+        <w:t>:</w:t>
+      </w:r>
+      <w:r>
+        <w:rPr>
+          <w:rFonts w:ascii="Times New Roman" w:hAnsi="Times New Roman" w:cs="Times New Roman"/>
+          <w:sz w:val="20"/>
+          <w:szCs w:val="20"/>
+          <w:lang w:val="de-DE"/>
+        </w:rPr>
+        <w:t xml:space="preserve"> </w:t>
+      </w:r>
+      <w:r>
+        <w:rPr>
+          <w:rFonts w:ascii="Times New Roman" w:hAnsi="Times New Roman" w:cs="Times New Roman"/>
+          <w:sz w:val="20"/>
+          <w:szCs w:val="20"/>
+          <w:lang w:val="de-DE"/>
+        </w:rPr>
+        <w:t xml:space="preserve">2 </w:t>
+      </w:r>
+      <w:r>
+        <w:rPr>
+          <w:rFonts w:ascii="Times New Roman" w:hAnsi="Times New Roman" w:cs="Times New Roman"/>
+          <w:sz w:val="20"/>
+          <w:szCs w:val="20"/>
+          <w:lang w:val="de-DE"/>
+        </w:rPr>
+        <w:t xml:space="preserve">aufeinander gelegte </w:t>
+      </w:r>
+      <w:r>
+        <w:rPr>
+          <w:rFonts w:ascii="Times New Roman" w:hAnsi="Times New Roman" w:cs="Times New Roman"/>
+          <w:sz w:val="20"/>
+          <w:szCs w:val="20"/>
+          <w:lang w:val="de-DE"/>
+        </w:rPr>
+        <w:t>Bögen (</w:t>
+      </w:r>
+      <w:proofErr w:type="spellStart"/>
+      <w:r>
+        <w:rPr>
+          <w:rFonts w:ascii="Times New Roman" w:hAnsi="Times New Roman" w:cs="Times New Roman"/>
+          <w:sz w:val="20"/>
+          <w:szCs w:val="20"/>
+          <w:lang w:val="de-DE"/>
+        </w:rPr>
+        <w:t>Bl</w:t>
+      </w:r>
+      <w:proofErr w:type="spellEnd"/>
+      <w:r>
+        <w:rPr>
+          <w:rFonts w:ascii="Times New Roman" w:hAnsi="Times New Roman" w:cs="Times New Roman"/>
+          <w:sz w:val="20"/>
+          <w:szCs w:val="20"/>
+          <w:lang w:val="de-DE"/>
+        </w:rPr>
         <w:t xml:space="preserve">. </w:t>
       </w:r>
       <w:r>
@@ -502,28 +567,58 @@
           <w:rFonts w:ascii="Times New Roman" w:hAnsi="Times New Roman" w:cs="Times New Roman"/>
           <w:sz w:val="20"/>
           <w:szCs w:val="20"/>
-          <w:highlight w:val="red"/>
-          <w:lang w:val="de-DE"/>
-        </w:rPr>
-        <w:t>##</w:t>
-      </w:r>
-      <w:r>
-        <w:rPr>
-          <w:rFonts w:ascii="Times New Roman" w:hAnsi="Times New Roman" w:cs="Times New Roman"/>
-          <w:sz w:val="20"/>
-          <w:szCs w:val="20"/>
-          <w:lang w:val="de-DE"/>
-        </w:rPr>
-        <w:t>a/b)</w:t>
-      </w:r>
-      <w:r>
-        <w:rPr>
-          <w:rFonts w:ascii="Times New Roman" w:hAnsi="Times New Roman" w:cs="Times New Roman"/>
-          <w:sz w:val="20"/>
-          <w:szCs w:val="20"/>
-          <w:lang w:val="de-DE"/>
-        </w:rPr>
-        <w:t>:</w:t>
+          <w:lang w:val="de-DE"/>
+        </w:rPr>
+        <w:t>1/2, 3/5) mit 1 eingelegten Blatt (</w:t>
+      </w:r>
+      <w:proofErr w:type="spellStart"/>
+      <w:r>
+        <w:rPr>
+          <w:rFonts w:ascii="Times New Roman" w:hAnsi="Times New Roman" w:cs="Times New Roman"/>
+          <w:sz w:val="20"/>
+          <w:szCs w:val="20"/>
+          <w:lang w:val="de-DE"/>
+        </w:rPr>
+        <w:t>Bl</w:t>
+      </w:r>
+      <w:proofErr w:type="spellEnd"/>
+      <w:r>
+        <w:rPr>
+          <w:rFonts w:ascii="Times New Roman" w:hAnsi="Times New Roman" w:cs="Times New Roman"/>
+          <w:sz w:val="20"/>
+          <w:szCs w:val="20"/>
+          <w:lang w:val="de-DE"/>
+        </w:rPr>
+        <w:t>. 4)</w:t>
+      </w:r>
+      <w:r>
+        <w:rPr>
+          <w:rFonts w:ascii="Times New Roman" w:hAnsi="Times New Roman" w:cs="Times New Roman"/>
+          <w:sz w:val="20"/>
+          <w:szCs w:val="20"/>
+          <w:lang w:val="de-DE"/>
+        </w:rPr>
+        <w:t>, 1 Blatt (</w:t>
+      </w:r>
+      <w:proofErr w:type="spellStart"/>
+      <w:r>
+        <w:rPr>
+          <w:rFonts w:ascii="Times New Roman" w:hAnsi="Times New Roman" w:cs="Times New Roman"/>
+          <w:sz w:val="20"/>
+          <w:szCs w:val="20"/>
+          <w:lang w:val="de-DE"/>
+        </w:rPr>
+        <w:t>Bl</w:t>
+      </w:r>
+      <w:proofErr w:type="spellEnd"/>
+      <w:r>
+        <w:rPr>
+          <w:rFonts w:ascii="Times New Roman" w:hAnsi="Times New Roman" w:cs="Times New Roman"/>
+          <w:sz w:val="20"/>
+          <w:szCs w:val="20"/>
+          <w:lang w:val="de-DE"/>
+        </w:rPr>
+        <w:t>. 6)</w:t>
       </w:r>
       <w:r>
         <w:rPr>
@@ -541,25 +636,7 @@
           <w:szCs w:val="20"/>
           <w:lang w:val="de-DE"/>
         </w:rPr>
-        <w:t xml:space="preserve">2 </w:t>
-      </w:r>
-      <w:r>
-        <w:rPr>
-          <w:rFonts w:ascii="Times New Roman" w:hAnsi="Times New Roman" w:cs="Times New Roman"/>
-          <w:sz w:val="20"/>
-          <w:szCs w:val="20"/>
-          <w:lang w:val="de-DE"/>
-        </w:rPr>
-        <w:t xml:space="preserve">aufeinander gelegte </w:t>
-      </w:r>
-      <w:r>
-        <w:rPr>
-          <w:rFonts w:ascii="Times New Roman" w:hAnsi="Times New Roman" w:cs="Times New Roman"/>
-          <w:sz w:val="20"/>
-          <w:szCs w:val="20"/>
-          <w:lang w:val="de-DE"/>
-        </w:rPr>
-        <w:t>Bögen (</w:t>
+        <w:t>und 1 Bogen (</w:t>
       </w:r>
       <w:proofErr w:type="spellStart"/>
       <w:r>
@@ -588,7 +665,52 @@
           <w:szCs w:val="20"/>
           <w:lang w:val="de-DE"/>
         </w:rPr>
-        <w:t>1/2, 3/5) mit 1 eingelegten Blatt (</w:t>
+        <w:t>7</w:t>
+      </w:r>
+      <w:r>
+        <w:rPr>
+          <w:rFonts w:ascii="Times New Roman" w:hAnsi="Times New Roman" w:cs="Times New Roman"/>
+          <w:sz w:val="20"/>
+          <w:szCs w:val="20"/>
+          <w:lang w:val="de-DE"/>
+        </w:rPr>
+        <w:t xml:space="preserve">/9) mit </w:t>
+      </w:r>
+      <w:r>
+        <w:rPr>
+          <w:rFonts w:ascii="Times New Roman" w:hAnsi="Times New Roman" w:cs="Times New Roman"/>
+          <w:sz w:val="20"/>
+          <w:szCs w:val="20"/>
+          <w:lang w:val="de-DE"/>
+        </w:rPr>
+        <w:t>1</w:t>
+      </w:r>
+      <w:r>
+        <w:rPr>
+          <w:rFonts w:ascii="Times New Roman" w:hAnsi="Times New Roman" w:cs="Times New Roman"/>
+          <w:sz w:val="20"/>
+          <w:szCs w:val="20"/>
+          <w:lang w:val="de-DE"/>
+        </w:rPr>
+        <w:t xml:space="preserve"> eingelegten Bl</w:t>
+      </w:r>
+      <w:r>
+        <w:rPr>
+          <w:rFonts w:ascii="Times New Roman" w:hAnsi="Times New Roman" w:cs="Times New Roman"/>
+          <w:sz w:val="20"/>
+          <w:szCs w:val="20"/>
+          <w:lang w:val="de-DE"/>
+        </w:rPr>
+        <w:t>a</w:t>
+      </w:r>
+      <w:r>
+        <w:rPr>
+          <w:rFonts w:ascii="Times New Roman" w:hAnsi="Times New Roman" w:cs="Times New Roman"/>
+          <w:sz w:val="20"/>
+          <w:szCs w:val="20"/>
+          <w:lang w:val="de-DE"/>
+        </w:rPr>
+        <w:t>tt (</w:t>
       </w:r>
       <w:proofErr w:type="spellStart"/>
       <w:r>
@@ -608,16 +730,83 @@
           <w:szCs w:val="20"/>
           <w:lang w:val="de-DE"/>
         </w:rPr>
-        <w:t xml:space="preserve">. 4) </w:t>
-      </w:r>
-      <w:r>
-        <w:rPr>
-          <w:rFonts w:ascii="Times New Roman" w:hAnsi="Times New Roman" w:cs="Times New Roman"/>
-          <w:sz w:val="20"/>
-          <w:szCs w:val="20"/>
-          <w:lang w:val="de-DE"/>
-        </w:rPr>
-        <w:t>und 1 Bogen (</w:t>
+        <w:t xml:space="preserve">. 8). </w:t>
+      </w:r>
+      <w:r>
+        <w:rPr>
+          <w:rFonts w:ascii="Times New Roman" w:hAnsi="Times New Roman" w:cs="Times New Roman"/>
+          <w:sz w:val="20"/>
+          <w:szCs w:val="20"/>
+          <w:lang w:val="de-DE"/>
+        </w:rPr>
+        <w:t xml:space="preserve">Archivalisch mit Bleistift paginiert von </w:t>
+      </w:r>
+      <w:r>
+        <w:rPr>
+          <w:rFonts w:ascii="Times New Roman" w:hAnsi="Times New Roman" w:cs="Times New Roman"/>
+          <w:i/>
+          <w:sz w:val="20"/>
+          <w:szCs w:val="20"/>
+          <w:lang w:val="de-DE"/>
+        </w:rPr>
+        <w:t>[1]</w:t>
+      </w:r>
+      <w:r>
+        <w:rPr>
+          <w:rFonts w:ascii="Times New Roman" w:hAnsi="Times New Roman" w:cs="Times New Roman"/>
+          <w:sz w:val="20"/>
+          <w:szCs w:val="20"/>
+          <w:lang w:val="de-DE"/>
+        </w:rPr>
+        <w:t xml:space="preserve"> bis </w:t>
+      </w:r>
+      <w:r>
+        <w:rPr>
+          <w:rFonts w:ascii="Times New Roman" w:hAnsi="Times New Roman" w:cs="Times New Roman"/>
+          <w:i/>
+          <w:sz w:val="20"/>
+          <w:szCs w:val="20"/>
+          <w:lang w:val="de-DE"/>
+        </w:rPr>
+        <w:t>[</w:t>
+      </w:r>
+      <w:r>
+        <w:rPr>
+          <w:rFonts w:ascii="Times New Roman" w:hAnsi="Times New Roman" w:cs="Times New Roman"/>
+          <w:i/>
+          <w:sz w:val="20"/>
+          <w:szCs w:val="20"/>
+          <w:lang w:val="de-DE"/>
+        </w:rPr>
+        <w:t>10</w:t>
+      </w:r>
+      <w:r>
+        <w:rPr>
+          <w:rFonts w:ascii="Times New Roman" w:hAnsi="Times New Roman" w:cs="Times New Roman"/>
+          <w:i/>
+          <w:sz w:val="20"/>
+          <w:szCs w:val="20"/>
+          <w:lang w:val="de-DE"/>
+        </w:rPr>
+        <w:t>]</w:t>
+      </w:r>
+      <w:r>
+        <w:rPr>
+          <w:rFonts w:ascii="Times New Roman" w:hAnsi="Times New Roman" w:cs="Times New Roman"/>
+          <w:sz w:val="20"/>
+          <w:szCs w:val="20"/>
+          <w:lang w:val="de-DE"/>
+        </w:rPr>
+        <w:t xml:space="preserve"> </w:t>
+      </w:r>
+      <w:r>
+        <w:rPr>
+          <w:rFonts w:ascii="Times New Roman" w:hAnsi="Times New Roman" w:cs="Times New Roman"/>
+          <w:sz w:val="20"/>
+          <w:szCs w:val="20"/>
+          <w:lang w:val="de-DE"/>
+        </w:rPr>
+        <w:t xml:space="preserve">auf </w:t>
       </w:r>
       <w:proofErr w:type="spellStart"/>
       <w:r>
@@ -637,7 +826,25 @@
           <w:szCs w:val="20"/>
           <w:lang w:val="de-DE"/>
         </w:rPr>
-        <w:t>. 6/9) mit zwei eingelegten Blättern (</w:t>
+        <w:t>. 1–5</w:t>
+      </w:r>
+      <w:r>
+        <w:rPr>
+          <w:rFonts w:ascii="Times New Roman" w:hAnsi="Times New Roman" w:cs="Times New Roman"/>
+          <w:sz w:val="20"/>
+          <w:szCs w:val="20"/>
+          <w:lang w:val="de-DE"/>
+        </w:rPr>
+        <w:t xml:space="preserve"> </w:t>
+      </w:r>
+      <w:r>
+        <w:rPr>
+          <w:rFonts w:ascii="Times New Roman" w:hAnsi="Times New Roman" w:cs="Times New Roman"/>
+          <w:sz w:val="20"/>
+          <w:szCs w:val="20"/>
+          <w:lang w:val="de-DE"/>
+        </w:rPr>
+        <w:t>unten links (</w:t>
       </w:r>
       <w:proofErr w:type="spellStart"/>
       <w:r>
@@ -647,7 +854,7 @@
           <w:szCs w:val="20"/>
           <w:lang w:val="de-DE"/>
         </w:rPr>
-        <w:t>Bl</w:t>
+        <w:t>recto</w:t>
       </w:r>
       <w:proofErr w:type="spellEnd"/>
       <w:r>
@@ -657,93 +864,7 @@
           <w:szCs w:val="20"/>
           <w:lang w:val="de-DE"/>
         </w:rPr>
-        <w:t xml:space="preserve">. 7, 8). </w:t>
-      </w:r>
-      <w:r>
-        <w:rPr>
-          <w:rFonts w:ascii="Times New Roman" w:hAnsi="Times New Roman" w:cs="Times New Roman"/>
-          <w:sz w:val="20"/>
-          <w:szCs w:val="20"/>
-          <w:lang w:val="de-DE"/>
-        </w:rPr>
-        <w:t xml:space="preserve">Archivalisch mit Bleistift paginiert von </w:t>
-      </w:r>
-      <w:r>
-        <w:rPr>
-          <w:rFonts w:ascii="Times New Roman" w:hAnsi="Times New Roman" w:cs="Times New Roman"/>
-          <w:i/>
-          <w:sz w:val="20"/>
-          <w:szCs w:val="20"/>
-          <w:lang w:val="de-DE"/>
-        </w:rPr>
-        <w:t>[1]</w:t>
-      </w:r>
-      <w:r>
-        <w:rPr>
-          <w:rFonts w:ascii="Times New Roman" w:hAnsi="Times New Roman" w:cs="Times New Roman"/>
-          <w:sz w:val="20"/>
-          <w:szCs w:val="20"/>
-          <w:lang w:val="de-DE"/>
-        </w:rPr>
-        <w:t xml:space="preserve"> bis </w:t>
-      </w:r>
-      <w:r>
-        <w:rPr>
-          <w:rFonts w:ascii="Times New Roman" w:hAnsi="Times New Roman" w:cs="Times New Roman"/>
-          <w:i/>
-          <w:sz w:val="20"/>
-          <w:szCs w:val="20"/>
-          <w:lang w:val="de-DE"/>
-        </w:rPr>
-        <w:t>[</w:t>
-      </w:r>
-      <w:r>
-        <w:rPr>
-          <w:rFonts w:ascii="Times New Roman" w:hAnsi="Times New Roman" w:cs="Times New Roman"/>
-          <w:i/>
-          <w:sz w:val="20"/>
-          <w:szCs w:val="20"/>
-          <w:lang w:val="de-DE"/>
-        </w:rPr>
-        <w:t>1</w:t>
-      </w:r>
-      <w:r>
-        <w:rPr>
-          <w:rFonts w:ascii="Times New Roman" w:hAnsi="Times New Roman" w:cs="Times New Roman"/>
-          <w:i/>
-          <w:sz w:val="20"/>
-          <w:szCs w:val="20"/>
-          <w:lang w:val="de-DE"/>
-        </w:rPr>
-        <w:t>0</w:t>
-      </w:r>
-      <w:r>
-        <w:rPr>
-          <w:rFonts w:ascii="Times New Roman" w:hAnsi="Times New Roman" w:cs="Times New Roman"/>
-          <w:i/>
-          <w:sz w:val="20"/>
-          <w:szCs w:val="20"/>
-          <w:lang w:val="de-DE"/>
-        </w:rPr>
-        <w:t>]</w:t>
-      </w:r>
-      <w:r>
-        <w:rPr>
-          <w:rFonts w:ascii="Times New Roman" w:hAnsi="Times New Roman" w:cs="Times New Roman"/>
-          <w:sz w:val="20"/>
-          <w:szCs w:val="20"/>
-          <w:lang w:val="de-DE"/>
-        </w:rPr>
-        <w:t xml:space="preserve"> </w:t>
-      </w:r>
-      <w:r>
-        <w:rPr>
-          <w:rFonts w:ascii="Times New Roman" w:hAnsi="Times New Roman" w:cs="Times New Roman"/>
-          <w:sz w:val="20"/>
-          <w:szCs w:val="20"/>
-          <w:lang w:val="de-DE"/>
-        </w:rPr>
-        <w:t xml:space="preserve">auf </w:t>
+        <w:t>) oder rechts (</w:t>
       </w:r>
       <w:proofErr w:type="spellStart"/>
       <w:r>
@@ -753,7 +874,7 @@
           <w:szCs w:val="20"/>
           <w:lang w:val="de-DE"/>
         </w:rPr>
-        <w:t>Bl</w:t>
+        <w:t>verso</w:t>
       </w:r>
       <w:proofErr w:type="spellEnd"/>
       <w:r>
@@ -763,7 +884,7 @@
           <w:szCs w:val="20"/>
           <w:lang w:val="de-DE"/>
         </w:rPr>
-        <w:t>. 1–5</w:t>
+        <w:t>)</w:t>
       </w:r>
       <w:r>
         <w:rPr>
@@ -773,390 +894,6 @@
           <w:lang w:val="de-DE"/>
         </w:rPr>
         <w:t xml:space="preserve">, </w:t>
-      </w:r>
-      <w:r>
-        <w:rPr>
-          <w:rFonts w:ascii="Times New Roman" w:hAnsi="Times New Roman" w:cs="Times New Roman"/>
-          <w:sz w:val="20"/>
-          <w:szCs w:val="20"/>
-          <w:highlight w:val="red"/>
-          <w:lang w:val="de-DE"/>
-        </w:rPr>
-        <w:t>#</w:t>
-      </w:r>
-      <w:proofErr w:type="gramStart"/>
-      <w:r>
-        <w:rPr>
-          <w:rFonts w:ascii="Times New Roman" w:hAnsi="Times New Roman" w:cs="Times New Roman"/>
-          <w:sz w:val="20"/>
-          <w:szCs w:val="20"/>
-          <w:highlight w:val="red"/>
-          <w:lang w:val="de-DE"/>
-        </w:rPr>
-        <w:t>#</w:t>
-      </w:r>
-      <w:r>
-        <w:rPr>
-          <w:rFonts w:ascii="Times New Roman" w:hAnsi="Times New Roman" w:cs="Times New Roman"/>
-          <w:i/>
-          <w:sz w:val="20"/>
-          <w:szCs w:val="20"/>
-          <w:lang w:val="de-DE"/>
-        </w:rPr>
-        <w:t>[</w:t>
-      </w:r>
-      <w:proofErr w:type="gramEnd"/>
-      <w:r>
-        <w:rPr>
-          <w:rFonts w:ascii="Times New Roman" w:hAnsi="Times New Roman" w:cs="Times New Roman"/>
-          <w:i/>
-          <w:sz w:val="20"/>
-          <w:szCs w:val="20"/>
-          <w:lang w:val="de-DE"/>
-        </w:rPr>
-        <w:t>1</w:t>
-      </w:r>
-      <w:r>
-        <w:rPr>
-          <w:rFonts w:ascii="Times New Roman" w:hAnsi="Times New Roman" w:cs="Times New Roman"/>
-          <w:i/>
-          <w:sz w:val="20"/>
-          <w:szCs w:val="20"/>
-          <w:lang w:val="de-DE"/>
-        </w:rPr>
-        <w:t>3</w:t>
-      </w:r>
-      <w:r>
-        <w:rPr>
-          <w:rFonts w:ascii="Times New Roman" w:hAnsi="Times New Roman" w:cs="Times New Roman"/>
-          <w:i/>
-          <w:sz w:val="20"/>
-          <w:szCs w:val="20"/>
-          <w:lang w:val="de-DE"/>
-        </w:rPr>
-        <w:t>]</w:t>
-      </w:r>
-      <w:r>
-        <w:rPr>
-          <w:rFonts w:ascii="Times New Roman" w:hAnsi="Times New Roman" w:cs="Times New Roman"/>
-          <w:sz w:val="20"/>
-          <w:szCs w:val="20"/>
-          <w:lang w:val="de-DE"/>
-        </w:rPr>
-        <w:t xml:space="preserve"> bis </w:t>
-      </w:r>
-      <w:r>
-        <w:rPr>
-          <w:rFonts w:ascii="Times New Roman" w:hAnsi="Times New Roman" w:cs="Times New Roman"/>
-          <w:i/>
-          <w:sz w:val="20"/>
-          <w:szCs w:val="20"/>
-          <w:lang w:val="de-DE"/>
-        </w:rPr>
-        <w:t>[</w:t>
-      </w:r>
-      <w:r>
-        <w:rPr>
-          <w:rFonts w:ascii="Times New Roman" w:hAnsi="Times New Roman" w:cs="Times New Roman"/>
-          <w:i/>
-          <w:sz w:val="20"/>
-          <w:szCs w:val="20"/>
-          <w:lang w:val="de-DE"/>
-        </w:rPr>
-        <w:t>1</w:t>
-      </w:r>
-      <w:r>
-        <w:rPr>
-          <w:rFonts w:ascii="Times New Roman" w:hAnsi="Times New Roman" w:cs="Times New Roman"/>
-          <w:i/>
-          <w:sz w:val="20"/>
-          <w:szCs w:val="20"/>
-          <w:lang w:val="de-DE"/>
-        </w:rPr>
-        <w:t>4</w:t>
-      </w:r>
-      <w:r>
-        <w:rPr>
-          <w:rFonts w:ascii="Times New Roman" w:hAnsi="Times New Roman" w:cs="Times New Roman"/>
-          <w:i/>
-          <w:sz w:val="20"/>
-          <w:szCs w:val="20"/>
-          <w:lang w:val="de-DE"/>
-        </w:rPr>
-        <w:t>]</w:t>
-      </w:r>
-      <w:r>
-        <w:rPr>
-          <w:rFonts w:ascii="Times New Roman" w:hAnsi="Times New Roman" w:cs="Times New Roman"/>
-          <w:sz w:val="20"/>
-          <w:szCs w:val="20"/>
-          <w:lang w:val="de-DE"/>
-        </w:rPr>
-        <w:t xml:space="preserve"> </w:t>
-      </w:r>
-      <w:r>
-        <w:rPr>
-          <w:rFonts w:ascii="Times New Roman" w:hAnsi="Times New Roman" w:cs="Times New Roman"/>
-          <w:sz w:val="20"/>
-          <w:szCs w:val="20"/>
-          <w:lang w:val="de-DE"/>
-        </w:rPr>
-        <w:t xml:space="preserve">auf </w:t>
-      </w:r>
-      <w:proofErr w:type="spellStart"/>
-      <w:r>
-        <w:rPr>
-          <w:rFonts w:ascii="Times New Roman" w:hAnsi="Times New Roman" w:cs="Times New Roman"/>
-          <w:sz w:val="20"/>
-          <w:szCs w:val="20"/>
-          <w:lang w:val="de-DE"/>
-        </w:rPr>
-        <w:t>Bl</w:t>
-      </w:r>
-      <w:proofErr w:type="spellEnd"/>
-      <w:r>
-        <w:rPr>
-          <w:rFonts w:ascii="Times New Roman" w:hAnsi="Times New Roman" w:cs="Times New Roman"/>
-          <w:sz w:val="20"/>
-          <w:szCs w:val="20"/>
-          <w:lang w:val="de-DE"/>
-        </w:rPr>
-        <w:t xml:space="preserve">. </w:t>
-      </w:r>
-      <w:r>
-        <w:rPr>
-          <w:rFonts w:ascii="Times New Roman" w:hAnsi="Times New Roman" w:cs="Times New Roman"/>
-          <w:sz w:val="20"/>
-          <w:szCs w:val="20"/>
-          <w:lang w:val="de-DE"/>
-        </w:rPr>
-        <w:t xml:space="preserve">6 und </w:t>
-      </w:r>
-      <w:r>
-        <w:rPr>
-          <w:rFonts w:ascii="Times New Roman" w:hAnsi="Times New Roman" w:cs="Times New Roman"/>
-          <w:sz w:val="20"/>
-          <w:szCs w:val="20"/>
-          <w:highlight w:val="red"/>
-          <w:lang w:val="de-DE"/>
-        </w:rPr>
-        <w:t>#</w:t>
-      </w:r>
-      <w:proofErr w:type="gramStart"/>
-      <w:r>
-        <w:rPr>
-          <w:rFonts w:ascii="Times New Roman" w:hAnsi="Times New Roman" w:cs="Times New Roman"/>
-          <w:sz w:val="20"/>
-          <w:szCs w:val="20"/>
-          <w:highlight w:val="red"/>
-          <w:lang w:val="de-DE"/>
-        </w:rPr>
-        <w:t>#</w:t>
-      </w:r>
-      <w:r>
-        <w:rPr>
-          <w:rFonts w:ascii="Times New Roman" w:hAnsi="Times New Roman" w:cs="Times New Roman"/>
-          <w:i/>
-          <w:sz w:val="20"/>
-          <w:szCs w:val="20"/>
-          <w:lang w:val="de-DE"/>
-        </w:rPr>
-        <w:t>[</w:t>
-      </w:r>
-      <w:proofErr w:type="gramEnd"/>
-      <w:r>
-        <w:rPr>
-          <w:rFonts w:ascii="Times New Roman" w:hAnsi="Times New Roman" w:cs="Times New Roman"/>
-          <w:i/>
-          <w:sz w:val="20"/>
-          <w:szCs w:val="20"/>
-          <w:lang w:val="de-DE"/>
-        </w:rPr>
-        <w:t>1</w:t>
-      </w:r>
-      <w:r>
-        <w:rPr>
-          <w:rFonts w:ascii="Times New Roman" w:hAnsi="Times New Roman" w:cs="Times New Roman"/>
-          <w:i/>
-          <w:sz w:val="20"/>
-          <w:szCs w:val="20"/>
-          <w:lang w:val="de-DE"/>
-        </w:rPr>
-        <w:t>1</w:t>
-      </w:r>
-      <w:r>
-        <w:rPr>
-          <w:rFonts w:ascii="Times New Roman" w:hAnsi="Times New Roman" w:cs="Times New Roman"/>
-          <w:i/>
-          <w:sz w:val="20"/>
-          <w:szCs w:val="20"/>
-          <w:lang w:val="de-DE"/>
-        </w:rPr>
-        <w:t>]</w:t>
-      </w:r>
-      <w:r>
-        <w:rPr>
-          <w:rFonts w:ascii="Times New Roman" w:hAnsi="Times New Roman" w:cs="Times New Roman"/>
-          <w:sz w:val="20"/>
-          <w:szCs w:val="20"/>
-          <w:lang w:val="de-DE"/>
-        </w:rPr>
-        <w:t xml:space="preserve"> bis </w:t>
-      </w:r>
-      <w:r>
-        <w:rPr>
-          <w:rFonts w:ascii="Times New Roman" w:hAnsi="Times New Roman" w:cs="Times New Roman"/>
-          <w:i/>
-          <w:sz w:val="20"/>
-          <w:szCs w:val="20"/>
-          <w:lang w:val="de-DE"/>
-        </w:rPr>
-        <w:t>[</w:t>
-      </w:r>
-      <w:r>
-        <w:rPr>
-          <w:rFonts w:ascii="Times New Roman" w:hAnsi="Times New Roman" w:cs="Times New Roman"/>
-          <w:i/>
-          <w:sz w:val="20"/>
-          <w:szCs w:val="20"/>
-          <w:lang w:val="de-DE"/>
-        </w:rPr>
-        <w:t>1</w:t>
-      </w:r>
-      <w:r>
-        <w:rPr>
-          <w:rFonts w:ascii="Times New Roman" w:hAnsi="Times New Roman" w:cs="Times New Roman"/>
-          <w:i/>
-          <w:sz w:val="20"/>
-          <w:szCs w:val="20"/>
-          <w:lang w:val="de-DE"/>
-        </w:rPr>
-        <w:t>2</w:t>
-      </w:r>
-      <w:r>
-        <w:rPr>
-          <w:rFonts w:ascii="Times New Roman" w:hAnsi="Times New Roman" w:cs="Times New Roman"/>
-          <w:i/>
-          <w:sz w:val="20"/>
-          <w:szCs w:val="20"/>
-          <w:lang w:val="de-DE"/>
-        </w:rPr>
-        <w:t>]</w:t>
-      </w:r>
-      <w:r>
-        <w:rPr>
-          <w:rFonts w:ascii="Times New Roman" w:hAnsi="Times New Roman" w:cs="Times New Roman"/>
-          <w:sz w:val="20"/>
-          <w:szCs w:val="20"/>
-          <w:lang w:val="de-DE"/>
-        </w:rPr>
-        <w:t xml:space="preserve"> </w:t>
-      </w:r>
-      <w:r>
-        <w:rPr>
-          <w:rFonts w:ascii="Times New Roman" w:hAnsi="Times New Roman" w:cs="Times New Roman"/>
-          <w:sz w:val="20"/>
-          <w:szCs w:val="20"/>
-          <w:lang w:val="de-DE"/>
-        </w:rPr>
-        <w:t xml:space="preserve">auf </w:t>
-      </w:r>
-      <w:proofErr w:type="spellStart"/>
-      <w:r>
-        <w:rPr>
-          <w:rFonts w:ascii="Times New Roman" w:hAnsi="Times New Roman" w:cs="Times New Roman"/>
-          <w:sz w:val="20"/>
-          <w:szCs w:val="20"/>
-          <w:lang w:val="de-DE"/>
-        </w:rPr>
-        <w:t>Bl</w:t>
-      </w:r>
-      <w:proofErr w:type="spellEnd"/>
-      <w:r>
-        <w:rPr>
-          <w:rFonts w:ascii="Times New Roman" w:hAnsi="Times New Roman" w:cs="Times New Roman"/>
-          <w:sz w:val="20"/>
-          <w:szCs w:val="20"/>
-          <w:lang w:val="de-DE"/>
-        </w:rPr>
-        <w:t xml:space="preserve">. </w:t>
-      </w:r>
-      <w:r>
-        <w:rPr>
-          <w:rFonts w:ascii="Times New Roman" w:hAnsi="Times New Roman" w:cs="Times New Roman"/>
-          <w:sz w:val="20"/>
-          <w:szCs w:val="20"/>
-          <w:lang w:val="de-DE"/>
-        </w:rPr>
-        <w:t xml:space="preserve">9 </w:t>
-      </w:r>
-      <w:r>
-        <w:rPr>
-          <w:rFonts w:ascii="Times New Roman" w:hAnsi="Times New Roman" w:cs="Times New Roman"/>
-          <w:sz w:val="20"/>
-          <w:szCs w:val="20"/>
-          <w:lang w:val="de-DE"/>
-        </w:rPr>
-        <w:t>unten links (</w:t>
-      </w:r>
-      <w:proofErr w:type="spellStart"/>
-      <w:r>
-        <w:rPr>
-          <w:rFonts w:ascii="Times New Roman" w:hAnsi="Times New Roman" w:cs="Times New Roman"/>
-          <w:sz w:val="20"/>
-          <w:szCs w:val="20"/>
-          <w:lang w:val="de-DE"/>
-        </w:rPr>
-        <w:t>recto</w:t>
-      </w:r>
-      <w:proofErr w:type="spellEnd"/>
-      <w:r>
-        <w:rPr>
-          <w:rFonts w:ascii="Times New Roman" w:hAnsi="Times New Roman" w:cs="Times New Roman"/>
-          <w:sz w:val="20"/>
-          <w:szCs w:val="20"/>
-          <w:lang w:val="de-DE"/>
-        </w:rPr>
-        <w:t>) oder rechts (</w:t>
-      </w:r>
-      <w:proofErr w:type="spellStart"/>
-      <w:r>
-        <w:rPr>
-          <w:rFonts w:ascii="Times New Roman" w:hAnsi="Times New Roman" w:cs="Times New Roman"/>
-          <w:sz w:val="20"/>
-          <w:szCs w:val="20"/>
-          <w:lang w:val="de-DE"/>
-        </w:rPr>
-        <w:t>verso</w:t>
-      </w:r>
-      <w:proofErr w:type="spellEnd"/>
-      <w:r>
-        <w:rPr>
-          <w:rFonts w:ascii="Times New Roman" w:hAnsi="Times New Roman" w:cs="Times New Roman"/>
-          <w:sz w:val="20"/>
-          <w:szCs w:val="20"/>
-          <w:lang w:val="de-DE"/>
-        </w:rPr>
-        <w:t>)</w:t>
-      </w:r>
-      <w:r>
-        <w:rPr>
-          <w:rFonts w:ascii="Times New Roman" w:hAnsi="Times New Roman" w:cs="Times New Roman"/>
-          <w:sz w:val="20"/>
-          <w:szCs w:val="20"/>
-          <w:lang w:val="de-DE"/>
-        </w:rPr>
-        <w:t xml:space="preserve"> sowie </w:t>
-      </w:r>
-      <w:r>
-        <w:rPr>
-          <w:rFonts w:ascii="Times New Roman" w:hAnsi="Times New Roman" w:cs="Times New Roman"/>
-          <w:sz w:val="20"/>
-          <w:szCs w:val="20"/>
-          <w:highlight w:val="red"/>
-          <w:lang w:val="de-DE"/>
-        </w:rPr>
-        <w:t>##</w:t>
       </w:r>
       <w:r>
         <w:rPr>
@@ -1227,6 +964,150 @@
           <w:szCs w:val="20"/>
           <w:lang w:val="de-DE"/>
         </w:rPr>
+        <w:t>6</w:t>
+      </w:r>
+      <w:r>
+        <w:rPr>
+          <w:rFonts w:ascii="Times New Roman" w:hAnsi="Times New Roman" w:cs="Times New Roman"/>
+          <w:sz w:val="20"/>
+          <w:szCs w:val="20"/>
+          <w:vertAlign w:val="superscript"/>
+          <w:lang w:val="de-DE"/>
+        </w:rPr>
+        <w:t>r</w:t>
+      </w:r>
+      <w:r>
+        <w:rPr>
+          <w:rFonts w:ascii="Times New Roman" w:hAnsi="Times New Roman" w:cs="Times New Roman"/>
+          <w:sz w:val="20"/>
+          <w:szCs w:val="20"/>
+          <w:lang w:val="de-DE"/>
+        </w:rPr>
+        <w:t xml:space="preserve"> unten links</w:t>
+      </w:r>
+      <w:r>
+        <w:rPr>
+          <w:rFonts w:ascii="Times New Roman" w:hAnsi="Times New Roman" w:cs="Times New Roman"/>
+          <w:sz w:val="20"/>
+          <w:szCs w:val="20"/>
+          <w:lang w:val="de-DE"/>
+        </w:rPr>
+        <w:t xml:space="preserve">, </w:t>
+      </w:r>
+      <w:r>
+        <w:rPr>
+          <w:rFonts w:ascii="Times New Roman" w:hAnsi="Times New Roman" w:cs="Times New Roman"/>
+          <w:i/>
+          <w:sz w:val="20"/>
+          <w:szCs w:val="20"/>
+          <w:lang w:val="de-DE"/>
+        </w:rPr>
+        <w:t>[1</w:t>
+      </w:r>
+      <w:r>
+        <w:rPr>
+          <w:rFonts w:ascii="Times New Roman" w:hAnsi="Times New Roman" w:cs="Times New Roman"/>
+          <w:i/>
+          <w:sz w:val="20"/>
+          <w:szCs w:val="20"/>
+          <w:lang w:val="de-DE"/>
+        </w:rPr>
+        <w:t>3</w:t>
+      </w:r>
+      <w:r>
+        <w:rPr>
+          <w:rFonts w:ascii="Times New Roman" w:hAnsi="Times New Roman" w:cs="Times New Roman"/>
+          <w:i/>
+          <w:sz w:val="20"/>
+          <w:szCs w:val="20"/>
+          <w:lang w:val="de-DE"/>
+        </w:rPr>
+        <w:t>]</w:t>
+      </w:r>
+      <w:r>
+        <w:rPr>
+          <w:rFonts w:ascii="Times New Roman" w:hAnsi="Times New Roman" w:cs="Times New Roman"/>
+          <w:sz w:val="20"/>
+          <w:szCs w:val="20"/>
+          <w:lang w:val="de-DE"/>
+        </w:rPr>
+        <w:t xml:space="preserve"> bis </w:t>
+      </w:r>
+      <w:r>
+        <w:rPr>
+          <w:rFonts w:ascii="Times New Roman" w:hAnsi="Times New Roman" w:cs="Times New Roman"/>
+          <w:i/>
+          <w:sz w:val="20"/>
+          <w:szCs w:val="20"/>
+          <w:lang w:val="de-DE"/>
+        </w:rPr>
+        <w:t>[</w:t>
+      </w:r>
+      <w:r>
+        <w:rPr>
+          <w:rFonts w:ascii="Times New Roman" w:hAnsi="Times New Roman" w:cs="Times New Roman"/>
+          <w:i/>
+          <w:sz w:val="20"/>
+          <w:szCs w:val="20"/>
+          <w:lang w:val="de-DE"/>
+        </w:rPr>
+        <w:t>14</w:t>
+      </w:r>
+      <w:r>
+        <w:rPr>
+          <w:rFonts w:ascii="Times New Roman" w:hAnsi="Times New Roman" w:cs="Times New Roman"/>
+          <w:i/>
+          <w:sz w:val="20"/>
+          <w:szCs w:val="20"/>
+          <w:lang w:val="de-DE"/>
+        </w:rPr>
+        <w:t>]</w:t>
+      </w:r>
+      <w:r>
+        <w:rPr>
+          <w:rFonts w:ascii="Times New Roman" w:hAnsi="Times New Roman" w:cs="Times New Roman"/>
+          <w:sz w:val="20"/>
+          <w:szCs w:val="20"/>
+          <w:lang w:val="de-DE"/>
+        </w:rPr>
+        <w:t xml:space="preserve"> </w:t>
+      </w:r>
+      <w:r>
+        <w:rPr>
+          <w:rFonts w:ascii="Times New Roman" w:hAnsi="Times New Roman" w:cs="Times New Roman"/>
+          <w:sz w:val="20"/>
+          <w:szCs w:val="20"/>
+          <w:lang w:val="de-DE"/>
+        </w:rPr>
+        <w:t xml:space="preserve">auf </w:t>
+      </w:r>
+      <w:proofErr w:type="spellStart"/>
+      <w:r>
+        <w:rPr>
+          <w:rFonts w:ascii="Times New Roman" w:hAnsi="Times New Roman" w:cs="Times New Roman"/>
+          <w:sz w:val="20"/>
+          <w:szCs w:val="20"/>
+          <w:lang w:val="de-DE"/>
+        </w:rPr>
+        <w:t>Bl</w:t>
+      </w:r>
+      <w:proofErr w:type="spellEnd"/>
+      <w:r>
+        <w:rPr>
+          <w:rFonts w:ascii="Times New Roman" w:hAnsi="Times New Roman" w:cs="Times New Roman"/>
+          <w:sz w:val="20"/>
+          <w:szCs w:val="20"/>
+          <w:lang w:val="de-DE"/>
+        </w:rPr>
+        <w:t xml:space="preserve">. </w:t>
+      </w:r>
+      <w:r>
+        <w:rPr>
+          <w:rFonts w:ascii="Times New Roman" w:hAnsi="Times New Roman" w:cs="Times New Roman"/>
+          <w:sz w:val="20"/>
+          <w:szCs w:val="20"/>
+          <w:lang w:val="de-DE"/>
+        </w:rPr>
         <w:t>7</w:t>
       </w:r>
       <w:r>
@@ -1234,38 +1115,67 @@
           <w:rFonts w:ascii="Times New Roman" w:hAnsi="Times New Roman" w:cs="Times New Roman"/>
           <w:sz w:val="20"/>
           <w:szCs w:val="20"/>
-          <w:vertAlign w:val="superscript"/>
-          <w:lang w:val="de-DE"/>
-        </w:rPr>
-        <w:t>r</w:t>
-      </w:r>
-      <w:r>
-        <w:rPr>
-          <w:rFonts w:ascii="Times New Roman" w:hAnsi="Times New Roman" w:cs="Times New Roman"/>
-          <w:sz w:val="20"/>
-          <w:szCs w:val="20"/>
-          <w:lang w:val="de-DE"/>
-        </w:rPr>
-        <w:t xml:space="preserve"> unten </w:t>
-      </w:r>
-      <w:r>
-        <w:rPr>
-          <w:rFonts w:ascii="Times New Roman" w:hAnsi="Times New Roman" w:cs="Times New Roman"/>
-          <w:sz w:val="20"/>
-          <w:szCs w:val="20"/>
-          <w:lang w:val="de-DE"/>
-        </w:rPr>
-        <w:t xml:space="preserve">links und </w:t>
-      </w:r>
-      <w:r>
-        <w:rPr>
-          <w:rFonts w:ascii="Times New Roman" w:hAnsi="Times New Roman" w:cs="Times New Roman"/>
-          <w:sz w:val="20"/>
-          <w:szCs w:val="20"/>
-          <w:highlight w:val="red"/>
-          <w:lang w:val="de-DE"/>
-        </w:rPr>
-        <w:t>##</w:t>
+          <w:lang w:val="de-DE"/>
+        </w:rPr>
+        <w:t xml:space="preserve"> </w:t>
+      </w:r>
+      <w:r>
+        <w:rPr>
+          <w:rFonts w:ascii="Times New Roman" w:hAnsi="Times New Roman" w:cs="Times New Roman"/>
+          <w:sz w:val="20"/>
+          <w:szCs w:val="20"/>
+          <w:lang w:val="de-DE"/>
+        </w:rPr>
+        <w:t>unten links (</w:t>
+      </w:r>
+      <w:proofErr w:type="spellStart"/>
+      <w:r>
+        <w:rPr>
+          <w:rFonts w:ascii="Times New Roman" w:hAnsi="Times New Roman" w:cs="Times New Roman"/>
+          <w:sz w:val="20"/>
+          <w:szCs w:val="20"/>
+          <w:lang w:val="de-DE"/>
+        </w:rPr>
+        <w:t>recto</w:t>
+      </w:r>
+      <w:proofErr w:type="spellEnd"/>
+      <w:r>
+        <w:rPr>
+          <w:rFonts w:ascii="Times New Roman" w:hAnsi="Times New Roman" w:cs="Times New Roman"/>
+          <w:sz w:val="20"/>
+          <w:szCs w:val="20"/>
+          <w:lang w:val="de-DE"/>
+        </w:rPr>
+        <w:t>) oder rechts (</w:t>
+      </w:r>
+      <w:proofErr w:type="spellStart"/>
+      <w:r>
+        <w:rPr>
+          <w:rFonts w:ascii="Times New Roman" w:hAnsi="Times New Roman" w:cs="Times New Roman"/>
+          <w:sz w:val="20"/>
+          <w:szCs w:val="20"/>
+          <w:lang w:val="de-DE"/>
+        </w:rPr>
+        <w:t>verso</w:t>
+      </w:r>
+      <w:proofErr w:type="spellEnd"/>
+      <w:r>
+        <w:rPr>
+          <w:rFonts w:ascii="Times New Roman" w:hAnsi="Times New Roman" w:cs="Times New Roman"/>
+          <w:sz w:val="20"/>
+          <w:szCs w:val="20"/>
+          <w:lang w:val="de-DE"/>
+        </w:rPr>
+        <w:t>)</w:t>
+      </w:r>
+      <w:r>
+        <w:rPr>
+          <w:rFonts w:ascii="Times New Roman" w:hAnsi="Times New Roman" w:cs="Times New Roman"/>
+          <w:sz w:val="20"/>
+          <w:szCs w:val="20"/>
+          <w:lang w:val="de-DE"/>
+        </w:rPr>
+        <w:t xml:space="preserve">, </w:t>
       </w:r>
       <w:r>
         <w:rPr>
@@ -1287,7 +1197,7 @@
           <w:szCs w:val="20"/>
           <w:lang w:val="de-DE"/>
         </w:rPr>
-        <w:t>1</w:t>
+        <w:t>14</w:t>
       </w:r>
       <w:r>
         <w:rPr>
@@ -1298,7 +1208,809 @@
           <w:szCs w:val="20"/>
           <w:lang w:val="de-DE"/>
         </w:rPr>
+        <w:t>a]</w:t>
+      </w:r>
+      <w:r>
+        <w:rPr>
+          <w:rFonts w:ascii="Times New Roman" w:hAnsi="Times New Roman" w:cs="Times New Roman"/>
+          <w:sz w:val="20"/>
+          <w:szCs w:val="20"/>
+          <w:lang w:val="de-DE"/>
+        </w:rPr>
+        <w:t xml:space="preserve"> auf </w:t>
+      </w:r>
+      <w:proofErr w:type="spellStart"/>
+      <w:r>
+        <w:rPr>
+          <w:rFonts w:ascii="Times New Roman" w:hAnsi="Times New Roman" w:cs="Times New Roman"/>
+          <w:sz w:val="20"/>
+          <w:szCs w:val="20"/>
+          <w:lang w:val="de-DE"/>
+        </w:rPr>
+        <w:t>Bl</w:t>
+      </w:r>
+      <w:proofErr w:type="spellEnd"/>
+      <w:r>
+        <w:rPr>
+          <w:rFonts w:ascii="Times New Roman" w:hAnsi="Times New Roman" w:cs="Times New Roman"/>
+          <w:sz w:val="20"/>
+          <w:szCs w:val="20"/>
+          <w:lang w:val="de-DE"/>
+        </w:rPr>
+        <w:t>. 8</w:t>
+      </w:r>
+      <w:r>
+        <w:rPr>
+          <w:rFonts w:ascii="Times New Roman" w:hAnsi="Times New Roman" w:cs="Times New Roman"/>
+          <w:sz w:val="20"/>
+          <w:szCs w:val="20"/>
+          <w:vertAlign w:val="superscript"/>
+          <w:lang w:val="de-DE"/>
+        </w:rPr>
+        <w:t>v</w:t>
+      </w:r>
+      <w:r>
+        <w:rPr>
+          <w:rFonts w:ascii="Times New Roman" w:hAnsi="Times New Roman" w:cs="Times New Roman"/>
+          <w:sz w:val="20"/>
+          <w:szCs w:val="20"/>
+          <w:lang w:val="de-DE"/>
+        </w:rPr>
+        <w:t xml:space="preserve"> unten links </w:t>
+      </w:r>
+      <w:r>
+        <w:rPr>
+          <w:rFonts w:ascii="Times New Roman" w:hAnsi="Times New Roman" w:cs="Times New Roman"/>
+          <w:sz w:val="20"/>
+          <w:szCs w:val="20"/>
+          <w:lang w:val="de-DE"/>
+        </w:rPr>
+        <w:t xml:space="preserve">und </w:t>
+      </w:r>
+      <w:r>
+        <w:rPr>
+          <w:rFonts w:ascii="Times New Roman" w:hAnsi="Times New Roman" w:cs="Times New Roman"/>
+          <w:i/>
+          <w:sz w:val="20"/>
+          <w:szCs w:val="20"/>
+          <w:lang w:val="de-DE"/>
+        </w:rPr>
+        <w:t>[1</w:t>
+      </w:r>
+      <w:r>
+        <w:rPr>
+          <w:rFonts w:ascii="Times New Roman" w:hAnsi="Times New Roman" w:cs="Times New Roman"/>
+          <w:i/>
+          <w:sz w:val="20"/>
+          <w:szCs w:val="20"/>
+          <w:lang w:val="de-DE"/>
+        </w:rPr>
+        <w:t>1</w:t>
+      </w:r>
+      <w:r>
+        <w:rPr>
+          <w:rFonts w:ascii="Times New Roman" w:hAnsi="Times New Roman" w:cs="Times New Roman"/>
+          <w:i/>
+          <w:sz w:val="20"/>
+          <w:szCs w:val="20"/>
+          <w:lang w:val="de-DE"/>
+        </w:rPr>
+        <w:t>]</w:t>
+      </w:r>
+      <w:r>
+        <w:rPr>
+          <w:rFonts w:ascii="Times New Roman" w:hAnsi="Times New Roman" w:cs="Times New Roman"/>
+          <w:sz w:val="20"/>
+          <w:szCs w:val="20"/>
+          <w:lang w:val="de-DE"/>
+        </w:rPr>
+        <w:t xml:space="preserve"> bis </w:t>
+      </w:r>
+      <w:r>
+        <w:rPr>
+          <w:rFonts w:ascii="Times New Roman" w:hAnsi="Times New Roman" w:cs="Times New Roman"/>
+          <w:i/>
+          <w:sz w:val="20"/>
+          <w:szCs w:val="20"/>
+          <w:lang w:val="de-DE"/>
+        </w:rPr>
+        <w:t>[</w:t>
+      </w:r>
+      <w:r>
+        <w:rPr>
+          <w:rFonts w:ascii="Times New Roman" w:hAnsi="Times New Roman" w:cs="Times New Roman"/>
+          <w:i/>
+          <w:sz w:val="20"/>
+          <w:szCs w:val="20"/>
+          <w:lang w:val="de-DE"/>
+        </w:rPr>
+        <w:t>12</w:t>
+      </w:r>
+      <w:r>
+        <w:rPr>
+          <w:rFonts w:ascii="Times New Roman" w:hAnsi="Times New Roman" w:cs="Times New Roman"/>
+          <w:i/>
+          <w:sz w:val="20"/>
+          <w:szCs w:val="20"/>
+          <w:lang w:val="de-DE"/>
+        </w:rPr>
+        <w:t>]</w:t>
+      </w:r>
+      <w:r>
+        <w:rPr>
+          <w:rFonts w:ascii="Times New Roman" w:hAnsi="Times New Roman" w:cs="Times New Roman"/>
+          <w:sz w:val="20"/>
+          <w:szCs w:val="20"/>
+          <w:lang w:val="de-DE"/>
+        </w:rPr>
+        <w:t xml:space="preserve"> </w:t>
+      </w:r>
+      <w:r>
+        <w:rPr>
+          <w:rFonts w:ascii="Times New Roman" w:hAnsi="Times New Roman" w:cs="Times New Roman"/>
+          <w:sz w:val="20"/>
+          <w:szCs w:val="20"/>
+          <w:lang w:val="de-DE"/>
+        </w:rPr>
+        <w:t xml:space="preserve">auf </w:t>
+      </w:r>
+      <w:proofErr w:type="spellStart"/>
+      <w:r>
+        <w:rPr>
+          <w:rFonts w:ascii="Times New Roman" w:hAnsi="Times New Roman" w:cs="Times New Roman"/>
+          <w:sz w:val="20"/>
+          <w:szCs w:val="20"/>
+          <w:lang w:val="de-DE"/>
+        </w:rPr>
+        <w:t>Bl</w:t>
+      </w:r>
+      <w:proofErr w:type="spellEnd"/>
+      <w:r>
+        <w:rPr>
+          <w:rFonts w:ascii="Times New Roman" w:hAnsi="Times New Roman" w:cs="Times New Roman"/>
+          <w:sz w:val="20"/>
+          <w:szCs w:val="20"/>
+          <w:lang w:val="de-DE"/>
+        </w:rPr>
+        <w:t xml:space="preserve">. 9 </w:t>
+      </w:r>
+      <w:r>
+        <w:rPr>
+          <w:rFonts w:ascii="Times New Roman" w:hAnsi="Times New Roman" w:cs="Times New Roman"/>
+          <w:sz w:val="20"/>
+          <w:szCs w:val="20"/>
+          <w:lang w:val="de-DE"/>
+        </w:rPr>
+        <w:t>unten links (</w:t>
+      </w:r>
+      <w:proofErr w:type="spellStart"/>
+      <w:r>
+        <w:rPr>
+          <w:rFonts w:ascii="Times New Roman" w:hAnsi="Times New Roman" w:cs="Times New Roman"/>
+          <w:sz w:val="20"/>
+          <w:szCs w:val="20"/>
+          <w:lang w:val="de-DE"/>
+        </w:rPr>
+        <w:t>recto</w:t>
+      </w:r>
+      <w:proofErr w:type="spellEnd"/>
+      <w:r>
+        <w:rPr>
+          <w:rFonts w:ascii="Times New Roman" w:hAnsi="Times New Roman" w:cs="Times New Roman"/>
+          <w:sz w:val="20"/>
+          <w:szCs w:val="20"/>
+          <w:lang w:val="de-DE"/>
+        </w:rPr>
+        <w:t>) oder rechts (</w:t>
+      </w:r>
+      <w:proofErr w:type="spellStart"/>
+      <w:r>
+        <w:rPr>
+          <w:rFonts w:ascii="Times New Roman" w:hAnsi="Times New Roman" w:cs="Times New Roman"/>
+          <w:sz w:val="20"/>
+          <w:szCs w:val="20"/>
+          <w:lang w:val="de-DE"/>
+        </w:rPr>
+        <w:t>verso</w:t>
+      </w:r>
+      <w:proofErr w:type="spellEnd"/>
+      <w:r>
+        <w:rPr>
+          <w:rFonts w:ascii="Times New Roman" w:hAnsi="Times New Roman" w:cs="Times New Roman"/>
+          <w:sz w:val="20"/>
+          <w:szCs w:val="20"/>
+          <w:lang w:val="de-DE"/>
+        </w:rPr>
+        <w:t>).</w:t>
+      </w:r>
+      <w:r>
+        <w:rPr>
+          <w:rFonts w:ascii="Times New Roman" w:hAnsi="Times New Roman" w:cs="Times New Roman"/>
+          <w:sz w:val="20"/>
+          <w:szCs w:val="20"/>
+          <w:lang w:val="de-DE"/>
+        </w:rPr>
+        <w:t xml:space="preserve"> </w:t>
+      </w:r>
+      <w:proofErr w:type="spellStart"/>
+      <w:r>
+        <w:rPr>
+          <w:rFonts w:ascii="Times New Roman" w:hAnsi="Times New Roman" w:cs="Times New Roman"/>
+          <w:sz w:val="20"/>
+          <w:szCs w:val="20"/>
+          <w:lang w:val="de-DE"/>
+        </w:rPr>
+        <w:t>Bl</w:t>
+      </w:r>
+      <w:proofErr w:type="spellEnd"/>
+      <w:r>
+        <w:rPr>
+          <w:rFonts w:ascii="Times New Roman" w:hAnsi="Times New Roman" w:cs="Times New Roman"/>
+          <w:sz w:val="20"/>
+          <w:szCs w:val="20"/>
+          <w:lang w:val="de-DE"/>
+        </w:rPr>
+        <w:t xml:space="preserve">. </w:t>
+      </w:r>
+      <w:proofErr w:type="spellStart"/>
+      <w:r>
+        <w:rPr>
+          <w:rFonts w:ascii="Times New Roman" w:hAnsi="Times New Roman" w:cs="Times New Roman"/>
+          <w:sz w:val="20"/>
+          <w:szCs w:val="20"/>
+          <w:lang w:val="de-DE"/>
+        </w:rPr>
+        <w:t>a</w:t>
+      </w:r>
+      <w:r>
+        <w:rPr>
+          <w:rFonts w:ascii="Times New Roman" w:hAnsi="Times New Roman" w:cs="Times New Roman"/>
+          <w:sz w:val="20"/>
+          <w:szCs w:val="20"/>
+          <w:vertAlign w:val="superscript"/>
+          <w:lang w:val="de-DE"/>
+        </w:rPr>
+        <w:t>v</w:t>
+      </w:r>
+      <w:proofErr w:type="spellEnd"/>
+      <w:r>
+        <w:rPr>
+          <w:rFonts w:ascii="Times New Roman" w:hAnsi="Times New Roman" w:cs="Times New Roman"/>
+          <w:sz w:val="20"/>
+          <w:szCs w:val="20"/>
+          <w:lang w:val="de-DE"/>
+        </w:rPr>
+        <w:t>–</w:t>
+      </w:r>
+      <w:proofErr w:type="spellStart"/>
+      <w:r>
+        <w:rPr>
+          <w:rFonts w:ascii="Times New Roman" w:hAnsi="Times New Roman" w:cs="Times New Roman"/>
+          <w:sz w:val="20"/>
+          <w:szCs w:val="20"/>
+          <w:lang w:val="de-DE"/>
+        </w:rPr>
+        <w:t>b</w:t>
+      </w:r>
+      <w:r>
+        <w:rPr>
+          <w:rFonts w:ascii="Times New Roman" w:hAnsi="Times New Roman" w:cs="Times New Roman"/>
+          <w:sz w:val="20"/>
+          <w:szCs w:val="20"/>
+          <w:vertAlign w:val="superscript"/>
+          <w:lang w:val="de-DE"/>
+        </w:rPr>
+        <w:t>v</w:t>
+      </w:r>
+      <w:proofErr w:type="spellEnd"/>
+      <w:r>
+        <w:rPr>
+          <w:rFonts w:ascii="Times New Roman" w:hAnsi="Times New Roman" w:cs="Times New Roman"/>
+          <w:sz w:val="20"/>
+          <w:szCs w:val="20"/>
+          <w:lang w:val="de-DE"/>
+        </w:rPr>
+        <w:t>, 1</w:t>
+      </w:r>
+      <w:r>
+        <w:rPr>
+          <w:rFonts w:ascii="Times New Roman" w:hAnsi="Times New Roman" w:cs="Times New Roman"/>
+          <w:sz w:val="20"/>
+          <w:szCs w:val="20"/>
+          <w:vertAlign w:val="superscript"/>
+          <w:lang w:val="de-DE"/>
+        </w:rPr>
+        <w:t>v</w:t>
+      </w:r>
+      <w:r>
+        <w:rPr>
+          <w:rFonts w:ascii="Times New Roman" w:hAnsi="Times New Roman" w:cs="Times New Roman"/>
+          <w:sz w:val="20"/>
+          <w:szCs w:val="20"/>
+          <w:lang w:val="de-DE"/>
+        </w:rPr>
+        <w:t xml:space="preserve">, </w:t>
+      </w:r>
+      <w:r>
+        <w:rPr>
+          <w:rFonts w:ascii="Times New Roman" w:hAnsi="Times New Roman" w:cs="Times New Roman"/>
+          <w:sz w:val="20"/>
+          <w:szCs w:val="20"/>
+          <w:lang w:val="de-DE"/>
+        </w:rPr>
+        <w:t>6</w:t>
+      </w:r>
+      <w:r>
+        <w:rPr>
+          <w:rFonts w:ascii="Times New Roman" w:hAnsi="Times New Roman" w:cs="Times New Roman"/>
+          <w:sz w:val="20"/>
+          <w:szCs w:val="20"/>
+          <w:vertAlign w:val="superscript"/>
+          <w:lang w:val="de-DE"/>
+        </w:rPr>
+        <w:t>v</w:t>
+      </w:r>
+      <w:r>
+        <w:rPr>
+          <w:rFonts w:ascii="Times New Roman" w:hAnsi="Times New Roman" w:cs="Times New Roman"/>
+          <w:sz w:val="20"/>
+          <w:szCs w:val="20"/>
+          <w:lang w:val="de-DE"/>
+        </w:rPr>
+        <w:t>, 8</w:t>
+      </w:r>
+      <w:r>
+        <w:rPr>
+          <w:rFonts w:ascii="Times New Roman" w:hAnsi="Times New Roman" w:cs="Times New Roman"/>
+          <w:sz w:val="20"/>
+          <w:szCs w:val="20"/>
+          <w:vertAlign w:val="superscript"/>
+          <w:lang w:val="de-DE"/>
+        </w:rPr>
+        <w:t>r</w:t>
+      </w:r>
+      <w:r>
+        <w:rPr>
+          <w:rFonts w:ascii="Times New Roman" w:hAnsi="Times New Roman" w:cs="Times New Roman"/>
+          <w:sz w:val="20"/>
+          <w:szCs w:val="20"/>
+          <w:lang w:val="de-DE"/>
+        </w:rPr>
+        <w:t xml:space="preserve"> und</w:t>
+      </w:r>
+      <w:r>
+        <w:rPr>
+          <w:rFonts w:ascii="Times New Roman" w:hAnsi="Times New Roman" w:cs="Times New Roman"/>
+          <w:sz w:val="20"/>
+          <w:szCs w:val="20"/>
+          <w:lang w:val="de-DE"/>
+        </w:rPr>
+        <w:t xml:space="preserve"> </w:t>
+      </w:r>
+      <w:r>
+        <w:rPr>
+          <w:rFonts w:ascii="Times New Roman" w:hAnsi="Times New Roman" w:cs="Times New Roman"/>
+          <w:sz w:val="20"/>
+          <w:szCs w:val="20"/>
+          <w:lang w:val="de-DE"/>
+        </w:rPr>
+        <w:t>9</w:t>
+      </w:r>
+      <w:r>
+        <w:rPr>
+          <w:rFonts w:ascii="Times New Roman" w:hAnsi="Times New Roman" w:cs="Times New Roman"/>
+          <w:sz w:val="20"/>
+          <w:szCs w:val="20"/>
+          <w:vertAlign w:val="superscript"/>
+          <w:lang w:val="de-DE"/>
+        </w:rPr>
+        <w:t>v</w:t>
+      </w:r>
+      <w:r>
+        <w:rPr>
+          <w:rFonts w:ascii="Times New Roman" w:hAnsi="Times New Roman" w:cs="Times New Roman"/>
+          <w:sz w:val="20"/>
+          <w:szCs w:val="20"/>
+          <w:lang w:val="de-DE"/>
+        </w:rPr>
+        <w:t xml:space="preserve"> bis auf die archivalische Paginierung unbeschriftet.</w:t>
+      </w:r>
+      <w:r>
+        <w:rPr>
+          <w:rFonts w:ascii="Times New Roman" w:hAnsi="Times New Roman" w:cs="Times New Roman"/>
+          <w:sz w:val="20"/>
+          <w:szCs w:val="20"/>
+          <w:lang w:val="de-DE"/>
+        </w:rPr>
+        <w:t xml:space="preserve"> </w:t>
+      </w:r>
+      <w:proofErr w:type="spellStart"/>
+      <w:r>
+        <w:rPr>
+          <w:rFonts w:ascii="Times New Roman" w:hAnsi="Times New Roman" w:cs="Times New Roman"/>
+          <w:sz w:val="20"/>
+          <w:szCs w:val="20"/>
+          <w:lang w:val="de-DE"/>
+        </w:rPr>
+        <w:t>Bl</w:t>
+      </w:r>
+      <w:proofErr w:type="spellEnd"/>
+      <w:r>
+        <w:rPr>
+          <w:rFonts w:ascii="Times New Roman" w:hAnsi="Times New Roman" w:cs="Times New Roman"/>
+          <w:sz w:val="20"/>
+          <w:szCs w:val="20"/>
+          <w:lang w:val="de-DE"/>
+        </w:rPr>
+        <w:t xml:space="preserve">. 1/2 wurden aus jeweils von separaten Bögen abgetrennten Blättern durch Klebung am überlappenden Falz zu einem Bogen zusammengesetzt. </w:t>
+      </w:r>
+      <w:r>
+        <w:rPr>
+          <w:rFonts w:ascii="Times New Roman" w:hAnsi="Times New Roman" w:cs="Times New Roman"/>
+          <w:sz w:val="20"/>
+          <w:szCs w:val="20"/>
+          <w:lang w:val="de-DE"/>
+        </w:rPr>
+        <w:t>Rissspuren am linken (</w:t>
+      </w:r>
+      <w:proofErr w:type="spellStart"/>
+      <w:r>
+        <w:rPr>
+          <w:rFonts w:ascii="Times New Roman" w:hAnsi="Times New Roman" w:cs="Times New Roman"/>
+          <w:sz w:val="20"/>
+          <w:szCs w:val="20"/>
+          <w:lang w:val="de-DE"/>
+        </w:rPr>
+        <w:t>recto</w:t>
+      </w:r>
+      <w:proofErr w:type="spellEnd"/>
+      <w:r>
+        <w:rPr>
+          <w:rFonts w:ascii="Times New Roman" w:hAnsi="Times New Roman" w:cs="Times New Roman"/>
+          <w:sz w:val="20"/>
+          <w:szCs w:val="20"/>
+          <w:lang w:val="de-DE"/>
+        </w:rPr>
+        <w:t xml:space="preserve">) Rand von </w:t>
+      </w:r>
+      <w:proofErr w:type="spellStart"/>
+      <w:r>
+        <w:rPr>
+          <w:rFonts w:ascii="Times New Roman" w:hAnsi="Times New Roman" w:cs="Times New Roman"/>
+          <w:sz w:val="20"/>
+          <w:szCs w:val="20"/>
+          <w:lang w:val="de-DE"/>
+        </w:rPr>
+        <w:t>Bl</w:t>
+      </w:r>
+      <w:proofErr w:type="spellEnd"/>
+      <w:r>
+        <w:rPr>
+          <w:rFonts w:ascii="Times New Roman" w:hAnsi="Times New Roman" w:cs="Times New Roman"/>
+          <w:sz w:val="20"/>
+          <w:szCs w:val="20"/>
+          <w:lang w:val="de-DE"/>
+        </w:rPr>
+        <w:t xml:space="preserve">. </w:t>
+      </w:r>
+      <w:r>
+        <w:rPr>
+          <w:rFonts w:ascii="Times New Roman" w:hAnsi="Times New Roman" w:cs="Times New Roman"/>
+          <w:sz w:val="20"/>
+          <w:szCs w:val="20"/>
+          <w:lang w:val="de-DE"/>
+        </w:rPr>
         <w:t>4</w:t>
+      </w:r>
+      <w:r>
+        <w:rPr>
+          <w:rFonts w:ascii="Times New Roman" w:hAnsi="Times New Roman" w:cs="Times New Roman"/>
+          <w:sz w:val="20"/>
+          <w:szCs w:val="20"/>
+          <w:lang w:val="de-DE"/>
+        </w:rPr>
+        <w:t>: von Bogen abgetrennt.</w:t>
+      </w:r>
+      <w:r>
+        <w:rPr>
+          <w:rFonts w:ascii="Times New Roman" w:hAnsi="Times New Roman" w:cs="Times New Roman"/>
+          <w:sz w:val="20"/>
+          <w:szCs w:val="20"/>
+          <w:lang w:val="de-DE"/>
+        </w:rPr>
+        <w:t xml:space="preserve"> Reste einer Fadenheftung bei </w:t>
+      </w:r>
+      <w:proofErr w:type="spellStart"/>
+      <w:r>
+        <w:rPr>
+          <w:rFonts w:ascii="Times New Roman" w:hAnsi="Times New Roman" w:cs="Times New Roman"/>
+          <w:sz w:val="20"/>
+          <w:szCs w:val="20"/>
+          <w:lang w:val="de-DE"/>
+        </w:rPr>
+        <w:t>Bl</w:t>
+      </w:r>
+      <w:proofErr w:type="spellEnd"/>
+      <w:r>
+        <w:rPr>
+          <w:rFonts w:ascii="Times New Roman" w:hAnsi="Times New Roman" w:cs="Times New Roman"/>
+          <w:sz w:val="20"/>
+          <w:szCs w:val="20"/>
+          <w:lang w:val="de-DE"/>
+        </w:rPr>
+        <w:t xml:space="preserve">. a/b und </w:t>
+      </w:r>
+      <w:proofErr w:type="spellStart"/>
+      <w:r>
+        <w:rPr>
+          <w:rFonts w:ascii="Times New Roman" w:hAnsi="Times New Roman" w:cs="Times New Roman"/>
+          <w:sz w:val="20"/>
+          <w:szCs w:val="20"/>
+          <w:lang w:val="de-DE"/>
+        </w:rPr>
+        <w:t>Bl</w:t>
+      </w:r>
+      <w:proofErr w:type="spellEnd"/>
+      <w:r>
+        <w:rPr>
+          <w:rFonts w:ascii="Times New Roman" w:hAnsi="Times New Roman" w:cs="Times New Roman"/>
+          <w:sz w:val="20"/>
+          <w:szCs w:val="20"/>
+          <w:lang w:val="de-DE"/>
+        </w:rPr>
+        <w:t xml:space="preserve">. 1–5: </w:t>
+      </w:r>
+      <w:proofErr w:type="spellStart"/>
+      <w:r>
+        <w:rPr>
+          <w:rFonts w:ascii="Times New Roman" w:hAnsi="Times New Roman" w:cs="Times New Roman"/>
+          <w:sz w:val="20"/>
+          <w:szCs w:val="20"/>
+          <w:lang w:val="de-DE"/>
+        </w:rPr>
+        <w:t>Bl</w:t>
+      </w:r>
+      <w:proofErr w:type="spellEnd"/>
+      <w:r>
+        <w:rPr>
+          <w:rFonts w:ascii="Times New Roman" w:hAnsi="Times New Roman" w:cs="Times New Roman"/>
+          <w:sz w:val="20"/>
+          <w:szCs w:val="20"/>
+          <w:lang w:val="de-DE"/>
+        </w:rPr>
+        <w:t xml:space="preserve">. 1–5 waren in </w:t>
+      </w:r>
+      <w:proofErr w:type="spellStart"/>
+      <w:r>
+        <w:rPr>
+          <w:rFonts w:ascii="Times New Roman" w:hAnsi="Times New Roman" w:cs="Times New Roman"/>
+          <w:sz w:val="20"/>
+          <w:szCs w:val="20"/>
+          <w:lang w:val="de-DE"/>
+        </w:rPr>
+        <w:t>Bl</w:t>
+      </w:r>
+      <w:proofErr w:type="spellEnd"/>
+      <w:r>
+        <w:rPr>
+          <w:rFonts w:ascii="Times New Roman" w:hAnsi="Times New Roman" w:cs="Times New Roman"/>
+          <w:sz w:val="20"/>
+          <w:szCs w:val="20"/>
+          <w:lang w:val="de-DE"/>
+        </w:rPr>
+        <w:t xml:space="preserve">. a/b eingeheftet. </w:t>
+      </w:r>
+      <w:proofErr w:type="spellStart"/>
+      <w:r>
+        <w:rPr>
+          <w:rFonts w:ascii="Times New Roman" w:hAnsi="Times New Roman" w:cs="Times New Roman"/>
+          <w:sz w:val="20"/>
+          <w:szCs w:val="20"/>
+          <w:lang w:val="de-DE"/>
+        </w:rPr>
+        <w:t>Bl</w:t>
+      </w:r>
+      <w:proofErr w:type="spellEnd"/>
+      <w:r>
+        <w:rPr>
+          <w:rFonts w:ascii="Times New Roman" w:hAnsi="Times New Roman" w:cs="Times New Roman"/>
+          <w:sz w:val="20"/>
+          <w:szCs w:val="20"/>
+          <w:lang w:val="de-DE"/>
+        </w:rPr>
+        <w:t xml:space="preserve">. </w:t>
+      </w:r>
+      <w:r>
+        <w:rPr>
+          <w:rFonts w:ascii="Times New Roman" w:hAnsi="Times New Roman" w:cs="Times New Roman"/>
+          <w:sz w:val="20"/>
+          <w:szCs w:val="20"/>
+          <w:lang w:val="de-DE"/>
+        </w:rPr>
+        <w:t>6</w:t>
+      </w:r>
+      <w:r>
+        <w:rPr>
+          <w:rFonts w:ascii="Times New Roman" w:hAnsi="Times New Roman" w:cs="Times New Roman"/>
+          <w:sz w:val="20"/>
+          <w:szCs w:val="20"/>
+          <w:lang w:val="de-DE"/>
+        </w:rPr>
+        <w:t xml:space="preserve"> ist eine abgelöste Tektur auf </w:t>
+      </w:r>
+      <w:proofErr w:type="spellStart"/>
+      <w:r>
+        <w:rPr>
+          <w:rFonts w:ascii="Times New Roman" w:hAnsi="Times New Roman" w:cs="Times New Roman"/>
+          <w:sz w:val="20"/>
+          <w:szCs w:val="20"/>
+          <w:lang w:val="de-DE"/>
+        </w:rPr>
+        <w:t>Bl</w:t>
+      </w:r>
+      <w:proofErr w:type="spellEnd"/>
+      <w:r>
+        <w:rPr>
+          <w:rFonts w:ascii="Times New Roman" w:hAnsi="Times New Roman" w:cs="Times New Roman"/>
+          <w:sz w:val="20"/>
+          <w:szCs w:val="20"/>
+          <w:lang w:val="de-DE"/>
+        </w:rPr>
+        <w:t>.</w:t>
+      </w:r>
+      <w:r>
+        <w:rPr>
+          <w:rFonts w:ascii="Times New Roman" w:hAnsi="Times New Roman" w:cs="Times New Roman"/>
+          <w:sz w:val="20"/>
+          <w:szCs w:val="20"/>
+          <w:lang w:val="de-DE"/>
+        </w:rPr>
+        <w:t> 7</w:t>
+      </w:r>
+      <w:r>
+        <w:rPr>
+          <w:rFonts w:ascii="Times New Roman" w:hAnsi="Times New Roman" w:cs="Times New Roman"/>
+          <w:sz w:val="20"/>
+          <w:szCs w:val="20"/>
+          <w:vertAlign w:val="superscript"/>
+          <w:lang w:val="de-DE"/>
+        </w:rPr>
+        <w:t>r</w:t>
+      </w:r>
+      <w:r>
+        <w:rPr>
+          <w:rFonts w:ascii="Times New Roman" w:hAnsi="Times New Roman" w:cs="Times New Roman"/>
+          <w:sz w:val="20"/>
+          <w:szCs w:val="20"/>
+          <w:lang w:val="de-DE"/>
+        </w:rPr>
+        <w:t xml:space="preserve"> System 19–27. </w:t>
+      </w:r>
+      <w:proofErr w:type="spellStart"/>
+      <w:r>
+        <w:rPr>
+          <w:rFonts w:ascii="Times New Roman" w:hAnsi="Times New Roman" w:cs="Times New Roman"/>
+          <w:sz w:val="20"/>
+          <w:szCs w:val="20"/>
+          <w:lang w:val="de-DE"/>
+        </w:rPr>
+        <w:t>Bl</w:t>
+      </w:r>
+      <w:proofErr w:type="spellEnd"/>
+      <w:r>
+        <w:rPr>
+          <w:rFonts w:ascii="Times New Roman" w:hAnsi="Times New Roman" w:cs="Times New Roman"/>
+          <w:sz w:val="20"/>
+          <w:szCs w:val="20"/>
+          <w:lang w:val="de-DE"/>
+        </w:rPr>
+        <w:t xml:space="preserve">. 8 ist eine abgelöste Tektur auf </w:t>
+      </w:r>
+      <w:proofErr w:type="spellStart"/>
+      <w:r>
+        <w:rPr>
+          <w:rFonts w:ascii="Times New Roman" w:hAnsi="Times New Roman" w:cs="Times New Roman"/>
+          <w:sz w:val="20"/>
+          <w:szCs w:val="20"/>
+          <w:lang w:val="de-DE"/>
+        </w:rPr>
+        <w:t>Bl</w:t>
+      </w:r>
+      <w:proofErr w:type="spellEnd"/>
+      <w:r>
+        <w:rPr>
+          <w:rFonts w:ascii="Times New Roman" w:hAnsi="Times New Roman" w:cs="Times New Roman"/>
+          <w:sz w:val="20"/>
+          <w:szCs w:val="20"/>
+          <w:lang w:val="de-DE"/>
+        </w:rPr>
+        <w:t xml:space="preserve">. </w:t>
+      </w:r>
+      <w:r>
+        <w:rPr>
+          <w:rFonts w:ascii="Times New Roman" w:hAnsi="Times New Roman" w:cs="Times New Roman"/>
+          <w:sz w:val="20"/>
+          <w:szCs w:val="20"/>
+          <w:lang w:val="de-DE"/>
+        </w:rPr>
+        <w:t>7</w:t>
+      </w:r>
+      <w:r>
+        <w:rPr>
+          <w:rFonts w:ascii="Times New Roman" w:hAnsi="Times New Roman" w:cs="Times New Roman"/>
+          <w:sz w:val="20"/>
+          <w:szCs w:val="20"/>
+          <w:vertAlign w:val="superscript"/>
+          <w:lang w:val="de-DE"/>
+        </w:rPr>
+        <w:t>v</w:t>
+      </w:r>
+      <w:r>
+        <w:rPr>
+          <w:rFonts w:ascii="Times New Roman" w:hAnsi="Times New Roman" w:cs="Times New Roman"/>
+          <w:sz w:val="20"/>
+          <w:szCs w:val="20"/>
+          <w:lang w:val="de-DE"/>
+        </w:rPr>
+        <w:t xml:space="preserve"> System 2–26.</w:t>
+      </w:r>
+      <w:r>
+        <w:rPr>
+          <w:rFonts w:ascii="Times New Roman" w:hAnsi="Times New Roman" w:cs="Times New Roman"/>
+          <w:sz w:val="20"/>
+          <w:szCs w:val="20"/>
+          <w:lang w:val="de-DE"/>
+        </w:rPr>
+        <w:t xml:space="preserve"> [Die archivalische Paginierung zeigt die umgedrehte Faltung des Bogens </w:t>
+      </w:r>
+      <w:proofErr w:type="spellStart"/>
+      <w:r>
+        <w:rPr>
+          <w:rFonts w:ascii="Times New Roman" w:hAnsi="Times New Roman" w:cs="Times New Roman"/>
+          <w:sz w:val="20"/>
+          <w:szCs w:val="20"/>
+          <w:lang w:val="de-DE"/>
+        </w:rPr>
+        <w:t>Bl</w:t>
+      </w:r>
+      <w:proofErr w:type="spellEnd"/>
+      <w:r>
+        <w:rPr>
+          <w:rFonts w:ascii="Times New Roman" w:hAnsi="Times New Roman" w:cs="Times New Roman"/>
+          <w:sz w:val="20"/>
+          <w:szCs w:val="20"/>
+          <w:lang w:val="de-DE"/>
+        </w:rPr>
+        <w:t xml:space="preserve">. 7/9 zum Zeitpunkt der Übernahme der Quelle aus dem Besitz von Hans Moldenhauer in CH-Bps in den 1980er Jahren an: nämlich mit </w:t>
+      </w:r>
+      <w:proofErr w:type="spellStart"/>
+      <w:r>
+        <w:rPr>
+          <w:rFonts w:ascii="Times New Roman" w:hAnsi="Times New Roman" w:cs="Times New Roman"/>
+          <w:sz w:val="20"/>
+          <w:szCs w:val="20"/>
+          <w:lang w:val="de-DE"/>
+        </w:rPr>
+        <w:t>Bl</w:t>
+      </w:r>
+      <w:proofErr w:type="spellEnd"/>
+      <w:r>
+        <w:rPr>
+          <w:rFonts w:ascii="Times New Roman" w:hAnsi="Times New Roman" w:cs="Times New Roman"/>
+          <w:sz w:val="20"/>
+          <w:szCs w:val="20"/>
+          <w:lang w:val="de-DE"/>
+        </w:rPr>
+        <w:t xml:space="preserve">. 9 als vorderes </w:t>
+      </w:r>
+      <w:r>
+        <w:rPr>
+          <w:rFonts w:ascii="Times New Roman" w:hAnsi="Times New Roman" w:cs="Times New Roman"/>
+          <w:sz w:val="20"/>
+          <w:szCs w:val="20"/>
+          <w:lang w:val="de-DE"/>
+        </w:rPr>
+        <w:t xml:space="preserve">(S. </w:t>
       </w:r>
       <w:r>
         <w:rPr>
@@ -1309,16 +2021,58 @@
           <w:szCs w:val="20"/>
           <w:lang w:val="de-DE"/>
         </w:rPr>
-        <w:t>a]</w:t>
-      </w:r>
-      <w:r>
-        <w:rPr>
-          <w:rFonts w:ascii="Times New Roman" w:hAnsi="Times New Roman" w:cs="Times New Roman"/>
-          <w:sz w:val="20"/>
-          <w:szCs w:val="20"/>
-          <w:lang w:val="de-DE"/>
-        </w:rPr>
-        <w:t xml:space="preserve"> auf </w:t>
+        <w:t>[</w:t>
+      </w:r>
+      <w:proofErr w:type="gramStart"/>
+      <w:r>
+        <w:rPr>
+          <w:rFonts w:ascii="Times New Roman" w:hAnsi="Times New Roman" w:cs="Times New Roman"/>
+          <w:i/>
+          <w:iCs/>
+          <w:sz w:val="20"/>
+          <w:szCs w:val="20"/>
+          <w:lang w:val="de-DE"/>
+        </w:rPr>
+        <w:t>11]</w:t>
+      </w:r>
+      <w:r>
+        <w:rPr>
+          <w:rFonts w:ascii="Times New Roman" w:hAnsi="Times New Roman" w:cs="Times New Roman"/>
+          <w:sz w:val="20"/>
+          <w:szCs w:val="20"/>
+          <w:lang w:val="de-DE"/>
+        </w:rPr>
+        <w:t>–</w:t>
+      </w:r>
+      <w:proofErr w:type="gramEnd"/>
+      <w:r>
+        <w:rPr>
+          <w:rFonts w:ascii="Times New Roman" w:hAnsi="Times New Roman" w:cs="Times New Roman"/>
+          <w:i/>
+          <w:iCs/>
+          <w:sz w:val="20"/>
+          <w:szCs w:val="20"/>
+          <w:lang w:val="de-DE"/>
+        </w:rPr>
+        <w:t>[12]</w:t>
+      </w:r>
+      <w:r>
+        <w:rPr>
+          <w:rFonts w:ascii="Times New Roman" w:hAnsi="Times New Roman" w:cs="Times New Roman"/>
+          <w:sz w:val="20"/>
+          <w:szCs w:val="20"/>
+          <w:lang w:val="de-DE"/>
+        </w:rPr>
+        <w:t>)</w:t>
+      </w:r>
+      <w:r>
+        <w:rPr>
+          <w:rFonts w:ascii="Times New Roman" w:hAnsi="Times New Roman" w:cs="Times New Roman"/>
+          <w:sz w:val="20"/>
+          <w:szCs w:val="20"/>
+          <w:lang w:val="de-DE"/>
+        </w:rPr>
+        <w:t xml:space="preserve"> und </w:t>
       </w:r>
       <w:proofErr w:type="spellStart"/>
       <w:r>
@@ -1338,86 +2092,62 @@
           <w:szCs w:val="20"/>
           <w:lang w:val="de-DE"/>
         </w:rPr>
-        <w:t>. </w:t>
-      </w:r>
-      <w:r>
-        <w:rPr>
-          <w:rFonts w:ascii="Times New Roman" w:hAnsi="Times New Roman" w:cs="Times New Roman"/>
-          <w:sz w:val="20"/>
-          <w:szCs w:val="20"/>
-          <w:lang w:val="de-DE"/>
-        </w:rPr>
-        <w:t>8</w:t>
-      </w:r>
-      <w:r>
-        <w:rPr>
-          <w:rFonts w:ascii="Times New Roman" w:hAnsi="Times New Roman" w:cs="Times New Roman"/>
-          <w:sz w:val="20"/>
-          <w:szCs w:val="20"/>
-          <w:vertAlign w:val="superscript"/>
-          <w:lang w:val="de-DE"/>
-        </w:rPr>
-        <w:t>r</w:t>
-      </w:r>
-      <w:r>
-        <w:rPr>
-          <w:rFonts w:ascii="Times New Roman" w:hAnsi="Times New Roman" w:cs="Times New Roman"/>
-          <w:sz w:val="20"/>
-          <w:szCs w:val="20"/>
-          <w:lang w:val="de-DE"/>
-        </w:rPr>
-        <w:t>.</w:t>
-      </w:r>
-      <w:r>
-        <w:rPr>
-          <w:rFonts w:ascii="Times New Roman" w:hAnsi="Times New Roman" w:cs="Times New Roman"/>
-          <w:sz w:val="20"/>
-          <w:szCs w:val="20"/>
-          <w:lang w:val="de-DE"/>
-        </w:rPr>
-        <w:t xml:space="preserve"> </w:t>
-      </w:r>
-      <w:proofErr w:type="spellStart"/>
-      <w:r>
-        <w:rPr>
-          <w:rFonts w:ascii="Times New Roman" w:hAnsi="Times New Roman" w:cs="Times New Roman"/>
-          <w:sz w:val="20"/>
-          <w:szCs w:val="20"/>
-          <w:lang w:val="de-DE"/>
-        </w:rPr>
-        <w:t>Bl</w:t>
-      </w:r>
-      <w:proofErr w:type="spellEnd"/>
-      <w:r>
-        <w:rPr>
-          <w:rFonts w:ascii="Times New Roman" w:hAnsi="Times New Roman" w:cs="Times New Roman"/>
-          <w:sz w:val="20"/>
-          <w:szCs w:val="20"/>
-          <w:lang w:val="de-DE"/>
-        </w:rPr>
-        <w:t xml:space="preserve">. </w:t>
-      </w:r>
-      <w:proofErr w:type="spellStart"/>
-      <w:r>
-        <w:rPr>
-          <w:rFonts w:ascii="Times New Roman" w:hAnsi="Times New Roman" w:cs="Times New Roman"/>
-          <w:sz w:val="20"/>
-          <w:szCs w:val="20"/>
-          <w:lang w:val="de-DE"/>
-        </w:rPr>
-        <w:t>a</w:t>
-      </w:r>
-      <w:r>
-        <w:rPr>
-          <w:rFonts w:ascii="Times New Roman" w:hAnsi="Times New Roman" w:cs="Times New Roman"/>
-          <w:sz w:val="20"/>
-          <w:szCs w:val="20"/>
-          <w:vertAlign w:val="superscript"/>
-          <w:lang w:val="de-DE"/>
-        </w:rPr>
-        <w:t>v</w:t>
-      </w:r>
-      <w:proofErr w:type="spellEnd"/>
+        <w:t xml:space="preserve">. 7 als hinteres </w:t>
+      </w:r>
+      <w:r>
+        <w:rPr>
+          <w:rFonts w:ascii="Times New Roman" w:hAnsi="Times New Roman" w:cs="Times New Roman"/>
+          <w:sz w:val="20"/>
+          <w:szCs w:val="20"/>
+          <w:lang w:val="de-DE"/>
+        </w:rPr>
+        <w:t xml:space="preserve">(S. </w:t>
+      </w:r>
+      <w:r>
+        <w:rPr>
+          <w:rFonts w:ascii="Times New Roman" w:hAnsi="Times New Roman" w:cs="Times New Roman"/>
+          <w:i/>
+          <w:iCs/>
+          <w:sz w:val="20"/>
+          <w:szCs w:val="20"/>
+          <w:lang w:val="de-DE"/>
+        </w:rPr>
+        <w:t>[</w:t>
+      </w:r>
+      <w:proofErr w:type="gramStart"/>
+      <w:r>
+        <w:rPr>
+          <w:rFonts w:ascii="Times New Roman" w:hAnsi="Times New Roman" w:cs="Times New Roman"/>
+          <w:i/>
+          <w:iCs/>
+          <w:sz w:val="20"/>
+          <w:szCs w:val="20"/>
+          <w:lang w:val="de-DE"/>
+        </w:rPr>
+        <w:t>1</w:t>
+      </w:r>
+      <w:r>
+        <w:rPr>
+          <w:rFonts w:ascii="Times New Roman" w:hAnsi="Times New Roman" w:cs="Times New Roman"/>
+          <w:i/>
+          <w:iCs/>
+          <w:sz w:val="20"/>
+          <w:szCs w:val="20"/>
+          <w:lang w:val="de-DE"/>
+        </w:rPr>
+        <w:t>3</w:t>
+      </w:r>
+      <w:r>
+        <w:rPr>
+          <w:rFonts w:ascii="Times New Roman" w:hAnsi="Times New Roman" w:cs="Times New Roman"/>
+          <w:i/>
+          <w:iCs/>
+          <w:sz w:val="20"/>
+          <w:szCs w:val="20"/>
+          <w:lang w:val="de-DE"/>
+        </w:rPr>
+        <w:t>]</w:t>
+      </w:r>
       <w:r>
         <w:rPr>
           <w:rFonts w:ascii="Times New Roman" w:hAnsi="Times New Roman" w:cs="Times New Roman"/>
@@ -1427,239 +2157,23 @@
         </w:rPr>
         <w:t>–</w:t>
       </w:r>
-      <w:proofErr w:type="spellStart"/>
-      <w:r>
-        <w:rPr>
-          <w:rFonts w:ascii="Times New Roman" w:hAnsi="Times New Roman" w:cs="Times New Roman"/>
-          <w:sz w:val="20"/>
-          <w:szCs w:val="20"/>
-          <w:lang w:val="de-DE"/>
-        </w:rPr>
-        <w:t>b</w:t>
-      </w:r>
-      <w:r>
-        <w:rPr>
-          <w:rFonts w:ascii="Times New Roman" w:hAnsi="Times New Roman" w:cs="Times New Roman"/>
-          <w:sz w:val="20"/>
-          <w:szCs w:val="20"/>
-          <w:vertAlign w:val="superscript"/>
-          <w:lang w:val="de-DE"/>
-        </w:rPr>
-        <w:t>v</w:t>
-      </w:r>
-      <w:proofErr w:type="spellEnd"/>
-      <w:r>
-        <w:rPr>
-          <w:rFonts w:ascii="Times New Roman" w:hAnsi="Times New Roman" w:cs="Times New Roman"/>
-          <w:sz w:val="20"/>
-          <w:szCs w:val="20"/>
-          <w:lang w:val="de-DE"/>
-        </w:rPr>
-        <w:t xml:space="preserve">, </w:t>
-      </w:r>
-      <w:r>
-        <w:rPr>
-          <w:rFonts w:ascii="Times New Roman" w:hAnsi="Times New Roman" w:cs="Times New Roman"/>
-          <w:sz w:val="20"/>
-          <w:szCs w:val="20"/>
-          <w:lang w:val="de-DE"/>
-        </w:rPr>
-        <w:t>1</w:t>
-      </w:r>
-      <w:r>
-        <w:rPr>
-          <w:rFonts w:ascii="Times New Roman" w:hAnsi="Times New Roman" w:cs="Times New Roman"/>
-          <w:sz w:val="20"/>
-          <w:szCs w:val="20"/>
-          <w:vertAlign w:val="superscript"/>
-          <w:lang w:val="de-DE"/>
-        </w:rPr>
-        <w:t>v</w:t>
-      </w:r>
-      <w:r>
-        <w:rPr>
-          <w:rFonts w:ascii="Times New Roman" w:hAnsi="Times New Roman" w:cs="Times New Roman"/>
-          <w:sz w:val="20"/>
-          <w:szCs w:val="20"/>
-          <w:lang w:val="de-DE"/>
-        </w:rPr>
-        <w:t>, 7</w:t>
-      </w:r>
-      <w:r>
-        <w:rPr>
-          <w:rFonts w:ascii="Times New Roman" w:hAnsi="Times New Roman" w:cs="Times New Roman"/>
-          <w:sz w:val="20"/>
-          <w:szCs w:val="20"/>
-          <w:vertAlign w:val="superscript"/>
-          <w:lang w:val="de-DE"/>
-        </w:rPr>
-        <w:t>v</w:t>
-      </w:r>
-      <w:r>
-        <w:rPr>
-          <w:rFonts w:ascii="Times New Roman" w:hAnsi="Times New Roman" w:cs="Times New Roman"/>
-          <w:sz w:val="20"/>
-          <w:szCs w:val="20"/>
-          <w:lang w:val="de-DE"/>
-        </w:rPr>
-        <w:t>, 8</w:t>
-      </w:r>
-      <w:r>
-        <w:rPr>
-          <w:rFonts w:ascii="Times New Roman" w:hAnsi="Times New Roman" w:cs="Times New Roman"/>
-          <w:sz w:val="20"/>
-          <w:szCs w:val="20"/>
-          <w:vertAlign w:val="superscript"/>
-          <w:lang w:val="de-DE"/>
-        </w:rPr>
-        <w:t>v</w:t>
-      </w:r>
-      <w:r>
-        <w:rPr>
-          <w:rFonts w:ascii="Times New Roman" w:hAnsi="Times New Roman" w:cs="Times New Roman"/>
-          <w:sz w:val="20"/>
-          <w:szCs w:val="20"/>
-          <w:lang w:val="de-DE"/>
-        </w:rPr>
-        <w:t xml:space="preserve"> </w:t>
-      </w:r>
-      <w:r>
-        <w:rPr>
-          <w:rFonts w:ascii="Times New Roman" w:hAnsi="Times New Roman" w:cs="Times New Roman"/>
-          <w:sz w:val="20"/>
-          <w:szCs w:val="20"/>
-          <w:lang w:val="de-DE"/>
-        </w:rPr>
-        <w:t>und</w:t>
-      </w:r>
-      <w:r>
-        <w:rPr>
-          <w:rFonts w:ascii="Times New Roman" w:hAnsi="Times New Roman" w:cs="Times New Roman"/>
-          <w:sz w:val="20"/>
-          <w:szCs w:val="20"/>
-          <w:lang w:val="de-DE"/>
-        </w:rPr>
-        <w:t xml:space="preserve"> </w:t>
-      </w:r>
-      <w:r>
-        <w:rPr>
-          <w:rFonts w:ascii="Times New Roman" w:hAnsi="Times New Roman" w:cs="Times New Roman"/>
-          <w:sz w:val="20"/>
-          <w:szCs w:val="20"/>
-          <w:highlight w:val="red"/>
-          <w:lang w:val="de-DE"/>
-        </w:rPr>
-        <w:t>##</w:t>
-      </w:r>
-      <w:r>
-        <w:rPr>
-          <w:rFonts w:ascii="Times New Roman" w:hAnsi="Times New Roman" w:cs="Times New Roman"/>
-          <w:sz w:val="20"/>
-          <w:szCs w:val="20"/>
-          <w:lang w:val="de-DE"/>
-        </w:rPr>
-        <w:t>9</w:t>
-      </w:r>
-      <w:r>
-        <w:rPr>
-          <w:rFonts w:ascii="Times New Roman" w:hAnsi="Times New Roman" w:cs="Times New Roman"/>
-          <w:sz w:val="20"/>
-          <w:szCs w:val="20"/>
-          <w:vertAlign w:val="superscript"/>
-          <w:lang w:val="de-DE"/>
-        </w:rPr>
-        <w:t>v</w:t>
-      </w:r>
-      <w:r>
-        <w:rPr>
-          <w:rFonts w:ascii="Times New Roman" w:hAnsi="Times New Roman" w:cs="Times New Roman"/>
-          <w:sz w:val="20"/>
-          <w:szCs w:val="20"/>
-          <w:lang w:val="de-DE"/>
-        </w:rPr>
-        <w:t xml:space="preserve"> bis auf die archivalische Paginierung unbeschriftet.</w:t>
-      </w:r>
-      <w:r>
-        <w:rPr>
-          <w:rFonts w:ascii="Times New Roman" w:hAnsi="Times New Roman" w:cs="Times New Roman"/>
-          <w:sz w:val="20"/>
-          <w:szCs w:val="20"/>
-          <w:lang w:val="de-DE"/>
-        </w:rPr>
-        <w:t xml:space="preserve"> </w:t>
-      </w:r>
-      <w:proofErr w:type="spellStart"/>
-      <w:r>
-        <w:rPr>
-          <w:rFonts w:ascii="Times New Roman" w:hAnsi="Times New Roman" w:cs="Times New Roman"/>
-          <w:sz w:val="20"/>
-          <w:szCs w:val="20"/>
-          <w:lang w:val="de-DE"/>
-        </w:rPr>
-        <w:t>Bl</w:t>
-      </w:r>
-      <w:proofErr w:type="spellEnd"/>
-      <w:r>
-        <w:rPr>
-          <w:rFonts w:ascii="Times New Roman" w:hAnsi="Times New Roman" w:cs="Times New Roman"/>
-          <w:sz w:val="20"/>
-          <w:szCs w:val="20"/>
-          <w:lang w:val="de-DE"/>
-        </w:rPr>
-        <w:t xml:space="preserve">. 1/2 wurden aus jeweils von separaten Bögen abgetrennten Blättern durch Klebung am überlappenden Falz zu einem Bogen zusammengesetzt. </w:t>
-      </w:r>
-      <w:r>
-        <w:rPr>
-          <w:rFonts w:ascii="Times New Roman" w:hAnsi="Times New Roman" w:cs="Times New Roman"/>
-          <w:sz w:val="20"/>
-          <w:szCs w:val="20"/>
-          <w:lang w:val="de-DE"/>
-        </w:rPr>
-        <w:t>Rissspuren am linken (</w:t>
-      </w:r>
-      <w:proofErr w:type="spellStart"/>
-      <w:r>
-        <w:rPr>
-          <w:rFonts w:ascii="Times New Roman" w:hAnsi="Times New Roman" w:cs="Times New Roman"/>
-          <w:sz w:val="20"/>
-          <w:szCs w:val="20"/>
-          <w:lang w:val="de-DE"/>
-        </w:rPr>
-        <w:t>recto</w:t>
-      </w:r>
-      <w:proofErr w:type="spellEnd"/>
-      <w:r>
-        <w:rPr>
-          <w:rFonts w:ascii="Times New Roman" w:hAnsi="Times New Roman" w:cs="Times New Roman"/>
-          <w:sz w:val="20"/>
-          <w:szCs w:val="20"/>
-          <w:lang w:val="de-DE"/>
-        </w:rPr>
-        <w:t xml:space="preserve">) Rand von </w:t>
-      </w:r>
-      <w:proofErr w:type="spellStart"/>
-      <w:r>
-        <w:rPr>
-          <w:rFonts w:ascii="Times New Roman" w:hAnsi="Times New Roman" w:cs="Times New Roman"/>
-          <w:sz w:val="20"/>
-          <w:szCs w:val="20"/>
-          <w:lang w:val="de-DE"/>
-        </w:rPr>
-        <w:t>Bl</w:t>
-      </w:r>
-      <w:proofErr w:type="spellEnd"/>
-      <w:r>
-        <w:rPr>
-          <w:rFonts w:ascii="Times New Roman" w:hAnsi="Times New Roman" w:cs="Times New Roman"/>
-          <w:sz w:val="20"/>
-          <w:szCs w:val="20"/>
-          <w:lang w:val="de-DE"/>
-        </w:rPr>
-        <w:t xml:space="preserve">. </w:t>
-      </w:r>
-      <w:r>
-        <w:rPr>
-          <w:rFonts w:ascii="Times New Roman" w:hAnsi="Times New Roman" w:cs="Times New Roman"/>
+      <w:proofErr w:type="gramEnd"/>
+      <w:r>
+        <w:rPr>
+          <w:rFonts w:ascii="Times New Roman" w:hAnsi="Times New Roman" w:cs="Times New Roman"/>
+          <w:i/>
+          <w:iCs/>
+          <w:sz w:val="20"/>
+          <w:szCs w:val="20"/>
+          <w:lang w:val="de-DE"/>
+        </w:rPr>
+        <w:t>[1</w:t>
+      </w:r>
+      <w:r>
+        <w:rPr>
+          <w:rFonts w:ascii="Times New Roman" w:hAnsi="Times New Roman" w:cs="Times New Roman"/>
+          <w:i/>
+          <w:iCs/>
           <w:sz w:val="20"/>
           <w:szCs w:val="20"/>
           <w:lang w:val="de-DE"/>
@@ -1669,357 +2183,49 @@
       <w:r>
         <w:rPr>
           <w:rFonts w:ascii="Times New Roman" w:hAnsi="Times New Roman" w:cs="Times New Roman"/>
-          <w:sz w:val="20"/>
-          <w:szCs w:val="20"/>
-          <w:lang w:val="de-DE"/>
-        </w:rPr>
-        <w:t>: von Bogen abgetrennt.</w:t>
-      </w:r>
-      <w:r>
-        <w:rPr>
-          <w:rFonts w:ascii="Times New Roman" w:hAnsi="Times New Roman" w:cs="Times New Roman"/>
-          <w:sz w:val="20"/>
-          <w:szCs w:val="20"/>
-          <w:lang w:val="de-DE"/>
-        </w:rPr>
-        <w:t xml:space="preserve"> </w:t>
-      </w:r>
-      <w:r>
-        <w:rPr>
-          <w:rFonts w:ascii="Times New Roman" w:hAnsi="Times New Roman" w:cs="Times New Roman"/>
-          <w:sz w:val="20"/>
-          <w:szCs w:val="20"/>
-          <w:lang w:val="de-DE"/>
-        </w:rPr>
-        <w:t>Reste einer Fadenheftung</w:t>
-      </w:r>
-      <w:r>
-        <w:rPr>
-          <w:rFonts w:ascii="Times New Roman" w:hAnsi="Times New Roman" w:cs="Times New Roman"/>
-          <w:sz w:val="20"/>
-          <w:szCs w:val="20"/>
-          <w:lang w:val="de-DE"/>
-        </w:rPr>
-        <w:t xml:space="preserve"> bei </w:t>
-      </w:r>
-      <w:proofErr w:type="spellStart"/>
-      <w:r>
-        <w:rPr>
-          <w:rFonts w:ascii="Times New Roman" w:hAnsi="Times New Roman" w:cs="Times New Roman"/>
-          <w:sz w:val="20"/>
-          <w:szCs w:val="20"/>
-          <w:lang w:val="de-DE"/>
-        </w:rPr>
-        <w:t>Bl</w:t>
-      </w:r>
-      <w:proofErr w:type="spellEnd"/>
-      <w:r>
-        <w:rPr>
-          <w:rFonts w:ascii="Times New Roman" w:hAnsi="Times New Roman" w:cs="Times New Roman"/>
-          <w:sz w:val="20"/>
-          <w:szCs w:val="20"/>
-          <w:lang w:val="de-DE"/>
-        </w:rPr>
-        <w:t xml:space="preserve">. a/b und </w:t>
-      </w:r>
-      <w:proofErr w:type="spellStart"/>
-      <w:r>
-        <w:rPr>
-          <w:rFonts w:ascii="Times New Roman" w:hAnsi="Times New Roman" w:cs="Times New Roman"/>
-          <w:sz w:val="20"/>
-          <w:szCs w:val="20"/>
-          <w:lang w:val="de-DE"/>
-        </w:rPr>
-        <w:t>Bl</w:t>
-      </w:r>
-      <w:proofErr w:type="spellEnd"/>
-      <w:r>
-        <w:rPr>
-          <w:rFonts w:ascii="Times New Roman" w:hAnsi="Times New Roman" w:cs="Times New Roman"/>
-          <w:sz w:val="20"/>
-          <w:szCs w:val="20"/>
-          <w:lang w:val="de-DE"/>
-        </w:rPr>
-        <w:t xml:space="preserve">. 1–5: </w:t>
-      </w:r>
-      <w:proofErr w:type="spellStart"/>
-      <w:r>
-        <w:rPr>
-          <w:rFonts w:ascii="Times New Roman" w:hAnsi="Times New Roman" w:cs="Times New Roman"/>
-          <w:sz w:val="20"/>
-          <w:szCs w:val="20"/>
-          <w:lang w:val="de-DE"/>
-        </w:rPr>
-        <w:t>Bl</w:t>
-      </w:r>
-      <w:proofErr w:type="spellEnd"/>
-      <w:r>
-        <w:rPr>
-          <w:rFonts w:ascii="Times New Roman" w:hAnsi="Times New Roman" w:cs="Times New Roman"/>
-          <w:sz w:val="20"/>
-          <w:szCs w:val="20"/>
-          <w:lang w:val="de-DE"/>
-        </w:rPr>
-        <w:t xml:space="preserve">. 1–5 waren in </w:t>
-      </w:r>
-      <w:proofErr w:type="spellStart"/>
-      <w:r>
-        <w:rPr>
-          <w:rFonts w:ascii="Times New Roman" w:hAnsi="Times New Roman" w:cs="Times New Roman"/>
-          <w:sz w:val="20"/>
-          <w:szCs w:val="20"/>
-          <w:lang w:val="de-DE"/>
-        </w:rPr>
-        <w:t>Bl</w:t>
-      </w:r>
-      <w:proofErr w:type="spellEnd"/>
-      <w:r>
-        <w:rPr>
-          <w:rFonts w:ascii="Times New Roman" w:hAnsi="Times New Roman" w:cs="Times New Roman"/>
-          <w:sz w:val="20"/>
-          <w:szCs w:val="20"/>
-          <w:lang w:val="de-DE"/>
-        </w:rPr>
-        <w:t xml:space="preserve">. a/b eingeheftet. </w:t>
-      </w:r>
-      <w:proofErr w:type="spellStart"/>
-      <w:r>
-        <w:rPr>
-          <w:rFonts w:ascii="Times New Roman" w:hAnsi="Times New Roman" w:cs="Times New Roman"/>
-          <w:sz w:val="20"/>
-          <w:szCs w:val="20"/>
-          <w:lang w:val="de-DE"/>
-        </w:rPr>
-        <w:t>Bl</w:t>
-      </w:r>
-      <w:proofErr w:type="spellEnd"/>
-      <w:r>
-        <w:rPr>
-          <w:rFonts w:ascii="Times New Roman" w:hAnsi="Times New Roman" w:cs="Times New Roman"/>
-          <w:sz w:val="20"/>
-          <w:szCs w:val="20"/>
-          <w:lang w:val="de-DE"/>
-        </w:rPr>
-        <w:t xml:space="preserve">. </w:t>
-      </w:r>
-      <w:r>
-        <w:rPr>
-          <w:rFonts w:ascii="Times New Roman" w:hAnsi="Times New Roman" w:cs="Times New Roman"/>
-          <w:sz w:val="20"/>
-          <w:szCs w:val="20"/>
-          <w:highlight w:val="red"/>
-          <w:lang w:val="de-DE"/>
-        </w:rPr>
-        <w:t>##</w:t>
-      </w:r>
-      <w:r>
-        <w:rPr>
-          <w:rFonts w:ascii="Times New Roman" w:hAnsi="Times New Roman" w:cs="Times New Roman"/>
-          <w:sz w:val="20"/>
-          <w:szCs w:val="20"/>
-          <w:lang w:val="de-DE"/>
-        </w:rPr>
-        <w:t xml:space="preserve">7 ist eine abgelöste Tektur auf </w:t>
-      </w:r>
-      <w:proofErr w:type="spellStart"/>
-      <w:r>
-        <w:rPr>
-          <w:rFonts w:ascii="Times New Roman" w:hAnsi="Times New Roman" w:cs="Times New Roman"/>
-          <w:sz w:val="20"/>
-          <w:szCs w:val="20"/>
-          <w:lang w:val="de-DE"/>
-        </w:rPr>
-        <w:t>Bl</w:t>
-      </w:r>
-      <w:proofErr w:type="spellEnd"/>
-      <w:r>
-        <w:rPr>
-          <w:rFonts w:ascii="Times New Roman" w:hAnsi="Times New Roman" w:cs="Times New Roman"/>
-          <w:sz w:val="20"/>
-          <w:szCs w:val="20"/>
-          <w:lang w:val="de-DE"/>
-        </w:rPr>
-        <w:t xml:space="preserve">. </w:t>
-      </w:r>
-      <w:r>
-        <w:rPr>
-          <w:rFonts w:ascii="Times New Roman" w:hAnsi="Times New Roman" w:cs="Times New Roman"/>
-          <w:sz w:val="20"/>
-          <w:szCs w:val="20"/>
-          <w:highlight w:val="red"/>
-          <w:lang w:val="de-DE"/>
-        </w:rPr>
-        <w:t>##</w:t>
-      </w:r>
-      <w:r>
-        <w:rPr>
-          <w:rFonts w:ascii="Times New Roman" w:hAnsi="Times New Roman" w:cs="Times New Roman"/>
-          <w:sz w:val="20"/>
-          <w:szCs w:val="20"/>
-          <w:lang w:val="de-DE"/>
-        </w:rPr>
-        <w:t>6</w:t>
-      </w:r>
-      <w:r>
-        <w:rPr>
-          <w:rFonts w:ascii="Times New Roman" w:hAnsi="Times New Roman" w:cs="Times New Roman"/>
-          <w:sz w:val="20"/>
-          <w:szCs w:val="20"/>
-          <w:vertAlign w:val="superscript"/>
-          <w:lang w:val="de-DE"/>
-        </w:rPr>
-        <w:t>r</w:t>
-      </w:r>
-      <w:r>
-        <w:rPr>
-          <w:rFonts w:ascii="Times New Roman" w:hAnsi="Times New Roman" w:cs="Times New Roman"/>
-          <w:sz w:val="20"/>
-          <w:szCs w:val="20"/>
-          <w:lang w:val="de-DE"/>
-        </w:rPr>
-        <w:t xml:space="preserve"> System 19–27. </w:t>
-      </w:r>
-      <w:proofErr w:type="spellStart"/>
-      <w:r>
-        <w:rPr>
-          <w:rFonts w:ascii="Times New Roman" w:hAnsi="Times New Roman" w:cs="Times New Roman"/>
-          <w:sz w:val="20"/>
-          <w:szCs w:val="20"/>
-          <w:lang w:val="de-DE"/>
-        </w:rPr>
-        <w:t>Bl</w:t>
-      </w:r>
-      <w:proofErr w:type="spellEnd"/>
-      <w:r>
-        <w:rPr>
-          <w:rFonts w:ascii="Times New Roman" w:hAnsi="Times New Roman" w:cs="Times New Roman"/>
-          <w:sz w:val="20"/>
-          <w:szCs w:val="20"/>
-          <w:lang w:val="de-DE"/>
-        </w:rPr>
-        <w:t xml:space="preserve">. </w:t>
-      </w:r>
-      <w:r>
-        <w:rPr>
-          <w:rFonts w:ascii="Times New Roman" w:hAnsi="Times New Roman" w:cs="Times New Roman"/>
-          <w:sz w:val="20"/>
-          <w:szCs w:val="20"/>
-          <w:highlight w:val="red"/>
-          <w:lang w:val="de-DE"/>
-        </w:rPr>
-        <w:t>##</w:t>
-      </w:r>
-      <w:r>
-        <w:rPr>
-          <w:rFonts w:ascii="Times New Roman" w:hAnsi="Times New Roman" w:cs="Times New Roman"/>
-          <w:sz w:val="20"/>
-          <w:szCs w:val="20"/>
-          <w:lang w:val="de-DE"/>
-        </w:rPr>
-        <w:t>8</w:t>
-      </w:r>
-      <w:r>
-        <w:rPr>
-          <w:rFonts w:ascii="Times New Roman" w:hAnsi="Times New Roman" w:cs="Times New Roman"/>
-          <w:sz w:val="20"/>
-          <w:szCs w:val="20"/>
-          <w:lang w:val="de-DE"/>
-        </w:rPr>
-        <w:t xml:space="preserve"> ist eine abgelöste Tektur auf </w:t>
-      </w:r>
-      <w:proofErr w:type="spellStart"/>
-      <w:r>
-        <w:rPr>
-          <w:rFonts w:ascii="Times New Roman" w:hAnsi="Times New Roman" w:cs="Times New Roman"/>
-          <w:sz w:val="20"/>
-          <w:szCs w:val="20"/>
-          <w:lang w:val="de-DE"/>
-        </w:rPr>
-        <w:t>Bl</w:t>
-      </w:r>
-      <w:proofErr w:type="spellEnd"/>
-      <w:r>
-        <w:rPr>
-          <w:rFonts w:ascii="Times New Roman" w:hAnsi="Times New Roman" w:cs="Times New Roman"/>
-          <w:sz w:val="20"/>
-          <w:szCs w:val="20"/>
-          <w:lang w:val="de-DE"/>
-        </w:rPr>
-        <w:t xml:space="preserve">. </w:t>
-      </w:r>
-      <w:r>
-        <w:rPr>
-          <w:rFonts w:ascii="Times New Roman" w:hAnsi="Times New Roman" w:cs="Times New Roman"/>
-          <w:sz w:val="20"/>
-          <w:szCs w:val="20"/>
-          <w:highlight w:val="red"/>
-          <w:lang w:val="de-DE"/>
-        </w:rPr>
-        <w:t>##</w:t>
-      </w:r>
-      <w:r>
-        <w:rPr>
-          <w:rFonts w:ascii="Times New Roman" w:hAnsi="Times New Roman" w:cs="Times New Roman"/>
-          <w:sz w:val="20"/>
-          <w:szCs w:val="20"/>
-          <w:lang w:val="de-DE"/>
-        </w:rPr>
-        <w:t>6</w:t>
-      </w:r>
-      <w:r>
-        <w:rPr>
-          <w:rFonts w:ascii="Times New Roman" w:hAnsi="Times New Roman" w:cs="Times New Roman"/>
-          <w:sz w:val="20"/>
-          <w:szCs w:val="20"/>
-          <w:vertAlign w:val="superscript"/>
-          <w:lang w:val="de-DE"/>
-        </w:rPr>
-        <w:t>v</w:t>
-      </w:r>
-      <w:r>
-        <w:rPr>
-          <w:rFonts w:ascii="Times New Roman" w:hAnsi="Times New Roman" w:cs="Times New Roman"/>
-          <w:sz w:val="20"/>
-          <w:szCs w:val="20"/>
-          <w:lang w:val="de-DE"/>
-        </w:rPr>
-        <w:t xml:space="preserve"> System </w:t>
-      </w:r>
-      <w:r>
-        <w:rPr>
-          <w:rFonts w:ascii="Times New Roman" w:hAnsi="Times New Roman" w:cs="Times New Roman"/>
-          <w:sz w:val="20"/>
-          <w:szCs w:val="20"/>
-          <w:lang w:val="de-DE"/>
-        </w:rPr>
-        <w:t>2</w:t>
-      </w:r>
-      <w:r>
-        <w:rPr>
-          <w:rFonts w:ascii="Times New Roman" w:hAnsi="Times New Roman" w:cs="Times New Roman"/>
-          <w:sz w:val="20"/>
-          <w:szCs w:val="20"/>
-          <w:lang w:val="de-DE"/>
-        </w:rPr>
-        <w:t>–2</w:t>
-      </w:r>
-      <w:r>
-        <w:rPr>
-          <w:rFonts w:ascii="Times New Roman" w:hAnsi="Times New Roman" w:cs="Times New Roman"/>
-          <w:sz w:val="20"/>
-          <w:szCs w:val="20"/>
-          <w:lang w:val="de-DE"/>
-        </w:rPr>
-        <w:t>6</w:t>
-      </w:r>
-      <w:r>
-        <w:rPr>
-          <w:rFonts w:ascii="Times New Roman" w:hAnsi="Times New Roman" w:cs="Times New Roman"/>
-          <w:sz w:val="20"/>
-          <w:szCs w:val="20"/>
-          <w:lang w:val="de-DE"/>
-        </w:rPr>
-        <w:t>.</w:t>
+          <w:i/>
+          <w:iCs/>
+          <w:sz w:val="20"/>
+          <w:szCs w:val="20"/>
+          <w:lang w:val="de-DE"/>
+        </w:rPr>
+        <w:t>]</w:t>
+      </w:r>
+      <w:r>
+        <w:rPr>
+          <w:rFonts w:ascii="Times New Roman" w:hAnsi="Times New Roman" w:cs="Times New Roman"/>
+          <w:sz w:val="20"/>
+          <w:szCs w:val="20"/>
+          <w:lang w:val="de-DE"/>
+        </w:rPr>
+        <w:t>)</w:t>
+      </w:r>
+      <w:r>
+        <w:rPr>
+          <w:rFonts w:ascii="Times New Roman" w:hAnsi="Times New Roman" w:cs="Times New Roman"/>
+          <w:sz w:val="20"/>
+          <w:szCs w:val="20"/>
+          <w:lang w:val="de-DE"/>
+        </w:rPr>
+        <w:t xml:space="preserve"> Bogenblatt.</w:t>
+      </w:r>
+      <w:r>
+        <w:rPr>
+          <w:rFonts w:ascii="Times New Roman" w:hAnsi="Times New Roman" w:cs="Times New Roman"/>
+          <w:sz w:val="20"/>
+          <w:szCs w:val="20"/>
+          <w:lang w:val="de-DE"/>
+        </w:rPr>
+        <w:t xml:space="preserve"> ##</w:t>
+      </w:r>
+      <w:r>
+        <w:rPr>
+          <w:rFonts w:ascii="Times New Roman" w:hAnsi="Times New Roman" w:cs="Times New Roman"/>
+          <w:sz w:val="20"/>
+          <w:szCs w:val="20"/>
+          <w:lang w:val="de-DE"/>
+        </w:rPr>
+        <w:t>]</w:t>
       </w:r>
     </w:p>
     <w:p>
@@ -2085,16 +2291,7 @@
           <w:szCs w:val="20"/>
           <w:lang w:val="de-DE"/>
         </w:rPr>
-        <w:t>3</w:t>
-      </w:r>
-      <w:r>
-        <w:rPr>
-          <w:rFonts w:ascii="Times New Roman" w:hAnsi="Times New Roman" w:cs="Times New Roman"/>
-          <w:sz w:val="20"/>
-          <w:szCs w:val="20"/>
-          <w:lang w:val="de-DE"/>
-        </w:rPr>
-        <w:t xml:space="preserve">50–354 </w:t>
+        <w:t xml:space="preserve">350–354 </w:t>
       </w:r>
       <w:r>
         <w:rPr>
@@ -2429,7 +2626,16 @@
           <w:szCs w:val="20"/>
           <w:lang w:val="de-DE"/>
         </w:rPr>
-        <w:t xml:space="preserve">6/9, davon zugeschnitten </w:t>
+        <w:t>7</w:t>
+      </w:r>
+      <w:r>
+        <w:rPr>
+          <w:rFonts w:ascii="Times New Roman" w:hAnsi="Times New Roman" w:cs="Times New Roman"/>
+          <w:sz w:val="20"/>
+          <w:szCs w:val="20"/>
+          <w:lang w:val="de-DE"/>
+        </w:rPr>
+        <w:t xml:space="preserve">/9, davon zugeschnitten </w:t>
       </w:r>
       <w:proofErr w:type="spellStart"/>
       <w:r>
@@ -2456,19 +2662,18 @@
           <w:rFonts w:ascii="Times New Roman" w:hAnsi="Times New Roman" w:cs="Times New Roman"/>
           <w:sz w:val="20"/>
           <w:szCs w:val="20"/>
-          <w:highlight w:val="red"/>
-          <w:lang w:val="de-DE"/>
-        </w:rPr>
-        <w:t>##</w:t>
-      </w:r>
-      <w:r>
-        <w:rPr>
-          <w:rFonts w:ascii="Times New Roman" w:hAnsi="Times New Roman" w:cs="Times New Roman"/>
-          <w:sz w:val="20"/>
-          <w:szCs w:val="20"/>
-          <w:lang w:val="de-DE"/>
-        </w:rPr>
-        <w:t xml:space="preserve">7 [9 Systeme, Format: quer 89 </w:t>
+          <w:lang w:val="de-DE"/>
+        </w:rPr>
+        <w:t>6</w:t>
+      </w:r>
+      <w:r>
+        <w:rPr>
+          <w:rFonts w:ascii="Times New Roman" w:hAnsi="Times New Roman" w:cs="Times New Roman"/>
+          <w:sz w:val="20"/>
+          <w:szCs w:val="20"/>
+          <w:lang w:val="de-DE"/>
+        </w:rPr>
+        <w:t xml:space="preserve"> [9 Systeme, Format: quer 89 </w:t>
       </w:r>
       <w:r>
         <w:rPr>
@@ -2504,26 +2709,7 @@
           <w:szCs w:val="20"/>
           <w:lang w:val="de-DE"/>
         </w:rPr>
-        <w:t xml:space="preserve">] und </w:t>
-      </w:r>
-      <w:r>
-        <w:rPr>
-          <w:rFonts w:ascii="Times New Roman" w:hAnsi="Times New Roman" w:cs="Times New Roman"/>
-          <w:sz w:val="20"/>
-          <w:szCs w:val="20"/>
-          <w:highlight w:val="red"/>
-          <w:lang w:val="de-DE"/>
-        </w:rPr>
-        <w:t>##</w:t>
-      </w:r>
-      <w:r>
-        <w:rPr>
-          <w:rFonts w:ascii="Times New Roman" w:hAnsi="Times New Roman" w:cs="Times New Roman"/>
-          <w:sz w:val="20"/>
-          <w:szCs w:val="20"/>
-          <w:lang w:val="de-DE"/>
-        </w:rPr>
-        <w:t xml:space="preserve">8 [23 Systeme, Format: quer 241 </w:t>
+        <w:t xml:space="preserve">] und 8 [23 Systeme, Format: quer 241 </w:t>
       </w:r>
       <w:r>
         <w:rPr>
@@ -2619,16 +2805,7 @@
           <w:szCs w:val="20"/>
           <w:lang w:val="de-DE"/>
         </w:rPr>
-        <w:t>violetter Buntstift,</w:t>
-      </w:r>
-      <w:r>
-        <w:rPr>
-          <w:rFonts w:ascii="Times New Roman" w:hAnsi="Times New Roman" w:cs="Times New Roman"/>
-          <w:sz w:val="20"/>
-          <w:szCs w:val="20"/>
-          <w:lang w:val="de-DE"/>
-        </w:rPr>
-        <w:t xml:space="preserve"> rote Tinte</w:t>
+        <w:t>violetter Buntstift, rote Tinte</w:t>
       </w:r>
       <w:r>
         <w:rPr>
@@ -2846,16 +3023,7 @@
           <w:szCs w:val="20"/>
           <w:lang w:val="de-DE"/>
         </w:rPr>
-        <w:t>[rote Tinte]</w:t>
-      </w:r>
-      <w:r>
-        <w:rPr>
-          <w:rFonts w:ascii="Times New Roman" w:hAnsi="Times New Roman" w:cs="Times New Roman"/>
-          <w:sz w:val="20"/>
-          <w:szCs w:val="20"/>
-          <w:lang w:val="de-DE"/>
-        </w:rPr>
-        <w:t xml:space="preserve"> </w:t>
+        <w:t xml:space="preserve">[rote Tinte] </w:t>
       </w:r>
       <w:r>
         <w:rPr>
@@ -4240,7 +4408,6 @@
           <w:szCs w:val="20"/>
           <w:lang w:val="de-DE"/>
         </w:rPr>
-        <w:lastRenderedPageBreak/>
         <w:t>in II T. 6 (</w:t>
       </w:r>
       <w:r>
@@ -20458,6 +20625,7 @@
   <w:style w:type="character" w:default="1" w:styleId="Absatz-Standardschriftart">
     <w:name w:val="Default Paragraph Font"/>
     <w:uiPriority w:val="1"/>
+    <w:semiHidden/>
     <w:unhideWhenUsed/>
   </w:style>
   <w:style w:type="table" w:default="1" w:styleId="NormaleTabelle">

--- a/convert_source_description/QB_Op9_B_conv.docx
+++ b/convert_source_description/QB_Op9_B_conv.docx
@@ -955,16 +955,7 @@
           <w:szCs w:val="20"/>
           <w:lang w:val="de-DE"/>
         </w:rPr>
-        <w:t>. </w:t>
-      </w:r>
-      <w:r>
-        <w:rPr>
-          <w:rFonts w:ascii="Times New Roman" w:hAnsi="Times New Roman" w:cs="Times New Roman"/>
-          <w:sz w:val="20"/>
-          <w:szCs w:val="20"/>
-          <w:lang w:val="de-DE"/>
-        </w:rPr>
-        <w:t>6</w:t>
+        <w:t>. 6</w:t>
       </w:r>
       <w:r>
         <w:rPr>
@@ -983,16 +974,7 @@
           <w:szCs w:val="20"/>
           <w:lang w:val="de-DE"/>
         </w:rPr>
-        <w:t xml:space="preserve"> unten links</w:t>
-      </w:r>
-      <w:r>
-        <w:rPr>
-          <w:rFonts w:ascii="Times New Roman" w:hAnsi="Times New Roman" w:cs="Times New Roman"/>
-          <w:sz w:val="20"/>
-          <w:szCs w:val="20"/>
-          <w:lang w:val="de-DE"/>
-        </w:rPr>
-        <w:t xml:space="preserve">, </w:t>
+        <w:t xml:space="preserve"> unten links, </w:t>
       </w:r>
       <w:r>
         <w:rPr>
@@ -1613,7 +1595,25 @@
           <w:szCs w:val="20"/>
           <w:lang w:val="de-DE"/>
         </w:rPr>
-        <w:t xml:space="preserve"> bis auf die archivalische Paginierung unbeschriftet.</w:t>
+        <w:t xml:space="preserve"> bis auf die </w:t>
+      </w:r>
+      <w:r>
+        <w:rPr>
+          <w:rFonts w:ascii="Times New Roman" w:hAnsi="Times New Roman" w:cs="Times New Roman"/>
+          <w:sz w:val="20"/>
+          <w:szCs w:val="20"/>
+          <w:lang w:val="de-DE"/>
+        </w:rPr>
+        <w:t xml:space="preserve">ggf. </w:t>
+      </w:r>
+      <w:r>
+        <w:rPr>
+          <w:rFonts w:ascii="Times New Roman" w:hAnsi="Times New Roman" w:cs="Times New Roman"/>
+          <w:sz w:val="20"/>
+          <w:szCs w:val="20"/>
+          <w:lang w:val="de-DE"/>
+        </w:rPr>
+        <w:t>archivalische Paginierung unbeschriftet.</w:t>
       </w:r>
       <w:r>
         <w:rPr>
@@ -2001,16 +2001,7 @@
           <w:szCs w:val="20"/>
           <w:lang w:val="de-DE"/>
         </w:rPr>
-        <w:t xml:space="preserve">. 9 als vorderes </w:t>
-      </w:r>
-      <w:r>
-        <w:rPr>
-          <w:rFonts w:ascii="Times New Roman" w:hAnsi="Times New Roman" w:cs="Times New Roman"/>
-          <w:sz w:val="20"/>
-          <w:szCs w:val="20"/>
-          <w:lang w:val="de-DE"/>
-        </w:rPr>
-        <w:t xml:space="preserve">(S. </w:t>
+        <w:t xml:space="preserve">. 9 als vorderes (S. </w:t>
       </w:r>
       <w:r>
         <w:rPr>
@@ -2063,16 +2054,7 @@
           <w:szCs w:val="20"/>
           <w:lang w:val="de-DE"/>
         </w:rPr>
-        <w:t>)</w:t>
-      </w:r>
-      <w:r>
-        <w:rPr>
-          <w:rFonts w:ascii="Times New Roman" w:hAnsi="Times New Roman" w:cs="Times New Roman"/>
-          <w:sz w:val="20"/>
-          <w:szCs w:val="20"/>
-          <w:lang w:val="de-DE"/>
-        </w:rPr>
-        <w:t xml:space="preserve"> und </w:t>
+        <w:t xml:space="preserve">) und </w:t>
       </w:r>
       <w:proofErr w:type="spellStart"/>
       <w:r>
@@ -2092,16 +2074,7 @@
           <w:szCs w:val="20"/>
           <w:lang w:val="de-DE"/>
         </w:rPr>
-        <w:t xml:space="preserve">. 7 als hinteres </w:t>
-      </w:r>
-      <w:r>
-        <w:rPr>
-          <w:rFonts w:ascii="Times New Roman" w:hAnsi="Times New Roman" w:cs="Times New Roman"/>
-          <w:sz w:val="20"/>
-          <w:szCs w:val="20"/>
-          <w:lang w:val="de-DE"/>
-        </w:rPr>
-        <w:t xml:space="preserve">(S. </w:t>
+        <w:t xml:space="preserve">. 7 als hinteres (S. </w:t>
       </w:r>
       <w:r>
         <w:rPr>
@@ -2124,8 +2097,18 @@
           <w:szCs w:val="20"/>
           <w:lang w:val="de-DE"/>
         </w:rPr>
-        <w:t>1</w:t>
-      </w:r>
+        <w:t>13]</w:t>
+      </w:r>
+      <w:r>
+        <w:rPr>
+          <w:rFonts w:ascii="Times New Roman" w:hAnsi="Times New Roman" w:cs="Times New Roman"/>
+          <w:sz w:val="20"/>
+          <w:szCs w:val="20"/>
+          <w:lang w:val="de-DE"/>
+        </w:rPr>
+        <w:t>–</w:t>
+      </w:r>
+      <w:proofErr w:type="gramEnd"/>
       <w:r>
         <w:rPr>
           <w:rFonts w:ascii="Times New Roman" w:hAnsi="Times New Roman" w:cs="Times New Roman"/>
@@ -2135,97 +2118,16 @@
           <w:szCs w:val="20"/>
           <w:lang w:val="de-DE"/>
         </w:rPr>
-        <w:t>3</w:t>
-      </w:r>
-      <w:r>
-        <w:rPr>
-          <w:rFonts w:ascii="Times New Roman" w:hAnsi="Times New Roman" w:cs="Times New Roman"/>
-          <w:i/>
-          <w:iCs/>
-          <w:sz w:val="20"/>
-          <w:szCs w:val="20"/>
-          <w:lang w:val="de-DE"/>
-        </w:rPr>
-        <w:t>]</w:t>
-      </w:r>
-      <w:r>
-        <w:rPr>
-          <w:rFonts w:ascii="Times New Roman" w:hAnsi="Times New Roman" w:cs="Times New Roman"/>
-          <w:sz w:val="20"/>
-          <w:szCs w:val="20"/>
-          <w:lang w:val="de-DE"/>
-        </w:rPr>
-        <w:t>–</w:t>
-      </w:r>
-      <w:proofErr w:type="gramEnd"/>
-      <w:r>
-        <w:rPr>
-          <w:rFonts w:ascii="Times New Roman" w:hAnsi="Times New Roman" w:cs="Times New Roman"/>
-          <w:i/>
-          <w:iCs/>
-          <w:sz w:val="20"/>
-          <w:szCs w:val="20"/>
-          <w:lang w:val="de-DE"/>
-        </w:rPr>
-        <w:t>[1</w:t>
-      </w:r>
-      <w:r>
-        <w:rPr>
-          <w:rFonts w:ascii="Times New Roman" w:hAnsi="Times New Roman" w:cs="Times New Roman"/>
-          <w:i/>
-          <w:iCs/>
-          <w:sz w:val="20"/>
-          <w:szCs w:val="20"/>
-          <w:lang w:val="de-DE"/>
-        </w:rPr>
-        <w:t>4</w:t>
-      </w:r>
-      <w:r>
-        <w:rPr>
-          <w:rFonts w:ascii="Times New Roman" w:hAnsi="Times New Roman" w:cs="Times New Roman"/>
-          <w:i/>
-          <w:iCs/>
-          <w:sz w:val="20"/>
-          <w:szCs w:val="20"/>
-          <w:lang w:val="de-DE"/>
-        </w:rPr>
-        <w:t>]</w:t>
-      </w:r>
-      <w:r>
-        <w:rPr>
-          <w:rFonts w:ascii="Times New Roman" w:hAnsi="Times New Roman" w:cs="Times New Roman"/>
-          <w:sz w:val="20"/>
-          <w:szCs w:val="20"/>
-          <w:lang w:val="de-DE"/>
-        </w:rPr>
-        <w:t>)</w:t>
-      </w:r>
-      <w:r>
-        <w:rPr>
-          <w:rFonts w:ascii="Times New Roman" w:hAnsi="Times New Roman" w:cs="Times New Roman"/>
-          <w:sz w:val="20"/>
-          <w:szCs w:val="20"/>
-          <w:lang w:val="de-DE"/>
-        </w:rPr>
-        <w:t xml:space="preserve"> Bogenblatt.</w:t>
-      </w:r>
-      <w:r>
-        <w:rPr>
-          <w:rFonts w:ascii="Times New Roman" w:hAnsi="Times New Roman" w:cs="Times New Roman"/>
-          <w:sz w:val="20"/>
-          <w:szCs w:val="20"/>
-          <w:lang w:val="de-DE"/>
-        </w:rPr>
-        <w:t xml:space="preserve"> ##</w:t>
-      </w:r>
-      <w:r>
-        <w:rPr>
-          <w:rFonts w:ascii="Times New Roman" w:hAnsi="Times New Roman" w:cs="Times New Roman"/>
-          <w:sz w:val="20"/>
-          <w:szCs w:val="20"/>
-          <w:lang w:val="de-DE"/>
-        </w:rPr>
-        <w:t>]</w:t>
+        <w:t>[14]</w:t>
+      </w:r>
+      <w:r>
+        <w:rPr>
+          <w:rFonts w:ascii="Times New Roman" w:hAnsi="Times New Roman" w:cs="Times New Roman"/>
+          <w:sz w:val="20"/>
+          <w:szCs w:val="20"/>
+          <w:lang w:val="de-DE"/>
+        </w:rPr>
+        <w:t>) Bogenblatt.]</w:t>
       </w:r>
     </w:p>
     <w:p>
@@ -2805,6 +2707,15 @@
           <w:szCs w:val="20"/>
           <w:lang w:val="de-DE"/>
         </w:rPr>
+        <w:t xml:space="preserve">schwarzer Buntstift, </w:t>
+      </w:r>
+      <w:r>
+        <w:rPr>
+          <w:rFonts w:ascii="Times New Roman" w:hAnsi="Times New Roman" w:cs="Times New Roman"/>
+          <w:sz w:val="20"/>
+          <w:szCs w:val="20"/>
+          <w:lang w:val="de-DE"/>
+        </w:rPr>
         <w:t>violetter Buntstift, rote Tinte</w:t>
       </w:r>
       <w:r>
@@ -2845,16 +2756,6 @@
           <w:rFonts w:ascii="Times New Roman" w:hAnsi="Times New Roman" w:cs="Times New Roman"/>
           <w:sz w:val="20"/>
           <w:szCs w:val="20"/>
-          <w:highlight w:val="red"/>
-          <w:lang w:val="de-DE"/>
-        </w:rPr>
-        <w:t>##</w:t>
-      </w:r>
-      <w:r>
-        <w:rPr>
-          <w:rFonts w:ascii="Times New Roman" w:hAnsi="Times New Roman" w:cs="Times New Roman"/>
-          <w:sz w:val="20"/>
-          <w:szCs w:val="20"/>
           <w:lang w:val="de-DE"/>
         </w:rPr>
         <w:t xml:space="preserve">Titel: </w:t>
@@ -3270,7 +3171,1303 @@
           <w:szCs w:val="20"/>
           <w:lang w:val="de-DE"/>
         </w:rPr>
-        <w:t xml:space="preserve"> System 4 – 9 Mitte; </w:t>
+        <w:t xml:space="preserve"> System 4–9 Mitte; </w:t>
+      </w:r>
+    </w:p>
+    <w:p>
+      <w:pPr>
+        <w:spacing w:after="0" w:line="360" w:lineRule="auto"/>
+        <w:outlineLvl w:val="0"/>
+        <w:rPr>
+          <w:rFonts w:ascii="Times New Roman" w:hAnsi="Times New Roman" w:cs="Times New Roman"/>
+          <w:sz w:val="20"/>
+          <w:szCs w:val="20"/>
+          <w:lang w:val="de-DE"/>
+        </w:rPr>
+      </w:pPr>
+      <w:r>
+        <w:rPr>
+          <w:rFonts w:ascii="Times New Roman" w:hAnsi="Times New Roman" w:cs="Times New Roman"/>
+          <w:sz w:val="20"/>
+          <w:szCs w:val="20"/>
+        </w:rPr>
+        <w:t>[</w:t>
+      </w:r>
+      <w:r>
+        <w:rPr>
+          <w:rFonts w:ascii="Times New Roman" w:hAnsi="Times New Roman" w:cs="Times New Roman"/>
+          <w:i/>
+          <w:iCs/>
+          <w:sz w:val="20"/>
+          <w:szCs w:val="20"/>
+        </w:rPr>
+        <w:t>I.</w:t>
+      </w:r>
+      <w:r>
+        <w:rPr>
+          <w:rFonts w:ascii="Times New Roman" w:hAnsi="Times New Roman" w:cs="Times New Roman"/>
+          <w:sz w:val="20"/>
+          <w:szCs w:val="20"/>
+        </w:rPr>
+        <w:t xml:space="preserve">→] </w:t>
+      </w:r>
+      <w:r>
+        <w:rPr>
+          <w:rFonts w:ascii="Times New Roman" w:hAnsi="Times New Roman" w:cs="Times New Roman"/>
+          <w:i/>
+          <w:iCs/>
+          <w:sz w:val="20"/>
+          <w:szCs w:val="20"/>
+        </w:rPr>
+        <w:t>III.</w:t>
+      </w:r>
+      <w:r>
+        <w:rPr>
+          <w:rFonts w:ascii="Times New Roman" w:hAnsi="Times New Roman" w:cs="Times New Roman"/>
+          <w:sz w:val="20"/>
+          <w:szCs w:val="20"/>
+          <w:lang w:val="de-DE"/>
+        </w:rPr>
+        <w:t xml:space="preserve"> [eingekreist] </w:t>
+      </w:r>
+      <w:r>
+        <w:rPr>
+          <w:rFonts w:ascii="Times New Roman" w:hAnsi="Times New Roman" w:cs="Times New Roman"/>
+          <w:sz w:val="20"/>
+          <w:szCs w:val="20"/>
+          <w:lang w:val="de-DE"/>
+        </w:rPr>
+        <w:t xml:space="preserve">auf </w:t>
+      </w:r>
+      <w:proofErr w:type="spellStart"/>
+      <w:r>
+        <w:rPr>
+          <w:rFonts w:ascii="Times New Roman" w:hAnsi="Times New Roman" w:cs="Times New Roman"/>
+          <w:sz w:val="20"/>
+          <w:szCs w:val="20"/>
+          <w:lang w:val="de-DE"/>
+        </w:rPr>
+        <w:t>Bl</w:t>
+      </w:r>
+      <w:proofErr w:type="spellEnd"/>
+      <w:r>
+        <w:rPr>
+          <w:rFonts w:ascii="Times New Roman" w:hAnsi="Times New Roman" w:cs="Times New Roman"/>
+          <w:sz w:val="20"/>
+          <w:szCs w:val="20"/>
+          <w:lang w:val="de-DE"/>
+        </w:rPr>
+        <w:t xml:space="preserve">. </w:t>
+      </w:r>
+      <w:r>
+        <w:rPr>
+          <w:rFonts w:ascii="Times New Roman" w:hAnsi="Times New Roman" w:cs="Times New Roman"/>
+          <w:sz w:val="20"/>
+          <w:szCs w:val="20"/>
+          <w:lang w:val="de-DE"/>
+        </w:rPr>
+        <w:t>2</w:t>
+      </w:r>
+      <w:r>
+        <w:rPr>
+          <w:rFonts w:ascii="Times New Roman" w:hAnsi="Times New Roman" w:cs="Times New Roman"/>
+          <w:sz w:val="20"/>
+          <w:szCs w:val="20"/>
+          <w:vertAlign w:val="superscript"/>
+          <w:lang w:val="de-DE"/>
+        </w:rPr>
+        <w:t>r</w:t>
+      </w:r>
+      <w:r>
+        <w:rPr>
+          <w:rFonts w:ascii="Times New Roman" w:hAnsi="Times New Roman" w:cs="Times New Roman"/>
+          <w:sz w:val="20"/>
+          <w:szCs w:val="20"/>
+          <w:lang w:val="de-DE"/>
+        </w:rPr>
+        <w:t xml:space="preserve"> System </w:t>
+      </w:r>
+      <w:r>
+        <w:rPr>
+          <w:rFonts w:ascii="Times New Roman" w:hAnsi="Times New Roman" w:cs="Times New Roman"/>
+          <w:sz w:val="20"/>
+          <w:szCs w:val="20"/>
+          <w:lang w:val="de-DE"/>
+        </w:rPr>
+        <w:t xml:space="preserve">2–3 </w:t>
+      </w:r>
+      <w:r>
+        <w:rPr>
+          <w:rFonts w:ascii="Times New Roman" w:hAnsi="Times New Roman" w:cs="Times New Roman"/>
+          <w:sz w:val="20"/>
+          <w:szCs w:val="20"/>
+          <w:lang w:val="de-DE"/>
+        </w:rPr>
+        <w:t>Mitte</w:t>
+      </w:r>
+      <w:r>
+        <w:rPr>
+          <w:rFonts w:ascii="Times New Roman" w:hAnsi="Times New Roman" w:cs="Times New Roman"/>
+          <w:sz w:val="20"/>
+          <w:szCs w:val="20"/>
+          <w:lang w:val="de-DE"/>
+        </w:rPr>
+        <w:t xml:space="preserve"> (Kopftitel</w:t>
+      </w:r>
+      <w:r>
+        <w:rPr>
+          <w:rFonts w:ascii="Times New Roman" w:hAnsi="Times New Roman" w:cs="Times New Roman"/>
+          <w:sz w:val="20"/>
+          <w:szCs w:val="20"/>
+          <w:lang w:val="de-DE"/>
+        </w:rPr>
+        <w:t xml:space="preserve">: </w:t>
+      </w:r>
+      <w:r>
+        <w:rPr>
+          <w:rFonts w:ascii="Times New Roman" w:hAnsi="Times New Roman" w:cs="Times New Roman"/>
+          <w:b/>
+          <w:bCs/>
+          <w:sz w:val="20"/>
+          <w:szCs w:val="20"/>
+          <w:lang w:val="de-DE"/>
+        </w:rPr>
+        <w:t>B</w:t>
+      </w:r>
+      <w:r>
+        <w:rPr>
+          <w:rFonts w:ascii="Times New Roman" w:hAnsi="Times New Roman" w:cs="Times New Roman"/>
+          <w:b/>
+          <w:bCs/>
+          <w:sz w:val="20"/>
+          <w:szCs w:val="20"/>
+          <w:vertAlign w:val="superscript"/>
+          <w:lang w:val="de-DE"/>
+        </w:rPr>
+        <w:t>a</w:t>
+      </w:r>
+      <w:r>
+        <w:rPr>
+          <w:rFonts w:ascii="Times New Roman" w:hAnsi="Times New Roman" w:cs="Times New Roman"/>
+          <w:b/>
+          <w:bCs/>
+          <w:sz w:val="20"/>
+          <w:szCs w:val="20"/>
+          <w:vertAlign w:val="superscript"/>
+          <w:lang w:val="de-DE"/>
+        </w:rPr>
+        <w:t>1</w:t>
+      </w:r>
+      <w:r>
+        <w:rPr>
+          <w:rFonts w:ascii="Times New Roman" w:hAnsi="Times New Roman" w:cs="Times New Roman"/>
+          <w:sz w:val="20"/>
+          <w:szCs w:val="20"/>
+          <w:lang w:val="de-DE"/>
+        </w:rPr>
+        <w:t>)</w:t>
+      </w:r>
+      <w:r>
+        <w:rPr>
+          <w:rFonts w:ascii="Times New Roman" w:hAnsi="Times New Roman" w:cs="Times New Roman"/>
+          <w:sz w:val="20"/>
+          <w:szCs w:val="20"/>
+          <w:lang w:val="de-DE"/>
+        </w:rPr>
+        <w:t xml:space="preserve">, </w:t>
+      </w:r>
+      <w:r>
+        <w:rPr>
+          <w:rFonts w:ascii="Times New Roman" w:hAnsi="Times New Roman" w:cs="Times New Roman"/>
+          <w:i/>
+          <w:iCs/>
+          <w:sz w:val="20"/>
+          <w:szCs w:val="20"/>
+        </w:rPr>
+        <w:t>I.</w:t>
+      </w:r>
+      <w:r>
+        <w:rPr>
+          <w:rFonts w:ascii="Times New Roman" w:hAnsi="Times New Roman" w:cs="Times New Roman"/>
+          <w:sz w:val="20"/>
+          <w:szCs w:val="20"/>
+          <w:lang w:val="de-DE"/>
+        </w:rPr>
+        <w:t xml:space="preserve"> mit schwarzer Tinte, Überschreibung und Einkreisung mit violettem Buntstift</w:t>
+      </w:r>
+      <w:r>
+        <w:rPr>
+          <w:rFonts w:ascii="Times New Roman" w:hAnsi="Times New Roman" w:cs="Times New Roman"/>
+          <w:sz w:val="20"/>
+          <w:szCs w:val="20"/>
+          <w:lang w:val="de-DE"/>
+        </w:rPr>
+        <w:t xml:space="preserve">; </w:t>
+      </w:r>
+    </w:p>
+    <w:p>
+      <w:pPr>
+        <w:spacing w:after="0" w:line="360" w:lineRule="auto"/>
+        <w:outlineLvl w:val="0"/>
+        <w:rPr>
+          <w:rFonts w:ascii="Times New Roman" w:hAnsi="Times New Roman" w:cs="Times New Roman"/>
+          <w:sz w:val="20"/>
+          <w:szCs w:val="20"/>
+          <w:lang w:val="de-DE"/>
+        </w:rPr>
+      </w:pPr>
+      <w:r>
+        <w:rPr>
+          <w:rFonts w:ascii="Times New Roman" w:hAnsi="Times New Roman" w:cs="Times New Roman"/>
+          <w:i/>
+          <w:iCs/>
+          <w:sz w:val="20"/>
+          <w:szCs w:val="20"/>
+          <w:lang w:val="de-DE"/>
+        </w:rPr>
+        <w:t>I</w:t>
+      </w:r>
+      <w:r>
+        <w:rPr>
+          <w:rFonts w:ascii="Times New Roman" w:hAnsi="Times New Roman" w:cs="Times New Roman"/>
+          <w:i/>
+          <w:iCs/>
+          <w:sz w:val="20"/>
+          <w:szCs w:val="20"/>
+          <w:lang w:val="de-DE"/>
+        </w:rPr>
+        <w:t>I</w:t>
+      </w:r>
+      <w:r>
+        <w:rPr>
+          <w:rFonts w:ascii="Times New Roman" w:hAnsi="Times New Roman" w:cs="Times New Roman"/>
+          <w:i/>
+          <w:iCs/>
+          <w:sz w:val="20"/>
+          <w:szCs w:val="20"/>
+          <w:lang w:val="de-DE"/>
+        </w:rPr>
+        <w:t>.</w:t>
+      </w:r>
+      <w:r>
+        <w:rPr>
+          <w:rFonts w:ascii="Times New Roman" w:hAnsi="Times New Roman" w:cs="Times New Roman"/>
+          <w:sz w:val="20"/>
+          <w:szCs w:val="20"/>
+          <w:lang w:val="de-DE"/>
+        </w:rPr>
+        <w:t xml:space="preserve"> </w:t>
+      </w:r>
+      <w:r>
+        <w:rPr>
+          <w:rFonts w:ascii="Times New Roman" w:hAnsi="Times New Roman" w:cs="Times New Roman"/>
+          <w:sz w:val="20"/>
+          <w:szCs w:val="20"/>
+          <w:lang w:val="de-DE"/>
+        </w:rPr>
+        <w:t xml:space="preserve">[eingekreist mit violettem Buntstift] </w:t>
+      </w:r>
+      <w:r>
+        <w:rPr>
+          <w:rFonts w:ascii="Times New Roman" w:hAnsi="Times New Roman" w:cs="Times New Roman"/>
+          <w:sz w:val="20"/>
+          <w:szCs w:val="20"/>
+          <w:lang w:val="de-DE"/>
+        </w:rPr>
+        <w:t xml:space="preserve">auf </w:t>
+      </w:r>
+      <w:proofErr w:type="spellStart"/>
+      <w:r>
+        <w:rPr>
+          <w:rFonts w:ascii="Times New Roman" w:hAnsi="Times New Roman" w:cs="Times New Roman"/>
+          <w:sz w:val="20"/>
+          <w:szCs w:val="20"/>
+          <w:lang w:val="de-DE"/>
+        </w:rPr>
+        <w:t>Bl</w:t>
+      </w:r>
+      <w:proofErr w:type="spellEnd"/>
+      <w:r>
+        <w:rPr>
+          <w:rFonts w:ascii="Times New Roman" w:hAnsi="Times New Roman" w:cs="Times New Roman"/>
+          <w:sz w:val="20"/>
+          <w:szCs w:val="20"/>
+          <w:lang w:val="de-DE"/>
+        </w:rPr>
+        <w:t xml:space="preserve">. </w:t>
+      </w:r>
+      <w:r>
+        <w:rPr>
+          <w:rFonts w:ascii="Times New Roman" w:hAnsi="Times New Roman" w:cs="Times New Roman"/>
+          <w:sz w:val="20"/>
+          <w:szCs w:val="20"/>
+          <w:lang w:val="de-DE"/>
+        </w:rPr>
+        <w:t>3</w:t>
+      </w:r>
+      <w:r>
+        <w:rPr>
+          <w:rFonts w:ascii="Times New Roman" w:hAnsi="Times New Roman" w:cs="Times New Roman"/>
+          <w:sz w:val="20"/>
+          <w:szCs w:val="20"/>
+          <w:vertAlign w:val="superscript"/>
+          <w:lang w:val="de-DE"/>
+        </w:rPr>
+        <w:t>r</w:t>
+      </w:r>
+      <w:r>
+        <w:rPr>
+          <w:rFonts w:ascii="Times New Roman" w:hAnsi="Times New Roman" w:cs="Times New Roman"/>
+          <w:sz w:val="20"/>
+          <w:szCs w:val="20"/>
+          <w:lang w:val="de-DE"/>
+        </w:rPr>
+        <w:t xml:space="preserve"> System </w:t>
+      </w:r>
+      <w:r>
+        <w:rPr>
+          <w:rFonts w:ascii="Times New Roman" w:hAnsi="Times New Roman" w:cs="Times New Roman"/>
+          <w:sz w:val="20"/>
+          <w:szCs w:val="20"/>
+          <w:lang w:val="de-DE"/>
+        </w:rPr>
+        <w:t>2–3 Mitte (Kopftitel</w:t>
+      </w:r>
+      <w:r>
+        <w:rPr>
+          <w:rFonts w:ascii="Times New Roman" w:hAnsi="Times New Roman" w:cs="Times New Roman"/>
+          <w:sz w:val="20"/>
+          <w:szCs w:val="20"/>
+          <w:lang w:val="de-DE"/>
+        </w:rPr>
+        <w:t xml:space="preserve">: </w:t>
+      </w:r>
+      <w:r>
+        <w:rPr>
+          <w:rFonts w:ascii="Times New Roman" w:hAnsi="Times New Roman" w:cs="Times New Roman"/>
+          <w:b/>
+          <w:bCs/>
+          <w:sz w:val="20"/>
+          <w:szCs w:val="20"/>
+          <w:lang w:val="de-DE"/>
+        </w:rPr>
+        <w:t>B</w:t>
+      </w:r>
+      <w:r>
+        <w:rPr>
+          <w:rFonts w:ascii="Times New Roman" w:hAnsi="Times New Roman" w:cs="Times New Roman"/>
+          <w:b/>
+          <w:bCs/>
+          <w:sz w:val="20"/>
+          <w:szCs w:val="20"/>
+          <w:vertAlign w:val="superscript"/>
+          <w:lang w:val="de-DE"/>
+        </w:rPr>
+        <w:t>a2</w:t>
+      </w:r>
+      <w:r>
+        <w:rPr>
+          <w:rFonts w:ascii="Times New Roman" w:hAnsi="Times New Roman" w:cs="Times New Roman"/>
+          <w:sz w:val="20"/>
+          <w:szCs w:val="20"/>
+          <w:lang w:val="de-DE"/>
+        </w:rPr>
+        <w:t>) mit schwarzer Tinte</w:t>
+      </w:r>
+      <w:r>
+        <w:rPr>
+          <w:rFonts w:ascii="Times New Roman" w:hAnsi="Times New Roman" w:cs="Times New Roman"/>
+          <w:sz w:val="20"/>
+          <w:szCs w:val="20"/>
+          <w:lang w:val="de-DE"/>
+        </w:rPr>
+        <w:t xml:space="preserve">; </w:t>
+      </w:r>
+    </w:p>
+    <w:p>
+      <w:pPr>
+        <w:spacing w:after="0" w:line="360" w:lineRule="auto"/>
+        <w:outlineLvl w:val="0"/>
+        <w:rPr>
+          <w:rFonts w:ascii="Times New Roman" w:hAnsi="Times New Roman" w:cs="Times New Roman"/>
+          <w:sz w:val="20"/>
+          <w:szCs w:val="20"/>
+          <w:lang w:val="de-DE"/>
+        </w:rPr>
+      </w:pPr>
+      <w:r>
+        <w:rPr>
+          <w:rFonts w:ascii="Times New Roman" w:hAnsi="Times New Roman" w:cs="Times New Roman"/>
+          <w:sz w:val="20"/>
+          <w:szCs w:val="20"/>
+        </w:rPr>
+        <w:t>[</w:t>
+      </w:r>
+      <w:proofErr w:type="gramStart"/>
+      <w:r>
+        <w:rPr>
+          <w:rFonts w:ascii="Times New Roman" w:hAnsi="Times New Roman" w:cs="Times New Roman"/>
+          <w:i/>
+          <w:iCs/>
+          <w:sz w:val="20"/>
+          <w:szCs w:val="20"/>
+        </w:rPr>
+        <w:t>I</w:t>
+      </w:r>
+      <w:r>
+        <w:rPr>
+          <w:rFonts w:ascii="Times New Roman" w:hAnsi="Times New Roman" w:cs="Times New Roman"/>
+          <w:i/>
+          <w:iCs/>
+          <w:sz w:val="20"/>
+          <w:szCs w:val="20"/>
+        </w:rPr>
+        <w:t>V</w:t>
+      </w:r>
+      <w:r>
+        <w:rPr>
+          <w:rFonts w:ascii="Times New Roman" w:hAnsi="Times New Roman" w:cs="Times New Roman"/>
+          <w:i/>
+          <w:iCs/>
+          <w:sz w:val="20"/>
+          <w:szCs w:val="20"/>
+        </w:rPr>
+        <w:t>.</w:t>
+      </w:r>
+      <w:r>
+        <w:rPr>
+          <w:rFonts w:ascii="Times New Roman" w:hAnsi="Times New Roman" w:cs="Times New Roman"/>
+          <w:sz w:val="20"/>
+          <w:szCs w:val="20"/>
+        </w:rPr>
+        <w:t>→</w:t>
+      </w:r>
+      <w:proofErr w:type="gramEnd"/>
+      <w:r>
+        <w:rPr>
+          <w:rFonts w:ascii="Times New Roman" w:hAnsi="Times New Roman" w:cs="Times New Roman"/>
+          <w:sz w:val="20"/>
+          <w:szCs w:val="20"/>
+        </w:rPr>
+        <w:t xml:space="preserve">] </w:t>
+      </w:r>
+      <w:r>
+        <w:rPr>
+          <w:rFonts w:ascii="Times New Roman" w:hAnsi="Times New Roman" w:cs="Times New Roman"/>
+          <w:i/>
+          <w:iCs/>
+          <w:sz w:val="20"/>
+          <w:szCs w:val="20"/>
+        </w:rPr>
+        <w:t>V.</w:t>
+      </w:r>
+      <w:r>
+        <w:rPr>
+          <w:rFonts w:ascii="Times New Roman" w:hAnsi="Times New Roman" w:cs="Times New Roman"/>
+          <w:sz w:val="20"/>
+          <w:szCs w:val="20"/>
+          <w:lang w:val="de-DE"/>
+        </w:rPr>
+        <w:t xml:space="preserve"> [eingekreist] auf </w:t>
+      </w:r>
+      <w:proofErr w:type="spellStart"/>
+      <w:r>
+        <w:rPr>
+          <w:rFonts w:ascii="Times New Roman" w:hAnsi="Times New Roman" w:cs="Times New Roman"/>
+          <w:sz w:val="20"/>
+          <w:szCs w:val="20"/>
+          <w:lang w:val="de-DE"/>
+        </w:rPr>
+        <w:t>Bl</w:t>
+      </w:r>
+      <w:proofErr w:type="spellEnd"/>
+      <w:r>
+        <w:rPr>
+          <w:rFonts w:ascii="Times New Roman" w:hAnsi="Times New Roman" w:cs="Times New Roman"/>
+          <w:sz w:val="20"/>
+          <w:szCs w:val="20"/>
+          <w:lang w:val="de-DE"/>
+        </w:rPr>
+        <w:t>. 4</w:t>
+      </w:r>
+      <w:r>
+        <w:rPr>
+          <w:rFonts w:ascii="Times New Roman" w:hAnsi="Times New Roman" w:cs="Times New Roman"/>
+          <w:sz w:val="20"/>
+          <w:szCs w:val="20"/>
+          <w:vertAlign w:val="superscript"/>
+          <w:lang w:val="de-DE"/>
+        </w:rPr>
+        <w:t>r</w:t>
+      </w:r>
+      <w:r>
+        <w:rPr>
+          <w:rFonts w:ascii="Times New Roman" w:hAnsi="Times New Roman" w:cs="Times New Roman"/>
+          <w:sz w:val="20"/>
+          <w:szCs w:val="20"/>
+          <w:lang w:val="de-DE"/>
+        </w:rPr>
+        <w:t xml:space="preserve"> System 2–3 Mitte (Kopftitel</w:t>
+      </w:r>
+      <w:r>
+        <w:rPr>
+          <w:rFonts w:ascii="Times New Roman" w:hAnsi="Times New Roman" w:cs="Times New Roman"/>
+          <w:sz w:val="20"/>
+          <w:szCs w:val="20"/>
+          <w:lang w:val="de-DE"/>
+        </w:rPr>
+        <w:t xml:space="preserve">: </w:t>
+      </w:r>
+      <w:r>
+        <w:rPr>
+          <w:rFonts w:ascii="Times New Roman" w:hAnsi="Times New Roman" w:cs="Times New Roman"/>
+          <w:b/>
+          <w:bCs/>
+          <w:sz w:val="20"/>
+          <w:szCs w:val="20"/>
+          <w:lang w:val="de-DE"/>
+        </w:rPr>
+        <w:t>B</w:t>
+      </w:r>
+      <w:r>
+        <w:rPr>
+          <w:rFonts w:ascii="Times New Roman" w:hAnsi="Times New Roman" w:cs="Times New Roman"/>
+          <w:b/>
+          <w:bCs/>
+          <w:sz w:val="20"/>
+          <w:szCs w:val="20"/>
+          <w:vertAlign w:val="superscript"/>
+          <w:lang w:val="de-DE"/>
+        </w:rPr>
+        <w:t>a4</w:t>
+      </w:r>
+      <w:r>
+        <w:rPr>
+          <w:rFonts w:ascii="Times New Roman" w:hAnsi="Times New Roman" w:cs="Times New Roman"/>
+          <w:sz w:val="20"/>
+          <w:szCs w:val="20"/>
+          <w:lang w:val="de-DE"/>
+        </w:rPr>
+        <w:t xml:space="preserve">), </w:t>
+      </w:r>
+      <w:r>
+        <w:rPr>
+          <w:rFonts w:ascii="Times New Roman" w:hAnsi="Times New Roman" w:cs="Times New Roman"/>
+          <w:i/>
+          <w:iCs/>
+          <w:sz w:val="20"/>
+          <w:szCs w:val="20"/>
+        </w:rPr>
+        <w:t>I</w:t>
+      </w:r>
+      <w:r>
+        <w:rPr>
+          <w:rFonts w:ascii="Times New Roman" w:hAnsi="Times New Roman" w:cs="Times New Roman"/>
+          <w:i/>
+          <w:iCs/>
+          <w:sz w:val="20"/>
+          <w:szCs w:val="20"/>
+        </w:rPr>
+        <w:t>V</w:t>
+      </w:r>
+      <w:r>
+        <w:rPr>
+          <w:rFonts w:ascii="Times New Roman" w:hAnsi="Times New Roman" w:cs="Times New Roman"/>
+          <w:i/>
+          <w:iCs/>
+          <w:sz w:val="20"/>
+          <w:szCs w:val="20"/>
+        </w:rPr>
+        <w:t>.</w:t>
+      </w:r>
+      <w:r>
+        <w:rPr>
+          <w:rFonts w:ascii="Times New Roman" w:hAnsi="Times New Roman" w:cs="Times New Roman"/>
+          <w:sz w:val="20"/>
+          <w:szCs w:val="20"/>
+          <w:lang w:val="de-DE"/>
+        </w:rPr>
+        <w:t xml:space="preserve"> mit schwarzer Tinte, Überschreibung und Einkreisung mit violettem Buntstift; </w:t>
+      </w:r>
+    </w:p>
+    <w:p>
+      <w:pPr>
+        <w:spacing w:after="0" w:line="360" w:lineRule="auto"/>
+        <w:outlineLvl w:val="0"/>
+        <w:rPr>
+          <w:rFonts w:ascii="Times New Roman" w:hAnsi="Times New Roman" w:cs="Times New Roman"/>
+          <w:sz w:val="20"/>
+          <w:szCs w:val="20"/>
+          <w:lang w:val="de-DE"/>
+        </w:rPr>
+      </w:pPr>
+      <w:r>
+        <w:rPr>
+          <w:rFonts w:ascii="Times New Roman" w:hAnsi="Times New Roman" w:cs="Times New Roman"/>
+          <w:sz w:val="20"/>
+          <w:szCs w:val="20"/>
+        </w:rPr>
+        <w:t>[</w:t>
+      </w:r>
+      <w:proofErr w:type="gramStart"/>
+      <w:r>
+        <w:rPr>
+          <w:rFonts w:ascii="Times New Roman" w:hAnsi="Times New Roman" w:cs="Times New Roman"/>
+          <w:i/>
+          <w:iCs/>
+          <w:sz w:val="20"/>
+          <w:szCs w:val="20"/>
+        </w:rPr>
+        <w:t>I</w:t>
+      </w:r>
+      <w:r>
+        <w:rPr>
+          <w:rFonts w:ascii="Times New Roman" w:hAnsi="Times New Roman" w:cs="Times New Roman"/>
+          <w:i/>
+          <w:iCs/>
+          <w:sz w:val="20"/>
+          <w:szCs w:val="20"/>
+        </w:rPr>
+        <w:t>II</w:t>
+      </w:r>
+      <w:r>
+        <w:rPr>
+          <w:rFonts w:ascii="Times New Roman" w:hAnsi="Times New Roman" w:cs="Times New Roman"/>
+          <w:i/>
+          <w:iCs/>
+          <w:sz w:val="20"/>
+          <w:szCs w:val="20"/>
+        </w:rPr>
+        <w:t>.</w:t>
+      </w:r>
+      <w:r>
+        <w:rPr>
+          <w:rFonts w:ascii="Times New Roman" w:hAnsi="Times New Roman" w:cs="Times New Roman"/>
+          <w:sz w:val="20"/>
+          <w:szCs w:val="20"/>
+        </w:rPr>
+        <w:t>→</w:t>
+      </w:r>
+      <w:proofErr w:type="gramEnd"/>
+      <w:r>
+        <w:rPr>
+          <w:rFonts w:ascii="Times New Roman" w:hAnsi="Times New Roman" w:cs="Times New Roman"/>
+          <w:sz w:val="20"/>
+          <w:szCs w:val="20"/>
+        </w:rPr>
+        <w:t xml:space="preserve">] </w:t>
+      </w:r>
+      <w:r>
+        <w:rPr>
+          <w:rFonts w:ascii="Times New Roman" w:hAnsi="Times New Roman" w:cs="Times New Roman"/>
+          <w:i/>
+          <w:iCs/>
+          <w:sz w:val="20"/>
+          <w:szCs w:val="20"/>
+        </w:rPr>
+        <w:t>IV.</w:t>
+      </w:r>
+      <w:r>
+        <w:rPr>
+          <w:rFonts w:ascii="Times New Roman" w:hAnsi="Times New Roman" w:cs="Times New Roman"/>
+          <w:sz w:val="20"/>
+          <w:szCs w:val="20"/>
+          <w:lang w:val="de-DE"/>
+        </w:rPr>
+        <w:t xml:space="preserve"> [eingekreist] auf </w:t>
+      </w:r>
+      <w:proofErr w:type="spellStart"/>
+      <w:r>
+        <w:rPr>
+          <w:rFonts w:ascii="Times New Roman" w:hAnsi="Times New Roman" w:cs="Times New Roman"/>
+          <w:sz w:val="20"/>
+          <w:szCs w:val="20"/>
+          <w:lang w:val="de-DE"/>
+        </w:rPr>
+        <w:t>Bl</w:t>
+      </w:r>
+      <w:proofErr w:type="spellEnd"/>
+      <w:r>
+        <w:rPr>
+          <w:rFonts w:ascii="Times New Roman" w:hAnsi="Times New Roman" w:cs="Times New Roman"/>
+          <w:sz w:val="20"/>
+          <w:szCs w:val="20"/>
+          <w:lang w:val="de-DE"/>
+        </w:rPr>
+        <w:t>. 5</w:t>
+      </w:r>
+      <w:r>
+        <w:rPr>
+          <w:rFonts w:ascii="Times New Roman" w:hAnsi="Times New Roman" w:cs="Times New Roman"/>
+          <w:sz w:val="20"/>
+          <w:szCs w:val="20"/>
+          <w:vertAlign w:val="superscript"/>
+          <w:lang w:val="de-DE"/>
+        </w:rPr>
+        <w:t>r</w:t>
+      </w:r>
+      <w:r>
+        <w:rPr>
+          <w:rFonts w:ascii="Times New Roman" w:hAnsi="Times New Roman" w:cs="Times New Roman"/>
+          <w:sz w:val="20"/>
+          <w:szCs w:val="20"/>
+          <w:lang w:val="de-DE"/>
+        </w:rPr>
+        <w:t xml:space="preserve"> System 2–3 Mitte (Kopftitel</w:t>
+      </w:r>
+      <w:r>
+        <w:rPr>
+          <w:rFonts w:ascii="Times New Roman" w:hAnsi="Times New Roman" w:cs="Times New Roman"/>
+          <w:sz w:val="20"/>
+          <w:szCs w:val="20"/>
+          <w:lang w:val="de-DE"/>
+        </w:rPr>
+        <w:t xml:space="preserve">: </w:t>
+      </w:r>
+      <w:r>
+        <w:rPr>
+          <w:rFonts w:ascii="Times New Roman" w:hAnsi="Times New Roman" w:cs="Times New Roman"/>
+          <w:b/>
+          <w:bCs/>
+          <w:sz w:val="20"/>
+          <w:szCs w:val="20"/>
+          <w:lang w:val="de-DE"/>
+        </w:rPr>
+        <w:t>B</w:t>
+      </w:r>
+      <w:r>
+        <w:rPr>
+          <w:rFonts w:ascii="Times New Roman" w:hAnsi="Times New Roman" w:cs="Times New Roman"/>
+          <w:b/>
+          <w:bCs/>
+          <w:sz w:val="20"/>
+          <w:szCs w:val="20"/>
+          <w:vertAlign w:val="superscript"/>
+          <w:lang w:val="de-DE"/>
+        </w:rPr>
+        <w:t>a3</w:t>
+      </w:r>
+      <w:r>
+        <w:rPr>
+          <w:rFonts w:ascii="Times New Roman" w:hAnsi="Times New Roman" w:cs="Times New Roman"/>
+          <w:sz w:val="20"/>
+          <w:szCs w:val="20"/>
+          <w:lang w:val="de-DE"/>
+        </w:rPr>
+        <w:t xml:space="preserve">), </w:t>
+      </w:r>
+      <w:r>
+        <w:rPr>
+          <w:rFonts w:ascii="Times New Roman" w:hAnsi="Times New Roman" w:cs="Times New Roman"/>
+          <w:i/>
+          <w:iCs/>
+          <w:sz w:val="20"/>
+          <w:szCs w:val="20"/>
+        </w:rPr>
+        <w:t>I</w:t>
+      </w:r>
+      <w:r>
+        <w:rPr>
+          <w:rFonts w:ascii="Times New Roman" w:hAnsi="Times New Roman" w:cs="Times New Roman"/>
+          <w:i/>
+          <w:iCs/>
+          <w:sz w:val="20"/>
+          <w:szCs w:val="20"/>
+        </w:rPr>
+        <w:t>V</w:t>
+      </w:r>
+      <w:r>
+        <w:rPr>
+          <w:rFonts w:ascii="Times New Roman" w:hAnsi="Times New Roman" w:cs="Times New Roman"/>
+          <w:i/>
+          <w:iCs/>
+          <w:sz w:val="20"/>
+          <w:szCs w:val="20"/>
+        </w:rPr>
+        <w:t>.</w:t>
+      </w:r>
+      <w:r>
+        <w:rPr>
+          <w:rFonts w:ascii="Times New Roman" w:hAnsi="Times New Roman" w:cs="Times New Roman"/>
+          <w:sz w:val="20"/>
+          <w:szCs w:val="20"/>
+          <w:lang w:val="de-DE"/>
+        </w:rPr>
+        <w:t xml:space="preserve"> mit schwarzer Tinte, Überschreibung und Einkreisung mit violettem Buntstift; </w:t>
+      </w:r>
+    </w:p>
+    <w:p>
+      <w:pPr>
+        <w:spacing w:after="0" w:line="360" w:lineRule="auto"/>
+        <w:outlineLvl w:val="0"/>
+        <w:rPr>
+          <w:rFonts w:ascii="Times New Roman" w:hAnsi="Times New Roman" w:cs="Times New Roman"/>
+          <w:sz w:val="20"/>
+          <w:szCs w:val="20"/>
+          <w:lang w:val="de-DE"/>
+        </w:rPr>
+      </w:pPr>
+      <w:r>
+        <w:rPr>
+          <w:rFonts w:ascii="Times New Roman" w:hAnsi="Times New Roman" w:cs="Times New Roman"/>
+          <w:i/>
+          <w:iCs/>
+          <w:sz w:val="20"/>
+          <w:szCs w:val="20"/>
+          <w:lang w:val="de-DE"/>
+        </w:rPr>
+        <w:t>I.</w:t>
+      </w:r>
+      <w:r>
+        <w:rPr>
+          <w:rFonts w:ascii="Times New Roman" w:hAnsi="Times New Roman" w:cs="Times New Roman"/>
+          <w:sz w:val="20"/>
+          <w:szCs w:val="20"/>
+          <w:lang w:val="de-DE"/>
+        </w:rPr>
+        <w:t xml:space="preserve"> [eingekreist mit violettem Buntstift] auf </w:t>
+      </w:r>
+      <w:proofErr w:type="spellStart"/>
+      <w:r>
+        <w:rPr>
+          <w:rFonts w:ascii="Times New Roman" w:hAnsi="Times New Roman" w:cs="Times New Roman"/>
+          <w:sz w:val="20"/>
+          <w:szCs w:val="20"/>
+          <w:lang w:val="de-DE"/>
+        </w:rPr>
+        <w:t>Bl</w:t>
+      </w:r>
+      <w:proofErr w:type="spellEnd"/>
+      <w:r>
+        <w:rPr>
+          <w:rFonts w:ascii="Times New Roman" w:hAnsi="Times New Roman" w:cs="Times New Roman"/>
+          <w:sz w:val="20"/>
+          <w:szCs w:val="20"/>
+          <w:lang w:val="de-DE"/>
+        </w:rPr>
+        <w:t>. 7</w:t>
+      </w:r>
+      <w:r>
+        <w:rPr>
+          <w:rFonts w:ascii="Times New Roman" w:hAnsi="Times New Roman" w:cs="Times New Roman"/>
+          <w:sz w:val="20"/>
+          <w:szCs w:val="20"/>
+          <w:vertAlign w:val="superscript"/>
+          <w:lang w:val="de-DE"/>
+        </w:rPr>
+        <w:t>r</w:t>
+      </w:r>
+      <w:r>
+        <w:rPr>
+          <w:rFonts w:ascii="Times New Roman" w:hAnsi="Times New Roman" w:cs="Times New Roman"/>
+          <w:sz w:val="20"/>
+          <w:szCs w:val="20"/>
+          <w:lang w:val="de-DE"/>
+        </w:rPr>
+        <w:t xml:space="preserve"> System 1–2 Mitte (Kopftitel</w:t>
+      </w:r>
+      <w:r>
+        <w:rPr>
+          <w:rFonts w:ascii="Times New Roman" w:hAnsi="Times New Roman" w:cs="Times New Roman"/>
+          <w:sz w:val="20"/>
+          <w:szCs w:val="20"/>
+          <w:lang w:val="de-DE"/>
+        </w:rPr>
+        <w:t xml:space="preserve">: </w:t>
+      </w:r>
+      <w:r>
+        <w:rPr>
+          <w:rFonts w:ascii="Times New Roman" w:hAnsi="Times New Roman" w:cs="Times New Roman"/>
+          <w:b/>
+          <w:bCs/>
+          <w:sz w:val="20"/>
+          <w:szCs w:val="20"/>
+          <w:lang w:val="de-DE"/>
+        </w:rPr>
+        <w:t>B</w:t>
+      </w:r>
+      <w:r>
+        <w:rPr>
+          <w:rFonts w:ascii="Times New Roman" w:hAnsi="Times New Roman" w:cs="Times New Roman"/>
+          <w:b/>
+          <w:bCs/>
+          <w:sz w:val="20"/>
+          <w:szCs w:val="20"/>
+          <w:vertAlign w:val="superscript"/>
+          <w:lang w:val="de-DE"/>
+        </w:rPr>
+        <w:t>b</w:t>
+      </w:r>
+      <w:r>
+        <w:rPr>
+          <w:rFonts w:ascii="Times New Roman" w:hAnsi="Times New Roman" w:cs="Times New Roman"/>
+          <w:b/>
+          <w:bCs/>
+          <w:sz w:val="20"/>
+          <w:szCs w:val="20"/>
+          <w:vertAlign w:val="superscript"/>
+          <w:lang w:val="de-DE"/>
+        </w:rPr>
+        <w:t>1</w:t>
+      </w:r>
+      <w:r>
+        <w:rPr>
+          <w:rFonts w:ascii="Times New Roman" w:hAnsi="Times New Roman" w:cs="Times New Roman"/>
+          <w:sz w:val="20"/>
+          <w:szCs w:val="20"/>
+          <w:lang w:val="de-DE"/>
+        </w:rPr>
+        <w:t xml:space="preserve">) mit schwarzer Tinte; </w:t>
+      </w:r>
+    </w:p>
+    <w:p>
+      <w:pPr>
+        <w:spacing w:after="0" w:line="360" w:lineRule="auto"/>
+        <w:outlineLvl w:val="0"/>
+        <w:rPr>
+          <w:rFonts w:ascii="Times New Roman" w:hAnsi="Times New Roman" w:cs="Times New Roman"/>
+          <w:sz w:val="20"/>
+          <w:szCs w:val="20"/>
+          <w:lang w:val="de-DE"/>
+        </w:rPr>
+      </w:pPr>
+      <w:r>
+        <w:rPr>
+          <w:rFonts w:ascii="Times New Roman" w:hAnsi="Times New Roman" w:cs="Times New Roman"/>
+          <w:i/>
+          <w:iCs/>
+          <w:sz w:val="20"/>
+          <w:szCs w:val="20"/>
+          <w:lang w:val="de-DE"/>
+        </w:rPr>
+        <w:lastRenderedPageBreak/>
+        <w:t>I</w:t>
+      </w:r>
+      <w:r>
+        <w:rPr>
+          <w:rFonts w:ascii="Times New Roman" w:hAnsi="Times New Roman" w:cs="Times New Roman"/>
+          <w:i/>
+          <w:iCs/>
+          <w:sz w:val="20"/>
+          <w:szCs w:val="20"/>
+          <w:lang w:val="de-DE"/>
+        </w:rPr>
+        <w:t>I</w:t>
+      </w:r>
+      <w:r>
+        <w:rPr>
+          <w:rFonts w:ascii="Times New Roman" w:hAnsi="Times New Roman" w:cs="Times New Roman"/>
+          <w:i/>
+          <w:iCs/>
+          <w:sz w:val="20"/>
+          <w:szCs w:val="20"/>
+          <w:lang w:val="de-DE"/>
+        </w:rPr>
+        <w:t>.</w:t>
+      </w:r>
+      <w:r>
+        <w:rPr>
+          <w:rFonts w:ascii="Times New Roman" w:hAnsi="Times New Roman" w:cs="Times New Roman"/>
+          <w:sz w:val="20"/>
+          <w:szCs w:val="20"/>
+          <w:lang w:val="de-DE"/>
+        </w:rPr>
+        <w:t xml:space="preserve"> [eingekreist mit violettem Buntstift] auf </w:t>
+      </w:r>
+      <w:proofErr w:type="spellStart"/>
+      <w:r>
+        <w:rPr>
+          <w:rFonts w:ascii="Times New Roman" w:hAnsi="Times New Roman" w:cs="Times New Roman"/>
+          <w:sz w:val="20"/>
+          <w:szCs w:val="20"/>
+          <w:lang w:val="de-DE"/>
+        </w:rPr>
+        <w:t>Bl</w:t>
+      </w:r>
+      <w:proofErr w:type="spellEnd"/>
+      <w:r>
+        <w:rPr>
+          <w:rFonts w:ascii="Times New Roman" w:hAnsi="Times New Roman" w:cs="Times New Roman"/>
+          <w:sz w:val="20"/>
+          <w:szCs w:val="20"/>
+          <w:lang w:val="de-DE"/>
+        </w:rPr>
+        <w:t>. 7</w:t>
+      </w:r>
+      <w:r>
+        <w:rPr>
+          <w:rFonts w:ascii="Times New Roman" w:hAnsi="Times New Roman" w:cs="Times New Roman"/>
+          <w:sz w:val="20"/>
+          <w:szCs w:val="20"/>
+          <w:vertAlign w:val="superscript"/>
+          <w:lang w:val="de-DE"/>
+        </w:rPr>
+        <w:t>r</w:t>
+      </w:r>
+      <w:r>
+        <w:rPr>
+          <w:rFonts w:ascii="Times New Roman" w:hAnsi="Times New Roman" w:cs="Times New Roman"/>
+          <w:sz w:val="20"/>
+          <w:szCs w:val="20"/>
+          <w:lang w:val="de-DE"/>
+        </w:rPr>
+        <w:t xml:space="preserve"> System 17–18 Mitte (Kopftitel</w:t>
+      </w:r>
+      <w:r>
+        <w:rPr>
+          <w:rFonts w:ascii="Times New Roman" w:hAnsi="Times New Roman" w:cs="Times New Roman"/>
+          <w:sz w:val="20"/>
+          <w:szCs w:val="20"/>
+          <w:lang w:val="de-DE"/>
+        </w:rPr>
+        <w:t xml:space="preserve">: </w:t>
+      </w:r>
+      <w:r>
+        <w:rPr>
+          <w:rFonts w:ascii="Times New Roman" w:hAnsi="Times New Roman" w:cs="Times New Roman"/>
+          <w:b/>
+          <w:sz w:val="20"/>
+          <w:szCs w:val="20"/>
+          <w:lang w:val="de-DE"/>
+        </w:rPr>
+        <w:t>B</w:t>
+      </w:r>
+      <w:r>
+        <w:rPr>
+          <w:rFonts w:ascii="Times New Roman" w:hAnsi="Times New Roman" w:cs="Times New Roman"/>
+          <w:b/>
+          <w:sz w:val="20"/>
+          <w:szCs w:val="20"/>
+          <w:vertAlign w:val="superscript"/>
+          <w:lang w:val="de-DE"/>
+        </w:rPr>
+        <w:t>b2.</w:t>
+      </w:r>
+      <w:r>
+        <w:rPr>
+          <w:rFonts w:ascii="Times New Roman" w:hAnsi="Times New Roman" w:cs="Times New Roman"/>
+          <w:b/>
+          <w:sz w:val="20"/>
+          <w:szCs w:val="20"/>
+          <w:vertAlign w:val="superscript"/>
+          <w:lang w:val="de-DE"/>
+        </w:rPr>
+        <w:t>1</w:t>
+      </w:r>
+      <w:r>
+        <w:rPr>
+          <w:rFonts w:ascii="Times New Roman" w:hAnsi="Times New Roman" w:cs="Times New Roman"/>
+          <w:sz w:val="20"/>
+          <w:szCs w:val="20"/>
+          <w:lang w:val="de-DE"/>
+        </w:rPr>
+        <w:t>/</w:t>
+      </w:r>
+      <w:r>
+        <w:rPr>
+          <w:rFonts w:ascii="Times New Roman" w:hAnsi="Times New Roman" w:cs="Times New Roman"/>
+          <w:b/>
+          <w:sz w:val="20"/>
+          <w:szCs w:val="20"/>
+          <w:lang w:val="de-DE"/>
+        </w:rPr>
+        <w:t>B</w:t>
+      </w:r>
+      <w:r>
+        <w:rPr>
+          <w:rFonts w:ascii="Times New Roman" w:hAnsi="Times New Roman" w:cs="Times New Roman"/>
+          <w:b/>
+          <w:sz w:val="20"/>
+          <w:szCs w:val="20"/>
+          <w:vertAlign w:val="superscript"/>
+          <w:lang w:val="de-DE"/>
+        </w:rPr>
+        <w:t>b2.2</w:t>
+      </w:r>
+      <w:r>
+        <w:rPr>
+          <w:rFonts w:ascii="Times New Roman" w:hAnsi="Times New Roman" w:cs="Times New Roman"/>
+          <w:sz w:val="20"/>
+          <w:szCs w:val="20"/>
+          <w:lang w:val="de-DE"/>
+        </w:rPr>
+        <w:t xml:space="preserve">) mit schwarzer Tinte; </w:t>
+      </w:r>
+    </w:p>
+    <w:p>
+      <w:pPr>
+        <w:spacing w:after="0" w:line="360" w:lineRule="auto"/>
+        <w:outlineLvl w:val="0"/>
+        <w:rPr>
+          <w:rFonts w:ascii="Times New Roman" w:hAnsi="Times New Roman" w:cs="Times New Roman"/>
+          <w:sz w:val="20"/>
+          <w:szCs w:val="20"/>
+          <w:lang w:val="de-DE"/>
+        </w:rPr>
+      </w:pPr>
+      <w:r>
+        <w:rPr>
+          <w:rFonts w:ascii="Times New Roman" w:hAnsi="Times New Roman" w:cs="Times New Roman"/>
+          <w:i/>
+          <w:iCs/>
+          <w:strike/>
+          <w:sz w:val="20"/>
+          <w:szCs w:val="20"/>
+        </w:rPr>
+        <w:t>III.</w:t>
+      </w:r>
+      <w:r>
+        <w:rPr>
+          <w:rFonts w:ascii="Times New Roman" w:hAnsi="Times New Roman" w:cs="Times New Roman"/>
+          <w:sz w:val="20"/>
+          <w:szCs w:val="20"/>
+        </w:rPr>
+        <w:t xml:space="preserve"> </w:t>
+      </w:r>
+      <w:r>
+        <w:rPr>
+          <w:rFonts w:ascii="Times New Roman" w:hAnsi="Times New Roman" w:cs="Times New Roman"/>
+          <w:sz w:val="20"/>
+          <w:szCs w:val="20"/>
+        </w:rPr>
+        <w:t>[schwarze Tinte] &lt;</w:t>
+      </w:r>
+      <w:r>
+        <w:rPr>
+          <w:rFonts w:ascii="Times New Roman" w:hAnsi="Times New Roman" w:cs="Times New Roman"/>
+          <w:i/>
+          <w:iCs/>
+          <w:sz w:val="20"/>
+          <w:szCs w:val="20"/>
+        </w:rPr>
+        <w:t>IV.</w:t>
+      </w:r>
+      <w:r>
+        <w:rPr>
+          <w:rFonts w:ascii="Times New Roman" w:hAnsi="Times New Roman" w:cs="Times New Roman"/>
+          <w:sz w:val="20"/>
+          <w:szCs w:val="20"/>
+          <w:lang w:val="de-DE"/>
+        </w:rPr>
+        <w:t xml:space="preserve">&gt; [violetter Buntstift, nachgezogen mit schwarzem Buntstift, eingekreist mit violettem Buntstift]&gt; auf </w:t>
+      </w:r>
+      <w:proofErr w:type="spellStart"/>
+      <w:r>
+        <w:rPr>
+          <w:rFonts w:ascii="Times New Roman" w:hAnsi="Times New Roman" w:cs="Times New Roman"/>
+          <w:sz w:val="20"/>
+          <w:szCs w:val="20"/>
+          <w:lang w:val="de-DE"/>
+        </w:rPr>
+        <w:t>Bl</w:t>
+      </w:r>
+      <w:proofErr w:type="spellEnd"/>
+      <w:r>
+        <w:rPr>
+          <w:rFonts w:ascii="Times New Roman" w:hAnsi="Times New Roman" w:cs="Times New Roman"/>
+          <w:sz w:val="20"/>
+          <w:szCs w:val="20"/>
+          <w:lang w:val="de-DE"/>
+        </w:rPr>
+        <w:t>. 9</w:t>
+      </w:r>
+      <w:r>
+        <w:rPr>
+          <w:rFonts w:ascii="Times New Roman" w:hAnsi="Times New Roman" w:cs="Times New Roman"/>
+          <w:sz w:val="20"/>
+          <w:szCs w:val="20"/>
+          <w:vertAlign w:val="superscript"/>
+          <w:lang w:val="de-DE"/>
+        </w:rPr>
+        <w:t>r</w:t>
+      </w:r>
+      <w:r>
+        <w:rPr>
+          <w:rFonts w:ascii="Times New Roman" w:hAnsi="Times New Roman" w:cs="Times New Roman"/>
+          <w:sz w:val="20"/>
+          <w:szCs w:val="20"/>
+          <w:lang w:val="de-DE"/>
+        </w:rPr>
+        <w:t xml:space="preserve"> System 2–3 Mitte (Kopftitel</w:t>
+      </w:r>
+      <w:r>
+        <w:rPr>
+          <w:rFonts w:ascii="Times New Roman" w:hAnsi="Times New Roman" w:cs="Times New Roman"/>
+          <w:sz w:val="20"/>
+          <w:szCs w:val="20"/>
+          <w:lang w:val="de-DE"/>
+        </w:rPr>
+        <w:t xml:space="preserve">: </w:t>
+      </w:r>
+      <w:r>
+        <w:rPr>
+          <w:rFonts w:ascii="Times New Roman" w:hAnsi="Times New Roman" w:cs="Times New Roman"/>
+          <w:b/>
+          <w:bCs/>
+          <w:sz w:val="20"/>
+          <w:szCs w:val="20"/>
+          <w:lang w:val="de-DE"/>
+        </w:rPr>
+        <w:t>B</w:t>
+      </w:r>
+      <w:r>
+        <w:rPr>
+          <w:rFonts w:ascii="Times New Roman" w:hAnsi="Times New Roman" w:cs="Times New Roman"/>
+          <w:b/>
+          <w:bCs/>
+          <w:sz w:val="20"/>
+          <w:szCs w:val="20"/>
+          <w:vertAlign w:val="superscript"/>
+          <w:lang w:val="de-DE"/>
+        </w:rPr>
+        <w:t>b3</w:t>
+      </w:r>
+      <w:r>
+        <w:rPr>
+          <w:rFonts w:ascii="Times New Roman" w:hAnsi="Times New Roman" w:cs="Times New Roman"/>
+          <w:sz w:val="20"/>
+          <w:szCs w:val="20"/>
+          <w:lang w:val="de-DE"/>
+        </w:rPr>
+        <w:t xml:space="preserve">), </w:t>
+      </w:r>
+      <w:r>
+        <w:rPr>
+          <w:rFonts w:ascii="Times New Roman" w:hAnsi="Times New Roman" w:cs="Times New Roman"/>
+          <w:sz w:val="20"/>
+          <w:szCs w:val="20"/>
+          <w:lang w:val="de-DE"/>
+        </w:rPr>
+        <w:t>S</w:t>
+      </w:r>
+      <w:r>
+        <w:rPr>
+          <w:rFonts w:ascii="Times New Roman" w:hAnsi="Times New Roman" w:cs="Times New Roman"/>
+          <w:sz w:val="20"/>
+          <w:szCs w:val="20"/>
+          <w:lang w:val="de-DE"/>
+        </w:rPr>
+        <w:t xml:space="preserve">treichung von </w:t>
+      </w:r>
+      <w:r>
+        <w:rPr>
+          <w:rFonts w:ascii="Times New Roman" w:hAnsi="Times New Roman" w:cs="Times New Roman"/>
+          <w:i/>
+          <w:iCs/>
+          <w:strike/>
+          <w:sz w:val="20"/>
+          <w:szCs w:val="20"/>
+        </w:rPr>
+        <w:t>III.</w:t>
+      </w:r>
+      <w:r>
+        <w:rPr>
+          <w:rFonts w:ascii="Times New Roman" w:hAnsi="Times New Roman" w:cs="Times New Roman"/>
+          <w:sz w:val="20"/>
+          <w:szCs w:val="20"/>
+          <w:lang w:val="de-DE"/>
+        </w:rPr>
+        <w:t xml:space="preserve"> mit schwarzem und violettem Buntstift.  </w:t>
       </w:r>
     </w:p>
     <w:p>
@@ -3299,249 +4496,22 @@
       <w:r>
         <w:rPr>
           <w:rFonts w:ascii="Times New Roman" w:hAnsi="Times New Roman" w:cs="Times New Roman"/>
-          <w:i/>
-          <w:sz w:val="20"/>
-          <w:szCs w:val="20"/>
-          <w:lang w:val="de-DE"/>
-        </w:rPr>
-        <w:t>Vier</w:t>
-      </w:r>
-      <w:r>
-        <w:rPr>
-          <w:rFonts w:ascii="Times New Roman" w:hAnsi="Times New Roman" w:cs="Times New Roman"/>
-          <w:i/>
-          <w:sz w:val="20"/>
-          <w:szCs w:val="20"/>
-          <w:lang w:val="de-DE"/>
-        </w:rPr>
-        <w:t xml:space="preserve"> S</w:t>
-      </w:r>
-      <w:r>
-        <w:rPr>
-          <w:rFonts w:ascii="Times New Roman" w:hAnsi="Times New Roman" w:cs="Times New Roman"/>
-          <w:i/>
-          <w:sz w:val="20"/>
-          <w:szCs w:val="20"/>
-          <w:lang w:val="de-DE"/>
-        </w:rPr>
-        <w:t>tück</w:t>
-      </w:r>
-      <w:r>
-        <w:rPr>
-          <w:rFonts w:ascii="Times New Roman" w:hAnsi="Times New Roman" w:cs="Times New Roman"/>
-          <w:i/>
-          <w:sz w:val="20"/>
-          <w:szCs w:val="20"/>
-          <w:lang w:val="de-DE"/>
-        </w:rPr>
-        <w:t xml:space="preserve">e für </w:t>
-      </w:r>
-      <w:r>
-        <w:rPr>
-          <w:rFonts w:ascii="Times New Roman" w:hAnsi="Times New Roman" w:cs="Times New Roman"/>
-          <w:i/>
-          <w:sz w:val="20"/>
-          <w:szCs w:val="20"/>
-          <w:lang w:val="de-DE"/>
-        </w:rPr>
-        <w:t>Geige und Klavier</w:t>
-      </w:r>
-      <w:r>
-        <w:rPr>
-          <w:rFonts w:ascii="Times New Roman" w:hAnsi="Times New Roman" w:cs="Times New Roman"/>
-          <w:i/>
-          <w:sz w:val="20"/>
-          <w:szCs w:val="20"/>
-          <w:lang w:val="de-DE"/>
-        </w:rPr>
-        <w:t xml:space="preserve"> </w:t>
-      </w:r>
-      <w:r>
-        <w:rPr>
-          <w:rFonts w:ascii="Times New Roman" w:hAnsi="Times New Roman" w:cs="Times New Roman"/>
-          <w:iCs/>
-          <w:sz w:val="20"/>
-          <w:szCs w:val="20"/>
-          <w:lang w:val="de-DE"/>
-        </w:rPr>
-        <w:t xml:space="preserve">| </w:t>
-      </w:r>
-      <w:r>
-        <w:rPr>
-          <w:rFonts w:ascii="Times New Roman" w:hAnsi="Times New Roman" w:cs="Times New Roman"/>
-          <w:i/>
-          <w:sz w:val="20"/>
-          <w:szCs w:val="20"/>
-          <w:lang w:val="de-DE"/>
-        </w:rPr>
-        <w:t>op</w:t>
-      </w:r>
-      <w:r>
-        <w:rPr>
-          <w:rFonts w:ascii="Times New Roman" w:hAnsi="Times New Roman" w:cs="Times New Roman"/>
-          <w:sz w:val="20"/>
-          <w:szCs w:val="20"/>
-          <w:lang w:val="de-DE"/>
-        </w:rPr>
-        <w:t xml:space="preserve">. </w:t>
-      </w:r>
-      <w:r>
-        <w:rPr>
-          <w:rFonts w:ascii="Times New Roman" w:hAnsi="Times New Roman" w:cs="Times New Roman"/>
-          <w:i/>
-          <w:sz w:val="20"/>
-          <w:szCs w:val="20"/>
-          <w:lang w:val="de-DE"/>
-        </w:rPr>
-        <w:t>6</w:t>
-      </w:r>
-      <w:r>
-        <w:rPr>
-          <w:rFonts w:ascii="Times New Roman" w:hAnsi="Times New Roman" w:cs="Times New Roman"/>
-          <w:i/>
-          <w:sz w:val="20"/>
-          <w:szCs w:val="20"/>
-          <w:lang w:val="de-DE"/>
-        </w:rPr>
-        <w:t xml:space="preserve"> </w:t>
-      </w:r>
-      <w:proofErr w:type="spellStart"/>
-      <w:r>
-        <w:rPr>
-          <w:rFonts w:ascii="Times New Roman" w:hAnsi="Times New Roman" w:cs="Times New Roman"/>
-          <w:i/>
-          <w:sz w:val="20"/>
-          <w:szCs w:val="20"/>
-          <w:lang w:val="de-DE"/>
-        </w:rPr>
-        <w:t>N</w:t>
-      </w:r>
-      <w:r>
-        <w:rPr>
-          <w:rFonts w:ascii="Times New Roman" w:hAnsi="Times New Roman" w:cs="Times New Roman"/>
-          <w:i/>
-          <w:sz w:val="20"/>
-          <w:szCs w:val="20"/>
-          <w:u w:val="single"/>
-          <w:vertAlign w:val="superscript"/>
-          <w:lang w:val="de-DE"/>
-        </w:rPr>
-        <w:t>o</w:t>
-      </w:r>
-      <w:proofErr w:type="spellEnd"/>
-      <w:r>
-        <w:rPr>
-          <w:rFonts w:ascii="Times New Roman" w:hAnsi="Times New Roman" w:cs="Times New Roman"/>
-          <w:i/>
-          <w:sz w:val="20"/>
-          <w:szCs w:val="20"/>
-          <w:lang w:val="de-DE"/>
-        </w:rPr>
-        <w:t xml:space="preserve"> 1</w:t>
-      </w:r>
-      <w:r>
-        <w:rPr>
-          <w:rFonts w:ascii="Times New Roman" w:hAnsi="Times New Roman" w:cs="Times New Roman"/>
-          <w:i/>
-          <w:sz w:val="20"/>
-          <w:szCs w:val="20"/>
-          <w:lang w:val="de-DE"/>
-        </w:rPr>
-        <w:t xml:space="preserve"> </w:t>
-      </w:r>
-      <w:r>
-        <w:rPr>
-          <w:rFonts w:ascii="Times New Roman" w:hAnsi="Times New Roman" w:cs="Times New Roman"/>
-          <w:iCs/>
-          <w:sz w:val="20"/>
-          <w:szCs w:val="20"/>
-          <w:lang w:val="de-DE"/>
-        </w:rPr>
-        <w:t xml:space="preserve">[eingekreist mit Bleistift] </w:t>
-      </w:r>
-      <w:r>
-        <w:rPr>
-          <w:rFonts w:ascii="Times New Roman" w:hAnsi="Times New Roman" w:cs="Times New Roman"/>
-          <w:iCs/>
-          <w:sz w:val="20"/>
-          <w:szCs w:val="20"/>
-          <w:lang w:val="de-DE"/>
-        </w:rPr>
-        <w:t>|</w:t>
-      </w:r>
-      <w:r>
-        <w:rPr>
-          <w:rFonts w:ascii="Times New Roman" w:hAnsi="Times New Roman" w:cs="Times New Roman"/>
-          <w:i/>
-          <w:sz w:val="20"/>
-          <w:szCs w:val="20"/>
-          <w:lang w:val="de-DE"/>
-        </w:rPr>
-        <w:t xml:space="preserve"> </w:t>
-      </w:r>
-      <w:r>
-        <w:rPr>
-          <w:rFonts w:ascii="Times New Roman" w:hAnsi="Times New Roman" w:cs="Times New Roman"/>
-          <w:iCs/>
-          <w:sz w:val="20"/>
-          <w:szCs w:val="20"/>
-          <w:lang w:val="de-DE"/>
-        </w:rPr>
-        <w:t>&lt;</w:t>
-      </w:r>
-      <w:proofErr w:type="spellStart"/>
-      <w:r>
-        <w:rPr>
-          <w:rFonts w:ascii="Times New Roman" w:hAnsi="Times New Roman" w:cs="Times New Roman"/>
-          <w:i/>
-          <w:sz w:val="20"/>
-          <w:szCs w:val="20"/>
-          <w:lang w:val="de-DE"/>
-        </w:rPr>
-        <w:t>op</w:t>
-      </w:r>
-      <w:proofErr w:type="spellEnd"/>
-      <w:r>
-        <w:rPr>
-          <w:rFonts w:ascii="Times New Roman" w:hAnsi="Times New Roman" w:cs="Times New Roman"/>
-          <w:i/>
-          <w:sz w:val="20"/>
-          <w:szCs w:val="20"/>
-          <w:lang w:val="de-DE"/>
-        </w:rPr>
-        <w:t xml:space="preserve">[.] </w:t>
-      </w:r>
-      <w:r>
-        <w:rPr>
-          <w:rFonts w:ascii="Times New Roman" w:hAnsi="Times New Roman" w:cs="Times New Roman"/>
-          <w:sz w:val="20"/>
-          <w:szCs w:val="20"/>
-          <w:lang w:val="de-DE"/>
-        </w:rPr>
-        <w:t>[</w:t>
+          <w:sz w:val="20"/>
+          <w:szCs w:val="20"/>
+          <w:lang w:val="de-DE"/>
+        </w:rPr>
+        <w:t xml:space="preserve">Instrumentenvorsatz: </w:t>
       </w:r>
       <w:r>
         <w:rPr>
           <w:rFonts w:ascii="Times New Roman" w:hAnsi="Times New Roman" w:cs="Times New Roman"/>
           <w:i/>
           <w:iCs/>
-          <w:strike/>
-          <w:sz w:val="20"/>
-          <w:szCs w:val="20"/>
-          <w:lang w:val="de-DE"/>
-        </w:rPr>
-        <w:t>6</w:t>
-      </w:r>
-      <w:r>
-        <w:t xml:space="preserve"> </w:t>
-      </w:r>
-      <w:r>
-        <w:rPr>
-          <w:rFonts w:ascii="Times New Roman" w:hAnsi="Times New Roman" w:cs="Times New Roman"/>
-          <w:sz w:val="20"/>
-          <w:szCs w:val="20"/>
-        </w:rPr>
-        <w:t>→]</w:t>
+          <w:sz w:val="20"/>
+          <w:szCs w:val="20"/>
+          <w:lang w:val="de-DE"/>
+        </w:rPr>
+        <w:t xml:space="preserve">I. </w:t>
       </w:r>
       <w:r>
         <w:rPr>
@@ -3552,113 +4522,8 @@
           <w:szCs w:val="20"/>
           <w:lang w:val="de-DE"/>
         </w:rPr>
-        <w:t xml:space="preserve"> 7</w:t>
-      </w:r>
-      <w:r>
-        <w:rPr>
-          <w:rFonts w:ascii="Times New Roman" w:hAnsi="Times New Roman" w:cs="Times New Roman"/>
-          <w:iCs/>
-          <w:sz w:val="20"/>
-          <w:szCs w:val="20"/>
-          <w:lang w:val="de-DE"/>
-        </w:rPr>
-        <w:t>&gt; [</w:t>
-      </w:r>
-      <w:r>
-        <w:rPr>
-          <w:rFonts w:ascii="Times New Roman" w:hAnsi="Times New Roman" w:cs="Times New Roman"/>
-          <w:iCs/>
-          <w:sz w:val="20"/>
-          <w:szCs w:val="20"/>
-          <w:lang w:val="de-DE"/>
-        </w:rPr>
-        <w:t xml:space="preserve">roter Buntstift und eingerahmt </w:t>
-      </w:r>
-      <w:r>
-        <w:rPr>
-          <w:rFonts w:ascii="Times New Roman" w:hAnsi="Times New Roman" w:cs="Times New Roman"/>
-          <w:iCs/>
-          <w:sz w:val="20"/>
-          <w:szCs w:val="20"/>
-          <w:lang w:val="de-DE"/>
-        </w:rPr>
-        <w:t>mit rotem Buntstift</w:t>
-      </w:r>
-      <w:r>
-        <w:rPr>
-          <w:rFonts w:ascii="Times New Roman" w:hAnsi="Times New Roman" w:cs="Times New Roman"/>
-          <w:iCs/>
-          <w:sz w:val="20"/>
-          <w:szCs w:val="20"/>
-          <w:lang w:val="de-DE"/>
-        </w:rPr>
-        <w:t>; Korrektur mit schwarzer Tinte</w:t>
-      </w:r>
-      <w:r>
-        <w:rPr>
-          <w:rFonts w:ascii="Times New Roman" w:hAnsi="Times New Roman" w:cs="Times New Roman"/>
-          <w:iCs/>
-          <w:sz w:val="20"/>
-          <w:szCs w:val="20"/>
-          <w:lang w:val="de-DE"/>
-        </w:rPr>
-        <w:t>]</w:t>
-      </w:r>
-      <w:r>
-        <w:rPr>
-          <w:rFonts w:ascii="Times New Roman" w:hAnsi="Times New Roman" w:cs="Times New Roman"/>
-          <w:iCs/>
-          <w:sz w:val="20"/>
-          <w:szCs w:val="20"/>
-          <w:lang w:val="de-DE"/>
-        </w:rPr>
-        <w:t xml:space="preserve"> | </w:t>
-      </w:r>
-      <w:r>
-        <w:rPr>
-          <w:rFonts w:ascii="Times New Roman" w:hAnsi="Times New Roman" w:cs="Times New Roman"/>
-          <w:i/>
-          <w:sz w:val="20"/>
-          <w:szCs w:val="20"/>
-          <w:lang w:val="de-DE"/>
-        </w:rPr>
-        <w:t>Anton von Webern</w:t>
-      </w:r>
-      <w:r>
-        <w:rPr>
-          <w:rFonts w:ascii="Times New Roman" w:hAnsi="Times New Roman" w:cs="Times New Roman"/>
-          <w:iCs/>
-          <w:sz w:val="20"/>
-          <w:szCs w:val="20"/>
-          <w:lang w:val="de-DE"/>
-        </w:rPr>
-        <w:t xml:space="preserve"> | &lt;</w:t>
-      </w:r>
-      <w:proofErr w:type="spellStart"/>
-      <w:r>
-        <w:rPr>
-          <w:rFonts w:ascii="Times New Roman" w:hAnsi="Times New Roman" w:cs="Times New Roman"/>
-          <w:i/>
-          <w:sz w:val="20"/>
-          <w:szCs w:val="20"/>
-          <w:u w:val="single"/>
-          <w:lang w:val="de-DE"/>
-        </w:rPr>
-        <w:t>endgiltige</w:t>
-      </w:r>
-      <w:proofErr w:type="spellEnd"/>
-      <w:r>
-        <w:rPr>
-          <w:rFonts w:ascii="Times New Roman" w:hAnsi="Times New Roman" w:cs="Times New Roman"/>
-          <w:i/>
-          <w:sz w:val="20"/>
-          <w:szCs w:val="20"/>
-          <w:u w:val="single"/>
-          <w:lang w:val="de-DE"/>
-        </w:rPr>
-        <w:t xml:space="preserve"> Fassung So</w:t>
-      </w:r>
-      <w:proofErr w:type="spellStart"/>
+        <w:t>Geige</w:t>
+      </w:r>
       <w:r>
         <w:rPr>
           <w:rFonts w:ascii="Times New Roman" w:hAnsi="Times New Roman" w:cs="Times New Roman"/>
@@ -3666,9 +4531,9 @@
           <w:iCs/>
           <w:sz w:val="20"/>
           <w:szCs w:val="20"/>
-          <w:u w:val="single"/>
-        </w:rPr>
-        <w:t>m̅</w:t>
+          <w:lang w:val="de-DE"/>
+        </w:rPr>
+        <w:t xml:space="preserve"> | II. </w:t>
       </w:r>
       <w:r>
         <w:rPr>
@@ -3677,78 +4542,71 @@
           <w:iCs/>
           <w:sz w:val="20"/>
           <w:szCs w:val="20"/>
-          <w:u w:val="single"/>
-        </w:rPr>
-        <w:t>e</w:t>
+          <w:lang w:val="de-DE"/>
+        </w:rPr>
+        <w:t>Geig</w:t>
+      </w:r>
+      <w:r>
+        <w:rPr>
+          <w:rFonts w:ascii="Times New Roman" w:hAnsi="Times New Roman" w:cs="Times New Roman"/>
+          <w:i/>
+          <w:iCs/>
+          <w:sz w:val="20"/>
+          <w:szCs w:val="20"/>
+          <w:lang w:val="de-DE"/>
+        </w:rPr>
+        <w:t xml:space="preserve">e | </w:t>
+      </w:r>
+      <w:r>
+        <w:rPr>
+          <w:rFonts w:ascii="Times New Roman" w:hAnsi="Times New Roman" w:cs="Times New Roman"/>
+          <w:i/>
+          <w:iCs/>
+          <w:sz w:val="20"/>
+          <w:szCs w:val="20"/>
+          <w:lang w:val="de-DE"/>
+        </w:rPr>
+        <w:t>Bratsche</w:t>
+      </w:r>
+      <w:r>
+        <w:rPr>
+          <w:rFonts w:ascii="Times New Roman" w:hAnsi="Times New Roman" w:cs="Times New Roman"/>
+          <w:i/>
+          <w:iCs/>
+          <w:sz w:val="20"/>
+          <w:szCs w:val="20"/>
+          <w:lang w:val="de-DE"/>
+        </w:rPr>
+        <w:t xml:space="preserve"> | Violoncello </w:t>
+      </w:r>
+      <w:r>
+        <w:rPr>
+          <w:rFonts w:ascii="Times New Roman" w:hAnsi="Times New Roman" w:cs="Times New Roman"/>
+          <w:sz w:val="20"/>
+          <w:szCs w:val="20"/>
+          <w:lang w:val="de-DE"/>
+        </w:rPr>
+        <w:t xml:space="preserve">auf </w:t>
+      </w:r>
+      <w:proofErr w:type="spellStart"/>
+      <w:r>
+        <w:rPr>
+          <w:rFonts w:ascii="Times New Roman" w:hAnsi="Times New Roman" w:cs="Times New Roman"/>
+          <w:sz w:val="20"/>
+          <w:szCs w:val="20"/>
+          <w:lang w:val="de-DE"/>
+        </w:rPr>
+        <w:t>Bl</w:t>
       </w:r>
       <w:proofErr w:type="spellEnd"/>
       <w:r>
         <w:rPr>
           <w:rFonts w:ascii="Times New Roman" w:hAnsi="Times New Roman" w:cs="Times New Roman"/>
-          <w:i/>
-          <w:sz w:val="20"/>
-          <w:szCs w:val="20"/>
-          <w:u w:val="single"/>
-          <w:lang w:val="de-DE"/>
-        </w:rPr>
-        <w:t>r 1914</w:t>
-      </w:r>
-      <w:r>
-        <w:rPr>
-          <w:rFonts w:ascii="Times New Roman" w:hAnsi="Times New Roman" w:cs="Times New Roman"/>
-          <w:iCs/>
-          <w:sz w:val="20"/>
-          <w:szCs w:val="20"/>
-          <w:lang w:val="de-DE"/>
-        </w:rPr>
-        <w:t>&gt;</w:t>
-      </w:r>
-      <w:r>
-        <w:rPr>
-          <w:rFonts w:ascii="Times New Roman" w:hAnsi="Times New Roman" w:cs="Times New Roman"/>
-          <w:sz w:val="20"/>
-          <w:szCs w:val="20"/>
-          <w:lang w:val="de-DE"/>
-        </w:rPr>
-        <w:t xml:space="preserve"> </w:t>
-      </w:r>
-      <w:r>
-        <w:rPr>
-          <w:rFonts w:ascii="Times New Roman" w:hAnsi="Times New Roman" w:cs="Times New Roman"/>
-          <w:sz w:val="20"/>
-          <w:szCs w:val="20"/>
-          <w:lang w:val="de-DE"/>
-        </w:rPr>
-        <w:t xml:space="preserve">[Bleistift] </w:t>
-      </w:r>
-      <w:r>
-        <w:rPr>
-          <w:rFonts w:ascii="Times New Roman" w:hAnsi="Times New Roman" w:cs="Times New Roman"/>
-          <w:sz w:val="20"/>
-          <w:szCs w:val="20"/>
-          <w:lang w:val="de-DE"/>
-        </w:rPr>
-        <w:t xml:space="preserve">auf </w:t>
-      </w:r>
-      <w:proofErr w:type="spellStart"/>
-      <w:r>
-        <w:rPr>
-          <w:rFonts w:ascii="Times New Roman" w:hAnsi="Times New Roman" w:cs="Times New Roman"/>
-          <w:sz w:val="20"/>
-          <w:szCs w:val="20"/>
-          <w:lang w:val="de-DE"/>
-        </w:rPr>
-        <w:t>Bl</w:t>
-      </w:r>
-      <w:proofErr w:type="spellEnd"/>
-      <w:r>
-        <w:rPr>
-          <w:rFonts w:ascii="Times New Roman" w:hAnsi="Times New Roman" w:cs="Times New Roman"/>
-          <w:sz w:val="20"/>
-          <w:szCs w:val="20"/>
-          <w:lang w:val="de-DE"/>
-        </w:rPr>
-        <w:t>. 1</w:t>
+          <w:sz w:val="20"/>
+          <w:szCs w:val="20"/>
+          <w:lang w:val="de-DE"/>
+        </w:rPr>
+        <w:t>. 2</w:t>
       </w:r>
       <w:r>
         <w:rPr>
@@ -3776,7 +4634,7 @@
           <w:szCs w:val="20"/>
           <w:lang w:val="de-DE"/>
         </w:rPr>
-        <w:t>7</w:t>
+        <w:t>5</w:t>
       </w:r>
       <w:r>
         <w:rPr>
@@ -3794,43 +4652,60 @@
           <w:szCs w:val="20"/>
           <w:lang w:val="de-DE"/>
         </w:rPr>
-        <w:t xml:space="preserve">18 </w:t>
-      </w:r>
-      <w:r>
-        <w:rPr>
-          <w:rFonts w:ascii="Times New Roman" w:hAnsi="Times New Roman" w:cs="Times New Roman"/>
-          <w:sz w:val="20"/>
-          <w:szCs w:val="20"/>
-          <w:lang w:val="de-DE"/>
-        </w:rPr>
-        <w:t xml:space="preserve">mit </w:t>
-      </w:r>
-      <w:r>
-        <w:rPr>
-          <w:rFonts w:ascii="Times New Roman" w:hAnsi="Times New Roman" w:cs="Times New Roman"/>
-          <w:sz w:val="20"/>
-          <w:szCs w:val="20"/>
-          <w:lang w:val="de-DE"/>
-        </w:rPr>
-        <w:t>schwarzer Tinte</w:t>
-      </w:r>
-      <w:r>
-        <w:rPr>
-          <w:rFonts w:ascii="Times New Roman" w:hAnsi="Times New Roman" w:cs="Times New Roman"/>
-          <w:sz w:val="20"/>
-          <w:szCs w:val="20"/>
-          <w:lang w:val="de-DE"/>
-        </w:rPr>
-        <w:t>;</w:t>
-      </w:r>
-      <w:r>
-        <w:rPr>
-          <w:rFonts w:ascii="Times New Roman" w:hAnsi="Times New Roman" w:cs="Times New Roman"/>
-          <w:sz w:val="20"/>
-          <w:szCs w:val="20"/>
-          <w:lang w:val="de-DE"/>
-        </w:rPr>
-        <w:t xml:space="preserve"> </w:t>
+        <w:t>8</w:t>
+      </w:r>
+      <w:r>
+        <w:rPr>
+          <w:rFonts w:ascii="Times New Roman" w:hAnsi="Times New Roman" w:cs="Times New Roman"/>
+          <w:sz w:val="20"/>
+          <w:szCs w:val="20"/>
+          <w:lang w:val="de-DE"/>
+        </w:rPr>
+        <w:t xml:space="preserve"> (</w:t>
+      </w:r>
+      <w:r>
+        <w:rPr>
+          <w:rFonts w:ascii="Times New Roman" w:hAnsi="Times New Roman" w:cs="Times New Roman"/>
+          <w:b/>
+          <w:bCs/>
+          <w:sz w:val="20"/>
+          <w:szCs w:val="20"/>
+          <w:lang w:val="de-DE"/>
+        </w:rPr>
+        <w:t>B</w:t>
+      </w:r>
+      <w:r>
+        <w:rPr>
+          <w:rFonts w:ascii="Times New Roman" w:hAnsi="Times New Roman" w:cs="Times New Roman"/>
+          <w:b/>
+          <w:bCs/>
+          <w:sz w:val="20"/>
+          <w:szCs w:val="20"/>
+          <w:vertAlign w:val="superscript"/>
+          <w:lang w:val="de-DE"/>
+        </w:rPr>
+        <w:t>a</w:t>
+      </w:r>
+      <w:r>
+        <w:rPr>
+          <w:rFonts w:ascii="Times New Roman" w:hAnsi="Times New Roman" w:cs="Times New Roman"/>
+          <w:b/>
+          <w:bCs/>
+          <w:sz w:val="20"/>
+          <w:szCs w:val="20"/>
+          <w:vertAlign w:val="superscript"/>
+          <w:lang w:val="de-DE"/>
+        </w:rPr>
+        <w:t>1</w:t>
+      </w:r>
+      <w:r>
+        <w:rPr>
+          <w:rFonts w:ascii="Times New Roman" w:hAnsi="Times New Roman" w:cs="Times New Roman"/>
+          <w:sz w:val="20"/>
+          <w:szCs w:val="20"/>
+          <w:lang w:val="de-DE"/>
+        </w:rPr>
+        <w:t xml:space="preserve">); </w:t>
       </w:r>
     </w:p>
     <w:p>
@@ -3844,6 +4719,7 @@
           <w:lang w:val="de-DE"/>
         </w:rPr>
       </w:pPr>
+      <w:proofErr w:type="spellStart"/>
       <w:r>
         <w:rPr>
           <w:rFonts w:ascii="Times New Roman" w:hAnsi="Times New Roman" w:cs="Times New Roman"/>
@@ -3853,95 +4729,9 @@
           <w:szCs w:val="20"/>
           <w:lang w:val="de-DE"/>
         </w:rPr>
-        <w:t>I.</w:t>
-      </w:r>
-      <w:r>
-        <w:rPr>
-          <w:rFonts w:ascii="Times New Roman" w:hAnsi="Times New Roman" w:cs="Times New Roman"/>
-          <w:sz w:val="20"/>
-          <w:szCs w:val="20"/>
-          <w:lang w:val="de-DE"/>
-        </w:rPr>
-        <w:t xml:space="preserve"> auf </w:t>
-      </w:r>
-      <w:proofErr w:type="spellStart"/>
-      <w:r>
-        <w:rPr>
-          <w:rFonts w:ascii="Times New Roman" w:hAnsi="Times New Roman" w:cs="Times New Roman"/>
-          <w:sz w:val="20"/>
-          <w:szCs w:val="20"/>
-          <w:lang w:val="de-DE"/>
-        </w:rPr>
-        <w:t>Bl</w:t>
+        <w:t>Altsti</w:t>
       </w:r>
       <w:proofErr w:type="spellEnd"/>
-      <w:r>
-        <w:rPr>
-          <w:rFonts w:ascii="Times New Roman" w:hAnsi="Times New Roman" w:cs="Times New Roman"/>
-          <w:sz w:val="20"/>
-          <w:szCs w:val="20"/>
-          <w:lang w:val="de-DE"/>
-        </w:rPr>
-        <w:t xml:space="preserve">. </w:t>
-      </w:r>
-      <w:r>
-        <w:rPr>
-          <w:rFonts w:ascii="Times New Roman" w:hAnsi="Times New Roman" w:cs="Times New Roman"/>
-          <w:sz w:val="20"/>
-          <w:szCs w:val="20"/>
-          <w:lang w:val="de-DE"/>
-        </w:rPr>
-        <w:t>3</w:t>
-      </w:r>
-      <w:r>
-        <w:rPr>
-          <w:rFonts w:ascii="Times New Roman" w:hAnsi="Times New Roman" w:cs="Times New Roman"/>
-          <w:sz w:val="20"/>
-          <w:szCs w:val="20"/>
-          <w:vertAlign w:val="superscript"/>
-          <w:lang w:val="de-DE"/>
-        </w:rPr>
-        <w:t>r</w:t>
-      </w:r>
-      <w:r>
-        <w:rPr>
-          <w:rFonts w:ascii="Times New Roman" w:hAnsi="Times New Roman" w:cs="Times New Roman"/>
-          <w:sz w:val="20"/>
-          <w:szCs w:val="20"/>
-          <w:lang w:val="de-DE"/>
-        </w:rPr>
-        <w:t xml:space="preserve"> System 1 Mitte</w:t>
-      </w:r>
-      <w:r>
-        <w:rPr>
-          <w:rFonts w:ascii="Times New Roman" w:hAnsi="Times New Roman" w:cs="Times New Roman"/>
-          <w:sz w:val="20"/>
-          <w:szCs w:val="20"/>
-          <w:lang w:val="de-DE"/>
-        </w:rPr>
-        <w:t xml:space="preserve"> (Kopftitel)</w:t>
-      </w:r>
-      <w:r>
-        <w:rPr>
-          <w:rFonts w:ascii="Times New Roman" w:hAnsi="Times New Roman" w:cs="Times New Roman"/>
-          <w:sz w:val="20"/>
-          <w:szCs w:val="20"/>
-          <w:lang w:val="de-DE"/>
-        </w:rPr>
-        <w:t xml:space="preserve">; </w:t>
-      </w:r>
-    </w:p>
-    <w:p>
-      <w:pPr>
-        <w:spacing w:after="0" w:line="360" w:lineRule="auto"/>
-        <w:outlineLvl w:val="0"/>
-        <w:rPr>
-          <w:rFonts w:ascii="Times New Roman" w:hAnsi="Times New Roman" w:cs="Times New Roman"/>
-          <w:sz w:val="20"/>
-          <w:szCs w:val="20"/>
-          <w:lang w:val="de-DE"/>
-        </w:rPr>
-      </w:pPr>
       <w:r>
         <w:rPr>
           <w:rFonts w:ascii="Times New Roman" w:hAnsi="Times New Roman" w:cs="Times New Roman"/>
@@ -3949,9 +4739,8 @@
           <w:iCs/>
           <w:sz w:val="20"/>
           <w:szCs w:val="20"/>
-          <w:lang w:val="de-DE"/>
-        </w:rPr>
-        <w:t>I</w:t>
+        </w:rPr>
+        <w:t>m̅</w:t>
       </w:r>
       <w:r>
         <w:rPr>
@@ -3962,18 +4751,7 @@
           <w:szCs w:val="20"/>
           <w:lang w:val="de-DE"/>
         </w:rPr>
-        <w:t>I</w:t>
-      </w:r>
-      <w:r>
-        <w:rPr>
-          <w:rFonts w:ascii="Times New Roman" w:hAnsi="Times New Roman" w:cs="Times New Roman"/>
-          <w:i/>
-          <w:iCs/>
-          <w:sz w:val="20"/>
-          <w:szCs w:val="20"/>
-          <w:lang w:val="de-DE"/>
-        </w:rPr>
-        <w:t>.</w:t>
+        <w:t>e</w:t>
       </w:r>
       <w:r>
         <w:rPr>
@@ -4002,248 +4780,48 @@
           <w:szCs w:val="20"/>
           <w:lang w:val="de-DE"/>
         </w:rPr>
-        <w:t xml:space="preserve">. </w:t>
-      </w:r>
-      <w:r>
-        <w:rPr>
-          <w:rFonts w:ascii="Times New Roman" w:hAnsi="Times New Roman" w:cs="Times New Roman"/>
-          <w:sz w:val="20"/>
-          <w:szCs w:val="20"/>
-          <w:lang w:val="de-DE"/>
-        </w:rPr>
-        <w:t>4</w:t>
-      </w:r>
-      <w:r>
-        <w:rPr>
-          <w:rFonts w:ascii="Times New Roman" w:hAnsi="Times New Roman" w:cs="Times New Roman"/>
+        <w:t>. 7r System 21</w:t>
+      </w:r>
+      <w:r>
+        <w:rPr>
+          <w:rFonts w:ascii="Times New Roman" w:hAnsi="Times New Roman" w:cs="Times New Roman"/>
+          <w:sz w:val="20"/>
+          <w:szCs w:val="20"/>
+          <w:lang w:val="de-DE"/>
+        </w:rPr>
+        <w:t xml:space="preserve"> (</w:t>
+      </w:r>
+      <w:r>
+        <w:rPr>
+          <w:rFonts w:ascii="Times New Roman" w:hAnsi="Times New Roman" w:cs="Times New Roman"/>
+          <w:b/>
+          <w:bCs/>
+          <w:sz w:val="20"/>
+          <w:szCs w:val="20"/>
+          <w:lang w:val="de-DE"/>
+        </w:rPr>
+        <w:t>B</w:t>
+      </w:r>
+      <w:r>
+        <w:rPr>
+          <w:rFonts w:ascii="Times New Roman" w:hAnsi="Times New Roman" w:cs="Times New Roman"/>
+          <w:b/>
+          <w:bCs/>
           <w:sz w:val="20"/>
           <w:szCs w:val="20"/>
           <w:vertAlign w:val="superscript"/>
           <w:lang w:val="de-DE"/>
         </w:rPr>
-        <w:t>r</w:t>
-      </w:r>
-      <w:r>
-        <w:rPr>
-          <w:rFonts w:ascii="Times New Roman" w:hAnsi="Times New Roman" w:cs="Times New Roman"/>
-          <w:sz w:val="20"/>
-          <w:szCs w:val="20"/>
-          <w:lang w:val="de-DE"/>
-        </w:rPr>
-        <w:t xml:space="preserve"> System 1 Mitte (Kopftitel); </w:t>
-      </w:r>
-    </w:p>
-    <w:p>
-      <w:pPr>
-        <w:spacing w:after="0" w:line="360" w:lineRule="auto"/>
-        <w:outlineLvl w:val="0"/>
-        <w:rPr>
-          <w:rFonts w:ascii="Times New Roman" w:hAnsi="Times New Roman" w:cs="Times New Roman"/>
-          <w:sz w:val="20"/>
-          <w:szCs w:val="20"/>
-          <w:lang w:val="de-DE"/>
-        </w:rPr>
-      </w:pPr>
-      <w:r>
-        <w:rPr>
-          <w:rFonts w:ascii="Times New Roman" w:hAnsi="Times New Roman" w:cs="Times New Roman"/>
-          <w:i/>
-          <w:iCs/>
-          <w:sz w:val="20"/>
-          <w:szCs w:val="20"/>
-          <w:lang w:val="de-DE"/>
-        </w:rPr>
-        <w:t>I</w:t>
-      </w:r>
-      <w:r>
-        <w:rPr>
-          <w:rFonts w:ascii="Times New Roman" w:hAnsi="Times New Roman" w:cs="Times New Roman"/>
-          <w:i/>
-          <w:iCs/>
-          <w:sz w:val="20"/>
-          <w:szCs w:val="20"/>
-          <w:lang w:val="de-DE"/>
-        </w:rPr>
-        <w:t>II</w:t>
-      </w:r>
-      <w:r>
-        <w:rPr>
-          <w:rFonts w:ascii="Times New Roman" w:hAnsi="Times New Roman" w:cs="Times New Roman"/>
-          <w:i/>
-          <w:iCs/>
-          <w:sz w:val="20"/>
-          <w:szCs w:val="20"/>
-          <w:lang w:val="de-DE"/>
-        </w:rPr>
-        <w:t>.</w:t>
-      </w:r>
-      <w:r>
-        <w:rPr>
-          <w:rFonts w:ascii="Times New Roman" w:hAnsi="Times New Roman" w:cs="Times New Roman"/>
-          <w:sz w:val="20"/>
-          <w:szCs w:val="20"/>
-          <w:lang w:val="de-DE"/>
-        </w:rPr>
-        <w:t xml:space="preserve"> auf </w:t>
-      </w:r>
-      <w:proofErr w:type="spellStart"/>
-      <w:r>
-        <w:rPr>
-          <w:rFonts w:ascii="Times New Roman" w:hAnsi="Times New Roman" w:cs="Times New Roman"/>
-          <w:sz w:val="20"/>
-          <w:szCs w:val="20"/>
-          <w:lang w:val="de-DE"/>
-        </w:rPr>
-        <w:t>Bl</w:t>
-      </w:r>
-      <w:proofErr w:type="spellEnd"/>
-      <w:r>
-        <w:rPr>
-          <w:rFonts w:ascii="Times New Roman" w:hAnsi="Times New Roman" w:cs="Times New Roman"/>
-          <w:sz w:val="20"/>
-          <w:szCs w:val="20"/>
-          <w:lang w:val="de-DE"/>
-        </w:rPr>
-        <w:t xml:space="preserve">. </w:t>
-      </w:r>
-      <w:r>
-        <w:rPr>
-          <w:rFonts w:ascii="Times New Roman" w:hAnsi="Times New Roman" w:cs="Times New Roman"/>
-          <w:sz w:val="20"/>
-          <w:szCs w:val="20"/>
-          <w:lang w:val="de-DE"/>
-        </w:rPr>
-        <w:t>6</w:t>
-      </w:r>
-      <w:r>
-        <w:rPr>
-          <w:rFonts w:ascii="Times New Roman" w:hAnsi="Times New Roman" w:cs="Times New Roman"/>
-          <w:sz w:val="20"/>
-          <w:szCs w:val="20"/>
-          <w:vertAlign w:val="superscript"/>
-          <w:lang w:val="de-DE"/>
-        </w:rPr>
-        <w:t>r</w:t>
-      </w:r>
-      <w:r>
-        <w:rPr>
-          <w:rFonts w:ascii="Times New Roman" w:hAnsi="Times New Roman" w:cs="Times New Roman"/>
-          <w:sz w:val="20"/>
-          <w:szCs w:val="20"/>
-          <w:lang w:val="de-DE"/>
-        </w:rPr>
-        <w:t xml:space="preserve"> System 1 Mitte (Kopftitel); </w:t>
-      </w:r>
-    </w:p>
-    <w:p>
-      <w:pPr>
-        <w:spacing w:after="0" w:line="360" w:lineRule="auto"/>
-        <w:outlineLvl w:val="0"/>
-        <w:rPr>
-          <w:rFonts w:ascii="Times New Roman" w:hAnsi="Times New Roman" w:cs="Times New Roman"/>
-          <w:sz w:val="20"/>
-          <w:szCs w:val="20"/>
-          <w:lang w:val="de-DE"/>
-        </w:rPr>
-      </w:pPr>
-      <w:r>
-        <w:rPr>
-          <w:rFonts w:ascii="Times New Roman" w:hAnsi="Times New Roman" w:cs="Times New Roman"/>
-          <w:i/>
-          <w:iCs/>
-          <w:sz w:val="20"/>
-          <w:szCs w:val="20"/>
-          <w:lang w:val="de-DE"/>
-        </w:rPr>
-        <w:t>I</w:t>
-      </w:r>
-      <w:r>
-        <w:rPr>
-          <w:rFonts w:ascii="Times New Roman" w:hAnsi="Times New Roman" w:cs="Times New Roman"/>
-          <w:i/>
-          <w:iCs/>
-          <w:sz w:val="20"/>
-          <w:szCs w:val="20"/>
-          <w:lang w:val="de-DE"/>
-        </w:rPr>
-        <w:t>V</w:t>
-      </w:r>
-      <w:r>
-        <w:rPr>
-          <w:rFonts w:ascii="Times New Roman" w:hAnsi="Times New Roman" w:cs="Times New Roman"/>
-          <w:i/>
-          <w:iCs/>
-          <w:sz w:val="20"/>
-          <w:szCs w:val="20"/>
-          <w:lang w:val="de-DE"/>
-        </w:rPr>
-        <w:t>.</w:t>
-      </w:r>
-      <w:r>
-        <w:rPr>
-          <w:rFonts w:ascii="Times New Roman" w:hAnsi="Times New Roman" w:cs="Times New Roman"/>
-          <w:sz w:val="20"/>
-          <w:szCs w:val="20"/>
-          <w:lang w:val="de-DE"/>
-        </w:rPr>
-        <w:t xml:space="preserve"> auf </w:t>
-      </w:r>
-      <w:proofErr w:type="spellStart"/>
-      <w:r>
-        <w:rPr>
-          <w:rFonts w:ascii="Times New Roman" w:hAnsi="Times New Roman" w:cs="Times New Roman"/>
-          <w:sz w:val="20"/>
-          <w:szCs w:val="20"/>
-          <w:lang w:val="de-DE"/>
-        </w:rPr>
-        <w:t>Bl</w:t>
-      </w:r>
-      <w:proofErr w:type="spellEnd"/>
-      <w:r>
-        <w:rPr>
-          <w:rFonts w:ascii="Times New Roman" w:hAnsi="Times New Roman" w:cs="Times New Roman"/>
-          <w:sz w:val="20"/>
-          <w:szCs w:val="20"/>
-          <w:lang w:val="de-DE"/>
-        </w:rPr>
-        <w:t xml:space="preserve">. </w:t>
-      </w:r>
-      <w:r>
-        <w:rPr>
-          <w:rFonts w:ascii="Times New Roman" w:hAnsi="Times New Roman" w:cs="Times New Roman"/>
-          <w:sz w:val="20"/>
-          <w:szCs w:val="20"/>
-          <w:lang w:val="de-DE"/>
-        </w:rPr>
-        <w:t>7</w:t>
-      </w:r>
-      <w:r>
-        <w:rPr>
-          <w:rFonts w:ascii="Times New Roman" w:hAnsi="Times New Roman" w:cs="Times New Roman"/>
-          <w:sz w:val="20"/>
-          <w:szCs w:val="20"/>
-          <w:vertAlign w:val="superscript"/>
-          <w:lang w:val="de-DE"/>
-        </w:rPr>
-        <w:t>r</w:t>
-      </w:r>
-      <w:r>
-        <w:rPr>
-          <w:rFonts w:ascii="Times New Roman" w:hAnsi="Times New Roman" w:cs="Times New Roman"/>
-          <w:sz w:val="20"/>
-          <w:szCs w:val="20"/>
-          <w:lang w:val="de-DE"/>
-        </w:rPr>
-        <w:t xml:space="preserve"> System 1 Mitte (Kopftitel</w:t>
-      </w:r>
-      <w:r>
-        <w:rPr>
-          <w:rFonts w:ascii="Times New Roman" w:hAnsi="Times New Roman" w:cs="Times New Roman"/>
-          <w:sz w:val="20"/>
-          <w:szCs w:val="20"/>
-          <w:lang w:val="de-DE"/>
-        </w:rPr>
-        <w:t>).</w:t>
+        <w:t>b2</w:t>
+      </w:r>
+      <w:r>
+        <w:rPr>
+          <w:rFonts w:ascii="Times New Roman" w:hAnsi="Times New Roman" w:cs="Times New Roman"/>
+          <w:sz w:val="20"/>
+          <w:szCs w:val="20"/>
+          <w:lang w:val="de-DE"/>
+        </w:rPr>
+        <w:t xml:space="preserve">). </w:t>
       </w:r>
     </w:p>
     <w:p>
@@ -4274,16 +4852,6 @@
           <w:rFonts w:ascii="Times New Roman" w:hAnsi="Times New Roman" w:cs="Times New Roman"/>
           <w:sz w:val="20"/>
           <w:szCs w:val="20"/>
-          <w:highlight w:val="red"/>
-          <w:lang w:val="de-DE"/>
-        </w:rPr>
-        <w:t>##</w:t>
-      </w:r>
-      <w:r>
-        <w:rPr>
-          <w:rFonts w:ascii="Times New Roman" w:hAnsi="Times New Roman" w:cs="Times New Roman"/>
-          <w:sz w:val="20"/>
-          <w:szCs w:val="20"/>
           <w:lang w:val="de-DE"/>
         </w:rPr>
         <w:t xml:space="preserve">Eintragungen: </w:t>
@@ -4295,6 +4863,15 @@
           <w:szCs w:val="20"/>
           <w:lang w:val="de-DE"/>
         </w:rPr>
+        <w:t xml:space="preserve">eingekreiste </w:t>
+      </w:r>
+      <w:r>
+        <w:rPr>
+          <w:rFonts w:ascii="Times New Roman" w:hAnsi="Times New Roman" w:cs="Times New Roman"/>
+          <w:sz w:val="20"/>
+          <w:szCs w:val="20"/>
+          <w:lang w:val="de-DE"/>
+        </w:rPr>
         <w:t>Studier</w:t>
       </w:r>
       <w:r>
@@ -4331,16 +4908,96 @@
           <w:szCs w:val="20"/>
           <w:lang w:val="de-DE"/>
         </w:rPr>
-        <w:t xml:space="preserve">?) in </w:t>
-      </w:r>
-      <w:r>
-        <w:rPr>
-          <w:rFonts w:ascii="Times New Roman" w:hAnsi="Times New Roman" w:cs="Times New Roman"/>
-          <w:sz w:val="20"/>
-          <w:szCs w:val="20"/>
-          <w:lang w:val="de-DE"/>
-        </w:rPr>
-        <w:t xml:space="preserve">I T. 6 </w:t>
+        <w:t>?)</w:t>
+      </w:r>
+      <w:r>
+        <w:rPr>
+          <w:rFonts w:ascii="Times New Roman" w:hAnsi="Times New Roman" w:cs="Times New Roman"/>
+          <w:sz w:val="20"/>
+          <w:szCs w:val="20"/>
+          <w:lang w:val="de-DE"/>
+        </w:rPr>
+        <w:t xml:space="preserve"> mit roter Tinte</w:t>
+      </w:r>
+      <w:r>
+        <w:rPr>
+          <w:rFonts w:ascii="Times New Roman" w:hAnsi="Times New Roman" w:cs="Times New Roman"/>
+          <w:sz w:val="20"/>
+          <w:szCs w:val="20"/>
+          <w:lang w:val="de-DE"/>
+        </w:rPr>
+        <w:t xml:space="preserve"> in </w:t>
+      </w:r>
+      <w:r>
+        <w:rPr>
+          <w:rFonts w:ascii="Times New Roman" w:hAnsi="Times New Roman" w:cs="Times New Roman"/>
+          <w:b/>
+          <w:bCs/>
+          <w:sz w:val="20"/>
+          <w:szCs w:val="20"/>
+          <w:lang w:val="de-DE"/>
+        </w:rPr>
+        <w:t>B</w:t>
+      </w:r>
+      <w:r>
+        <w:rPr>
+          <w:rFonts w:ascii="Times New Roman" w:hAnsi="Times New Roman" w:cs="Times New Roman"/>
+          <w:b/>
+          <w:bCs/>
+          <w:sz w:val="20"/>
+          <w:szCs w:val="20"/>
+          <w:vertAlign w:val="superscript"/>
+          <w:lang w:val="de-DE"/>
+        </w:rPr>
+        <w:t>a</w:t>
+      </w:r>
+      <w:r>
+        <w:rPr>
+          <w:rFonts w:ascii="Times New Roman" w:hAnsi="Times New Roman" w:cs="Times New Roman"/>
+          <w:b/>
+          <w:bCs/>
+          <w:sz w:val="20"/>
+          <w:szCs w:val="20"/>
+          <w:vertAlign w:val="superscript"/>
+          <w:lang w:val="de-DE"/>
+        </w:rPr>
+        <w:t>1</w:t>
+      </w:r>
+      <w:r>
+        <w:rPr>
+          <w:rFonts w:ascii="Times New Roman" w:hAnsi="Times New Roman" w:cs="Times New Roman"/>
+          <w:sz w:val="20"/>
+          <w:szCs w:val="20"/>
+          <w:lang w:val="de-DE"/>
+        </w:rPr>
+        <w:t xml:space="preserve"> </w:t>
+      </w:r>
+      <w:r>
+        <w:rPr>
+          <w:rFonts w:ascii="Times New Roman" w:hAnsi="Times New Roman" w:cs="Times New Roman"/>
+          <w:sz w:val="20"/>
+          <w:szCs w:val="20"/>
+          <w:lang w:val="de-DE"/>
+        </w:rPr>
+        <w:t xml:space="preserve">T. </w:t>
+      </w:r>
+      <w:r>
+        <w:rPr>
+          <w:rFonts w:ascii="Times New Roman" w:hAnsi="Times New Roman" w:cs="Times New Roman"/>
+          <w:sz w:val="20"/>
+          <w:szCs w:val="20"/>
+          <w:lang w:val="de-DE"/>
+        </w:rPr>
+        <w:t>4</w:t>
+      </w:r>
+      <w:r>
+        <w:rPr>
+          <w:rFonts w:ascii="Times New Roman" w:hAnsi="Times New Roman" w:cs="Times New Roman"/>
+          <w:sz w:val="20"/>
+          <w:szCs w:val="20"/>
+          <w:lang w:val="de-DE"/>
+        </w:rPr>
+        <w:t xml:space="preserve"> </w:t>
       </w:r>
       <w:r>
         <w:rPr>
@@ -4378,7 +5035,36 @@
           <w:szCs w:val="20"/>
           <w:lang w:val="de-DE"/>
         </w:rPr>
-        <w:t>mit blauem Buntstift</w:t>
+        <w:t>und 7 (</w:t>
+      </w:r>
+      <w:r>
+        <w:rPr>
+          <w:rFonts w:ascii="Times New Roman" w:hAnsi="Times New Roman" w:cs="Times New Roman"/>
+          <w:i/>
+          <w:iCs/>
+          <w:sz w:val="20"/>
+          <w:szCs w:val="20"/>
+          <w:lang w:val="de-DE"/>
+        </w:rPr>
+        <w:t>2</w:t>
+      </w:r>
+      <w:r>
+        <w:rPr>
+          <w:rFonts w:ascii="Times New Roman" w:hAnsi="Times New Roman" w:cs="Times New Roman"/>
+          <w:sz w:val="20"/>
+          <w:szCs w:val="20"/>
+          <w:lang w:val="de-DE"/>
+        </w:rPr>
+        <w:t>)</w:t>
+      </w:r>
+      <w:r>
+        <w:rPr>
+          <w:rFonts w:ascii="Times New Roman" w:hAnsi="Times New Roman" w:cs="Times New Roman"/>
+          <w:sz w:val="20"/>
+          <w:szCs w:val="20"/>
+          <w:lang w:val="de-DE"/>
+        </w:rPr>
+        <w:t xml:space="preserve"> über der Akkolade</w:t>
       </w:r>
       <w:r>
         <w:rPr>
@@ -4408,16 +5094,66 @@
           <w:szCs w:val="20"/>
           <w:lang w:val="de-DE"/>
         </w:rPr>
-        <w:t>in II T. 6 (</w:t>
-      </w:r>
-      <w:r>
-        <w:rPr>
-          <w:rFonts w:ascii="Times New Roman" w:hAnsi="Times New Roman" w:cs="Times New Roman"/>
-          <w:sz w:val="20"/>
-          <w:szCs w:val="20"/>
-          <w:lang w:val="de-DE"/>
-        </w:rPr>
-        <w:t>[</w:t>
+        <w:t xml:space="preserve">in </w:t>
+      </w:r>
+      <w:r>
+        <w:rPr>
+          <w:rFonts w:ascii="Times New Roman" w:hAnsi="Times New Roman" w:cs="Times New Roman"/>
+          <w:b/>
+          <w:bCs/>
+          <w:sz w:val="20"/>
+          <w:szCs w:val="20"/>
+          <w:lang w:val="de-DE"/>
+        </w:rPr>
+        <w:t>B</w:t>
+      </w:r>
+      <w:r>
+        <w:rPr>
+          <w:rFonts w:ascii="Times New Roman" w:hAnsi="Times New Roman" w:cs="Times New Roman"/>
+          <w:b/>
+          <w:bCs/>
+          <w:sz w:val="20"/>
+          <w:szCs w:val="20"/>
+          <w:vertAlign w:val="superscript"/>
+          <w:lang w:val="de-DE"/>
+        </w:rPr>
+        <w:t>a2</w:t>
+      </w:r>
+      <w:r>
+        <w:rPr>
+          <w:rFonts w:ascii="Times New Roman" w:hAnsi="Times New Roman" w:cs="Times New Roman"/>
+          <w:sz w:val="20"/>
+          <w:szCs w:val="20"/>
+          <w:lang w:val="de-DE"/>
+        </w:rPr>
+        <w:t xml:space="preserve"> </w:t>
+      </w:r>
+      <w:r>
+        <w:rPr>
+          <w:rFonts w:ascii="Times New Roman" w:hAnsi="Times New Roman" w:cs="Times New Roman"/>
+          <w:sz w:val="20"/>
+          <w:szCs w:val="20"/>
+          <w:lang w:val="de-DE"/>
+        </w:rPr>
+        <w:t xml:space="preserve">T. </w:t>
+      </w:r>
+      <w:r>
+        <w:rPr>
+          <w:rFonts w:ascii="Times New Roman" w:hAnsi="Times New Roman" w:cs="Times New Roman"/>
+          <w:sz w:val="20"/>
+          <w:szCs w:val="20"/>
+          <w:lang w:val="de-DE"/>
+        </w:rPr>
+        <w:t>3</w:t>
+      </w:r>
+      <w:r>
+        <w:rPr>
+          <w:rFonts w:ascii="Times New Roman" w:hAnsi="Times New Roman" w:cs="Times New Roman"/>
+          <w:sz w:val="20"/>
+          <w:szCs w:val="20"/>
+          <w:lang w:val="de-DE"/>
+        </w:rPr>
+        <w:t xml:space="preserve"> (</w:t>
       </w:r>
       <w:r>
         <w:rPr>
@@ -4437,6 +5173,15 @@
           <w:szCs w:val="20"/>
           <w:lang w:val="de-DE"/>
         </w:rPr>
+        <w:t>) und</w:t>
+      </w:r>
+      <w:r>
+        <w:rPr>
+          <w:rFonts w:ascii="Times New Roman" w:hAnsi="Times New Roman" w:cs="Times New Roman"/>
+          <w:sz w:val="20"/>
+          <w:szCs w:val="20"/>
+          <w:lang w:val="de-DE"/>
+        </w:rPr>
         <w:t xml:space="preserve"> </w:t>
       </w:r>
       <w:r>
@@ -4446,41 +5191,16 @@
           <w:szCs w:val="20"/>
           <w:lang w:val="de-DE"/>
         </w:rPr>
-        <w:t>(</w:t>
-      </w:r>
-      <w:r>
-        <w:rPr>
-          <w:rFonts w:ascii="Times New Roman" w:hAnsi="Times New Roman" w:cs="Times New Roman"/>
-          <w:sz w:val="20"/>
-          <w:szCs w:val="20"/>
-          <w:lang w:val="de-DE"/>
-        </w:rPr>
-        <w:t>blauer Buntstift</w:t>
-      </w:r>
-      <w:r>
-        <w:rPr>
-          <w:rFonts w:ascii="Times New Roman" w:hAnsi="Times New Roman" w:cs="Times New Roman"/>
-          <w:sz w:val="20"/>
-          <w:szCs w:val="20"/>
-          <w:lang w:val="de-DE"/>
-        </w:rPr>
-        <w:t>)</w:t>
-      </w:r>
-      <w:r>
-        <w:rPr>
-          <w:rFonts w:ascii="Times New Roman" w:hAnsi="Times New Roman" w:cs="Times New Roman"/>
-          <w:sz w:val="20"/>
-          <w:szCs w:val="20"/>
-        </w:rPr>
-        <w:t xml:space="preserve"> </w:t>
-      </w:r>
-      <w:r>
-        <w:rPr>
-          <w:rFonts w:ascii="Times New Roman" w:hAnsi="Times New Roman" w:cs="Times New Roman"/>
-          <w:sz w:val="20"/>
-          <w:szCs w:val="20"/>
-        </w:rPr>
-        <w:t>→]</w:t>
+        <w:t>6</w:t>
+      </w:r>
+      <w:r>
+        <w:rPr>
+          <w:rFonts w:ascii="Times New Roman" w:hAnsi="Times New Roman" w:cs="Times New Roman"/>
+          <w:sz w:val="20"/>
+          <w:szCs w:val="20"/>
+          <w:lang w:val="de-DE"/>
+        </w:rPr>
+        <w:t xml:space="preserve"> (</w:t>
       </w:r>
       <w:r>
         <w:rPr>
@@ -4491,44 +5211,6 @@
           <w:szCs w:val="20"/>
           <w:lang w:val="de-DE"/>
         </w:rPr>
-        <w:t xml:space="preserve"> 1</w:t>
-      </w:r>
-      <w:r>
-        <w:rPr>
-          <w:rFonts w:ascii="Times New Roman" w:hAnsi="Times New Roman" w:cs="Times New Roman"/>
-          <w:sz w:val="20"/>
-          <w:szCs w:val="20"/>
-          <w:lang w:val="de-DE"/>
-        </w:rPr>
-        <w:t xml:space="preserve"> </w:t>
-      </w:r>
-      <w:r>
-        <w:rPr>
-          <w:rFonts w:ascii="Times New Roman" w:hAnsi="Times New Roman" w:cs="Times New Roman"/>
-          <w:sz w:val="20"/>
-          <w:szCs w:val="20"/>
-          <w:lang w:val="de-DE"/>
-        </w:rPr>
-        <w:t>[roter Buntstift, eingekreist mit rotem Buntstift]</w:t>
-      </w:r>
-      <w:r>
-        <w:rPr>
-          <w:rFonts w:ascii="Times New Roman" w:hAnsi="Times New Roman" w:cs="Times New Roman"/>
-          <w:sz w:val="20"/>
-          <w:szCs w:val="20"/>
-          <w:lang w:val="de-DE"/>
-        </w:rPr>
-        <w:t>, 10 (</w:t>
-      </w:r>
-      <w:r>
-        <w:rPr>
-          <w:rFonts w:ascii="Times New Roman" w:hAnsi="Times New Roman" w:cs="Times New Roman"/>
-          <w:i/>
-          <w:iCs/>
-          <w:sz w:val="20"/>
-          <w:szCs w:val="20"/>
-          <w:lang w:val="de-DE"/>
-        </w:rPr>
         <w:t>2</w:t>
       </w:r>
       <w:r>
@@ -4538,184 +5220,25 @@
           <w:szCs w:val="20"/>
           <w:lang w:val="de-DE"/>
         </w:rPr>
-        <w:t xml:space="preserve"> [</w:t>
-      </w:r>
-      <w:r>
-        <w:rPr>
-          <w:rFonts w:ascii="Times New Roman" w:hAnsi="Times New Roman" w:cs="Times New Roman"/>
-          <w:sz w:val="20"/>
-          <w:szCs w:val="20"/>
-          <w:lang w:val="de-DE"/>
-        </w:rPr>
-        <w:t xml:space="preserve">blauer Buntstift, </w:t>
-      </w:r>
-      <w:r>
-        <w:rPr>
-          <w:rFonts w:ascii="Times New Roman" w:hAnsi="Times New Roman" w:cs="Times New Roman"/>
-          <w:sz w:val="20"/>
-          <w:szCs w:val="20"/>
-          <w:lang w:val="de-DE"/>
-        </w:rPr>
-        <w:t>eingekreist mit rotem Buntstift]</w:t>
-      </w:r>
-      <w:r>
-        <w:rPr>
-          <w:rFonts w:ascii="Times New Roman" w:hAnsi="Times New Roman" w:cs="Times New Roman"/>
-          <w:sz w:val="20"/>
-          <w:szCs w:val="20"/>
-          <w:lang w:val="de-DE"/>
-        </w:rPr>
-        <w:t>), 14 (</w:t>
-      </w:r>
-      <w:r>
-        <w:rPr>
-          <w:rFonts w:ascii="Times New Roman" w:hAnsi="Times New Roman" w:cs="Times New Roman"/>
-          <w:i/>
-          <w:iCs/>
-          <w:sz w:val="20"/>
-          <w:szCs w:val="20"/>
-          <w:lang w:val="de-DE"/>
-        </w:rPr>
-        <w:t>3</w:t>
-      </w:r>
-      <w:r>
-        <w:rPr>
-          <w:rFonts w:ascii="Times New Roman" w:hAnsi="Times New Roman" w:cs="Times New Roman"/>
-          <w:sz w:val="20"/>
-          <w:szCs w:val="20"/>
-          <w:lang w:val="de-DE"/>
-        </w:rPr>
-        <w:t xml:space="preserve"> [</w:t>
-      </w:r>
-      <w:r>
-        <w:rPr>
-          <w:rFonts w:ascii="Times New Roman" w:hAnsi="Times New Roman" w:cs="Times New Roman"/>
-          <w:sz w:val="20"/>
-          <w:szCs w:val="20"/>
-          <w:lang w:val="de-DE"/>
-        </w:rPr>
-        <w:t xml:space="preserve">blauer Buntstift, </w:t>
-      </w:r>
-      <w:r>
-        <w:rPr>
-          <w:rFonts w:ascii="Times New Roman" w:hAnsi="Times New Roman" w:cs="Times New Roman"/>
-          <w:sz w:val="20"/>
-          <w:szCs w:val="20"/>
-          <w:lang w:val="de-DE"/>
-        </w:rPr>
-        <w:t>eingekreist mit rotem Buntstift]</w:t>
-      </w:r>
-      <w:r>
-        <w:rPr>
-          <w:rFonts w:ascii="Times New Roman" w:hAnsi="Times New Roman" w:cs="Times New Roman"/>
-          <w:sz w:val="20"/>
-          <w:szCs w:val="20"/>
-          <w:lang w:val="de-DE"/>
-        </w:rPr>
-        <w:t>, 18 (</w:t>
-      </w:r>
-      <w:r>
-        <w:rPr>
-          <w:rFonts w:ascii="Times New Roman" w:hAnsi="Times New Roman" w:cs="Times New Roman"/>
-          <w:i/>
-          <w:iCs/>
-          <w:sz w:val="20"/>
-          <w:szCs w:val="20"/>
-          <w:lang w:val="de-DE"/>
-        </w:rPr>
-        <w:t>4</w:t>
-      </w:r>
-      <w:r>
-        <w:rPr>
-          <w:rFonts w:ascii="Times New Roman" w:hAnsi="Times New Roman" w:cs="Times New Roman"/>
-          <w:sz w:val="20"/>
-          <w:szCs w:val="20"/>
-          <w:lang w:val="de-DE"/>
-        </w:rPr>
-        <w:t xml:space="preserve"> </w:t>
-      </w:r>
-      <w:r>
-        <w:rPr>
-          <w:rFonts w:ascii="Times New Roman" w:hAnsi="Times New Roman" w:cs="Times New Roman"/>
-          <w:sz w:val="20"/>
-          <w:szCs w:val="20"/>
-          <w:lang w:val="de-DE"/>
-        </w:rPr>
-        <w:t>[</w:t>
-      </w:r>
-      <w:r>
-        <w:rPr>
-          <w:rFonts w:ascii="Times New Roman" w:hAnsi="Times New Roman" w:cs="Times New Roman"/>
-          <w:sz w:val="20"/>
-          <w:szCs w:val="20"/>
-          <w:lang w:val="de-DE"/>
-        </w:rPr>
-        <w:t>blaue</w:t>
-      </w:r>
-      <w:r>
-        <w:rPr>
-          <w:rFonts w:ascii="Times New Roman" w:hAnsi="Times New Roman" w:cs="Times New Roman"/>
-          <w:sz w:val="20"/>
-          <w:szCs w:val="20"/>
-          <w:lang w:val="de-DE"/>
-        </w:rPr>
-        <w:t>r</w:t>
-      </w:r>
-      <w:r>
-        <w:rPr>
-          <w:rFonts w:ascii="Times New Roman" w:hAnsi="Times New Roman" w:cs="Times New Roman"/>
-          <w:sz w:val="20"/>
-          <w:szCs w:val="20"/>
-          <w:lang w:val="de-DE"/>
-        </w:rPr>
-        <w:t xml:space="preserve"> Buntstift</w:t>
-      </w:r>
-      <w:r>
-        <w:rPr>
-          <w:rFonts w:ascii="Times New Roman" w:hAnsi="Times New Roman" w:cs="Times New Roman"/>
-          <w:sz w:val="20"/>
-          <w:szCs w:val="20"/>
-          <w:lang w:val="de-DE"/>
-        </w:rPr>
-        <w:t>] und 21 (</w:t>
-      </w:r>
-      <w:r>
-        <w:rPr>
-          <w:rFonts w:ascii="Times New Roman" w:hAnsi="Times New Roman" w:cs="Times New Roman"/>
-          <w:i/>
-          <w:iCs/>
-          <w:sz w:val="20"/>
-          <w:szCs w:val="20"/>
-          <w:lang w:val="de-DE"/>
-        </w:rPr>
-        <w:t>5</w:t>
-      </w:r>
-      <w:r>
-        <w:rPr>
-          <w:rFonts w:ascii="Times New Roman" w:hAnsi="Times New Roman" w:cs="Times New Roman"/>
-          <w:sz w:val="20"/>
-          <w:szCs w:val="20"/>
-          <w:lang w:val="de-DE"/>
-        </w:rPr>
-        <w:t xml:space="preserve"> [</w:t>
-      </w:r>
-      <w:r>
-        <w:rPr>
-          <w:rFonts w:ascii="Times New Roman" w:hAnsi="Times New Roman" w:cs="Times New Roman"/>
-          <w:sz w:val="20"/>
-          <w:szCs w:val="20"/>
-          <w:lang w:val="de-DE"/>
-        </w:rPr>
-        <w:t xml:space="preserve">blauer Buntstift, </w:t>
-      </w:r>
-      <w:r>
-        <w:rPr>
-          <w:rFonts w:ascii="Times New Roman" w:hAnsi="Times New Roman" w:cs="Times New Roman"/>
-          <w:sz w:val="20"/>
-          <w:szCs w:val="20"/>
-          <w:lang w:val="de-DE"/>
-        </w:rPr>
-        <w:t xml:space="preserve">eingekreist mit rotem Buntstift]; </w:t>
+        <w:t>)</w:t>
+      </w:r>
+      <w:r>
+        <w:rPr>
+          <w:rFonts w:ascii="Times New Roman" w:hAnsi="Times New Roman" w:cs="Times New Roman"/>
+          <w:sz w:val="20"/>
+          <w:szCs w:val="20"/>
+          <w:lang w:val="de-DE"/>
+        </w:rPr>
+        <w:t xml:space="preserve"> über und unter den Akkoladen</w:t>
+      </w:r>
+      <w:r>
+        <w:rPr>
+          <w:rFonts w:ascii="Times New Roman" w:hAnsi="Times New Roman" w:cs="Times New Roman"/>
+          <w:sz w:val="20"/>
+          <w:szCs w:val="20"/>
+          <w:lang w:val="de-DE"/>
+        </w:rPr>
+        <w:t xml:space="preserve">; </w:t>
       </w:r>
     </w:p>
     <w:p>
@@ -4736,7 +5259,57 @@
           <w:szCs w:val="20"/>
           <w:lang w:val="de-DE"/>
         </w:rPr>
-        <w:t>in III T. 7 (</w:t>
+        <w:t xml:space="preserve">in </w:t>
+      </w:r>
+      <w:r>
+        <w:rPr>
+          <w:rFonts w:ascii="Times New Roman" w:hAnsi="Times New Roman" w:cs="Times New Roman"/>
+          <w:b/>
+          <w:bCs/>
+          <w:sz w:val="20"/>
+          <w:szCs w:val="20"/>
+          <w:lang w:val="de-DE"/>
+        </w:rPr>
+        <w:t>B</w:t>
+      </w:r>
+      <w:r>
+        <w:rPr>
+          <w:rFonts w:ascii="Times New Roman" w:hAnsi="Times New Roman" w:cs="Times New Roman"/>
+          <w:b/>
+          <w:bCs/>
+          <w:sz w:val="20"/>
+          <w:szCs w:val="20"/>
+          <w:vertAlign w:val="superscript"/>
+          <w:lang w:val="de-DE"/>
+        </w:rPr>
+        <w:t>a4</w:t>
+      </w:r>
+      <w:r>
+        <w:rPr>
+          <w:rFonts w:ascii="Times New Roman" w:hAnsi="Times New Roman" w:cs="Times New Roman"/>
+          <w:sz w:val="20"/>
+          <w:szCs w:val="20"/>
+          <w:lang w:val="de-DE"/>
+        </w:rPr>
+        <w:t xml:space="preserve"> T. </w:t>
+      </w:r>
+      <w:r>
+        <w:rPr>
+          <w:rFonts w:ascii="Times New Roman" w:hAnsi="Times New Roman" w:cs="Times New Roman"/>
+          <w:sz w:val="20"/>
+          <w:szCs w:val="20"/>
+          <w:lang w:val="de-DE"/>
+        </w:rPr>
+        <w:t>3</w:t>
+      </w:r>
+      <w:r>
+        <w:rPr>
+          <w:rFonts w:ascii="Times New Roman" w:hAnsi="Times New Roman" w:cs="Times New Roman"/>
+          <w:sz w:val="20"/>
+          <w:szCs w:val="20"/>
+          <w:lang w:val="de-DE"/>
+        </w:rPr>
+        <w:t xml:space="preserve"> (</w:t>
       </w:r>
       <w:r>
         <w:rPr>
@@ -4765,7 +5338,54 @@
           <w:szCs w:val="20"/>
           <w:lang w:val="de-DE"/>
         </w:rPr>
-        <w:t xml:space="preserve"> mit blauem Buntstift;</w:t>
+        <w:t xml:space="preserve"> </w:t>
+      </w:r>
+      <w:r>
+        <w:rPr>
+          <w:rFonts w:ascii="Times New Roman" w:hAnsi="Times New Roman" w:cs="Times New Roman"/>
+          <w:sz w:val="20"/>
+          <w:szCs w:val="20"/>
+          <w:lang w:val="de-DE"/>
+        </w:rPr>
+        <w:t>und 5 (</w:t>
+      </w:r>
+      <w:r>
+        <w:rPr>
+          <w:rFonts w:ascii="Times New Roman" w:hAnsi="Times New Roman" w:cs="Times New Roman"/>
+          <w:i/>
+          <w:iCs/>
+          <w:sz w:val="20"/>
+          <w:szCs w:val="20"/>
+          <w:lang w:val="de-DE"/>
+        </w:rPr>
+        <w:t>2</w:t>
+      </w:r>
+      <w:r>
+        <w:rPr>
+          <w:rFonts w:ascii="Times New Roman" w:hAnsi="Times New Roman" w:cs="Times New Roman"/>
+          <w:sz w:val="20"/>
+          <w:szCs w:val="20"/>
+          <w:lang w:val="de-DE"/>
+        </w:rPr>
+        <w:t>)</w:t>
+      </w:r>
+      <w:r>
+        <w:rPr>
+          <w:rFonts w:ascii="Times New Roman" w:hAnsi="Times New Roman" w:cs="Times New Roman"/>
+          <w:sz w:val="20"/>
+          <w:szCs w:val="20"/>
+          <w:lang w:val="de-DE"/>
+        </w:rPr>
+        <w:t xml:space="preserve"> über und unter den Akkoladen</w:t>
+      </w:r>
+      <w:r>
+        <w:rPr>
+          <w:rFonts w:ascii="Times New Roman" w:hAnsi="Times New Roman" w:cs="Times New Roman"/>
+          <w:sz w:val="20"/>
+          <w:szCs w:val="20"/>
+          <w:lang w:val="de-DE"/>
+        </w:rPr>
+        <w:t>;</w:t>
       </w:r>
       <w:r>
         <w:rPr>
@@ -4795,7 +5415,57 @@
           <w:szCs w:val="20"/>
           <w:lang w:val="de-DE"/>
         </w:rPr>
-        <w:t>in IV T. 7 (</w:t>
+        <w:t xml:space="preserve">in </w:t>
+      </w:r>
+      <w:r>
+        <w:rPr>
+          <w:rFonts w:ascii="Times New Roman" w:hAnsi="Times New Roman" w:cs="Times New Roman"/>
+          <w:b/>
+          <w:bCs/>
+          <w:sz w:val="20"/>
+          <w:szCs w:val="20"/>
+          <w:lang w:val="de-DE"/>
+        </w:rPr>
+        <w:t>B</w:t>
+      </w:r>
+      <w:r>
+        <w:rPr>
+          <w:rFonts w:ascii="Times New Roman" w:hAnsi="Times New Roman" w:cs="Times New Roman"/>
+          <w:b/>
+          <w:bCs/>
+          <w:sz w:val="20"/>
+          <w:szCs w:val="20"/>
+          <w:vertAlign w:val="superscript"/>
+          <w:lang w:val="de-DE"/>
+        </w:rPr>
+        <w:t>a3</w:t>
+      </w:r>
+      <w:r>
+        <w:rPr>
+          <w:rFonts w:ascii="Times New Roman" w:hAnsi="Times New Roman" w:cs="Times New Roman"/>
+          <w:sz w:val="20"/>
+          <w:szCs w:val="20"/>
+          <w:lang w:val="de-DE"/>
+        </w:rPr>
+        <w:t xml:space="preserve"> T. </w:t>
+      </w:r>
+      <w:r>
+        <w:rPr>
+          <w:rFonts w:ascii="Times New Roman" w:hAnsi="Times New Roman" w:cs="Times New Roman"/>
+          <w:sz w:val="20"/>
+          <w:szCs w:val="20"/>
+          <w:lang w:val="de-DE"/>
+        </w:rPr>
+        <w:t>4</w:t>
+      </w:r>
+      <w:r>
+        <w:rPr>
+          <w:rFonts w:ascii="Times New Roman" w:hAnsi="Times New Roman" w:cs="Times New Roman"/>
+          <w:sz w:val="20"/>
+          <w:szCs w:val="20"/>
+          <w:lang w:val="de-DE"/>
+        </w:rPr>
+        <w:t xml:space="preserve"> (</w:t>
       </w:r>
       <w:r>
         <w:rPr>
@@ -4815,7 +5485,81 @@
           <w:szCs w:val="20"/>
           <w:lang w:val="de-DE"/>
         </w:rPr>
-        <w:t>) und 11 (</w:t>
+        <w:t>)</w:t>
+      </w:r>
+      <w:r>
+        <w:rPr>
+          <w:rFonts w:ascii="Times New Roman" w:hAnsi="Times New Roman" w:cs="Times New Roman"/>
+          <w:sz w:val="20"/>
+          <w:szCs w:val="20"/>
+          <w:lang w:val="de-DE"/>
+        </w:rPr>
+        <w:t xml:space="preserve"> über und unter der Akkolade; </w:t>
+      </w:r>
+    </w:p>
+    <w:p>
+      <w:pPr>
+        <w:spacing w:after="0" w:line="360" w:lineRule="auto"/>
+        <w:outlineLvl w:val="0"/>
+        <w:rPr>
+          <w:rFonts w:ascii="Times New Roman" w:hAnsi="Times New Roman" w:cs="Times New Roman"/>
+          <w:sz w:val="20"/>
+          <w:szCs w:val="20"/>
+          <w:lang w:val="de-DE"/>
+        </w:rPr>
+      </w:pPr>
+      <w:r>
+        <w:rPr>
+          <w:rFonts w:ascii="Times New Roman" w:hAnsi="Times New Roman" w:cs="Times New Roman"/>
+          <w:sz w:val="20"/>
+          <w:szCs w:val="20"/>
+          <w:lang w:val="de-DE"/>
+        </w:rPr>
+        <w:t xml:space="preserve">in </w:t>
+      </w:r>
+      <w:r>
+        <w:rPr>
+          <w:rFonts w:ascii="Times New Roman" w:hAnsi="Times New Roman" w:cs="Times New Roman"/>
+          <w:b/>
+          <w:bCs/>
+          <w:sz w:val="20"/>
+          <w:szCs w:val="20"/>
+          <w:lang w:val="de-DE"/>
+        </w:rPr>
+        <w:t>B</w:t>
+      </w:r>
+      <w:r>
+        <w:rPr>
+          <w:rFonts w:ascii="Times New Roman" w:hAnsi="Times New Roman" w:cs="Times New Roman"/>
+          <w:b/>
+          <w:bCs/>
+          <w:sz w:val="20"/>
+          <w:szCs w:val="20"/>
+          <w:vertAlign w:val="superscript"/>
+          <w:lang w:val="de-DE"/>
+        </w:rPr>
+        <w:t>b</w:t>
+      </w:r>
+      <w:r>
+        <w:rPr>
+          <w:rFonts w:ascii="Times New Roman" w:hAnsi="Times New Roman" w:cs="Times New Roman"/>
+          <w:b/>
+          <w:bCs/>
+          <w:sz w:val="20"/>
+          <w:szCs w:val="20"/>
+          <w:vertAlign w:val="superscript"/>
+          <w:lang w:val="de-DE"/>
+        </w:rPr>
+        <w:t>1</w:t>
+      </w:r>
+      <w:r>
+        <w:rPr>
+          <w:rFonts w:ascii="Times New Roman" w:hAnsi="Times New Roman" w:cs="Times New Roman"/>
+          <w:sz w:val="20"/>
+          <w:szCs w:val="20"/>
+          <w:lang w:val="de-DE"/>
+        </w:rPr>
+        <w:t xml:space="preserve"> T. 4 (</w:t>
       </w:r>
       <w:r>
         <w:rPr>
@@ -4826,6 +5570,26 @@
           <w:szCs w:val="20"/>
           <w:lang w:val="de-DE"/>
         </w:rPr>
+        <w:t>1</w:t>
+      </w:r>
+      <w:r>
+        <w:rPr>
+          <w:rFonts w:ascii="Times New Roman" w:hAnsi="Times New Roman" w:cs="Times New Roman"/>
+          <w:sz w:val="20"/>
+          <w:szCs w:val="20"/>
+          <w:lang w:val="de-DE"/>
+        </w:rPr>
+        <w:t>), 7 (</w:t>
+      </w:r>
+      <w:r>
+        <w:rPr>
+          <w:rFonts w:ascii="Times New Roman" w:hAnsi="Times New Roman" w:cs="Times New Roman"/>
+          <w:i/>
+          <w:iCs/>
+          <w:sz w:val="20"/>
+          <w:szCs w:val="20"/>
+          <w:lang w:val="de-DE"/>
+        </w:rPr>
         <w:t>2</w:t>
       </w:r>
       <w:r>
@@ -4835,25 +5599,220 @@
           <w:szCs w:val="20"/>
           <w:lang w:val="de-DE"/>
         </w:rPr>
-        <w:t xml:space="preserve"> [eingekreist]</w:t>
-      </w:r>
-      <w:r>
-        <w:rPr>
-          <w:rFonts w:ascii="Times New Roman" w:hAnsi="Times New Roman" w:cs="Times New Roman"/>
-          <w:sz w:val="20"/>
-          <w:szCs w:val="20"/>
-          <w:lang w:val="de-DE"/>
-        </w:rPr>
-        <w:t>)</w:t>
-      </w:r>
-      <w:r>
-        <w:rPr>
-          <w:rFonts w:ascii="Times New Roman" w:hAnsi="Times New Roman" w:cs="Times New Roman"/>
-          <w:sz w:val="20"/>
-          <w:szCs w:val="20"/>
-          <w:lang w:val="de-DE"/>
-        </w:rPr>
-        <w:t xml:space="preserve"> mit blauem Buntstift.</w:t>
+        <w:t>) und 9 (</w:t>
+      </w:r>
+      <w:r>
+        <w:rPr>
+          <w:rFonts w:ascii="Times New Roman" w:hAnsi="Times New Roman" w:cs="Times New Roman"/>
+          <w:i/>
+          <w:iCs/>
+          <w:sz w:val="20"/>
+          <w:szCs w:val="20"/>
+          <w:lang w:val="de-DE"/>
+        </w:rPr>
+        <w:t>3</w:t>
+      </w:r>
+      <w:r>
+        <w:rPr>
+          <w:rFonts w:ascii="Times New Roman" w:hAnsi="Times New Roman" w:cs="Times New Roman"/>
+          <w:sz w:val="20"/>
+          <w:szCs w:val="20"/>
+          <w:lang w:val="de-DE"/>
+        </w:rPr>
+        <w:t xml:space="preserve">) über den Akkoladen; </w:t>
+      </w:r>
+    </w:p>
+    <w:p>
+      <w:pPr>
+        <w:spacing w:after="0" w:line="360" w:lineRule="auto"/>
+        <w:outlineLvl w:val="0"/>
+        <w:rPr>
+          <w:rFonts w:ascii="Times New Roman" w:hAnsi="Times New Roman" w:cs="Times New Roman"/>
+          <w:sz w:val="20"/>
+          <w:szCs w:val="20"/>
+          <w:lang w:val="de-DE"/>
+        </w:rPr>
+      </w:pPr>
+      <w:r>
+        <w:rPr>
+          <w:rFonts w:ascii="Times New Roman" w:hAnsi="Times New Roman" w:cs="Times New Roman"/>
+          <w:sz w:val="20"/>
+          <w:szCs w:val="20"/>
+          <w:lang w:val="de-DE"/>
+        </w:rPr>
+        <w:t xml:space="preserve">in </w:t>
+      </w:r>
+      <w:r>
+        <w:rPr>
+          <w:rFonts w:ascii="Times New Roman" w:hAnsi="Times New Roman" w:cs="Times New Roman"/>
+          <w:b/>
+          <w:sz w:val="20"/>
+          <w:szCs w:val="20"/>
+          <w:lang w:val="de-DE"/>
+        </w:rPr>
+        <w:t>B</w:t>
+      </w:r>
+      <w:r>
+        <w:rPr>
+          <w:rFonts w:ascii="Times New Roman" w:hAnsi="Times New Roman" w:cs="Times New Roman"/>
+          <w:b/>
+          <w:sz w:val="20"/>
+          <w:szCs w:val="20"/>
+          <w:vertAlign w:val="superscript"/>
+          <w:lang w:val="de-DE"/>
+        </w:rPr>
+        <w:t>b2.2</w:t>
+      </w:r>
+      <w:r>
+        <w:rPr>
+          <w:rFonts w:ascii="Times New Roman" w:hAnsi="Times New Roman" w:cs="Times New Roman"/>
+          <w:sz w:val="20"/>
+          <w:szCs w:val="20"/>
+          <w:lang w:val="de-DE"/>
+        </w:rPr>
+        <w:t xml:space="preserve"> T. 4 (</w:t>
+      </w:r>
+      <w:r>
+        <w:rPr>
+          <w:rFonts w:ascii="Times New Roman" w:hAnsi="Times New Roman" w:cs="Times New Roman"/>
+          <w:i/>
+          <w:iCs/>
+          <w:sz w:val="20"/>
+          <w:szCs w:val="20"/>
+          <w:lang w:val="de-DE"/>
+        </w:rPr>
+        <w:t>1</w:t>
+      </w:r>
+      <w:r>
+        <w:rPr>
+          <w:rFonts w:ascii="Times New Roman" w:hAnsi="Times New Roman" w:cs="Times New Roman"/>
+          <w:sz w:val="20"/>
+          <w:szCs w:val="20"/>
+          <w:lang w:val="de-DE"/>
+        </w:rPr>
+        <w:t xml:space="preserve">) über der Akkolade; </w:t>
+      </w:r>
+    </w:p>
+    <w:p>
+      <w:pPr>
+        <w:spacing w:after="0" w:line="360" w:lineRule="auto"/>
+        <w:outlineLvl w:val="0"/>
+        <w:rPr>
+          <w:rFonts w:ascii="Times New Roman" w:hAnsi="Times New Roman" w:cs="Times New Roman"/>
+          <w:sz w:val="20"/>
+          <w:szCs w:val="20"/>
+          <w:lang w:val="de-DE"/>
+        </w:rPr>
+      </w:pPr>
+      <w:r>
+        <w:rPr>
+          <w:rFonts w:ascii="Times New Roman" w:hAnsi="Times New Roman" w:cs="Times New Roman"/>
+          <w:sz w:val="20"/>
+          <w:szCs w:val="20"/>
+          <w:lang w:val="de-DE"/>
+        </w:rPr>
+        <w:t xml:space="preserve">in </w:t>
+      </w:r>
+      <w:r>
+        <w:rPr>
+          <w:rFonts w:ascii="Times New Roman" w:hAnsi="Times New Roman" w:cs="Times New Roman"/>
+          <w:b/>
+          <w:bCs/>
+          <w:sz w:val="20"/>
+          <w:szCs w:val="20"/>
+          <w:lang w:val="de-DE"/>
+        </w:rPr>
+        <w:t>B</w:t>
+      </w:r>
+      <w:r>
+        <w:rPr>
+          <w:rFonts w:ascii="Times New Roman" w:hAnsi="Times New Roman" w:cs="Times New Roman"/>
+          <w:b/>
+          <w:bCs/>
+          <w:sz w:val="20"/>
+          <w:szCs w:val="20"/>
+          <w:vertAlign w:val="superscript"/>
+          <w:lang w:val="de-DE"/>
+        </w:rPr>
+        <w:t>b3</w:t>
+      </w:r>
+      <w:r>
+        <w:rPr>
+          <w:rFonts w:ascii="Times New Roman" w:hAnsi="Times New Roman" w:cs="Times New Roman"/>
+          <w:sz w:val="20"/>
+          <w:szCs w:val="20"/>
+          <w:lang w:val="de-DE"/>
+        </w:rPr>
+        <w:t xml:space="preserve"> T. 3 (</w:t>
+      </w:r>
+      <w:r>
+        <w:rPr>
+          <w:rFonts w:ascii="Times New Roman" w:hAnsi="Times New Roman" w:cs="Times New Roman"/>
+          <w:i/>
+          <w:iCs/>
+          <w:sz w:val="20"/>
+          <w:szCs w:val="20"/>
+          <w:lang w:val="de-DE"/>
+        </w:rPr>
+        <w:t>1</w:t>
+      </w:r>
+      <w:r>
+        <w:rPr>
+          <w:rFonts w:ascii="Times New Roman" w:hAnsi="Times New Roman" w:cs="Times New Roman"/>
+          <w:sz w:val="20"/>
+          <w:szCs w:val="20"/>
+          <w:lang w:val="de-DE"/>
+        </w:rPr>
+        <w:t>), 5 (</w:t>
+      </w:r>
+      <w:r>
+        <w:rPr>
+          <w:rFonts w:ascii="Times New Roman" w:hAnsi="Times New Roman" w:cs="Times New Roman"/>
+          <w:i/>
+          <w:iCs/>
+          <w:sz w:val="20"/>
+          <w:szCs w:val="20"/>
+          <w:lang w:val="de-DE"/>
+        </w:rPr>
+        <w:t>2</w:t>
+      </w:r>
+      <w:r>
+        <w:rPr>
+          <w:rFonts w:ascii="Times New Roman" w:hAnsi="Times New Roman" w:cs="Times New Roman"/>
+          <w:sz w:val="20"/>
+          <w:szCs w:val="20"/>
+          <w:lang w:val="de-DE"/>
+        </w:rPr>
+        <w:t>) und 7 (</w:t>
+      </w:r>
+      <w:r>
+        <w:rPr>
+          <w:rFonts w:ascii="Times New Roman" w:hAnsi="Times New Roman" w:cs="Times New Roman"/>
+          <w:i/>
+          <w:iCs/>
+          <w:sz w:val="20"/>
+          <w:szCs w:val="20"/>
+          <w:lang w:val="de-DE"/>
+        </w:rPr>
+        <w:t>3</w:t>
+      </w:r>
+      <w:r>
+        <w:rPr>
+          <w:rFonts w:ascii="Times New Roman" w:hAnsi="Times New Roman" w:cs="Times New Roman"/>
+          <w:sz w:val="20"/>
+          <w:szCs w:val="20"/>
+          <w:lang w:val="de-DE"/>
+        </w:rPr>
+        <w:t>) über den Akkoladen</w:t>
+      </w:r>
+      <w:r>
+        <w:rPr>
+          <w:rFonts w:ascii="Times New Roman" w:hAnsi="Times New Roman" w:cs="Times New Roman"/>
+          <w:sz w:val="20"/>
+          <w:szCs w:val="20"/>
+          <w:lang w:val="de-DE"/>
+        </w:rPr>
+        <w:t>.</w:t>
       </w:r>
     </w:p>
     <w:p>
@@ -4884,16 +5843,6 @@
           <w:rFonts w:ascii="Times New Roman" w:hAnsi="Times New Roman" w:cs="Times New Roman"/>
           <w:sz w:val="20"/>
           <w:szCs w:val="20"/>
-          <w:highlight w:val="red"/>
-          <w:lang w:val="de-DE"/>
-        </w:rPr>
-        <w:t>##</w:t>
-      </w:r>
-      <w:r>
-        <w:rPr>
-          <w:rFonts w:ascii="Times New Roman" w:hAnsi="Times New Roman" w:cs="Times New Roman"/>
-          <w:sz w:val="20"/>
-          <w:szCs w:val="20"/>
           <w:lang w:val="de-DE"/>
         </w:rPr>
         <w:t xml:space="preserve">Inhalt: </w:t>
@@ -4928,7 +5877,17 @@
           <w:szCs w:val="20"/>
           <w:lang w:val="de-DE"/>
         </w:rPr>
-        <w:t>. 1</w:t>
+        <w:t xml:space="preserve">. </w:t>
+      </w:r>
+      <w:proofErr w:type="spellStart"/>
+      <w:r>
+        <w:rPr>
+          <w:rFonts w:ascii="Times New Roman" w:hAnsi="Times New Roman" w:cs="Times New Roman"/>
+          <w:sz w:val="20"/>
+          <w:szCs w:val="20"/>
+          <w:lang w:val="de-DE"/>
+        </w:rPr>
+        <w:t>a</w:t>
       </w:r>
       <w:r>
         <w:rPr>
@@ -4940,6 +5899,7 @@
         </w:rPr>
         <w:t>r</w:t>
       </w:r>
+      <w:proofErr w:type="spellEnd"/>
       <w:r>
         <w:rPr>
           <w:rFonts w:ascii="Times New Roman" w:hAnsi="Times New Roman" w:cs="Times New Roman"/>
@@ -4971,88 +5931,35 @@
           <w:lang w:val="de-DE"/>
         </w:rPr>
       </w:pPr>
-      <w:proofErr w:type="gramStart"/>
-      <w:r>
-        <w:rPr>
-          <w:rFonts w:ascii="Times New Roman" w:hAnsi="Times New Roman" w:cs="Times New Roman"/>
-          <w:sz w:val="20"/>
-          <w:szCs w:val="20"/>
-          <w:lang w:val="de-DE"/>
-        </w:rPr>
-        <w:t>Autograph</w:t>
-      </w:r>
-      <w:proofErr w:type="gramEnd"/>
-      <w:r>
-        <w:rPr>
-          <w:rFonts w:ascii="Times New Roman" w:hAnsi="Times New Roman" w:cs="Times New Roman"/>
-          <w:sz w:val="20"/>
-          <w:szCs w:val="20"/>
-          <w:lang w:val="de-DE"/>
-        </w:rPr>
-        <w:t xml:space="preserve"> von </w:t>
-      </w:r>
-      <w:r>
-        <w:rPr>
-          <w:rFonts w:ascii="Times New Roman" w:hAnsi="Times New Roman" w:cs="Times New Roman"/>
-          <w:sz w:val="20"/>
-          <w:szCs w:val="20"/>
-          <w:lang w:val="de-DE"/>
-        </w:rPr>
-        <w:t>I</w:t>
-      </w:r>
-      <w:r>
-        <w:rPr>
-          <w:rFonts w:ascii="Times New Roman" w:hAnsi="Times New Roman" w:cs="Times New Roman"/>
-          <w:sz w:val="20"/>
-          <w:szCs w:val="20"/>
-          <w:lang w:val="de-DE"/>
-        </w:rPr>
-        <w:t xml:space="preserve"> </w:t>
-      </w:r>
-      <w:r>
-        <w:rPr>
-          <w:rFonts w:ascii="Times New Roman" w:hAnsi="Times New Roman" w:cs="Times New Roman"/>
-          <w:sz w:val="20"/>
-          <w:szCs w:val="20"/>
-          <w:lang w:val="de-DE"/>
-        </w:rPr>
-        <w:t>(</w:t>
-      </w:r>
-      <w:r>
-        <w:rPr>
-          <w:rFonts w:ascii="Times New Roman" w:hAnsi="Times New Roman" w:cs="Times New Roman"/>
-          <w:sz w:val="20"/>
-          <w:szCs w:val="20"/>
-          <w:lang w:val="de-DE"/>
-        </w:rPr>
-        <w:t>M 1</w:t>
-      </w:r>
-      <w:r>
-        <w:rPr>
-          <w:rFonts w:ascii="Times New Roman" w:hAnsi="Times New Roman" w:cs="Times New Roman"/>
-          <w:sz w:val="20"/>
-          <w:szCs w:val="20"/>
-          <w:lang w:val="de-DE"/>
-        </w:rPr>
-        <w:t>61</w:t>
-      </w:r>
-      <w:r>
-        <w:rPr>
-          <w:rFonts w:ascii="Times New Roman" w:hAnsi="Times New Roman" w:cs="Times New Roman"/>
-          <w:sz w:val="20"/>
-          <w:szCs w:val="20"/>
-          <w:lang w:val="de-DE"/>
-        </w:rPr>
-        <w:t xml:space="preserve"> Textfassung 1</w:t>
-      </w:r>
-      <w:r>
-        <w:rPr>
-          <w:rFonts w:ascii="Times New Roman" w:hAnsi="Times New Roman" w:cs="Times New Roman"/>
-          <w:sz w:val="20"/>
-          <w:szCs w:val="20"/>
-          <w:lang w:val="de-DE"/>
-        </w:rPr>
-        <w:t>)</w:t>
+      <w:proofErr w:type="spellStart"/>
+      <w:r>
+        <w:rPr>
+          <w:rFonts w:ascii="Times New Roman" w:hAnsi="Times New Roman" w:cs="Times New Roman"/>
+          <w:sz w:val="20"/>
+          <w:szCs w:val="20"/>
+          <w:lang w:val="de-DE"/>
+        </w:rPr>
+        <w:t>Bl</w:t>
+      </w:r>
+      <w:proofErr w:type="spellEnd"/>
+      <w:r>
+        <w:rPr>
+          <w:rFonts w:ascii="Times New Roman" w:hAnsi="Times New Roman" w:cs="Times New Roman"/>
+          <w:sz w:val="20"/>
+          <w:szCs w:val="20"/>
+          <w:lang w:val="de-DE"/>
+        </w:rPr>
+        <w:t>. 1</w:t>
+      </w:r>
+      <w:r>
+        <w:rPr>
+          <w:rFonts w:ascii="Times New Roman" w:hAnsi="Times New Roman" w:cs="Times New Roman"/>
+          <w:sz w:val="20"/>
+          <w:szCs w:val="20"/>
+          <w:vertAlign w:val="superscript"/>
+          <w:lang w:val="de-DE"/>
+        </w:rPr>
+        <w:t>r</w:t>
       </w:r>
       <w:r>
         <w:rPr>
@@ -5062,6 +5969,16 @@
           <w:lang w:val="de-DE"/>
         </w:rPr>
         <w:t xml:space="preserve">: </w:t>
+      </w:r>
+      <w:r>
+        <w:rPr>
+          <w:rFonts w:ascii="Times New Roman" w:hAnsi="Times New Roman" w:cs="Times New Roman"/>
+          <w:sz w:val="20"/>
+          <w:szCs w:val="20"/>
+          <w:lang w:val="de-DE"/>
+        </w:rPr>
+        <w:tab/>
+        <w:t>Titelseite.</w:t>
       </w:r>
     </w:p>
     <w:p>
@@ -5075,117 +5992,114 @@
           <w:lang w:val="de-DE"/>
         </w:rPr>
       </w:pPr>
-      <w:proofErr w:type="spellStart"/>
-      <w:r>
-        <w:rPr>
-          <w:rFonts w:ascii="Times New Roman" w:hAnsi="Times New Roman" w:cs="Times New Roman"/>
-          <w:sz w:val="20"/>
-          <w:szCs w:val="20"/>
-          <w:lang w:val="de-DE"/>
-        </w:rPr>
-        <w:t>Bl</w:t>
-      </w:r>
-      <w:proofErr w:type="spellEnd"/>
-      <w:r>
-        <w:rPr>
-          <w:rFonts w:ascii="Times New Roman" w:hAnsi="Times New Roman" w:cs="Times New Roman"/>
-          <w:sz w:val="20"/>
-          <w:szCs w:val="20"/>
-          <w:lang w:val="de-DE"/>
-        </w:rPr>
-        <w:t xml:space="preserve">. </w:t>
-      </w:r>
-      <w:r>
-        <w:rPr>
-          <w:rFonts w:ascii="Times New Roman" w:hAnsi="Times New Roman" w:cs="Times New Roman"/>
-          <w:sz w:val="20"/>
-          <w:szCs w:val="20"/>
-          <w:lang w:val="de-DE"/>
-        </w:rPr>
-        <w:t>3</w:t>
-      </w:r>
-      <w:r>
-        <w:rPr>
-          <w:rFonts w:ascii="Times New Roman" w:hAnsi="Times New Roman" w:cs="Times New Roman"/>
+      <w:proofErr w:type="gramStart"/>
+      <w:r>
+        <w:rPr>
+          <w:rFonts w:ascii="Times New Roman" w:hAnsi="Times New Roman" w:cs="Times New Roman"/>
+          <w:sz w:val="20"/>
+          <w:szCs w:val="20"/>
+          <w:lang w:val="de-DE"/>
+        </w:rPr>
+        <w:t>Autograph</w:t>
+      </w:r>
+      <w:proofErr w:type="gramEnd"/>
+      <w:r>
+        <w:rPr>
+          <w:rFonts w:ascii="Times New Roman" w:hAnsi="Times New Roman" w:cs="Times New Roman"/>
+          <w:sz w:val="20"/>
+          <w:szCs w:val="20"/>
+          <w:lang w:val="de-DE"/>
+        </w:rPr>
+        <w:t xml:space="preserve"> von </w:t>
+      </w:r>
+      <w:r>
+        <w:rPr>
+          <w:rFonts w:ascii="Times New Roman" w:hAnsi="Times New Roman" w:cs="Times New Roman"/>
+          <w:sz w:val="20"/>
+          <w:szCs w:val="20"/>
+          <w:lang w:val="de-DE"/>
+        </w:rPr>
+        <w:t xml:space="preserve">M </w:t>
+      </w:r>
+      <w:r>
+        <w:rPr>
+          <w:rFonts w:ascii="Times New Roman" w:hAnsi="Times New Roman" w:cs="Times New Roman"/>
+          <w:sz w:val="20"/>
+          <w:szCs w:val="20"/>
+          <w:lang w:val="de-DE"/>
+        </w:rPr>
+        <w:t>172</w:t>
+      </w:r>
+      <w:r>
+        <w:rPr>
+          <w:rFonts w:ascii="Times New Roman" w:hAnsi="Times New Roman" w:cs="Times New Roman"/>
+          <w:sz w:val="20"/>
+          <w:szCs w:val="20"/>
+          <w:lang w:val="de-DE"/>
+        </w:rPr>
+        <w:t xml:space="preserve"> Textfassung 1</w:t>
+      </w:r>
+      <w:r>
+        <w:rPr>
+          <w:rFonts w:ascii="Times New Roman" w:hAnsi="Times New Roman" w:cs="Times New Roman"/>
+          <w:sz w:val="20"/>
+          <w:szCs w:val="20"/>
+          <w:lang w:val="de-DE"/>
+        </w:rPr>
+        <w:t xml:space="preserve"> (</w:t>
+      </w:r>
+      <w:r>
+        <w:rPr>
+          <w:rFonts w:ascii="Times New Roman" w:hAnsi="Times New Roman" w:cs="Times New Roman"/>
+          <w:b/>
+          <w:bCs/>
+          <w:sz w:val="20"/>
+          <w:szCs w:val="20"/>
+          <w:lang w:val="de-DE"/>
+        </w:rPr>
+        <w:t>B</w:t>
+      </w:r>
+      <w:r>
+        <w:rPr>
+          <w:rFonts w:ascii="Times New Roman" w:hAnsi="Times New Roman" w:cs="Times New Roman"/>
+          <w:b/>
+          <w:bCs/>
           <w:sz w:val="20"/>
           <w:szCs w:val="20"/>
           <w:vertAlign w:val="superscript"/>
           <w:lang w:val="de-DE"/>
         </w:rPr>
-        <w:t>r</w:t>
-      </w:r>
-      <w:r>
-        <w:rPr>
-          <w:rFonts w:ascii="Times New Roman" w:hAnsi="Times New Roman" w:cs="Times New Roman"/>
-          <w:sz w:val="20"/>
-          <w:szCs w:val="20"/>
-          <w:lang w:val="de-DE"/>
-        </w:rPr>
-        <w:t xml:space="preserve"> </w:t>
-      </w:r>
-      <w:r>
-        <w:rPr>
-          <w:rFonts w:ascii="Times New Roman" w:hAnsi="Times New Roman" w:cs="Times New Roman"/>
-          <w:sz w:val="20"/>
-          <w:szCs w:val="20"/>
-          <w:lang w:val="de-DE"/>
-        </w:rPr>
-        <w:tab/>
-        <w:t xml:space="preserve">System </w:t>
-      </w:r>
-      <w:r>
-        <w:rPr>
-          <w:rFonts w:ascii="Times New Roman" w:hAnsi="Times New Roman" w:cs="Times New Roman"/>
-          <w:sz w:val="20"/>
-          <w:szCs w:val="20"/>
-          <w:lang w:val="de-DE"/>
-        </w:rPr>
-        <w:t>2</w:t>
-      </w:r>
-      <w:r>
-        <w:rPr>
-          <w:rFonts w:ascii="Times New Roman" w:hAnsi="Times New Roman" w:cs="Times New Roman"/>
-          <w:sz w:val="20"/>
-          <w:szCs w:val="20"/>
-          <w:lang w:val="de-DE"/>
-        </w:rPr>
-        <w:t>–</w:t>
-      </w:r>
-      <w:r>
-        <w:rPr>
-          <w:rFonts w:ascii="Times New Roman" w:hAnsi="Times New Roman" w:cs="Times New Roman"/>
-          <w:sz w:val="20"/>
-          <w:szCs w:val="20"/>
-          <w:lang w:val="de-DE"/>
-        </w:rPr>
-        <w:t>4</w:t>
-      </w:r>
-      <w:r>
-        <w:rPr>
-          <w:rFonts w:ascii="Times New Roman" w:hAnsi="Times New Roman" w:cs="Times New Roman"/>
-          <w:sz w:val="20"/>
-          <w:szCs w:val="20"/>
-          <w:lang w:val="de-DE"/>
-        </w:rPr>
-        <w:t>: T. 1–</w:t>
-      </w:r>
-      <w:r>
-        <w:rPr>
-          <w:rFonts w:ascii="Times New Roman" w:hAnsi="Times New Roman" w:cs="Times New Roman"/>
-          <w:sz w:val="20"/>
-          <w:szCs w:val="20"/>
-          <w:lang w:val="de-DE"/>
-        </w:rPr>
-        <w:t>4</w:t>
-      </w:r>
-      <w:r>
-        <w:rPr>
-          <w:rFonts w:ascii="Times New Roman" w:hAnsi="Times New Roman" w:cs="Times New Roman"/>
-          <w:sz w:val="20"/>
-          <w:szCs w:val="20"/>
-          <w:lang w:val="de-DE"/>
-        </w:rPr>
-        <w:t xml:space="preserve">; </w:t>
+        <w:t>a</w:t>
+      </w:r>
+      <w:r>
+        <w:rPr>
+          <w:rFonts w:ascii="Times New Roman" w:hAnsi="Times New Roman" w:cs="Times New Roman"/>
+          <w:b/>
+          <w:bCs/>
+          <w:sz w:val="20"/>
+          <w:szCs w:val="20"/>
+          <w:vertAlign w:val="superscript"/>
+          <w:lang w:val="de-DE"/>
+        </w:rPr>
+        <w:t>1</w:t>
+      </w:r>
+      <w:r>
+        <w:rPr>
+          <w:rFonts w:ascii="Times New Roman" w:hAnsi="Times New Roman" w:cs="Times New Roman"/>
+          <w:sz w:val="20"/>
+          <w:szCs w:val="20"/>
+          <w:lang w:val="de-DE"/>
+        </w:rPr>
+        <w:t>)</w:t>
+      </w:r>
+      <w:r>
+        <w:rPr>
+          <w:rFonts w:ascii="Times New Roman" w:hAnsi="Times New Roman" w:cs="Times New Roman"/>
+          <w:sz w:val="20"/>
+          <w:szCs w:val="20"/>
+          <w:lang w:val="de-DE"/>
+        </w:rPr>
+        <w:t xml:space="preserve">: </w:t>
       </w:r>
     </w:p>
     <w:p>
@@ -5199,6 +6113,54 @@
           <w:lang w:val="de-DE"/>
         </w:rPr>
       </w:pPr>
+      <w:proofErr w:type="spellStart"/>
+      <w:r>
+        <w:rPr>
+          <w:rFonts w:ascii="Times New Roman" w:hAnsi="Times New Roman" w:cs="Times New Roman"/>
+          <w:sz w:val="20"/>
+          <w:szCs w:val="20"/>
+          <w:lang w:val="de-DE"/>
+        </w:rPr>
+        <w:t>Bl</w:t>
+      </w:r>
+      <w:proofErr w:type="spellEnd"/>
+      <w:r>
+        <w:rPr>
+          <w:rFonts w:ascii="Times New Roman" w:hAnsi="Times New Roman" w:cs="Times New Roman"/>
+          <w:sz w:val="20"/>
+          <w:szCs w:val="20"/>
+          <w:lang w:val="de-DE"/>
+        </w:rPr>
+        <w:t xml:space="preserve">. </w:t>
+      </w:r>
+      <w:r>
+        <w:rPr>
+          <w:rFonts w:ascii="Times New Roman" w:hAnsi="Times New Roman" w:cs="Times New Roman"/>
+          <w:sz w:val="20"/>
+          <w:szCs w:val="20"/>
+          <w:lang w:val="de-DE"/>
+        </w:rPr>
+        <w:t>2</w:t>
+      </w:r>
+      <w:r>
+        <w:rPr>
+          <w:rFonts w:ascii="Times New Roman" w:hAnsi="Times New Roman" w:cs="Times New Roman"/>
+          <w:sz w:val="20"/>
+          <w:szCs w:val="20"/>
+          <w:vertAlign w:val="superscript"/>
+          <w:lang w:val="de-DE"/>
+        </w:rPr>
+        <w:t>r</w:t>
+      </w:r>
+      <w:r>
+        <w:rPr>
+          <w:rFonts w:ascii="Times New Roman" w:hAnsi="Times New Roman" w:cs="Times New Roman"/>
+          <w:sz w:val="20"/>
+          <w:szCs w:val="20"/>
+          <w:lang w:val="de-DE"/>
+        </w:rPr>
+        <w:t xml:space="preserve"> </w:t>
+      </w:r>
       <w:r>
         <w:rPr>
           <w:rFonts w:ascii="Times New Roman" w:hAnsi="Times New Roman" w:cs="Times New Roman"/>
@@ -5216,7 +6178,7 @@
           <w:szCs w:val="20"/>
           <w:lang w:val="de-DE"/>
         </w:rPr>
-        <w:t>6</w:t>
+        <w:t>5</w:t>
       </w:r>
       <w:r>
         <w:rPr>
@@ -5243,43 +6205,25 @@
           <w:szCs w:val="20"/>
           <w:lang w:val="de-DE"/>
         </w:rPr>
-        <w:t xml:space="preserve">: T. </w:t>
-      </w:r>
-      <w:r>
-        <w:rPr>
-          <w:rFonts w:ascii="Times New Roman" w:hAnsi="Times New Roman" w:cs="Times New Roman"/>
-          <w:sz w:val="20"/>
-          <w:szCs w:val="20"/>
-          <w:lang w:val="de-DE"/>
-        </w:rPr>
-        <w:t>5</w:t>
-      </w:r>
-      <w:r>
-        <w:rPr>
-          <w:rFonts w:ascii="Times New Roman" w:hAnsi="Times New Roman" w:cs="Times New Roman"/>
-          <w:sz w:val="20"/>
-          <w:szCs w:val="20"/>
-          <w:lang w:val="de-DE"/>
-        </w:rPr>
-        <w:t>–</w:t>
-      </w:r>
-      <w:r>
-        <w:rPr>
-          <w:rFonts w:ascii="Times New Roman" w:hAnsi="Times New Roman" w:cs="Times New Roman"/>
-          <w:sz w:val="20"/>
-          <w:szCs w:val="20"/>
-          <w:lang w:val="de-DE"/>
-        </w:rPr>
-        <w:t>7</w:t>
-      </w:r>
-      <w:r>
-        <w:rPr>
-          <w:rFonts w:ascii="Times New Roman" w:hAnsi="Times New Roman" w:cs="Times New Roman"/>
-          <w:sz w:val="20"/>
-          <w:szCs w:val="20"/>
-          <w:lang w:val="de-DE"/>
-        </w:rPr>
-        <w:t>;</w:t>
+        <w:t>: T. 1–</w:t>
+      </w:r>
+      <w:r>
+        <w:rPr>
+          <w:rFonts w:ascii="Times New Roman" w:hAnsi="Times New Roman" w:cs="Times New Roman"/>
+          <w:sz w:val="20"/>
+          <w:szCs w:val="20"/>
+          <w:lang w:val="de-DE"/>
+        </w:rPr>
+        <w:t>3</w:t>
+      </w:r>
+      <w:r>
+        <w:rPr>
+          <w:rFonts w:ascii="Times New Roman" w:hAnsi="Times New Roman" w:cs="Times New Roman"/>
+          <w:sz w:val="20"/>
+          <w:szCs w:val="20"/>
+          <w:lang w:val="de-DE"/>
+        </w:rPr>
+        <w:t xml:space="preserve">; </w:t>
       </w:r>
     </w:p>
     <w:p>
@@ -5320,6 +6264,44 @@
           <w:szCs w:val="20"/>
           <w:lang w:val="de-DE"/>
         </w:rPr>
+        <w:t>2</w:t>
+      </w:r>
+      <w:r>
+        <w:rPr>
+          <w:rFonts w:ascii="Times New Roman" w:hAnsi="Times New Roman" w:cs="Times New Roman"/>
+          <w:sz w:val="20"/>
+          <w:szCs w:val="20"/>
+          <w:vertAlign w:val="superscript"/>
+          <w:lang w:val="de-DE"/>
+        </w:rPr>
+        <w:t>v</w:t>
+      </w:r>
+      <w:r>
+        <w:rPr>
+          <w:rFonts w:ascii="Times New Roman" w:hAnsi="Times New Roman" w:cs="Times New Roman"/>
+          <w:sz w:val="20"/>
+          <w:szCs w:val="20"/>
+          <w:lang w:val="de-DE"/>
+        </w:rPr>
+        <w:t xml:space="preserve"> </w:t>
+      </w:r>
+      <w:r>
+        <w:rPr>
+          <w:rFonts w:ascii="Times New Roman" w:hAnsi="Times New Roman" w:cs="Times New Roman"/>
+          <w:sz w:val="20"/>
+          <w:szCs w:val="20"/>
+          <w:lang w:val="de-DE"/>
+        </w:rPr>
+        <w:tab/>
+        <w:t xml:space="preserve">System </w:t>
+      </w:r>
+      <w:r>
+        <w:rPr>
+          <w:rFonts w:ascii="Times New Roman" w:hAnsi="Times New Roman" w:cs="Times New Roman"/>
+          <w:sz w:val="20"/>
+          <w:szCs w:val="20"/>
+          <w:lang w:val="de-DE"/>
+        </w:rPr>
         <w:t>3</w:t>
       </w:r>
       <w:r>
@@ -5327,38 +6309,18 @@
           <w:rFonts w:ascii="Times New Roman" w:hAnsi="Times New Roman" w:cs="Times New Roman"/>
           <w:sz w:val="20"/>
           <w:szCs w:val="20"/>
-          <w:vertAlign w:val="superscript"/>
-          <w:lang w:val="de-DE"/>
-        </w:rPr>
-        <w:t>v</w:t>
-      </w:r>
-      <w:r>
-        <w:rPr>
-          <w:rFonts w:ascii="Times New Roman" w:hAnsi="Times New Roman" w:cs="Times New Roman"/>
-          <w:sz w:val="20"/>
-          <w:szCs w:val="20"/>
-          <w:lang w:val="de-DE"/>
-        </w:rPr>
-        <w:t xml:space="preserve"> </w:t>
-      </w:r>
-      <w:r>
-        <w:rPr>
-          <w:rFonts w:ascii="Times New Roman" w:hAnsi="Times New Roman" w:cs="Times New Roman"/>
-          <w:sz w:val="20"/>
-          <w:szCs w:val="20"/>
-          <w:lang w:val="de-DE"/>
-        </w:rPr>
-        <w:tab/>
-        <w:t>System 1–</w:t>
-      </w:r>
-      <w:r>
-        <w:rPr>
-          <w:rFonts w:ascii="Times New Roman" w:hAnsi="Times New Roman" w:cs="Times New Roman"/>
-          <w:sz w:val="20"/>
-          <w:szCs w:val="20"/>
-          <w:lang w:val="de-DE"/>
-        </w:rPr>
-        <w:t>3</w:t>
+          <w:lang w:val="de-DE"/>
+        </w:rPr>
+        <w:t>–</w:t>
+      </w:r>
+      <w:r>
+        <w:rPr>
+          <w:rFonts w:ascii="Times New Roman" w:hAnsi="Times New Roman" w:cs="Times New Roman"/>
+          <w:sz w:val="20"/>
+          <w:szCs w:val="20"/>
+          <w:lang w:val="de-DE"/>
+        </w:rPr>
+        <w:t>6</w:t>
       </w:r>
       <w:r>
         <w:rPr>
@@ -5376,7 +6338,7 @@
           <w:szCs w:val="20"/>
           <w:lang w:val="de-DE"/>
         </w:rPr>
-        <w:t>8</w:t>
+        <w:t>4</w:t>
       </w:r>
       <w:r>
         <w:rPr>
@@ -5394,7 +6356,7 @@
           <w:szCs w:val="20"/>
           <w:lang w:val="de-DE"/>
         </w:rPr>
-        <w:t>9.</w:t>
+        <w:t xml:space="preserve">7; </w:t>
       </w:r>
     </w:p>
     <w:p>
@@ -5408,88 +6370,42 @@
           <w:lang w:val="de-DE"/>
         </w:rPr>
       </w:pPr>
-      <w:proofErr w:type="gramStart"/>
-      <w:r>
-        <w:rPr>
-          <w:rFonts w:ascii="Times New Roman" w:hAnsi="Times New Roman" w:cs="Times New Roman"/>
-          <w:sz w:val="20"/>
-          <w:szCs w:val="20"/>
-          <w:lang w:val="de-DE"/>
-        </w:rPr>
-        <w:t>Autograph</w:t>
-      </w:r>
-      <w:proofErr w:type="gramEnd"/>
-      <w:r>
-        <w:rPr>
-          <w:rFonts w:ascii="Times New Roman" w:hAnsi="Times New Roman" w:cs="Times New Roman"/>
-          <w:sz w:val="20"/>
-          <w:szCs w:val="20"/>
-          <w:lang w:val="de-DE"/>
-        </w:rPr>
-        <w:t xml:space="preserve"> von </w:t>
-      </w:r>
-      <w:r>
-        <w:rPr>
-          <w:rFonts w:ascii="Times New Roman" w:hAnsi="Times New Roman" w:cs="Times New Roman"/>
-          <w:sz w:val="20"/>
-          <w:szCs w:val="20"/>
-          <w:lang w:val="de-DE"/>
-        </w:rPr>
-        <w:t>I</w:t>
-      </w:r>
-      <w:r>
-        <w:rPr>
-          <w:rFonts w:ascii="Times New Roman" w:hAnsi="Times New Roman" w:cs="Times New Roman"/>
-          <w:sz w:val="20"/>
-          <w:szCs w:val="20"/>
-          <w:lang w:val="de-DE"/>
-        </w:rPr>
-        <w:t>I (</w:t>
-      </w:r>
-      <w:r>
-        <w:rPr>
-          <w:rFonts w:ascii="Times New Roman" w:hAnsi="Times New Roman" w:cs="Times New Roman"/>
-          <w:sz w:val="20"/>
-          <w:szCs w:val="20"/>
-          <w:lang w:val="de-DE"/>
-        </w:rPr>
-        <w:t>M 1</w:t>
-      </w:r>
-      <w:r>
-        <w:rPr>
-          <w:rFonts w:ascii="Times New Roman" w:hAnsi="Times New Roman" w:cs="Times New Roman"/>
-          <w:sz w:val="20"/>
-          <w:szCs w:val="20"/>
-          <w:lang w:val="de-DE"/>
-        </w:rPr>
-        <w:t>62</w:t>
-      </w:r>
-      <w:r>
-        <w:rPr>
-          <w:rFonts w:ascii="Times New Roman" w:hAnsi="Times New Roman" w:cs="Times New Roman"/>
-          <w:sz w:val="20"/>
-          <w:szCs w:val="20"/>
-          <w:lang w:val="de-DE"/>
-        </w:rPr>
-        <w:t xml:space="preserve"> Textfassung 1</w:t>
-      </w:r>
-      <w:r>
-        <w:rPr>
-          <w:rFonts w:ascii="Times New Roman" w:hAnsi="Times New Roman" w:cs="Times New Roman"/>
-          <w:sz w:val="20"/>
-          <w:szCs w:val="20"/>
-          <w:lang w:val="de-DE"/>
-        </w:rPr>
-        <w:t>)</w:t>
-      </w:r>
-      <w:r>
-        <w:rPr>
-          <w:rFonts w:ascii="Times New Roman" w:hAnsi="Times New Roman" w:cs="Times New Roman"/>
-          <w:sz w:val="20"/>
-          <w:szCs w:val="20"/>
-          <w:lang w:val="de-DE"/>
-        </w:rPr>
-        <w:t>:</w:t>
+      <w:r>
+        <w:rPr>
+          <w:rFonts w:ascii="Times New Roman" w:hAnsi="Times New Roman" w:cs="Times New Roman"/>
+          <w:sz w:val="20"/>
+          <w:szCs w:val="20"/>
+          <w:lang w:val="de-DE"/>
+        </w:rPr>
+        <w:tab/>
+        <w:t>System 9–1</w:t>
+      </w:r>
+      <w:r>
+        <w:rPr>
+          <w:rFonts w:ascii="Times New Roman" w:hAnsi="Times New Roman" w:cs="Times New Roman"/>
+          <w:sz w:val="20"/>
+          <w:szCs w:val="20"/>
+          <w:lang w:val="de-DE"/>
+        </w:rPr>
+        <w:t>2</w:t>
+      </w:r>
+      <w:r>
+        <w:rPr>
+          <w:rFonts w:ascii="Times New Roman" w:hAnsi="Times New Roman" w:cs="Times New Roman"/>
+          <w:sz w:val="20"/>
+          <w:szCs w:val="20"/>
+          <w:lang w:val="de-DE"/>
+        </w:rPr>
+        <w:t>: T. 8–9</w:t>
+      </w:r>
+      <w:r>
+        <w:rPr>
+          <w:rFonts w:ascii="Times New Roman" w:hAnsi="Times New Roman" w:cs="Times New Roman"/>
+          <w:sz w:val="20"/>
+          <w:szCs w:val="20"/>
+          <w:lang w:val="de-DE"/>
+        </w:rPr>
+        <w:t>.</w:t>
       </w:r>
     </w:p>
     <w:p>
@@ -5503,69 +6419,102 @@
           <w:lang w:val="de-DE"/>
         </w:rPr>
       </w:pPr>
-      <w:proofErr w:type="spellStart"/>
-      <w:r>
-        <w:rPr>
-          <w:rFonts w:ascii="Times New Roman" w:hAnsi="Times New Roman" w:cs="Times New Roman"/>
-          <w:sz w:val="20"/>
-          <w:szCs w:val="20"/>
-          <w:lang w:val="de-DE"/>
-        </w:rPr>
-        <w:t>Bl</w:t>
-      </w:r>
-      <w:proofErr w:type="spellEnd"/>
-      <w:r>
-        <w:rPr>
-          <w:rFonts w:ascii="Times New Roman" w:hAnsi="Times New Roman" w:cs="Times New Roman"/>
-          <w:sz w:val="20"/>
-          <w:szCs w:val="20"/>
-          <w:lang w:val="de-DE"/>
-        </w:rPr>
-        <w:t xml:space="preserve">. </w:t>
-      </w:r>
-      <w:r>
-        <w:rPr>
-          <w:rFonts w:ascii="Times New Roman" w:hAnsi="Times New Roman" w:cs="Times New Roman"/>
-          <w:sz w:val="20"/>
-          <w:szCs w:val="20"/>
-          <w:lang w:val="de-DE"/>
-        </w:rPr>
-        <w:t>4</w:t>
-      </w:r>
-      <w:r>
-        <w:rPr>
-          <w:rFonts w:ascii="Times New Roman" w:hAnsi="Times New Roman" w:cs="Times New Roman"/>
+      <w:proofErr w:type="gramStart"/>
+      <w:r>
+        <w:rPr>
+          <w:rFonts w:ascii="Times New Roman" w:hAnsi="Times New Roman" w:cs="Times New Roman"/>
+          <w:sz w:val="20"/>
+          <w:szCs w:val="20"/>
+          <w:lang w:val="de-DE"/>
+        </w:rPr>
+        <w:t>Autograph</w:t>
+      </w:r>
+      <w:proofErr w:type="gramEnd"/>
+      <w:r>
+        <w:rPr>
+          <w:rFonts w:ascii="Times New Roman" w:hAnsi="Times New Roman" w:cs="Times New Roman"/>
+          <w:sz w:val="20"/>
+          <w:szCs w:val="20"/>
+          <w:lang w:val="de-DE"/>
+        </w:rPr>
+        <w:t xml:space="preserve"> von</w:t>
+      </w:r>
+      <w:r>
+        <w:rPr>
+          <w:rFonts w:ascii="Times New Roman" w:hAnsi="Times New Roman" w:cs="Times New Roman"/>
+          <w:sz w:val="20"/>
+          <w:szCs w:val="20"/>
+          <w:lang w:val="de-DE"/>
+        </w:rPr>
+        <w:t xml:space="preserve"> </w:t>
+      </w:r>
+      <w:r>
+        <w:rPr>
+          <w:rFonts w:ascii="Times New Roman" w:hAnsi="Times New Roman" w:cs="Times New Roman"/>
+          <w:sz w:val="20"/>
+          <w:szCs w:val="20"/>
+          <w:lang w:val="de-DE"/>
+        </w:rPr>
+        <w:t>M 171</w:t>
+      </w:r>
+      <w:r>
+        <w:rPr>
+          <w:rFonts w:ascii="Times New Roman" w:hAnsi="Times New Roman" w:cs="Times New Roman"/>
+          <w:sz w:val="20"/>
+          <w:szCs w:val="20"/>
+          <w:lang w:val="de-DE"/>
+        </w:rPr>
+        <w:t xml:space="preserve"> </w:t>
+      </w:r>
+      <w:r>
+        <w:rPr>
+          <w:rFonts w:ascii="Times New Roman" w:hAnsi="Times New Roman" w:cs="Times New Roman"/>
+          <w:sz w:val="20"/>
+          <w:szCs w:val="20"/>
+          <w:lang w:val="de-DE"/>
+        </w:rPr>
+        <w:t>Textfassung 1</w:t>
+      </w:r>
+      <w:r>
+        <w:rPr>
+          <w:rFonts w:ascii="Times New Roman" w:hAnsi="Times New Roman" w:cs="Times New Roman"/>
+          <w:sz w:val="20"/>
+          <w:szCs w:val="20"/>
+          <w:lang w:val="de-DE"/>
+        </w:rPr>
+        <w:t xml:space="preserve"> (</w:t>
+      </w:r>
+      <w:r>
+        <w:rPr>
+          <w:rFonts w:ascii="Times New Roman" w:hAnsi="Times New Roman" w:cs="Times New Roman"/>
+          <w:b/>
+          <w:bCs/>
+          <w:sz w:val="20"/>
+          <w:szCs w:val="20"/>
+          <w:lang w:val="de-DE"/>
+        </w:rPr>
+        <w:t>B</w:t>
+      </w:r>
+      <w:r>
+        <w:rPr>
+          <w:rFonts w:ascii="Times New Roman" w:hAnsi="Times New Roman" w:cs="Times New Roman"/>
+          <w:b/>
+          <w:bCs/>
           <w:sz w:val="20"/>
           <w:szCs w:val="20"/>
           <w:vertAlign w:val="superscript"/>
           <w:lang w:val="de-DE"/>
         </w:rPr>
-        <w:t>r</w:t>
-      </w:r>
-      <w:r>
-        <w:rPr>
-          <w:rFonts w:ascii="Times New Roman" w:hAnsi="Times New Roman" w:cs="Times New Roman"/>
-          <w:sz w:val="20"/>
-          <w:szCs w:val="20"/>
-          <w:lang w:val="de-DE"/>
-        </w:rPr>
-        <w:t xml:space="preserve"> </w:t>
-      </w:r>
-      <w:r>
-        <w:rPr>
-          <w:rFonts w:ascii="Times New Roman" w:hAnsi="Times New Roman" w:cs="Times New Roman"/>
-          <w:sz w:val="20"/>
-          <w:szCs w:val="20"/>
-          <w:lang w:val="de-DE"/>
-        </w:rPr>
-        <w:tab/>
-        <w:t xml:space="preserve">System </w:t>
-      </w:r>
-      <w:r>
-        <w:rPr>
-          <w:rFonts w:ascii="Times New Roman" w:hAnsi="Times New Roman" w:cs="Times New Roman"/>
-          <w:sz w:val="20"/>
-          <w:szCs w:val="20"/>
+        <w:t>a</w:t>
+      </w:r>
+      <w:r>
+        <w:rPr>
+          <w:rFonts w:ascii="Times New Roman" w:hAnsi="Times New Roman" w:cs="Times New Roman"/>
+          <w:b/>
+          <w:bCs/>
+          <w:sz w:val="20"/>
+          <w:szCs w:val="20"/>
+          <w:vertAlign w:val="superscript"/>
           <w:lang w:val="de-DE"/>
         </w:rPr>
         <w:t>2</w:t>
@@ -5577,43 +6526,16 @@
           <w:szCs w:val="20"/>
           <w:lang w:val="de-DE"/>
         </w:rPr>
-        <w:t>–</w:t>
-      </w:r>
-      <w:r>
-        <w:rPr>
-          <w:rFonts w:ascii="Times New Roman" w:hAnsi="Times New Roman" w:cs="Times New Roman"/>
-          <w:sz w:val="20"/>
-          <w:szCs w:val="20"/>
-          <w:lang w:val="de-DE"/>
-        </w:rPr>
-        <w:t>4</w:t>
-      </w:r>
-      <w:r>
-        <w:rPr>
-          <w:rFonts w:ascii="Times New Roman" w:hAnsi="Times New Roman" w:cs="Times New Roman"/>
-          <w:sz w:val="20"/>
-          <w:szCs w:val="20"/>
-          <w:lang w:val="de-DE"/>
-        </w:rPr>
-        <w:t>: T. 1–</w:t>
-      </w:r>
-      <w:r>
-        <w:rPr>
-          <w:rFonts w:ascii="Times New Roman" w:hAnsi="Times New Roman" w:cs="Times New Roman"/>
-          <w:sz w:val="20"/>
-          <w:szCs w:val="20"/>
-          <w:lang w:val="de-DE"/>
-        </w:rPr>
-        <w:t>2</w:t>
-      </w:r>
-      <w:r>
-        <w:rPr>
-          <w:rFonts w:ascii="Times New Roman" w:hAnsi="Times New Roman" w:cs="Times New Roman"/>
-          <w:sz w:val="20"/>
-          <w:szCs w:val="20"/>
-          <w:lang w:val="de-DE"/>
-        </w:rPr>
-        <w:t>;</w:t>
+        <w:t>)</w:t>
+      </w:r>
+      <w:r>
+        <w:rPr>
+          <w:rFonts w:ascii="Times New Roman" w:hAnsi="Times New Roman" w:cs="Times New Roman"/>
+          <w:sz w:val="20"/>
+          <w:szCs w:val="20"/>
+          <w:lang w:val="de-DE"/>
+        </w:rPr>
+        <w:t>:</w:t>
       </w:r>
     </w:p>
     <w:p>
@@ -5627,6 +6549,54 @@
           <w:lang w:val="de-DE"/>
         </w:rPr>
       </w:pPr>
+      <w:proofErr w:type="spellStart"/>
+      <w:r>
+        <w:rPr>
+          <w:rFonts w:ascii="Times New Roman" w:hAnsi="Times New Roman" w:cs="Times New Roman"/>
+          <w:sz w:val="20"/>
+          <w:szCs w:val="20"/>
+          <w:lang w:val="de-DE"/>
+        </w:rPr>
+        <w:t>Bl</w:t>
+      </w:r>
+      <w:proofErr w:type="spellEnd"/>
+      <w:r>
+        <w:rPr>
+          <w:rFonts w:ascii="Times New Roman" w:hAnsi="Times New Roman" w:cs="Times New Roman"/>
+          <w:sz w:val="20"/>
+          <w:szCs w:val="20"/>
+          <w:lang w:val="de-DE"/>
+        </w:rPr>
+        <w:t xml:space="preserve">. </w:t>
+      </w:r>
+      <w:r>
+        <w:rPr>
+          <w:rFonts w:ascii="Times New Roman" w:hAnsi="Times New Roman" w:cs="Times New Roman"/>
+          <w:sz w:val="20"/>
+          <w:szCs w:val="20"/>
+          <w:lang w:val="de-DE"/>
+        </w:rPr>
+        <w:t>3</w:t>
+      </w:r>
+      <w:r>
+        <w:rPr>
+          <w:rFonts w:ascii="Times New Roman" w:hAnsi="Times New Roman" w:cs="Times New Roman"/>
+          <w:sz w:val="20"/>
+          <w:szCs w:val="20"/>
+          <w:vertAlign w:val="superscript"/>
+          <w:lang w:val="de-DE"/>
+        </w:rPr>
+        <w:t>r</w:t>
+      </w:r>
+      <w:r>
+        <w:rPr>
+          <w:rFonts w:ascii="Times New Roman" w:hAnsi="Times New Roman" w:cs="Times New Roman"/>
+          <w:sz w:val="20"/>
+          <w:szCs w:val="20"/>
+          <w:lang w:val="de-DE"/>
+        </w:rPr>
+        <w:t xml:space="preserve"> </w:t>
+      </w:r>
       <w:r>
         <w:rPr>
           <w:rFonts w:ascii="Times New Roman" w:hAnsi="Times New Roman" w:cs="Times New Roman"/>
@@ -5662,16 +6632,34 @@
           <w:szCs w:val="20"/>
           <w:lang w:val="de-DE"/>
         </w:rPr>
-        <w:t>7</w:t>
-      </w:r>
-      <w:r>
-        <w:rPr>
-          <w:rFonts w:ascii="Times New Roman" w:hAnsi="Times New Roman" w:cs="Times New Roman"/>
-          <w:sz w:val="20"/>
-          <w:szCs w:val="20"/>
-          <w:lang w:val="de-DE"/>
-        </w:rPr>
-        <w:t>: T. 3;</w:t>
+        <w:t>8</w:t>
+      </w:r>
+      <w:r>
+        <w:rPr>
+          <w:rFonts w:ascii="Times New Roman" w:hAnsi="Times New Roman" w:cs="Times New Roman"/>
+          <w:sz w:val="20"/>
+          <w:szCs w:val="20"/>
+          <w:lang w:val="de-DE"/>
+        </w:rPr>
+        <w:t>: T. 1–</w:t>
+      </w:r>
+      <w:r>
+        <w:rPr>
+          <w:rFonts w:ascii="Times New Roman" w:hAnsi="Times New Roman" w:cs="Times New Roman"/>
+          <w:sz w:val="20"/>
+          <w:szCs w:val="20"/>
+          <w:lang w:val="de-DE"/>
+        </w:rPr>
+        <w:t>3</w:t>
+      </w:r>
+      <w:r>
+        <w:rPr>
+          <w:rFonts w:ascii="Times New Roman" w:hAnsi="Times New Roman" w:cs="Times New Roman"/>
+          <w:sz w:val="20"/>
+          <w:szCs w:val="20"/>
+          <w:lang w:val="de-DE"/>
+        </w:rPr>
+        <w:t xml:space="preserve">; </w:t>
       </w:r>
     </w:p>
     <w:p>
@@ -5685,6 +6673,54 @@
           <w:lang w:val="de-DE"/>
         </w:rPr>
       </w:pPr>
+      <w:proofErr w:type="spellStart"/>
+      <w:r>
+        <w:rPr>
+          <w:rFonts w:ascii="Times New Roman" w:hAnsi="Times New Roman" w:cs="Times New Roman"/>
+          <w:sz w:val="20"/>
+          <w:szCs w:val="20"/>
+          <w:lang w:val="de-DE"/>
+        </w:rPr>
+        <w:t>Bl</w:t>
+      </w:r>
+      <w:proofErr w:type="spellEnd"/>
+      <w:r>
+        <w:rPr>
+          <w:rFonts w:ascii="Times New Roman" w:hAnsi="Times New Roman" w:cs="Times New Roman"/>
+          <w:sz w:val="20"/>
+          <w:szCs w:val="20"/>
+          <w:lang w:val="de-DE"/>
+        </w:rPr>
+        <w:t xml:space="preserve">. </w:t>
+      </w:r>
+      <w:r>
+        <w:rPr>
+          <w:rFonts w:ascii="Times New Roman" w:hAnsi="Times New Roman" w:cs="Times New Roman"/>
+          <w:sz w:val="20"/>
+          <w:szCs w:val="20"/>
+          <w:lang w:val="de-DE"/>
+        </w:rPr>
+        <w:t>3</w:t>
+      </w:r>
+      <w:r>
+        <w:rPr>
+          <w:rFonts w:ascii="Times New Roman" w:hAnsi="Times New Roman" w:cs="Times New Roman"/>
+          <w:sz w:val="20"/>
+          <w:szCs w:val="20"/>
+          <w:vertAlign w:val="superscript"/>
+          <w:lang w:val="de-DE"/>
+        </w:rPr>
+        <w:t>v</w:t>
+      </w:r>
+      <w:r>
+        <w:rPr>
+          <w:rFonts w:ascii="Times New Roman" w:hAnsi="Times New Roman" w:cs="Times New Roman"/>
+          <w:sz w:val="20"/>
+          <w:szCs w:val="20"/>
+          <w:lang w:val="de-DE"/>
+        </w:rPr>
+        <w:t xml:space="preserve"> </w:t>
+      </w:r>
       <w:r>
         <w:rPr>
           <w:rFonts w:ascii="Times New Roman" w:hAnsi="Times New Roman" w:cs="Times New Roman"/>
@@ -5693,6 +6729,14 @@
           <w:lang w:val="de-DE"/>
         </w:rPr>
         <w:tab/>
+      </w:r>
+      <w:r>
+        <w:rPr>
+          <w:rFonts w:ascii="Times New Roman" w:hAnsi="Times New Roman" w:cs="Times New Roman"/>
+          <w:sz w:val="20"/>
+          <w:szCs w:val="20"/>
+          <w:lang w:val="de-DE"/>
+        </w:rPr>
         <w:t xml:space="preserve">System </w:t>
       </w:r>
       <w:r>
@@ -5702,7 +6746,7 @@
           <w:szCs w:val="20"/>
           <w:lang w:val="de-DE"/>
         </w:rPr>
-        <w:t>8</w:t>
+        <w:t>3</w:t>
       </w:r>
       <w:r>
         <w:rPr>
@@ -5720,7 +6764,7 @@
           <w:szCs w:val="20"/>
           <w:lang w:val="de-DE"/>
         </w:rPr>
-        <w:t>10</w:t>
+        <w:t>6</w:t>
       </w:r>
       <w:r>
         <w:rPr>
@@ -5756,16 +6800,7 @@
           <w:szCs w:val="20"/>
           <w:lang w:val="de-DE"/>
         </w:rPr>
-        <w:t>5</w:t>
-      </w:r>
-      <w:r>
-        <w:rPr>
-          <w:rFonts w:ascii="Times New Roman" w:hAnsi="Times New Roman" w:cs="Times New Roman"/>
-          <w:sz w:val="20"/>
-          <w:szCs w:val="20"/>
-          <w:lang w:val="de-DE"/>
-        </w:rPr>
-        <w:t xml:space="preserve">; </w:t>
+        <w:t xml:space="preserve">6; </w:t>
       </w:r>
     </w:p>
     <w:p>
@@ -5779,54 +6814,6 @@
           <w:lang w:val="de-DE"/>
         </w:rPr>
       </w:pPr>
-      <w:proofErr w:type="spellStart"/>
-      <w:r>
-        <w:rPr>
-          <w:rFonts w:ascii="Times New Roman" w:hAnsi="Times New Roman" w:cs="Times New Roman"/>
-          <w:sz w:val="20"/>
-          <w:szCs w:val="20"/>
-          <w:lang w:val="de-DE"/>
-        </w:rPr>
-        <w:t>Bl</w:t>
-      </w:r>
-      <w:proofErr w:type="spellEnd"/>
-      <w:r>
-        <w:rPr>
-          <w:rFonts w:ascii="Times New Roman" w:hAnsi="Times New Roman" w:cs="Times New Roman"/>
-          <w:sz w:val="20"/>
-          <w:szCs w:val="20"/>
-          <w:lang w:val="de-DE"/>
-        </w:rPr>
-        <w:t xml:space="preserve">. </w:t>
-      </w:r>
-      <w:r>
-        <w:rPr>
-          <w:rFonts w:ascii="Times New Roman" w:hAnsi="Times New Roman" w:cs="Times New Roman"/>
-          <w:sz w:val="20"/>
-          <w:szCs w:val="20"/>
-          <w:lang w:val="de-DE"/>
-        </w:rPr>
-        <w:t>4</w:t>
-      </w:r>
-      <w:r>
-        <w:rPr>
-          <w:rFonts w:ascii="Times New Roman" w:hAnsi="Times New Roman" w:cs="Times New Roman"/>
-          <w:sz w:val="20"/>
-          <w:szCs w:val="20"/>
-          <w:vertAlign w:val="superscript"/>
-          <w:lang w:val="de-DE"/>
-        </w:rPr>
-        <w:t>v</w:t>
-      </w:r>
-      <w:r>
-        <w:rPr>
-          <w:rFonts w:ascii="Times New Roman" w:hAnsi="Times New Roman" w:cs="Times New Roman"/>
-          <w:sz w:val="20"/>
-          <w:szCs w:val="20"/>
-          <w:lang w:val="de-DE"/>
-        </w:rPr>
-        <w:t xml:space="preserve"> </w:t>
-      </w:r>
       <w:r>
         <w:rPr>
           <w:rFonts w:ascii="Times New Roman" w:hAnsi="Times New Roman" w:cs="Times New Roman"/>
@@ -5835,79 +6822,7 @@
           <w:lang w:val="de-DE"/>
         </w:rPr>
         <w:tab/>
-        <w:t xml:space="preserve">System </w:t>
-      </w:r>
-      <w:r>
-        <w:rPr>
-          <w:rFonts w:ascii="Times New Roman" w:hAnsi="Times New Roman" w:cs="Times New Roman"/>
-          <w:sz w:val="20"/>
-          <w:szCs w:val="20"/>
-          <w:lang w:val="de-DE"/>
-        </w:rPr>
-        <w:t>1</w:t>
-      </w:r>
-      <w:r>
-        <w:rPr>
-          <w:rFonts w:ascii="Times New Roman" w:hAnsi="Times New Roman" w:cs="Times New Roman"/>
-          <w:sz w:val="20"/>
-          <w:szCs w:val="20"/>
-          <w:lang w:val="de-DE"/>
-        </w:rPr>
-        <w:t>–</w:t>
-      </w:r>
-      <w:r>
-        <w:rPr>
-          <w:rFonts w:ascii="Times New Roman" w:hAnsi="Times New Roman" w:cs="Times New Roman"/>
-          <w:sz w:val="20"/>
-          <w:szCs w:val="20"/>
-          <w:lang w:val="de-DE"/>
-        </w:rPr>
-        <w:t>3</w:t>
-      </w:r>
-      <w:r>
-        <w:rPr>
-          <w:rFonts w:ascii="Times New Roman" w:hAnsi="Times New Roman" w:cs="Times New Roman"/>
-          <w:sz w:val="20"/>
-          <w:szCs w:val="20"/>
-          <w:lang w:val="de-DE"/>
-        </w:rPr>
-        <w:t xml:space="preserve">: T. </w:t>
-      </w:r>
-      <w:r>
-        <w:rPr>
-          <w:rFonts w:ascii="Times New Roman" w:hAnsi="Times New Roman" w:cs="Times New Roman"/>
-          <w:sz w:val="20"/>
-          <w:szCs w:val="20"/>
-          <w:lang w:val="de-DE"/>
-        </w:rPr>
-        <w:t>6</w:t>
-      </w:r>
-      <w:r>
-        <w:rPr>
-          <w:rFonts w:ascii="Times New Roman" w:hAnsi="Times New Roman" w:cs="Times New Roman"/>
-          <w:sz w:val="20"/>
-          <w:szCs w:val="20"/>
-          <w:lang w:val="de-DE"/>
-        </w:rPr>
-        <w:t>–</w:t>
-      </w:r>
-      <w:r>
-        <w:rPr>
-          <w:rFonts w:ascii="Times New Roman" w:hAnsi="Times New Roman" w:cs="Times New Roman"/>
-          <w:sz w:val="20"/>
-          <w:szCs w:val="20"/>
-          <w:lang w:val="de-DE"/>
-        </w:rPr>
-        <w:t>7</w:t>
-      </w:r>
-      <w:r>
-        <w:rPr>
-          <w:rFonts w:ascii="Times New Roman" w:hAnsi="Times New Roman" w:cs="Times New Roman"/>
-          <w:sz w:val="20"/>
-          <w:szCs w:val="20"/>
-          <w:lang w:val="de-DE"/>
-        </w:rPr>
-        <w:t>;</w:t>
+        <w:t>System 9–12: T. 7–8.</w:t>
       </w:r>
     </w:p>
     <w:p>
@@ -5921,21 +6836,93 @@
           <w:lang w:val="de-DE"/>
         </w:rPr>
       </w:pPr>
-      <w:r>
-        <w:rPr>
-          <w:rFonts w:ascii="Times New Roman" w:hAnsi="Times New Roman" w:cs="Times New Roman"/>
-          <w:sz w:val="20"/>
-          <w:szCs w:val="20"/>
-          <w:lang w:val="de-DE"/>
-        </w:rPr>
-        <w:tab/>
-        <w:t xml:space="preserve">System </w:t>
-      </w:r>
-      <w:r>
-        <w:rPr>
-          <w:rFonts w:ascii="Times New Roman" w:hAnsi="Times New Roman" w:cs="Times New Roman"/>
-          <w:sz w:val="20"/>
-          <w:szCs w:val="20"/>
+      <w:proofErr w:type="gramStart"/>
+      <w:r>
+        <w:rPr>
+          <w:rFonts w:ascii="Times New Roman" w:hAnsi="Times New Roman" w:cs="Times New Roman"/>
+          <w:sz w:val="20"/>
+          <w:szCs w:val="20"/>
+          <w:lang w:val="de-DE"/>
+        </w:rPr>
+        <w:t>Autograph</w:t>
+      </w:r>
+      <w:proofErr w:type="gramEnd"/>
+      <w:r>
+        <w:rPr>
+          <w:rFonts w:ascii="Times New Roman" w:hAnsi="Times New Roman" w:cs="Times New Roman"/>
+          <w:sz w:val="20"/>
+          <w:szCs w:val="20"/>
+          <w:lang w:val="de-DE"/>
+        </w:rPr>
+        <w:t xml:space="preserve"> von </w:t>
+      </w:r>
+      <w:r>
+        <w:rPr>
+          <w:rFonts w:ascii="Times New Roman" w:hAnsi="Times New Roman" w:cs="Times New Roman"/>
+          <w:sz w:val="20"/>
+          <w:szCs w:val="20"/>
+          <w:lang w:val="de-DE"/>
+        </w:rPr>
+        <w:t xml:space="preserve">M 174 </w:t>
+      </w:r>
+      <w:r>
+        <w:rPr>
+          <w:rFonts w:ascii="Times New Roman" w:hAnsi="Times New Roman" w:cs="Times New Roman"/>
+          <w:sz w:val="20"/>
+          <w:szCs w:val="20"/>
+          <w:lang w:val="de-DE"/>
+        </w:rPr>
+        <w:t xml:space="preserve">Textfassung </w:t>
+      </w:r>
+      <w:r>
+        <w:rPr>
+          <w:rFonts w:ascii="Times New Roman" w:hAnsi="Times New Roman" w:cs="Times New Roman"/>
+          <w:sz w:val="20"/>
+          <w:szCs w:val="20"/>
+          <w:lang w:val="de-DE"/>
+        </w:rPr>
+        <w:t>2</w:t>
+      </w:r>
+      <w:r>
+        <w:rPr>
+          <w:rFonts w:ascii="Times New Roman" w:hAnsi="Times New Roman" w:cs="Times New Roman"/>
+          <w:sz w:val="20"/>
+          <w:szCs w:val="20"/>
+          <w:lang w:val="de-DE"/>
+        </w:rPr>
+        <w:t xml:space="preserve"> (</w:t>
+      </w:r>
+      <w:r>
+        <w:rPr>
+          <w:rFonts w:ascii="Times New Roman" w:hAnsi="Times New Roman" w:cs="Times New Roman"/>
+          <w:b/>
+          <w:bCs/>
+          <w:sz w:val="20"/>
+          <w:szCs w:val="20"/>
+          <w:lang w:val="de-DE"/>
+        </w:rPr>
+        <w:t>B</w:t>
+      </w:r>
+      <w:r>
+        <w:rPr>
+          <w:rFonts w:ascii="Times New Roman" w:hAnsi="Times New Roman" w:cs="Times New Roman"/>
+          <w:b/>
+          <w:bCs/>
+          <w:sz w:val="20"/>
+          <w:szCs w:val="20"/>
+          <w:vertAlign w:val="superscript"/>
+          <w:lang w:val="de-DE"/>
+        </w:rPr>
+        <w:t>a</w:t>
+      </w:r>
+      <w:r>
+        <w:rPr>
+          <w:rFonts w:ascii="Times New Roman" w:hAnsi="Times New Roman" w:cs="Times New Roman"/>
+          <w:b/>
+          <w:bCs/>
+          <w:sz w:val="20"/>
+          <w:szCs w:val="20"/>
+          <w:vertAlign w:val="superscript"/>
           <w:lang w:val="de-DE"/>
         </w:rPr>
         <w:t>4</w:t>
@@ -5947,52 +6934,16 @@
           <w:szCs w:val="20"/>
           <w:lang w:val="de-DE"/>
         </w:rPr>
-        <w:t>–</w:t>
-      </w:r>
-      <w:r>
-        <w:rPr>
-          <w:rFonts w:ascii="Times New Roman" w:hAnsi="Times New Roman" w:cs="Times New Roman"/>
-          <w:sz w:val="20"/>
-          <w:szCs w:val="20"/>
-          <w:lang w:val="de-DE"/>
-        </w:rPr>
-        <w:t>6</w:t>
-      </w:r>
-      <w:r>
-        <w:rPr>
-          <w:rFonts w:ascii="Times New Roman" w:hAnsi="Times New Roman" w:cs="Times New Roman"/>
-          <w:sz w:val="20"/>
-          <w:szCs w:val="20"/>
-          <w:lang w:val="de-DE"/>
-        </w:rPr>
-        <w:t xml:space="preserve">: T. </w:t>
-      </w:r>
-      <w:r>
-        <w:rPr>
-          <w:rFonts w:ascii="Times New Roman" w:hAnsi="Times New Roman" w:cs="Times New Roman"/>
-          <w:sz w:val="20"/>
-          <w:szCs w:val="20"/>
-          <w:lang w:val="de-DE"/>
-        </w:rPr>
-        <w:t>8</w:t>
-      </w:r>
-      <w:r>
-        <w:rPr>
-          <w:rFonts w:ascii="Times New Roman" w:hAnsi="Times New Roman" w:cs="Times New Roman"/>
-          <w:sz w:val="20"/>
-          <w:szCs w:val="20"/>
-          <w:lang w:val="de-DE"/>
-        </w:rPr>
-        <w:t>–</w:t>
-      </w:r>
-      <w:r>
-        <w:rPr>
-          <w:rFonts w:ascii="Times New Roman" w:hAnsi="Times New Roman" w:cs="Times New Roman"/>
-          <w:sz w:val="20"/>
-          <w:szCs w:val="20"/>
-          <w:lang w:val="de-DE"/>
-        </w:rPr>
-        <w:t xml:space="preserve">9; </w:t>
+        <w:t>)</w:t>
+      </w:r>
+      <w:r>
+        <w:rPr>
+          <w:rFonts w:ascii="Times New Roman" w:hAnsi="Times New Roman" w:cs="Times New Roman"/>
+          <w:sz w:val="20"/>
+          <w:szCs w:val="20"/>
+          <w:lang w:val="de-DE"/>
+        </w:rPr>
+        <w:t xml:space="preserve">: </w:t>
       </w:r>
     </w:p>
     <w:p>
@@ -6006,6 +6957,54 @@
           <w:lang w:val="de-DE"/>
         </w:rPr>
       </w:pPr>
+      <w:proofErr w:type="spellStart"/>
+      <w:r>
+        <w:rPr>
+          <w:rFonts w:ascii="Times New Roman" w:hAnsi="Times New Roman" w:cs="Times New Roman"/>
+          <w:sz w:val="20"/>
+          <w:szCs w:val="20"/>
+          <w:lang w:val="de-DE"/>
+        </w:rPr>
+        <w:t>Bl</w:t>
+      </w:r>
+      <w:proofErr w:type="spellEnd"/>
+      <w:r>
+        <w:rPr>
+          <w:rFonts w:ascii="Times New Roman" w:hAnsi="Times New Roman" w:cs="Times New Roman"/>
+          <w:sz w:val="20"/>
+          <w:szCs w:val="20"/>
+          <w:lang w:val="de-DE"/>
+        </w:rPr>
+        <w:t xml:space="preserve">. </w:t>
+      </w:r>
+      <w:r>
+        <w:rPr>
+          <w:rFonts w:ascii="Times New Roman" w:hAnsi="Times New Roman" w:cs="Times New Roman"/>
+          <w:sz w:val="20"/>
+          <w:szCs w:val="20"/>
+          <w:lang w:val="de-DE"/>
+        </w:rPr>
+        <w:t>4</w:t>
+      </w:r>
+      <w:r>
+        <w:rPr>
+          <w:rFonts w:ascii="Times New Roman" w:hAnsi="Times New Roman" w:cs="Times New Roman"/>
+          <w:sz w:val="20"/>
+          <w:szCs w:val="20"/>
+          <w:vertAlign w:val="superscript"/>
+          <w:lang w:val="de-DE"/>
+        </w:rPr>
+        <w:t>r</w:t>
+      </w:r>
+      <w:r>
+        <w:rPr>
+          <w:rFonts w:ascii="Times New Roman" w:hAnsi="Times New Roman" w:cs="Times New Roman"/>
+          <w:sz w:val="20"/>
+          <w:szCs w:val="20"/>
+          <w:lang w:val="de-DE"/>
+        </w:rPr>
+        <w:t xml:space="preserve"> </w:t>
+      </w:r>
       <w:r>
         <w:rPr>
           <w:rFonts w:ascii="Times New Roman" w:hAnsi="Times New Roman" w:cs="Times New Roman"/>
@@ -6023,6 +7022,24 @@
           <w:szCs w:val="20"/>
           <w:lang w:val="de-DE"/>
         </w:rPr>
+        <w:t>5</w:t>
+      </w:r>
+      <w:r>
+        <w:rPr>
+          <w:rFonts w:ascii="Times New Roman" w:hAnsi="Times New Roman" w:cs="Times New Roman"/>
+          <w:sz w:val="20"/>
+          <w:szCs w:val="20"/>
+          <w:lang w:val="de-DE"/>
+        </w:rPr>
+        <w:t>–</w:t>
+      </w:r>
+      <w:r>
+        <w:rPr>
+          <w:rFonts w:ascii="Times New Roman" w:hAnsi="Times New Roman" w:cs="Times New Roman"/>
+          <w:sz w:val="20"/>
+          <w:szCs w:val="20"/>
+          <w:lang w:val="de-DE"/>
+        </w:rPr>
         <w:t>8</w:t>
       </w:r>
       <w:r>
@@ -6032,52 +7049,25 @@
           <w:szCs w:val="20"/>
           <w:lang w:val="de-DE"/>
         </w:rPr>
-        <w:t>–</w:t>
-      </w:r>
-      <w:r>
-        <w:rPr>
-          <w:rFonts w:ascii="Times New Roman" w:hAnsi="Times New Roman" w:cs="Times New Roman"/>
-          <w:sz w:val="20"/>
-          <w:szCs w:val="20"/>
-          <w:lang w:val="de-DE"/>
-        </w:rPr>
-        <w:t>10</w:t>
-      </w:r>
-      <w:r>
-        <w:rPr>
-          <w:rFonts w:ascii="Times New Roman" w:hAnsi="Times New Roman" w:cs="Times New Roman"/>
-          <w:sz w:val="20"/>
-          <w:szCs w:val="20"/>
-          <w:lang w:val="de-DE"/>
-        </w:rPr>
-        <w:t xml:space="preserve">: T. </w:t>
-      </w:r>
-      <w:r>
-        <w:rPr>
-          <w:rFonts w:ascii="Times New Roman" w:hAnsi="Times New Roman" w:cs="Times New Roman"/>
-          <w:sz w:val="20"/>
-          <w:szCs w:val="20"/>
-          <w:lang w:val="de-DE"/>
-        </w:rPr>
-        <w:t>10</w:t>
-      </w:r>
-      <w:r>
-        <w:rPr>
-          <w:rFonts w:ascii="Times New Roman" w:hAnsi="Times New Roman" w:cs="Times New Roman"/>
-          <w:sz w:val="20"/>
-          <w:szCs w:val="20"/>
-          <w:lang w:val="de-DE"/>
-        </w:rPr>
-        <w:t>–1</w:t>
-      </w:r>
-      <w:r>
-        <w:rPr>
-          <w:rFonts w:ascii="Times New Roman" w:hAnsi="Times New Roman" w:cs="Times New Roman"/>
-          <w:sz w:val="20"/>
-          <w:szCs w:val="20"/>
-          <w:lang w:val="de-DE"/>
-        </w:rPr>
-        <w:t>2;</w:t>
+        <w:t>: T. 1–</w:t>
+      </w:r>
+      <w:r>
+        <w:rPr>
+          <w:rFonts w:ascii="Times New Roman" w:hAnsi="Times New Roman" w:cs="Times New Roman"/>
+          <w:sz w:val="20"/>
+          <w:szCs w:val="20"/>
+          <w:lang w:val="de-DE"/>
+        </w:rPr>
+        <w:t>3</w:t>
+      </w:r>
+      <w:r>
+        <w:rPr>
+          <w:rFonts w:ascii="Times New Roman" w:hAnsi="Times New Roman" w:cs="Times New Roman"/>
+          <w:sz w:val="20"/>
+          <w:szCs w:val="20"/>
+          <w:lang w:val="de-DE"/>
+        </w:rPr>
+        <w:t>;</w:t>
       </w:r>
     </w:p>
     <w:p>
@@ -6118,7 +7108,7 @@
           <w:szCs w:val="20"/>
           <w:lang w:val="de-DE"/>
         </w:rPr>
-        <w:t>5</w:t>
+        <w:t>4</w:t>
       </w:r>
       <w:r>
         <w:rPr>
@@ -6128,7 +7118,7 @@
           <w:vertAlign w:val="superscript"/>
           <w:lang w:val="de-DE"/>
         </w:rPr>
-        <w:t>r</w:t>
+        <w:t>v</w:t>
       </w:r>
       <w:r>
         <w:rPr>
@@ -6156,70 +7146,7 @@
           <w:szCs w:val="20"/>
           <w:lang w:val="de-DE"/>
         </w:rPr>
-        <w:t>1</w:t>
-      </w:r>
-      <w:r>
-        <w:rPr>
-          <w:rFonts w:ascii="Times New Roman" w:hAnsi="Times New Roman" w:cs="Times New Roman"/>
-          <w:sz w:val="20"/>
-          <w:szCs w:val="20"/>
-          <w:lang w:val="de-DE"/>
-        </w:rPr>
-        <w:t>–</w:t>
-      </w:r>
-      <w:r>
-        <w:rPr>
-          <w:rFonts w:ascii="Times New Roman" w:hAnsi="Times New Roman" w:cs="Times New Roman"/>
-          <w:sz w:val="20"/>
-          <w:szCs w:val="20"/>
-          <w:lang w:val="de-DE"/>
-        </w:rPr>
-        <w:t>3</w:t>
-      </w:r>
-      <w:r>
-        <w:rPr>
-          <w:rFonts w:ascii="Times New Roman" w:hAnsi="Times New Roman" w:cs="Times New Roman"/>
-          <w:sz w:val="20"/>
-          <w:szCs w:val="20"/>
-          <w:lang w:val="de-DE"/>
-        </w:rPr>
-        <w:t>: T. 1</w:t>
-      </w:r>
-      <w:r>
-        <w:rPr>
-          <w:rFonts w:ascii="Times New Roman" w:hAnsi="Times New Roman" w:cs="Times New Roman"/>
-          <w:sz w:val="20"/>
-          <w:szCs w:val="20"/>
-          <w:lang w:val="de-DE"/>
-        </w:rPr>
-        <w:t>3</w:t>
-      </w:r>
-      <w:r>
-        <w:rPr>
-          <w:rFonts w:ascii="Times New Roman" w:hAnsi="Times New Roman" w:cs="Times New Roman"/>
-          <w:sz w:val="20"/>
-          <w:szCs w:val="20"/>
-          <w:lang w:val="de-DE"/>
-        </w:rPr>
-        <w:t>–</w:t>
-      </w:r>
-      <w:r>
-        <w:rPr>
-          <w:rFonts w:ascii="Times New Roman" w:hAnsi="Times New Roman" w:cs="Times New Roman"/>
-          <w:sz w:val="20"/>
-          <w:szCs w:val="20"/>
-          <w:lang w:val="de-DE"/>
-        </w:rPr>
-        <w:t>14</w:t>
-      </w:r>
-      <w:r>
-        <w:rPr>
-          <w:rFonts w:ascii="Times New Roman" w:hAnsi="Times New Roman" w:cs="Times New Roman"/>
-          <w:sz w:val="20"/>
-          <w:szCs w:val="20"/>
-          <w:lang w:val="de-DE"/>
-        </w:rPr>
-        <w:t>;</w:t>
+        <w:t>5–8: T. 4–6.</w:t>
       </w:r>
     </w:p>
     <w:p>
@@ -6233,69 +7160,114 @@
           <w:lang w:val="de-DE"/>
         </w:rPr>
       </w:pPr>
-      <w:r>
-        <w:rPr>
-          <w:rFonts w:ascii="Times New Roman" w:hAnsi="Times New Roman" w:cs="Times New Roman"/>
-          <w:sz w:val="20"/>
-          <w:szCs w:val="20"/>
-          <w:lang w:val="de-DE"/>
-        </w:rPr>
-        <w:tab/>
-        <w:t xml:space="preserve">System </w:t>
-      </w:r>
-      <w:r>
-        <w:rPr>
-          <w:rFonts w:ascii="Times New Roman" w:hAnsi="Times New Roman" w:cs="Times New Roman"/>
-          <w:sz w:val="20"/>
-          <w:szCs w:val="20"/>
-          <w:lang w:val="de-DE"/>
-        </w:rPr>
-        <w:t>5</w:t>
-      </w:r>
-      <w:r>
-        <w:rPr>
-          <w:rFonts w:ascii="Times New Roman" w:hAnsi="Times New Roman" w:cs="Times New Roman"/>
-          <w:sz w:val="20"/>
-          <w:szCs w:val="20"/>
-          <w:lang w:val="de-DE"/>
-        </w:rPr>
-        <w:t>–</w:t>
-      </w:r>
-      <w:r>
-        <w:rPr>
-          <w:rFonts w:ascii="Times New Roman" w:hAnsi="Times New Roman" w:cs="Times New Roman"/>
-          <w:sz w:val="20"/>
-          <w:szCs w:val="20"/>
-          <w:lang w:val="de-DE"/>
-        </w:rPr>
-        <w:t>7</w:t>
-      </w:r>
-      <w:r>
-        <w:rPr>
-          <w:rFonts w:ascii="Times New Roman" w:hAnsi="Times New Roman" w:cs="Times New Roman"/>
-          <w:sz w:val="20"/>
-          <w:szCs w:val="20"/>
-          <w:lang w:val="de-DE"/>
-        </w:rPr>
-        <w:t xml:space="preserve">: T. </w:t>
-      </w:r>
-      <w:r>
-        <w:rPr>
-          <w:rFonts w:ascii="Times New Roman" w:hAnsi="Times New Roman" w:cs="Times New Roman"/>
-          <w:sz w:val="20"/>
-          <w:szCs w:val="20"/>
-          <w:lang w:val="de-DE"/>
-        </w:rPr>
-        <w:t>15–17</w:t>
-      </w:r>
-      <w:r>
-        <w:rPr>
-          <w:rFonts w:ascii="Times New Roman" w:hAnsi="Times New Roman" w:cs="Times New Roman"/>
-          <w:sz w:val="20"/>
-          <w:szCs w:val="20"/>
-          <w:lang w:val="de-DE"/>
-        </w:rPr>
-        <w:t>;</w:t>
+      <w:proofErr w:type="gramStart"/>
+      <w:r>
+        <w:rPr>
+          <w:rFonts w:ascii="Times New Roman" w:hAnsi="Times New Roman" w:cs="Times New Roman"/>
+          <w:sz w:val="20"/>
+          <w:szCs w:val="20"/>
+          <w:lang w:val="de-DE"/>
+        </w:rPr>
+        <w:t>Autograph</w:t>
+      </w:r>
+      <w:proofErr w:type="gramEnd"/>
+      <w:r>
+        <w:rPr>
+          <w:rFonts w:ascii="Times New Roman" w:hAnsi="Times New Roman" w:cs="Times New Roman"/>
+          <w:sz w:val="20"/>
+          <w:szCs w:val="20"/>
+          <w:lang w:val="de-DE"/>
+        </w:rPr>
+        <w:t xml:space="preserve"> von </w:t>
+      </w:r>
+      <w:r>
+        <w:rPr>
+          <w:rFonts w:ascii="Times New Roman" w:hAnsi="Times New Roman" w:cs="Times New Roman"/>
+          <w:sz w:val="20"/>
+          <w:szCs w:val="20"/>
+          <w:lang w:val="de-DE"/>
+        </w:rPr>
+        <w:t>M 173</w:t>
+      </w:r>
+      <w:r>
+        <w:rPr>
+          <w:rFonts w:ascii="Times New Roman" w:hAnsi="Times New Roman" w:cs="Times New Roman"/>
+          <w:sz w:val="20"/>
+          <w:szCs w:val="20"/>
+          <w:lang w:val="de-DE"/>
+        </w:rPr>
+        <w:t xml:space="preserve"> </w:t>
+      </w:r>
+      <w:r>
+        <w:rPr>
+          <w:rFonts w:ascii="Times New Roman" w:hAnsi="Times New Roman" w:cs="Times New Roman"/>
+          <w:sz w:val="20"/>
+          <w:szCs w:val="20"/>
+          <w:lang w:val="de-DE"/>
+        </w:rPr>
+        <w:t>Textfassung 1</w:t>
+      </w:r>
+      <w:r>
+        <w:rPr>
+          <w:rFonts w:ascii="Times New Roman" w:hAnsi="Times New Roman" w:cs="Times New Roman"/>
+          <w:sz w:val="20"/>
+          <w:szCs w:val="20"/>
+          <w:lang w:val="de-DE"/>
+        </w:rPr>
+        <w:t xml:space="preserve"> (</w:t>
+      </w:r>
+      <w:r>
+        <w:rPr>
+          <w:rFonts w:ascii="Times New Roman" w:hAnsi="Times New Roman" w:cs="Times New Roman"/>
+          <w:b/>
+          <w:bCs/>
+          <w:sz w:val="20"/>
+          <w:szCs w:val="20"/>
+          <w:lang w:val="de-DE"/>
+        </w:rPr>
+        <w:t>B</w:t>
+      </w:r>
+      <w:r>
+        <w:rPr>
+          <w:rFonts w:ascii="Times New Roman" w:hAnsi="Times New Roman" w:cs="Times New Roman"/>
+          <w:b/>
+          <w:bCs/>
+          <w:sz w:val="20"/>
+          <w:szCs w:val="20"/>
+          <w:vertAlign w:val="superscript"/>
+          <w:lang w:val="de-DE"/>
+        </w:rPr>
+        <w:t>a</w:t>
+      </w:r>
+      <w:r>
+        <w:rPr>
+          <w:rFonts w:ascii="Times New Roman" w:hAnsi="Times New Roman" w:cs="Times New Roman"/>
+          <w:b/>
+          <w:bCs/>
+          <w:sz w:val="20"/>
+          <w:szCs w:val="20"/>
+          <w:vertAlign w:val="superscript"/>
+          <w:lang w:val="de-DE"/>
+        </w:rPr>
+        <w:t>3</w:t>
+      </w:r>
+      <w:r>
+        <w:rPr>
+          <w:rFonts w:ascii="Times New Roman" w:hAnsi="Times New Roman" w:cs="Times New Roman"/>
+          <w:sz w:val="20"/>
+          <w:szCs w:val="20"/>
+          <w:lang w:val="de-DE"/>
+        </w:rPr>
+        <w:t>)</w:t>
+      </w:r>
+      <w:r>
+        <w:rPr>
+          <w:rFonts w:ascii="Times New Roman" w:hAnsi="Times New Roman" w:cs="Times New Roman"/>
+          <w:sz w:val="20"/>
+          <w:szCs w:val="20"/>
+          <w:lang w:val="de-DE"/>
+        </w:rPr>
+        <w:t>:</w:t>
       </w:r>
     </w:p>
     <w:p>
@@ -6309,6 +7281,54 @@
           <w:lang w:val="de-DE"/>
         </w:rPr>
       </w:pPr>
+      <w:proofErr w:type="spellStart"/>
+      <w:r>
+        <w:rPr>
+          <w:rFonts w:ascii="Times New Roman" w:hAnsi="Times New Roman" w:cs="Times New Roman"/>
+          <w:sz w:val="20"/>
+          <w:szCs w:val="20"/>
+          <w:lang w:val="de-DE"/>
+        </w:rPr>
+        <w:t>Bl</w:t>
+      </w:r>
+      <w:proofErr w:type="spellEnd"/>
+      <w:r>
+        <w:rPr>
+          <w:rFonts w:ascii="Times New Roman" w:hAnsi="Times New Roman" w:cs="Times New Roman"/>
+          <w:sz w:val="20"/>
+          <w:szCs w:val="20"/>
+          <w:lang w:val="de-DE"/>
+        </w:rPr>
+        <w:t xml:space="preserve">. </w:t>
+      </w:r>
+      <w:r>
+        <w:rPr>
+          <w:rFonts w:ascii="Times New Roman" w:hAnsi="Times New Roman" w:cs="Times New Roman"/>
+          <w:sz w:val="20"/>
+          <w:szCs w:val="20"/>
+          <w:lang w:val="de-DE"/>
+        </w:rPr>
+        <w:t>5</w:t>
+      </w:r>
+      <w:r>
+        <w:rPr>
+          <w:rFonts w:ascii="Times New Roman" w:hAnsi="Times New Roman" w:cs="Times New Roman"/>
+          <w:sz w:val="20"/>
+          <w:szCs w:val="20"/>
+          <w:vertAlign w:val="superscript"/>
+          <w:lang w:val="de-DE"/>
+        </w:rPr>
+        <w:t>r</w:t>
+      </w:r>
+      <w:r>
+        <w:rPr>
+          <w:rFonts w:ascii="Times New Roman" w:hAnsi="Times New Roman" w:cs="Times New Roman"/>
+          <w:sz w:val="20"/>
+          <w:szCs w:val="20"/>
+          <w:lang w:val="de-DE"/>
+        </w:rPr>
+        <w:t xml:space="preserve"> </w:t>
+      </w:r>
       <w:r>
         <w:rPr>
           <w:rFonts w:ascii="Times New Roman" w:hAnsi="Times New Roman" w:cs="Times New Roman"/>
@@ -6326,6 +7346,24 @@
           <w:szCs w:val="20"/>
           <w:lang w:val="de-DE"/>
         </w:rPr>
+        <w:t>5</w:t>
+      </w:r>
+      <w:r>
+        <w:rPr>
+          <w:rFonts w:ascii="Times New Roman" w:hAnsi="Times New Roman" w:cs="Times New Roman"/>
+          <w:sz w:val="20"/>
+          <w:szCs w:val="20"/>
+          <w:lang w:val="de-DE"/>
+        </w:rPr>
+        <w:t>–</w:t>
+      </w:r>
+      <w:r>
+        <w:rPr>
+          <w:rFonts w:ascii="Times New Roman" w:hAnsi="Times New Roman" w:cs="Times New Roman"/>
+          <w:sz w:val="20"/>
+          <w:szCs w:val="20"/>
+          <w:lang w:val="de-DE"/>
+        </w:rPr>
         <w:t>8</w:t>
       </w:r>
       <w:r>
@@ -6335,6 +7373,24 @@
           <w:szCs w:val="20"/>
           <w:lang w:val="de-DE"/>
         </w:rPr>
+        <w:t xml:space="preserve">: T. </w:t>
+      </w:r>
+      <w:r>
+        <w:rPr>
+          <w:rFonts w:ascii="Times New Roman" w:hAnsi="Times New Roman" w:cs="Times New Roman"/>
+          <w:sz w:val="20"/>
+          <w:szCs w:val="20"/>
+          <w:lang w:val="de-DE"/>
+        </w:rPr>
+        <w:t>1</w:t>
+      </w:r>
+      <w:r>
+        <w:rPr>
+          <w:rFonts w:ascii="Times New Roman" w:hAnsi="Times New Roman" w:cs="Times New Roman"/>
+          <w:sz w:val="20"/>
+          <w:szCs w:val="20"/>
+          <w:lang w:val="de-DE"/>
+        </w:rPr>
         <w:t>–</w:t>
       </w:r>
       <w:r>
@@ -6344,52 +7400,16 @@
           <w:szCs w:val="20"/>
           <w:lang w:val="de-DE"/>
         </w:rPr>
-        <w:t>10</w:t>
-      </w:r>
-      <w:r>
-        <w:rPr>
-          <w:rFonts w:ascii="Times New Roman" w:hAnsi="Times New Roman" w:cs="Times New Roman"/>
-          <w:sz w:val="20"/>
-          <w:szCs w:val="20"/>
-          <w:lang w:val="de-DE"/>
-        </w:rPr>
-        <w:t xml:space="preserve">: T. </w:t>
-      </w:r>
-      <w:r>
-        <w:rPr>
-          <w:rFonts w:ascii="Times New Roman" w:hAnsi="Times New Roman" w:cs="Times New Roman"/>
-          <w:sz w:val="20"/>
-          <w:szCs w:val="20"/>
-          <w:lang w:val="de-DE"/>
-        </w:rPr>
-        <w:t>18</w:t>
-      </w:r>
-      <w:r>
-        <w:rPr>
-          <w:rFonts w:ascii="Times New Roman" w:hAnsi="Times New Roman" w:cs="Times New Roman"/>
-          <w:sz w:val="20"/>
-          <w:szCs w:val="20"/>
-          <w:lang w:val="de-DE"/>
-        </w:rPr>
-        <w:t>–</w:t>
-      </w:r>
-      <w:r>
-        <w:rPr>
-          <w:rFonts w:ascii="Times New Roman" w:hAnsi="Times New Roman" w:cs="Times New Roman"/>
-          <w:sz w:val="20"/>
-          <w:szCs w:val="20"/>
-          <w:lang w:val="de-DE"/>
-        </w:rPr>
-        <w:t>19</w:t>
-      </w:r>
-      <w:r>
-        <w:rPr>
-          <w:rFonts w:ascii="Times New Roman" w:hAnsi="Times New Roman" w:cs="Times New Roman"/>
-          <w:sz w:val="20"/>
-          <w:szCs w:val="20"/>
-          <w:lang w:val="de-DE"/>
-        </w:rPr>
-        <w:t xml:space="preserve">; </w:t>
+        <w:t>4</w:t>
+      </w:r>
+      <w:r>
+        <w:rPr>
+          <w:rFonts w:ascii="Times New Roman" w:hAnsi="Times New Roman" w:cs="Times New Roman"/>
+          <w:sz w:val="20"/>
+          <w:szCs w:val="20"/>
+          <w:lang w:val="de-DE"/>
+        </w:rPr>
+        <w:t>;</w:t>
       </w:r>
     </w:p>
     <w:p>
@@ -6468,7 +7488,7 @@
           <w:szCs w:val="20"/>
           <w:lang w:val="de-DE"/>
         </w:rPr>
-        <w:t>1</w:t>
+        <w:t>2</w:t>
       </w:r>
       <w:r>
         <w:rPr>
@@ -6486,7 +7506,7 @@
           <w:szCs w:val="20"/>
           <w:lang w:val="de-DE"/>
         </w:rPr>
-        <w:t>3</w:t>
+        <w:t>5</w:t>
       </w:r>
       <w:r>
         <w:rPr>
@@ -6504,7 +7524,7 @@
           <w:szCs w:val="20"/>
           <w:lang w:val="de-DE"/>
         </w:rPr>
-        <w:t>20</w:t>
+        <w:t>5</w:t>
       </w:r>
       <w:r>
         <w:rPr>
@@ -6522,7 +7542,7 @@
           <w:szCs w:val="20"/>
           <w:lang w:val="de-DE"/>
         </w:rPr>
-        <w:t>22</w:t>
+        <w:t>7</w:t>
       </w:r>
       <w:r>
         <w:rPr>
@@ -6562,7 +7582,7 @@
           <w:szCs w:val="20"/>
           <w:lang w:val="de-DE"/>
         </w:rPr>
-        <w:t>4</w:t>
+        <w:t>8</w:t>
       </w:r>
       <w:r>
         <w:rPr>
@@ -6580,7 +7600,7 @@
           <w:szCs w:val="20"/>
           <w:lang w:val="de-DE"/>
         </w:rPr>
-        <w:t>6</w:t>
+        <w:t>11</w:t>
       </w:r>
       <w:r>
         <w:rPr>
@@ -6598,25 +7618,16 @@
           <w:szCs w:val="20"/>
           <w:lang w:val="de-DE"/>
         </w:rPr>
-        <w:t>23</w:t>
-      </w:r>
-      <w:r>
-        <w:rPr>
-          <w:rFonts w:ascii="Times New Roman" w:hAnsi="Times New Roman" w:cs="Times New Roman"/>
-          <w:sz w:val="20"/>
-          <w:szCs w:val="20"/>
-          <w:lang w:val="de-DE"/>
-        </w:rPr>
-        <w:t>–</w:t>
-      </w:r>
-      <w:r>
-        <w:rPr>
-          <w:rFonts w:ascii="Times New Roman" w:hAnsi="Times New Roman" w:cs="Times New Roman"/>
-          <w:sz w:val="20"/>
-          <w:szCs w:val="20"/>
-          <w:lang w:val="de-DE"/>
-        </w:rPr>
-        <w:t>24.</w:t>
+        <w:t>8</w:t>
+      </w:r>
+      <w:r>
+        <w:rPr>
+          <w:rFonts w:ascii="Times New Roman" w:hAnsi="Times New Roman" w:cs="Times New Roman"/>
+          <w:sz w:val="20"/>
+          <w:szCs w:val="20"/>
+          <w:lang w:val="de-DE"/>
+        </w:rPr>
+        <w:t>.</w:t>
       </w:r>
     </w:p>
     <w:p>
@@ -6657,43 +7668,55 @@
           <w:szCs w:val="20"/>
           <w:lang w:val="de-DE"/>
         </w:rPr>
-        <w:t>I</w:t>
-      </w:r>
-      <w:r>
-        <w:rPr>
-          <w:rFonts w:ascii="Times New Roman" w:hAnsi="Times New Roman" w:cs="Times New Roman"/>
-          <w:sz w:val="20"/>
-          <w:szCs w:val="20"/>
-          <w:lang w:val="de-DE"/>
-        </w:rPr>
-        <w:t>II (</w:t>
-      </w:r>
-      <w:r>
-        <w:rPr>
-          <w:rFonts w:ascii="Times New Roman" w:hAnsi="Times New Roman" w:cs="Times New Roman"/>
-          <w:sz w:val="20"/>
-          <w:szCs w:val="20"/>
-          <w:lang w:val="de-DE"/>
-        </w:rPr>
-        <w:t>M 1</w:t>
-      </w:r>
-      <w:r>
-        <w:rPr>
-          <w:rFonts w:ascii="Times New Roman" w:hAnsi="Times New Roman" w:cs="Times New Roman"/>
-          <w:sz w:val="20"/>
-          <w:szCs w:val="20"/>
-          <w:lang w:val="de-DE"/>
-        </w:rPr>
-        <w:t>63</w:t>
-      </w:r>
-      <w:r>
-        <w:rPr>
-          <w:rFonts w:ascii="Times New Roman" w:hAnsi="Times New Roman" w:cs="Times New Roman"/>
-          <w:sz w:val="20"/>
-          <w:szCs w:val="20"/>
-          <w:lang w:val="de-DE"/>
-        </w:rPr>
-        <w:t xml:space="preserve"> Textfassung 1</w:t>
+        <w:t xml:space="preserve">M 179 </w:t>
+      </w:r>
+      <w:r>
+        <w:rPr>
+          <w:rFonts w:ascii="Times New Roman" w:hAnsi="Times New Roman" w:cs="Times New Roman"/>
+          <w:sz w:val="20"/>
+          <w:szCs w:val="20"/>
+          <w:lang w:val="de-DE"/>
+        </w:rPr>
+        <w:t xml:space="preserve">Textfassung </w:t>
+      </w:r>
+      <w:r>
+        <w:rPr>
+          <w:rFonts w:ascii="Times New Roman" w:hAnsi="Times New Roman" w:cs="Times New Roman"/>
+          <w:sz w:val="20"/>
+          <w:szCs w:val="20"/>
+          <w:lang w:val="de-DE"/>
+        </w:rPr>
+        <w:t>2</w:t>
+      </w:r>
+      <w:r>
+        <w:rPr>
+          <w:rFonts w:ascii="Times New Roman" w:hAnsi="Times New Roman" w:cs="Times New Roman"/>
+          <w:sz w:val="20"/>
+          <w:szCs w:val="20"/>
+          <w:lang w:val="de-DE"/>
+        </w:rPr>
+        <w:t xml:space="preserve"> (</w:t>
+      </w:r>
+      <w:r>
+        <w:rPr>
+          <w:rFonts w:ascii="Times New Roman" w:hAnsi="Times New Roman" w:cs="Times New Roman"/>
+          <w:b/>
+          <w:sz w:val="20"/>
+          <w:szCs w:val="20"/>
+          <w:lang w:val="de-DE"/>
+        </w:rPr>
+        <w:t>B</w:t>
+      </w:r>
+      <w:r>
+        <w:rPr>
+          <w:rFonts w:ascii="Times New Roman" w:hAnsi="Times New Roman" w:cs="Times New Roman"/>
+          <w:b/>
+          <w:sz w:val="20"/>
+          <w:szCs w:val="20"/>
+          <w:vertAlign w:val="superscript"/>
+          <w:lang w:val="de-DE"/>
+        </w:rPr>
+        <w:t>b2.2</w:t>
       </w:r>
       <w:r>
         <w:rPr>
@@ -6711,7 +7734,7 @@
           <w:szCs w:val="20"/>
           <w:lang w:val="de-DE"/>
         </w:rPr>
-        <w:t xml:space="preserve">: </w:t>
+        <w:t>:</w:t>
       </w:r>
     </w:p>
     <w:p>
@@ -6790,7 +7813,7 @@
           <w:szCs w:val="20"/>
           <w:lang w:val="de-DE"/>
         </w:rPr>
-        <w:t>2</w:t>
+        <w:t>3</w:t>
       </w:r>
       <w:r>
         <w:rPr>
@@ -6808,25 +7831,43 @@
           <w:szCs w:val="20"/>
           <w:lang w:val="de-DE"/>
         </w:rPr>
-        <w:t>4</w:t>
-      </w:r>
-      <w:r>
-        <w:rPr>
-          <w:rFonts w:ascii="Times New Roman" w:hAnsi="Times New Roman" w:cs="Times New Roman"/>
-          <w:sz w:val="20"/>
-          <w:szCs w:val="20"/>
-          <w:lang w:val="de-DE"/>
-        </w:rPr>
-        <w:t>: T. 1–</w:t>
-      </w:r>
-      <w:r>
-        <w:rPr>
-          <w:rFonts w:ascii="Times New Roman" w:hAnsi="Times New Roman" w:cs="Times New Roman"/>
-          <w:sz w:val="20"/>
-          <w:szCs w:val="20"/>
-          <w:lang w:val="de-DE"/>
-        </w:rPr>
-        <w:t>4</w:t>
+        <w:t>8</w:t>
+      </w:r>
+      <w:r>
+        <w:rPr>
+          <w:rFonts w:ascii="Times New Roman" w:hAnsi="Times New Roman" w:cs="Times New Roman"/>
+          <w:sz w:val="20"/>
+          <w:szCs w:val="20"/>
+          <w:lang w:val="de-DE"/>
+        </w:rPr>
+        <w:t xml:space="preserve">: T. </w:t>
+      </w:r>
+      <w:r>
+        <w:rPr>
+          <w:rFonts w:ascii="Times New Roman" w:hAnsi="Times New Roman" w:cs="Times New Roman"/>
+          <w:sz w:val="20"/>
+          <w:szCs w:val="20"/>
+          <w:lang w:val="de-DE"/>
+        </w:rPr>
+        <w:t>1</w:t>
+      </w:r>
+      <w:r>
+        <w:rPr>
+          <w:rFonts w:ascii="Times New Roman" w:hAnsi="Times New Roman" w:cs="Times New Roman"/>
+          <w:sz w:val="20"/>
+          <w:szCs w:val="20"/>
+          <w:lang w:val="de-DE"/>
+        </w:rPr>
+        <w:t>–</w:t>
+      </w:r>
+      <w:r>
+        <w:rPr>
+          <w:rFonts w:ascii="Times New Roman" w:hAnsi="Times New Roman" w:cs="Times New Roman"/>
+          <w:sz w:val="20"/>
+          <w:szCs w:val="20"/>
+          <w:lang w:val="de-DE"/>
+        </w:rPr>
+        <w:t>5</w:t>
       </w:r>
       <w:r>
         <w:rPr>
@@ -6849,6 +7890,54 @@
           <w:lang w:val="de-DE"/>
         </w:rPr>
       </w:pPr>
+      <w:proofErr w:type="spellStart"/>
+      <w:r>
+        <w:rPr>
+          <w:rFonts w:ascii="Times New Roman" w:hAnsi="Times New Roman" w:cs="Times New Roman"/>
+          <w:sz w:val="20"/>
+          <w:szCs w:val="20"/>
+          <w:lang w:val="de-DE"/>
+        </w:rPr>
+        <w:t>Bl</w:t>
+      </w:r>
+      <w:proofErr w:type="spellEnd"/>
+      <w:r>
+        <w:rPr>
+          <w:rFonts w:ascii="Times New Roman" w:hAnsi="Times New Roman" w:cs="Times New Roman"/>
+          <w:sz w:val="20"/>
+          <w:szCs w:val="20"/>
+          <w:lang w:val="de-DE"/>
+        </w:rPr>
+        <w:t xml:space="preserve">. </w:t>
+      </w:r>
+      <w:r>
+        <w:rPr>
+          <w:rFonts w:ascii="Times New Roman" w:hAnsi="Times New Roman" w:cs="Times New Roman"/>
+          <w:sz w:val="20"/>
+          <w:szCs w:val="20"/>
+          <w:lang w:val="de-DE"/>
+        </w:rPr>
+        <w:t>8</w:t>
+      </w:r>
+      <w:r>
+        <w:rPr>
+          <w:rFonts w:ascii="Times New Roman" w:hAnsi="Times New Roman" w:cs="Times New Roman"/>
+          <w:sz w:val="20"/>
+          <w:szCs w:val="20"/>
+          <w:vertAlign w:val="superscript"/>
+          <w:lang w:val="de-DE"/>
+        </w:rPr>
+        <w:t>v</w:t>
+      </w:r>
+      <w:r>
+        <w:rPr>
+          <w:rFonts w:ascii="Times New Roman" w:hAnsi="Times New Roman" w:cs="Times New Roman"/>
+          <w:sz w:val="20"/>
+          <w:szCs w:val="20"/>
+          <w:lang w:val="de-DE"/>
+        </w:rPr>
+        <w:t xml:space="preserve"> </w:t>
+      </w:r>
       <w:r>
         <w:rPr>
           <w:rFonts w:ascii="Times New Roman" w:hAnsi="Times New Roman" w:cs="Times New Roman"/>
@@ -6866,7 +7955,7 @@
           <w:szCs w:val="20"/>
           <w:lang w:val="de-DE"/>
         </w:rPr>
-        <w:t>5</w:t>
+        <w:t>3</w:t>
       </w:r>
       <w:r>
         <w:rPr>
@@ -6884,7 +7973,7 @@
           <w:szCs w:val="20"/>
           <w:lang w:val="de-DE"/>
         </w:rPr>
-        <w:t>7</w:t>
+        <w:t>8</w:t>
       </w:r>
       <w:r>
         <w:rPr>
@@ -6902,7 +7991,7 @@
           <w:szCs w:val="20"/>
           <w:lang w:val="de-DE"/>
         </w:rPr>
-        <w:t>5</w:t>
+        <w:t>6</w:t>
       </w:r>
       <w:r>
         <w:rPr>
@@ -6920,7 +8009,7 @@
           <w:szCs w:val="20"/>
           <w:lang w:val="de-DE"/>
         </w:rPr>
-        <w:t>8</w:t>
+        <w:t>10</w:t>
       </w:r>
       <w:r>
         <w:rPr>
@@ -6960,7 +8049,7 @@
           <w:szCs w:val="20"/>
           <w:lang w:val="de-DE"/>
         </w:rPr>
-        <w:t>8</w:t>
+        <w:t>12</w:t>
       </w:r>
       <w:r>
         <w:rPr>
@@ -6978,7 +8067,16 @@
           <w:szCs w:val="20"/>
           <w:lang w:val="de-DE"/>
         </w:rPr>
-        <w:t>10</w:t>
+        <w:t>1</w:t>
+      </w:r>
+      <w:r>
+        <w:rPr>
+          <w:rFonts w:ascii="Times New Roman" w:hAnsi="Times New Roman" w:cs="Times New Roman"/>
+          <w:sz w:val="20"/>
+          <w:szCs w:val="20"/>
+          <w:lang w:val="de-DE"/>
+        </w:rPr>
+        <w:t>7</w:t>
       </w:r>
       <w:r>
         <w:rPr>
@@ -6996,25 +8094,7 @@
           <w:szCs w:val="20"/>
           <w:lang w:val="de-DE"/>
         </w:rPr>
-        <w:t>9</w:t>
-      </w:r>
-      <w:r>
-        <w:rPr>
-          <w:rFonts w:ascii="Times New Roman" w:hAnsi="Times New Roman" w:cs="Times New Roman"/>
-          <w:sz w:val="20"/>
-          <w:szCs w:val="20"/>
-          <w:lang w:val="de-DE"/>
-        </w:rPr>
-        <w:t>–</w:t>
-      </w:r>
-      <w:r>
-        <w:rPr>
-          <w:rFonts w:ascii="Times New Roman" w:hAnsi="Times New Roman" w:cs="Times New Roman"/>
-          <w:sz w:val="20"/>
-          <w:szCs w:val="20"/>
-          <w:lang w:val="de-DE"/>
-        </w:rPr>
-        <w:t>15</w:t>
+        <w:t>11–13</w:t>
       </w:r>
       <w:r>
         <w:rPr>
@@ -7064,43 +8144,69 @@
           <w:szCs w:val="20"/>
           <w:lang w:val="de-DE"/>
         </w:rPr>
-        <w:t>I</w:t>
-      </w:r>
-      <w:r>
-        <w:rPr>
-          <w:rFonts w:ascii="Times New Roman" w:hAnsi="Times New Roman" w:cs="Times New Roman"/>
-          <w:sz w:val="20"/>
-          <w:szCs w:val="20"/>
-          <w:lang w:val="de-DE"/>
-        </w:rPr>
-        <w:t>V (</w:t>
-      </w:r>
-      <w:r>
-        <w:rPr>
-          <w:rFonts w:ascii="Times New Roman" w:hAnsi="Times New Roman" w:cs="Times New Roman"/>
-          <w:sz w:val="20"/>
-          <w:szCs w:val="20"/>
-          <w:lang w:val="de-DE"/>
-        </w:rPr>
-        <w:t>M 1</w:t>
-      </w:r>
-      <w:r>
-        <w:rPr>
-          <w:rFonts w:ascii="Times New Roman" w:hAnsi="Times New Roman" w:cs="Times New Roman"/>
-          <w:sz w:val="20"/>
-          <w:szCs w:val="20"/>
-          <w:lang w:val="de-DE"/>
-        </w:rPr>
-        <w:t>64</w:t>
-      </w:r>
-      <w:r>
-        <w:rPr>
-          <w:rFonts w:ascii="Times New Roman" w:hAnsi="Times New Roman" w:cs="Times New Roman"/>
-          <w:sz w:val="20"/>
-          <w:szCs w:val="20"/>
-          <w:lang w:val="de-DE"/>
-        </w:rPr>
-        <w:t xml:space="preserve"> Textfassung 1</w:t>
+        <w:t xml:space="preserve">M 178 </w:t>
+      </w:r>
+      <w:r>
+        <w:rPr>
+          <w:rFonts w:ascii="Times New Roman" w:hAnsi="Times New Roman" w:cs="Times New Roman"/>
+          <w:sz w:val="20"/>
+          <w:szCs w:val="20"/>
+          <w:lang w:val="de-DE"/>
+        </w:rPr>
+        <w:t xml:space="preserve">Textfassung </w:t>
+      </w:r>
+      <w:r>
+        <w:rPr>
+          <w:rFonts w:ascii="Times New Roman" w:hAnsi="Times New Roman" w:cs="Times New Roman"/>
+          <w:sz w:val="20"/>
+          <w:szCs w:val="20"/>
+          <w:lang w:val="de-DE"/>
+        </w:rPr>
+        <w:t>1</w:t>
+      </w:r>
+      <w:r>
+        <w:rPr>
+          <w:rFonts w:ascii="Times New Roman" w:hAnsi="Times New Roman" w:cs="Times New Roman"/>
+          <w:sz w:val="20"/>
+          <w:szCs w:val="20"/>
+          <w:lang w:val="de-DE"/>
+        </w:rPr>
+        <w:t xml:space="preserve"> (</w:t>
+      </w:r>
+      <w:r>
+        <w:rPr>
+          <w:rFonts w:ascii="Times New Roman" w:hAnsi="Times New Roman" w:cs="Times New Roman"/>
+          <w:b/>
+          <w:bCs/>
+          <w:sz w:val="20"/>
+          <w:szCs w:val="20"/>
+          <w:lang w:val="de-DE"/>
+        </w:rPr>
+        <w:t>B</w:t>
+      </w:r>
+      <w:r>
+        <w:rPr>
+          <w:rFonts w:ascii="Times New Roman" w:hAnsi="Times New Roman" w:cs="Times New Roman"/>
+          <w:b/>
+          <w:bCs/>
+          <w:sz w:val="20"/>
+          <w:szCs w:val="20"/>
+          <w:vertAlign w:val="superscript"/>
+          <w:lang w:val="de-DE"/>
+        </w:rPr>
+        <w:t>b</w:t>
+      </w:r>
+      <w:r>
+        <w:rPr>
+          <w:rFonts w:ascii="Times New Roman" w:hAnsi="Times New Roman" w:cs="Times New Roman"/>
+          <w:b/>
+          <w:bCs/>
+          <w:sz w:val="20"/>
+          <w:szCs w:val="20"/>
+          <w:vertAlign w:val="superscript"/>
+          <w:lang w:val="de-DE"/>
+        </w:rPr>
+        <w:t>1</w:t>
       </w:r>
       <w:r>
         <w:rPr>
@@ -7140,6 +8246,7 @@
           <w:szCs w:val="20"/>
           <w:lang w:val="de-DE"/>
         </w:rPr>
+        <w:lastRenderedPageBreak/>
         <w:t>Bl</w:t>
       </w:r>
       <w:proofErr w:type="spellEnd"/>
@@ -7197,7 +8304,7 @@
           <w:szCs w:val="20"/>
           <w:lang w:val="de-DE"/>
         </w:rPr>
-        <w:t>2</w:t>
+        <w:t>4</w:t>
       </w:r>
       <w:r>
         <w:rPr>
@@ -7215,7 +8322,7 @@
           <w:szCs w:val="20"/>
           <w:lang w:val="de-DE"/>
         </w:rPr>
-        <w:t>4</w:t>
+        <w:t>7</w:t>
       </w:r>
       <w:r>
         <w:rPr>
@@ -7251,7 +8358,7 @@
           <w:szCs w:val="20"/>
           <w:lang w:val="de-DE"/>
         </w:rPr>
-        <w:t>3</w:t>
+        <w:t>5</w:t>
       </w:r>
       <w:r>
         <w:rPr>
@@ -7291,7 +8398,7 @@
           <w:szCs w:val="20"/>
           <w:lang w:val="de-DE"/>
         </w:rPr>
-        <w:t>5</w:t>
+        <w:t>11</w:t>
       </w:r>
       <w:r>
         <w:rPr>
@@ -7309,7 +8416,7 @@
           <w:szCs w:val="20"/>
           <w:lang w:val="de-DE"/>
         </w:rPr>
-        <w:t>7</w:t>
+        <w:t>14</w:t>
       </w:r>
       <w:r>
         <w:rPr>
@@ -7327,34 +8434,7 @@
           <w:szCs w:val="20"/>
           <w:lang w:val="de-DE"/>
         </w:rPr>
-        <w:t>4</w:t>
-      </w:r>
-      <w:r>
-        <w:rPr>
-          <w:rFonts w:ascii="Times New Roman" w:hAnsi="Times New Roman" w:cs="Times New Roman"/>
-          <w:sz w:val="20"/>
-          <w:szCs w:val="20"/>
-          <w:lang w:val="de-DE"/>
-        </w:rPr>
-        <w:t>–</w:t>
-      </w:r>
-      <w:r>
-        <w:rPr>
-          <w:rFonts w:ascii="Times New Roman" w:hAnsi="Times New Roman" w:cs="Times New Roman"/>
-          <w:sz w:val="20"/>
-          <w:szCs w:val="20"/>
-          <w:lang w:val="de-DE"/>
-        </w:rPr>
-        <w:t>6</w:t>
-      </w:r>
-      <w:r>
-        <w:rPr>
-          <w:rFonts w:ascii="Times New Roman" w:hAnsi="Times New Roman" w:cs="Times New Roman"/>
-          <w:sz w:val="20"/>
-          <w:szCs w:val="20"/>
-          <w:lang w:val="de-DE"/>
-        </w:rPr>
-        <w:t>;</w:t>
+        <w:t>6–10.</w:t>
       </w:r>
     </w:p>
     <w:p>
@@ -7368,87 +8448,100 @@
           <w:lang w:val="de-DE"/>
         </w:rPr>
       </w:pPr>
-      <w:r>
-        <w:rPr>
-          <w:rFonts w:ascii="Times New Roman" w:hAnsi="Times New Roman" w:cs="Times New Roman"/>
-          <w:sz w:val="20"/>
-          <w:szCs w:val="20"/>
-          <w:lang w:val="de-DE"/>
-        </w:rPr>
-        <w:tab/>
-        <w:t xml:space="preserve">System </w:t>
-      </w:r>
-      <w:r>
-        <w:rPr>
-          <w:rFonts w:ascii="Times New Roman" w:hAnsi="Times New Roman" w:cs="Times New Roman"/>
-          <w:sz w:val="20"/>
-          <w:szCs w:val="20"/>
-          <w:lang w:val="de-DE"/>
-        </w:rPr>
-        <w:t>8</w:t>
-      </w:r>
-      <w:r>
-        <w:rPr>
-          <w:rFonts w:ascii="Times New Roman" w:hAnsi="Times New Roman" w:cs="Times New Roman"/>
-          <w:sz w:val="20"/>
-          <w:szCs w:val="20"/>
-          <w:lang w:val="de-DE"/>
-        </w:rPr>
-        <w:t>–</w:t>
-      </w:r>
-      <w:r>
-        <w:rPr>
-          <w:rFonts w:ascii="Times New Roman" w:hAnsi="Times New Roman" w:cs="Times New Roman"/>
-          <w:sz w:val="20"/>
-          <w:szCs w:val="20"/>
-          <w:lang w:val="de-DE"/>
-        </w:rPr>
-        <w:t>10</w:t>
-      </w:r>
-      <w:r>
-        <w:rPr>
-          <w:rFonts w:ascii="Times New Roman" w:hAnsi="Times New Roman" w:cs="Times New Roman"/>
-          <w:sz w:val="20"/>
-          <w:szCs w:val="20"/>
-          <w:lang w:val="de-DE"/>
-        </w:rPr>
-        <w:t xml:space="preserve">: T. </w:t>
-      </w:r>
-      <w:r>
-        <w:rPr>
-          <w:rFonts w:ascii="Times New Roman" w:hAnsi="Times New Roman" w:cs="Times New Roman"/>
-          <w:sz w:val="20"/>
-          <w:szCs w:val="20"/>
-          <w:lang w:val="de-DE"/>
-        </w:rPr>
-        <w:t>7</w:t>
-      </w:r>
-      <w:r>
-        <w:rPr>
-          <w:rFonts w:ascii="Times New Roman" w:hAnsi="Times New Roman" w:cs="Times New Roman"/>
-          <w:sz w:val="20"/>
-          <w:szCs w:val="20"/>
-          <w:lang w:val="de-DE"/>
-        </w:rPr>
-        <w:t>–</w:t>
-      </w:r>
-      <w:r>
-        <w:rPr>
-          <w:rFonts w:ascii="Times New Roman" w:hAnsi="Times New Roman" w:cs="Times New Roman"/>
-          <w:sz w:val="20"/>
-          <w:szCs w:val="20"/>
-          <w:lang w:val="de-DE"/>
-        </w:rPr>
-        <w:t>9</w:t>
-      </w:r>
-      <w:r>
-        <w:rPr>
-          <w:rFonts w:ascii="Times New Roman" w:hAnsi="Times New Roman" w:cs="Times New Roman"/>
-          <w:sz w:val="20"/>
-          <w:szCs w:val="20"/>
-          <w:lang w:val="de-DE"/>
-        </w:rPr>
-        <w:t>;</w:t>
+      <w:proofErr w:type="gramStart"/>
+      <w:r>
+        <w:rPr>
+          <w:rFonts w:ascii="Times New Roman" w:hAnsi="Times New Roman" w:cs="Times New Roman"/>
+          <w:sz w:val="20"/>
+          <w:szCs w:val="20"/>
+          <w:lang w:val="de-DE"/>
+        </w:rPr>
+        <w:t>Autograph</w:t>
+      </w:r>
+      <w:proofErr w:type="gramEnd"/>
+      <w:r>
+        <w:rPr>
+          <w:rFonts w:ascii="Times New Roman" w:hAnsi="Times New Roman" w:cs="Times New Roman"/>
+          <w:sz w:val="20"/>
+          <w:szCs w:val="20"/>
+          <w:lang w:val="de-DE"/>
+        </w:rPr>
+        <w:t xml:space="preserve"> von </w:t>
+      </w:r>
+      <w:r>
+        <w:rPr>
+          <w:rFonts w:ascii="Times New Roman" w:hAnsi="Times New Roman" w:cs="Times New Roman"/>
+          <w:sz w:val="20"/>
+          <w:szCs w:val="20"/>
+          <w:lang w:val="de-DE"/>
+        </w:rPr>
+        <w:t xml:space="preserve">M 179 </w:t>
+      </w:r>
+      <w:r>
+        <w:rPr>
+          <w:rFonts w:ascii="Times New Roman" w:hAnsi="Times New Roman" w:cs="Times New Roman"/>
+          <w:sz w:val="20"/>
+          <w:szCs w:val="20"/>
+          <w:lang w:val="de-DE"/>
+        </w:rPr>
+        <w:t xml:space="preserve">Textfassung </w:t>
+      </w:r>
+      <w:r>
+        <w:rPr>
+          <w:rFonts w:ascii="Times New Roman" w:hAnsi="Times New Roman" w:cs="Times New Roman"/>
+          <w:sz w:val="20"/>
+          <w:szCs w:val="20"/>
+          <w:lang w:val="de-DE"/>
+        </w:rPr>
+        <w:t>1</w:t>
+      </w:r>
+      <w:r>
+        <w:rPr>
+          <w:rFonts w:ascii="Times New Roman" w:hAnsi="Times New Roman" w:cs="Times New Roman"/>
+          <w:sz w:val="20"/>
+          <w:szCs w:val="20"/>
+          <w:lang w:val="de-DE"/>
+        </w:rPr>
+        <w:t xml:space="preserve"> (</w:t>
+      </w:r>
+      <w:r>
+        <w:rPr>
+          <w:rFonts w:ascii="Times New Roman" w:hAnsi="Times New Roman" w:cs="Times New Roman"/>
+          <w:b/>
+          <w:sz w:val="20"/>
+          <w:szCs w:val="20"/>
+          <w:lang w:val="de-DE"/>
+        </w:rPr>
+        <w:t>B</w:t>
+      </w:r>
+      <w:r>
+        <w:rPr>
+          <w:rFonts w:ascii="Times New Roman" w:hAnsi="Times New Roman" w:cs="Times New Roman"/>
+          <w:b/>
+          <w:sz w:val="20"/>
+          <w:szCs w:val="20"/>
+          <w:vertAlign w:val="superscript"/>
+          <w:lang w:val="de-DE"/>
+        </w:rPr>
+        <w:t>b2.1</w:t>
+      </w:r>
+      <w:r>
+        <w:rPr>
+          <w:rFonts w:ascii="Times New Roman" w:hAnsi="Times New Roman" w:cs="Times New Roman"/>
+          <w:sz w:val="20"/>
+          <w:szCs w:val="20"/>
+          <w:lang w:val="de-DE"/>
+        </w:rPr>
+        <w:t>)</w:t>
+      </w:r>
+      <w:r>
+        <w:rPr>
+          <w:rFonts w:ascii="Times New Roman" w:hAnsi="Times New Roman" w:cs="Times New Roman"/>
+          <w:sz w:val="20"/>
+          <w:szCs w:val="20"/>
+          <w:lang w:val="de-DE"/>
+        </w:rPr>
+        <w:t>:</w:t>
       </w:r>
     </w:p>
     <w:p>
@@ -7499,7 +8592,7 @@
           <w:vertAlign w:val="superscript"/>
           <w:lang w:val="de-DE"/>
         </w:rPr>
-        <w:t>v</w:t>
+        <w:t>r</w:t>
       </w:r>
       <w:r>
         <w:rPr>
@@ -7527,6 +8620,42 @@
           <w:szCs w:val="20"/>
           <w:lang w:val="de-DE"/>
         </w:rPr>
+        <w:t>21</w:t>
+      </w:r>
+      <w:r>
+        <w:rPr>
+          <w:rFonts w:ascii="Times New Roman" w:hAnsi="Times New Roman" w:cs="Times New Roman"/>
+          <w:sz w:val="20"/>
+          <w:szCs w:val="20"/>
+          <w:lang w:val="de-DE"/>
+        </w:rPr>
+        <w:t>–</w:t>
+      </w:r>
+      <w:r>
+        <w:rPr>
+          <w:rFonts w:ascii="Times New Roman" w:hAnsi="Times New Roman" w:cs="Times New Roman"/>
+          <w:sz w:val="20"/>
+          <w:szCs w:val="20"/>
+          <w:lang w:val="de-DE"/>
+        </w:rPr>
+        <w:t>26</w:t>
+      </w:r>
+      <w:r>
+        <w:rPr>
+          <w:rFonts w:ascii="Times New Roman" w:hAnsi="Times New Roman" w:cs="Times New Roman"/>
+          <w:sz w:val="20"/>
+          <w:szCs w:val="20"/>
+          <w:lang w:val="de-DE"/>
+        </w:rPr>
+        <w:t xml:space="preserve">: T. </w:t>
+      </w:r>
+      <w:r>
+        <w:rPr>
+          <w:rFonts w:ascii="Times New Roman" w:hAnsi="Times New Roman" w:cs="Times New Roman"/>
+          <w:sz w:val="20"/>
+          <w:szCs w:val="20"/>
+          <w:lang w:val="de-DE"/>
+        </w:rPr>
         <w:t>1</w:t>
       </w:r>
       <w:r>
@@ -7545,52 +8674,7 @@
           <w:szCs w:val="20"/>
           <w:lang w:val="de-DE"/>
         </w:rPr>
-        <w:t>3</w:t>
-      </w:r>
-      <w:r>
-        <w:rPr>
-          <w:rFonts w:ascii="Times New Roman" w:hAnsi="Times New Roman" w:cs="Times New Roman"/>
-          <w:sz w:val="20"/>
-          <w:szCs w:val="20"/>
-          <w:lang w:val="de-DE"/>
-        </w:rPr>
-        <w:t xml:space="preserve">: T. </w:t>
-      </w:r>
-      <w:r>
-        <w:rPr>
-          <w:rFonts w:ascii="Times New Roman" w:hAnsi="Times New Roman" w:cs="Times New Roman"/>
-          <w:sz w:val="20"/>
-          <w:szCs w:val="20"/>
-          <w:lang w:val="de-DE"/>
-        </w:rPr>
-        <w:t>10</w:t>
-      </w:r>
-      <w:r>
-        <w:rPr>
-          <w:rFonts w:ascii="Times New Roman" w:hAnsi="Times New Roman" w:cs="Times New Roman"/>
-          <w:sz w:val="20"/>
-          <w:szCs w:val="20"/>
-          <w:lang w:val="de-DE"/>
-        </w:rPr>
-        <w:t>–</w:t>
-      </w:r>
-      <w:r>
-        <w:rPr>
-          <w:rFonts w:ascii="Times New Roman" w:hAnsi="Times New Roman" w:cs="Times New Roman"/>
-          <w:sz w:val="20"/>
-          <w:szCs w:val="20"/>
-          <w:lang w:val="de-DE"/>
-        </w:rPr>
-        <w:t>1</w:t>
-      </w:r>
-      <w:r>
-        <w:rPr>
-          <w:rFonts w:ascii="Times New Roman" w:hAnsi="Times New Roman" w:cs="Times New Roman"/>
-          <w:sz w:val="20"/>
-          <w:szCs w:val="20"/>
-          <w:lang w:val="de-DE"/>
-        </w:rPr>
-        <w:t>3</w:t>
+        <w:t>5</w:t>
       </w:r>
       <w:r>
         <w:rPr>
@@ -7613,6 +8697,54 @@
           <w:lang w:val="de-DE"/>
         </w:rPr>
       </w:pPr>
+      <w:proofErr w:type="spellStart"/>
+      <w:r>
+        <w:rPr>
+          <w:rFonts w:ascii="Times New Roman" w:hAnsi="Times New Roman" w:cs="Times New Roman"/>
+          <w:sz w:val="20"/>
+          <w:szCs w:val="20"/>
+          <w:lang w:val="de-DE"/>
+        </w:rPr>
+        <w:t>Bl</w:t>
+      </w:r>
+      <w:proofErr w:type="spellEnd"/>
+      <w:r>
+        <w:rPr>
+          <w:rFonts w:ascii="Times New Roman" w:hAnsi="Times New Roman" w:cs="Times New Roman"/>
+          <w:sz w:val="20"/>
+          <w:szCs w:val="20"/>
+          <w:lang w:val="de-DE"/>
+        </w:rPr>
+        <w:t xml:space="preserve">. </w:t>
+      </w:r>
+      <w:r>
+        <w:rPr>
+          <w:rFonts w:ascii="Times New Roman" w:hAnsi="Times New Roman" w:cs="Times New Roman"/>
+          <w:sz w:val="20"/>
+          <w:szCs w:val="20"/>
+          <w:lang w:val="de-DE"/>
+        </w:rPr>
+        <w:t>7</w:t>
+      </w:r>
+      <w:r>
+        <w:rPr>
+          <w:rFonts w:ascii="Times New Roman" w:hAnsi="Times New Roman" w:cs="Times New Roman"/>
+          <w:sz w:val="20"/>
+          <w:szCs w:val="20"/>
+          <w:vertAlign w:val="superscript"/>
+          <w:lang w:val="de-DE"/>
+        </w:rPr>
+        <w:t>v</w:t>
+      </w:r>
+      <w:r>
+        <w:rPr>
+          <w:rFonts w:ascii="Times New Roman" w:hAnsi="Times New Roman" w:cs="Times New Roman"/>
+          <w:sz w:val="20"/>
+          <w:szCs w:val="20"/>
+          <w:lang w:val="de-DE"/>
+        </w:rPr>
+        <w:t xml:space="preserve"> </w:t>
+      </w:r>
       <w:r>
         <w:rPr>
           <w:rFonts w:ascii="Times New Roman" w:hAnsi="Times New Roman" w:cs="Times New Roman"/>
@@ -7630,7 +8762,7 @@
           <w:szCs w:val="20"/>
           <w:lang w:val="de-DE"/>
         </w:rPr>
-        <w:t>4</w:t>
+        <w:t>3</w:t>
       </w:r>
       <w:r>
         <w:rPr>
@@ -7648,6 +8780,24 @@
           <w:szCs w:val="20"/>
           <w:lang w:val="de-DE"/>
         </w:rPr>
+        <w:t>8</w:t>
+      </w:r>
+      <w:r>
+        <w:rPr>
+          <w:rFonts w:ascii="Times New Roman" w:hAnsi="Times New Roman" w:cs="Times New Roman"/>
+          <w:sz w:val="20"/>
+          <w:szCs w:val="20"/>
+          <w:lang w:val="de-DE"/>
+        </w:rPr>
+        <w:t xml:space="preserve">: T. </w:t>
+      </w:r>
+      <w:r>
+        <w:rPr>
+          <w:rFonts w:ascii="Times New Roman" w:hAnsi="Times New Roman" w:cs="Times New Roman"/>
+          <w:sz w:val="20"/>
+          <w:szCs w:val="20"/>
+          <w:lang w:val="de-DE"/>
+        </w:rPr>
         <w:t>6</w:t>
       </w:r>
       <w:r>
@@ -7657,34 +8807,25 @@
           <w:szCs w:val="20"/>
           <w:lang w:val="de-DE"/>
         </w:rPr>
-        <w:t xml:space="preserve">: T. </w:t>
-      </w:r>
-      <w:r>
-        <w:rPr>
-          <w:rFonts w:ascii="Times New Roman" w:hAnsi="Times New Roman" w:cs="Times New Roman"/>
-          <w:sz w:val="20"/>
-          <w:szCs w:val="20"/>
-          <w:lang w:val="de-DE"/>
-        </w:rPr>
-        <w:t>1</w:t>
-      </w:r>
-      <w:r>
-        <w:rPr>
-          <w:rFonts w:ascii="Times New Roman" w:hAnsi="Times New Roman" w:cs="Times New Roman"/>
-          <w:sz w:val="20"/>
-          <w:szCs w:val="20"/>
-          <w:lang w:val="de-DE"/>
-        </w:rPr>
-        <w:t>4–15</w:t>
-      </w:r>
-      <w:r>
-        <w:rPr>
-          <w:rFonts w:ascii="Times New Roman" w:hAnsi="Times New Roman" w:cs="Times New Roman"/>
-          <w:sz w:val="20"/>
-          <w:szCs w:val="20"/>
-          <w:lang w:val="de-DE"/>
-        </w:rPr>
-        <w:t>.</w:t>
+        <w:t>–</w:t>
+      </w:r>
+      <w:r>
+        <w:rPr>
+          <w:rFonts w:ascii="Times New Roman" w:hAnsi="Times New Roman" w:cs="Times New Roman"/>
+          <w:sz w:val="20"/>
+          <w:szCs w:val="20"/>
+          <w:lang w:val="de-DE"/>
+        </w:rPr>
+        <w:t>10</w:t>
+      </w:r>
+      <w:r>
+        <w:rPr>
+          <w:rFonts w:ascii="Times New Roman" w:hAnsi="Times New Roman" w:cs="Times New Roman"/>
+          <w:sz w:val="20"/>
+          <w:szCs w:val="20"/>
+          <w:lang w:val="de-DE"/>
+        </w:rPr>
+        <w:t>;</w:t>
       </w:r>
     </w:p>
     <w:p>
@@ -7696,6 +8837,609 @@
           <w:sz w:val="20"/>
           <w:szCs w:val="20"/>
           <w:lang w:val="de-DE"/>
+        </w:rPr>
+      </w:pPr>
+      <w:r>
+        <w:rPr>
+          <w:rFonts w:ascii="Times New Roman" w:hAnsi="Times New Roman" w:cs="Times New Roman"/>
+          <w:sz w:val="20"/>
+          <w:szCs w:val="20"/>
+          <w:lang w:val="de-DE"/>
+        </w:rPr>
+        <w:tab/>
+        <w:t xml:space="preserve">System </w:t>
+      </w:r>
+      <w:r>
+        <w:rPr>
+          <w:rFonts w:ascii="Times New Roman" w:hAnsi="Times New Roman" w:cs="Times New Roman"/>
+          <w:sz w:val="20"/>
+          <w:szCs w:val="20"/>
+          <w:lang w:val="de-DE"/>
+        </w:rPr>
+        <w:t>12</w:t>
+      </w:r>
+      <w:r>
+        <w:rPr>
+          <w:rFonts w:ascii="Times New Roman" w:hAnsi="Times New Roman" w:cs="Times New Roman"/>
+          <w:sz w:val="20"/>
+          <w:szCs w:val="20"/>
+          <w:lang w:val="de-DE"/>
+        </w:rPr>
+        <w:t>–</w:t>
+      </w:r>
+      <w:r>
+        <w:rPr>
+          <w:rFonts w:ascii="Times New Roman" w:hAnsi="Times New Roman" w:cs="Times New Roman"/>
+          <w:sz w:val="20"/>
+          <w:szCs w:val="20"/>
+          <w:lang w:val="de-DE"/>
+        </w:rPr>
+        <w:t>17</w:t>
+      </w:r>
+      <w:r>
+        <w:rPr>
+          <w:rFonts w:ascii="Times New Roman" w:hAnsi="Times New Roman" w:cs="Times New Roman"/>
+          <w:sz w:val="20"/>
+          <w:szCs w:val="20"/>
+          <w:lang w:val="de-DE"/>
+        </w:rPr>
+        <w:t xml:space="preserve">: T. </w:t>
+      </w:r>
+      <w:r>
+        <w:rPr>
+          <w:rFonts w:ascii="Times New Roman" w:hAnsi="Times New Roman" w:cs="Times New Roman"/>
+          <w:sz w:val="20"/>
+          <w:szCs w:val="20"/>
+          <w:lang w:val="de-DE"/>
+        </w:rPr>
+        <w:t xml:space="preserve">11–15; </w:t>
+      </w:r>
+    </w:p>
+    <w:p>
+      <w:pPr>
+        <w:spacing w:after="0" w:line="360" w:lineRule="auto"/>
+        <w:outlineLvl w:val="0"/>
+        <w:rPr>
+          <w:rFonts w:ascii="Times New Roman" w:hAnsi="Times New Roman" w:cs="Times New Roman"/>
+          <w:sz w:val="20"/>
+          <w:szCs w:val="20"/>
+          <w:lang w:val="de-DE"/>
+        </w:rPr>
+      </w:pPr>
+      <w:r>
+        <w:rPr>
+          <w:rFonts w:ascii="Times New Roman" w:hAnsi="Times New Roman" w:cs="Times New Roman"/>
+          <w:sz w:val="20"/>
+          <w:szCs w:val="20"/>
+          <w:lang w:val="de-DE"/>
+        </w:rPr>
+        <w:tab/>
+        <w:t xml:space="preserve">System </w:t>
+      </w:r>
+      <w:r>
+        <w:rPr>
+          <w:rFonts w:ascii="Times New Roman" w:hAnsi="Times New Roman" w:cs="Times New Roman"/>
+          <w:sz w:val="20"/>
+          <w:szCs w:val="20"/>
+          <w:lang w:val="de-DE"/>
+        </w:rPr>
+        <w:t>21</w:t>
+      </w:r>
+      <w:r>
+        <w:rPr>
+          <w:rFonts w:ascii="Times New Roman" w:hAnsi="Times New Roman" w:cs="Times New Roman"/>
+          <w:sz w:val="20"/>
+          <w:szCs w:val="20"/>
+          <w:lang w:val="de-DE"/>
+        </w:rPr>
+        <w:t>–</w:t>
+      </w:r>
+      <w:r>
+        <w:rPr>
+          <w:rFonts w:ascii="Times New Roman" w:hAnsi="Times New Roman" w:cs="Times New Roman"/>
+          <w:sz w:val="20"/>
+          <w:szCs w:val="20"/>
+          <w:lang w:val="de-DE"/>
+        </w:rPr>
+        <w:t>2</w:t>
+      </w:r>
+      <w:r>
+        <w:rPr>
+          <w:rFonts w:ascii="Times New Roman" w:hAnsi="Times New Roman" w:cs="Times New Roman"/>
+          <w:sz w:val="20"/>
+          <w:szCs w:val="20"/>
+          <w:lang w:val="de-DE"/>
+        </w:rPr>
+        <w:t>6</w:t>
+      </w:r>
+      <w:r>
+        <w:rPr>
+          <w:rFonts w:ascii="Times New Roman" w:hAnsi="Times New Roman" w:cs="Times New Roman"/>
+          <w:sz w:val="20"/>
+          <w:szCs w:val="20"/>
+          <w:lang w:val="de-DE"/>
+        </w:rPr>
+        <w:t xml:space="preserve">: T. </w:t>
+      </w:r>
+      <w:r>
+        <w:rPr>
+          <w:rFonts w:ascii="Times New Roman" w:hAnsi="Times New Roman" w:cs="Times New Roman"/>
+          <w:sz w:val="20"/>
+          <w:szCs w:val="20"/>
+          <w:lang w:val="de-DE"/>
+        </w:rPr>
+        <w:t>1</w:t>
+      </w:r>
+      <w:r>
+        <w:rPr>
+          <w:rFonts w:ascii="Times New Roman" w:hAnsi="Times New Roman" w:cs="Times New Roman"/>
+          <w:sz w:val="20"/>
+          <w:szCs w:val="20"/>
+          <w:lang w:val="de-DE"/>
+        </w:rPr>
+        <w:t>6</w:t>
+      </w:r>
+      <w:r>
+        <w:rPr>
+          <w:rFonts w:ascii="Times New Roman" w:hAnsi="Times New Roman" w:cs="Times New Roman"/>
+          <w:sz w:val="20"/>
+          <w:szCs w:val="20"/>
+          <w:lang w:val="de-DE"/>
+        </w:rPr>
+        <w:t>.</w:t>
+      </w:r>
+    </w:p>
+    <w:p>
+      <w:pPr>
+        <w:spacing w:after="0" w:line="360" w:lineRule="auto"/>
+        <w:outlineLvl w:val="0"/>
+        <w:rPr>
+          <w:rFonts w:ascii="Times New Roman" w:hAnsi="Times New Roman" w:cs="Times New Roman"/>
+          <w:sz w:val="20"/>
+          <w:szCs w:val="20"/>
+          <w:lang w:val="de-DE"/>
+        </w:rPr>
+      </w:pPr>
+      <w:proofErr w:type="gramStart"/>
+      <w:r>
+        <w:rPr>
+          <w:rFonts w:ascii="Times New Roman" w:hAnsi="Times New Roman" w:cs="Times New Roman"/>
+          <w:sz w:val="20"/>
+          <w:szCs w:val="20"/>
+          <w:lang w:val="de-DE"/>
+        </w:rPr>
+        <w:t>Autograph</w:t>
+      </w:r>
+      <w:proofErr w:type="gramEnd"/>
+      <w:r>
+        <w:rPr>
+          <w:rFonts w:ascii="Times New Roman" w:hAnsi="Times New Roman" w:cs="Times New Roman"/>
+          <w:sz w:val="20"/>
+          <w:szCs w:val="20"/>
+          <w:lang w:val="de-DE"/>
+        </w:rPr>
+        <w:t xml:space="preserve"> von </w:t>
+      </w:r>
+      <w:r>
+        <w:rPr>
+          <w:rFonts w:ascii="Times New Roman" w:hAnsi="Times New Roman" w:cs="Times New Roman"/>
+          <w:sz w:val="20"/>
+          <w:szCs w:val="20"/>
+          <w:lang w:val="de-DE"/>
+        </w:rPr>
+        <w:t xml:space="preserve">M 180 </w:t>
+      </w:r>
+      <w:r>
+        <w:rPr>
+          <w:rFonts w:ascii="Times New Roman" w:hAnsi="Times New Roman" w:cs="Times New Roman"/>
+          <w:sz w:val="20"/>
+          <w:szCs w:val="20"/>
+          <w:lang w:val="de-DE"/>
+        </w:rPr>
+        <w:t xml:space="preserve">Textfassung </w:t>
+      </w:r>
+      <w:r>
+        <w:rPr>
+          <w:rFonts w:ascii="Times New Roman" w:hAnsi="Times New Roman" w:cs="Times New Roman"/>
+          <w:sz w:val="20"/>
+          <w:szCs w:val="20"/>
+          <w:lang w:val="de-DE"/>
+        </w:rPr>
+        <w:t>1</w:t>
+      </w:r>
+      <w:r>
+        <w:rPr>
+          <w:rFonts w:ascii="Times New Roman" w:hAnsi="Times New Roman" w:cs="Times New Roman"/>
+          <w:sz w:val="20"/>
+          <w:szCs w:val="20"/>
+        </w:rPr>
+        <w:t>→</w:t>
+      </w:r>
+      <w:r>
+        <w:rPr>
+          <w:rFonts w:ascii="Times New Roman" w:hAnsi="Times New Roman" w:cs="Times New Roman"/>
+          <w:sz w:val="20"/>
+          <w:szCs w:val="20"/>
+        </w:rPr>
+        <w:t>2</w:t>
+      </w:r>
+      <w:r>
+        <w:rPr>
+          <w:rFonts w:ascii="Times New Roman" w:hAnsi="Times New Roman" w:cs="Times New Roman"/>
+          <w:sz w:val="20"/>
+          <w:szCs w:val="20"/>
+        </w:rPr>
+        <w:t xml:space="preserve"> (</w:t>
+      </w:r>
+      <w:r>
+        <w:rPr>
+          <w:rFonts w:ascii="Times New Roman" w:hAnsi="Times New Roman" w:cs="Times New Roman"/>
+          <w:b/>
+          <w:bCs/>
+          <w:sz w:val="20"/>
+          <w:szCs w:val="20"/>
+          <w:lang w:val="de-DE"/>
+        </w:rPr>
+        <w:t>B</w:t>
+      </w:r>
+      <w:r>
+        <w:rPr>
+          <w:rFonts w:ascii="Times New Roman" w:hAnsi="Times New Roman" w:cs="Times New Roman"/>
+          <w:b/>
+          <w:bCs/>
+          <w:sz w:val="20"/>
+          <w:szCs w:val="20"/>
+          <w:vertAlign w:val="superscript"/>
+          <w:lang w:val="de-DE"/>
+        </w:rPr>
+        <w:t>b3</w:t>
+      </w:r>
+      <w:r>
+        <w:rPr>
+          <w:rFonts w:ascii="Times New Roman" w:hAnsi="Times New Roman" w:cs="Times New Roman"/>
+          <w:sz w:val="20"/>
+          <w:szCs w:val="20"/>
+          <w:lang w:val="de-DE"/>
+        </w:rPr>
+        <w:t>)</w:t>
+      </w:r>
+      <w:r>
+        <w:rPr>
+          <w:rFonts w:ascii="Times New Roman" w:hAnsi="Times New Roman" w:cs="Times New Roman"/>
+          <w:sz w:val="20"/>
+          <w:szCs w:val="20"/>
+          <w:lang w:val="de-DE"/>
+        </w:rPr>
+        <w:t>:</w:t>
+      </w:r>
+    </w:p>
+    <w:p>
+      <w:pPr>
+        <w:spacing w:after="0" w:line="360" w:lineRule="auto"/>
+        <w:outlineLvl w:val="0"/>
+        <w:rPr>
+          <w:rFonts w:ascii="Times New Roman" w:hAnsi="Times New Roman" w:cs="Times New Roman"/>
+          <w:sz w:val="20"/>
+          <w:szCs w:val="20"/>
+          <w:lang w:val="en-US"/>
+        </w:rPr>
+      </w:pPr>
+      <w:r>
+        <w:rPr>
+          <w:rFonts w:ascii="Times New Roman" w:hAnsi="Times New Roman" w:cs="Times New Roman"/>
+          <w:sz w:val="20"/>
+          <w:szCs w:val="20"/>
+          <w:lang w:val="en-US"/>
+        </w:rPr>
+        <w:t>Bl. 9</w:t>
+      </w:r>
+      <w:r>
+        <w:rPr>
+          <w:rFonts w:ascii="Times New Roman" w:hAnsi="Times New Roman" w:cs="Times New Roman"/>
+          <w:sz w:val="20"/>
+          <w:szCs w:val="20"/>
+          <w:vertAlign w:val="superscript"/>
+          <w:lang w:val="en-US"/>
+        </w:rPr>
+        <w:t>r</w:t>
+      </w:r>
+      <w:r>
+        <w:rPr>
+          <w:rFonts w:ascii="Times New Roman" w:hAnsi="Times New Roman" w:cs="Times New Roman"/>
+          <w:sz w:val="20"/>
+          <w:szCs w:val="20"/>
+          <w:lang w:val="en-US"/>
+        </w:rPr>
+        <w:t xml:space="preserve"> </w:t>
+      </w:r>
+      <w:r>
+        <w:rPr>
+          <w:rFonts w:ascii="Times New Roman" w:hAnsi="Times New Roman" w:cs="Times New Roman"/>
+          <w:sz w:val="20"/>
+          <w:szCs w:val="20"/>
+          <w:lang w:val="en-US"/>
+        </w:rPr>
+        <w:tab/>
+        <w:t>System 7–10: T. 1–5;</w:t>
+      </w:r>
+    </w:p>
+    <w:p>
+      <w:pPr>
+        <w:spacing w:after="0" w:line="360" w:lineRule="auto"/>
+        <w:outlineLvl w:val="0"/>
+        <w:rPr>
+          <w:rFonts w:ascii="Times New Roman" w:hAnsi="Times New Roman" w:cs="Times New Roman"/>
+          <w:sz w:val="20"/>
+          <w:szCs w:val="20"/>
+          <w:lang w:val="en-US"/>
+        </w:rPr>
+      </w:pPr>
+      <w:r>
+        <w:rPr>
+          <w:rFonts w:ascii="Times New Roman" w:hAnsi="Times New Roman" w:cs="Times New Roman"/>
+          <w:sz w:val="20"/>
+          <w:szCs w:val="20"/>
+          <w:lang w:val="en-US"/>
+        </w:rPr>
+        <w:tab/>
+      </w:r>
+      <w:r>
+        <w:rPr>
+          <w:rFonts w:ascii="Times New Roman" w:hAnsi="Times New Roman" w:cs="Times New Roman"/>
+          <w:sz w:val="20"/>
+          <w:szCs w:val="20"/>
+          <w:lang w:val="en-US"/>
+        </w:rPr>
+        <w:t xml:space="preserve">System 14a–17a: T. 6; </w:t>
+      </w:r>
+    </w:p>
+    <w:p>
+      <w:pPr>
+        <w:spacing w:after="0" w:line="360" w:lineRule="auto"/>
+        <w:outlineLvl w:val="0"/>
+        <w:rPr>
+          <w:rFonts w:ascii="Times New Roman" w:hAnsi="Times New Roman" w:cs="Times New Roman"/>
+          <w:sz w:val="20"/>
+          <w:szCs w:val="20"/>
+          <w:lang w:val="en-US"/>
+        </w:rPr>
+      </w:pPr>
+      <w:r>
+        <w:rPr>
+          <w:rFonts w:ascii="Times New Roman" w:hAnsi="Times New Roman" w:cs="Times New Roman"/>
+          <w:sz w:val="20"/>
+          <w:szCs w:val="20"/>
+          <w:lang w:val="en-US"/>
+        </w:rPr>
+        <w:tab/>
+      </w:r>
+      <w:r>
+        <w:rPr>
+          <w:rFonts w:ascii="Times New Roman" w:hAnsi="Times New Roman" w:cs="Times New Roman"/>
+          <w:sz w:val="20"/>
+          <w:szCs w:val="20"/>
+          <w:lang w:val="en-US"/>
+        </w:rPr>
+        <w:t>System 14</w:t>
+      </w:r>
+      <w:r>
+        <w:rPr>
+          <w:rFonts w:ascii="Times New Roman" w:hAnsi="Times New Roman" w:cs="Times New Roman"/>
+          <w:sz w:val="20"/>
+          <w:szCs w:val="20"/>
+          <w:lang w:val="en-US"/>
+        </w:rPr>
+        <w:t>b</w:t>
+      </w:r>
+      <w:r>
+        <w:rPr>
+          <w:rFonts w:ascii="Times New Roman" w:hAnsi="Times New Roman" w:cs="Times New Roman"/>
+          <w:sz w:val="20"/>
+          <w:szCs w:val="20"/>
+          <w:lang w:val="en-US"/>
+        </w:rPr>
+        <w:t>–17</w:t>
+      </w:r>
+      <w:r>
+        <w:rPr>
+          <w:rFonts w:ascii="Times New Roman" w:hAnsi="Times New Roman" w:cs="Times New Roman"/>
+          <w:sz w:val="20"/>
+          <w:szCs w:val="20"/>
+          <w:lang w:val="en-US"/>
+        </w:rPr>
+        <w:t>b</w:t>
+      </w:r>
+      <w:r>
+        <w:rPr>
+          <w:rFonts w:ascii="Times New Roman" w:hAnsi="Times New Roman" w:cs="Times New Roman"/>
+          <w:sz w:val="20"/>
+          <w:szCs w:val="20"/>
+          <w:lang w:val="en-US"/>
+        </w:rPr>
+        <w:t xml:space="preserve">: T. </w:t>
+      </w:r>
+      <w:r>
+        <w:rPr>
+          <w:rFonts w:ascii="Times New Roman" w:hAnsi="Times New Roman" w:cs="Times New Roman"/>
+          <w:sz w:val="20"/>
+          <w:szCs w:val="20"/>
+          <w:lang w:val="en-US"/>
+        </w:rPr>
+        <w:t>{7A–</w:t>
+      </w:r>
+      <w:proofErr w:type="spellStart"/>
+      <w:r>
+        <w:rPr>
+          <w:rFonts w:ascii="Times New Roman" w:hAnsi="Times New Roman" w:cs="Times New Roman"/>
+          <w:sz w:val="20"/>
+          <w:szCs w:val="20"/>
+          <w:lang w:val="en-US"/>
+        </w:rPr>
+        <w:t>xA</w:t>
+      </w:r>
+      <w:proofErr w:type="spellEnd"/>
+      <w:r>
+        <w:rPr>
+          <w:rFonts w:ascii="Times New Roman" w:hAnsi="Times New Roman" w:cs="Times New Roman"/>
+          <w:sz w:val="20"/>
+          <w:szCs w:val="20"/>
+          <w:lang w:val="en-US"/>
+        </w:rPr>
+        <w:t>}</w:t>
+      </w:r>
+      <w:r>
+        <w:rPr>
+          <w:rFonts w:ascii="Times New Roman" w:hAnsi="Times New Roman" w:cs="Times New Roman"/>
+          <w:sz w:val="20"/>
+          <w:szCs w:val="20"/>
+          <w:lang w:val="en-US"/>
+        </w:rPr>
+        <w:t xml:space="preserve">; </w:t>
+      </w:r>
+    </w:p>
+    <w:p>
+      <w:pPr>
+        <w:spacing w:after="0" w:line="360" w:lineRule="auto"/>
+        <w:outlineLvl w:val="0"/>
+        <w:rPr>
+          <w:rFonts w:ascii="Times New Roman" w:hAnsi="Times New Roman" w:cs="Times New Roman"/>
+          <w:sz w:val="20"/>
+          <w:szCs w:val="20"/>
+          <w:lang w:val="en-US"/>
+        </w:rPr>
+      </w:pPr>
+      <w:r>
+        <w:rPr>
+          <w:rFonts w:ascii="Times New Roman" w:hAnsi="Times New Roman" w:cs="Times New Roman"/>
+          <w:sz w:val="20"/>
+          <w:szCs w:val="20"/>
+          <w:lang w:val="en-US"/>
+        </w:rPr>
+        <w:tab/>
+        <w:t xml:space="preserve">System </w:t>
+      </w:r>
+      <w:r>
+        <w:rPr>
+          <w:rFonts w:ascii="Times New Roman" w:hAnsi="Times New Roman" w:cs="Times New Roman"/>
+          <w:sz w:val="20"/>
+          <w:szCs w:val="20"/>
+          <w:lang w:val="en-US"/>
+        </w:rPr>
+        <w:t>21a</w:t>
+      </w:r>
+      <w:r>
+        <w:rPr>
+          <w:rFonts w:ascii="Times New Roman" w:hAnsi="Times New Roman" w:cs="Times New Roman"/>
+          <w:sz w:val="20"/>
+          <w:szCs w:val="20"/>
+          <w:lang w:val="en-US"/>
+        </w:rPr>
+        <w:t>–</w:t>
+      </w:r>
+      <w:r>
+        <w:rPr>
+          <w:rFonts w:ascii="Times New Roman" w:hAnsi="Times New Roman" w:cs="Times New Roman"/>
+          <w:sz w:val="20"/>
+          <w:szCs w:val="20"/>
+          <w:lang w:val="en-US"/>
+        </w:rPr>
+        <w:t>24a</w:t>
+      </w:r>
+      <w:r>
+        <w:rPr>
+          <w:rFonts w:ascii="Times New Roman" w:hAnsi="Times New Roman" w:cs="Times New Roman"/>
+          <w:sz w:val="20"/>
+          <w:szCs w:val="20"/>
+          <w:lang w:val="en-US"/>
+        </w:rPr>
+        <w:t xml:space="preserve">: T. </w:t>
+      </w:r>
+      <w:r>
+        <w:rPr>
+          <w:rFonts w:ascii="Times New Roman" w:hAnsi="Times New Roman" w:cs="Times New Roman"/>
+          <w:sz w:val="20"/>
+          <w:szCs w:val="20"/>
+          <w:lang w:val="en-US"/>
+        </w:rPr>
+        <w:t>{</w:t>
+      </w:r>
+      <w:proofErr w:type="spellStart"/>
+      <w:r>
+        <w:rPr>
+          <w:rFonts w:ascii="Times New Roman" w:hAnsi="Times New Roman" w:cs="Times New Roman"/>
+          <w:sz w:val="20"/>
+          <w:szCs w:val="20"/>
+          <w:lang w:val="en-US"/>
+        </w:rPr>
+        <w:t>xA</w:t>
+      </w:r>
+      <w:proofErr w:type="spellEnd"/>
+      <w:r>
+        <w:rPr>
+          <w:rFonts w:ascii="Times New Roman" w:hAnsi="Times New Roman" w:cs="Times New Roman"/>
+          <w:sz w:val="20"/>
+          <w:szCs w:val="20"/>
+          <w:lang w:val="en-US"/>
+        </w:rPr>
+        <w:t xml:space="preserve"> + 1}</w:t>
+      </w:r>
+      <w:r>
+        <w:rPr>
+          <w:rFonts w:ascii="Times New Roman" w:hAnsi="Times New Roman" w:cs="Times New Roman"/>
+          <w:sz w:val="20"/>
+          <w:szCs w:val="20"/>
+          <w:lang w:val="en-US"/>
+        </w:rPr>
+        <w:t xml:space="preserve">; </w:t>
+      </w:r>
+    </w:p>
+    <w:p>
+      <w:pPr>
+        <w:spacing w:after="0" w:line="360" w:lineRule="auto"/>
+        <w:outlineLvl w:val="0"/>
+        <w:rPr>
+          <w:rFonts w:ascii="Times New Roman" w:hAnsi="Times New Roman" w:cs="Times New Roman"/>
+          <w:sz w:val="20"/>
+          <w:szCs w:val="20"/>
+        </w:rPr>
+      </w:pPr>
+      <w:r>
+        <w:rPr>
+          <w:rFonts w:ascii="Times New Roman" w:hAnsi="Times New Roman" w:cs="Times New Roman"/>
+          <w:sz w:val="20"/>
+          <w:szCs w:val="20"/>
+          <w:lang w:val="en-US"/>
+        </w:rPr>
+        <w:tab/>
+      </w:r>
+      <w:r>
+        <w:rPr>
+          <w:rFonts w:ascii="Times New Roman" w:hAnsi="Times New Roman" w:cs="Times New Roman"/>
+          <w:sz w:val="20"/>
+          <w:szCs w:val="20"/>
+        </w:rPr>
+        <w:t>System 21b–24b: T. 7–9.</w:t>
+      </w:r>
+    </w:p>
+    <w:p>
+      <w:pPr>
+        <w:spacing w:after="0" w:line="360" w:lineRule="auto"/>
+        <w:outlineLvl w:val="0"/>
+        <w:rPr>
+          <w:rFonts w:ascii="Times New Roman" w:hAnsi="Times New Roman" w:cs="Times New Roman"/>
+          <w:sz w:val="20"/>
+          <w:szCs w:val="20"/>
+        </w:rPr>
+      </w:pPr>
+    </w:p>
+    <w:p>
+      <w:pPr>
+        <w:spacing w:after="0" w:line="360" w:lineRule="auto"/>
+        <w:outlineLvl w:val="0"/>
+        <w:rPr>
+          <w:rFonts w:ascii="Times New Roman" w:hAnsi="Times New Roman" w:cs="Times New Roman"/>
+          <w:sz w:val="20"/>
+          <w:szCs w:val="20"/>
         </w:rPr>
       </w:pPr>
     </w:p>
@@ -20625,7 +22369,6 @@
   <w:style w:type="character" w:default="1" w:styleId="Absatz-Standardschriftart">
     <w:name w:val="Default Paragraph Font"/>
     <w:uiPriority w:val="1"/>
-    <w:semiHidden/>
     <w:unhideWhenUsed/>
   </w:style>
   <w:style w:type="table" w:default="1" w:styleId="NormaleTabelle">

--- a/convert_source_description/QB_Op9_B_conv.docx
+++ b/convert_source_description/QB_Op9_B_conv.docx
@@ -4625,43 +4625,7 @@
           <w:szCs w:val="20"/>
           <w:lang w:val="de-DE"/>
         </w:rPr>
-        <w:t xml:space="preserve"> System </w:t>
-      </w:r>
-      <w:r>
-        <w:rPr>
-          <w:rFonts w:ascii="Times New Roman" w:hAnsi="Times New Roman" w:cs="Times New Roman"/>
-          <w:sz w:val="20"/>
-          <w:szCs w:val="20"/>
-          <w:lang w:val="de-DE"/>
-        </w:rPr>
-        <w:t>5</w:t>
-      </w:r>
-      <w:r>
-        <w:rPr>
-          <w:rFonts w:ascii="Times New Roman" w:hAnsi="Times New Roman" w:cs="Times New Roman"/>
-          <w:sz w:val="20"/>
-          <w:szCs w:val="20"/>
-          <w:lang w:val="de-DE"/>
-        </w:rPr>
-        <w:t>–</w:t>
-      </w:r>
-      <w:r>
-        <w:rPr>
-          <w:rFonts w:ascii="Times New Roman" w:hAnsi="Times New Roman" w:cs="Times New Roman"/>
-          <w:sz w:val="20"/>
-          <w:szCs w:val="20"/>
-          <w:lang w:val="de-DE"/>
-        </w:rPr>
-        <w:t>8</w:t>
-      </w:r>
-      <w:r>
-        <w:rPr>
-          <w:rFonts w:ascii="Times New Roman" w:hAnsi="Times New Roman" w:cs="Times New Roman"/>
-          <w:sz w:val="20"/>
-          <w:szCs w:val="20"/>
-          <w:lang w:val="de-DE"/>
-        </w:rPr>
-        <w:t xml:space="preserve"> (</w:t>
+        <w:t xml:space="preserve"> System 5–8 (</w:t>
       </w:r>
       <w:r>
         <w:rPr>
@@ -4780,7 +4744,26 @@
           <w:szCs w:val="20"/>
           <w:lang w:val="de-DE"/>
         </w:rPr>
-        <w:t>. 7r System 21</w:t>
+        <w:t>. 7</w:t>
+      </w:r>
+      <w:r>
+        <w:rPr>
+          <w:rFonts w:ascii="Times New Roman" w:hAnsi="Times New Roman" w:cs="Times New Roman"/>
+          <w:sz w:val="20"/>
+          <w:szCs w:val="20"/>
+          <w:vertAlign w:val="superscript"/>
+          <w:lang w:val="de-DE"/>
+        </w:rPr>
+        <w:t>r</w:t>
+      </w:r>
+      <w:r>
+        <w:rPr>
+          <w:rFonts w:ascii="Times New Roman" w:hAnsi="Times New Roman" w:cs="Times New Roman"/>
+          <w:sz w:val="20"/>
+          <w:szCs w:val="20"/>
+          <w:lang w:val="de-DE"/>
+        </w:rPr>
+        <w:t xml:space="preserve"> System 21</w:t>
       </w:r>
       <w:r>
         <w:rPr>
@@ -6505,19 +6488,7 @@
           <w:vertAlign w:val="superscript"/>
           <w:lang w:val="de-DE"/>
         </w:rPr>
-        <w:t>a</w:t>
-      </w:r>
-      <w:r>
-        <w:rPr>
-          <w:rFonts w:ascii="Times New Roman" w:hAnsi="Times New Roman" w:cs="Times New Roman"/>
-          <w:b/>
-          <w:bCs/>
-          <w:sz w:val="20"/>
-          <w:szCs w:val="20"/>
-          <w:vertAlign w:val="superscript"/>
-          <w:lang w:val="de-DE"/>
-        </w:rPr>
-        <w:t>2</w:t>
+        <w:t>a2</w:t>
       </w:r>
       <w:r>
         <w:rPr>
@@ -6913,19 +6884,7 @@
           <w:vertAlign w:val="superscript"/>
           <w:lang w:val="de-DE"/>
         </w:rPr>
-        <w:t>a</w:t>
-      </w:r>
-      <w:r>
-        <w:rPr>
-          <w:rFonts w:ascii="Times New Roman" w:hAnsi="Times New Roman" w:cs="Times New Roman"/>
-          <w:b/>
-          <w:bCs/>
-          <w:sz w:val="20"/>
-          <w:szCs w:val="20"/>
-          <w:vertAlign w:val="superscript"/>
-          <w:lang w:val="de-DE"/>
-        </w:rPr>
-        <w:t>4</w:t>
+        <w:t>a4</w:t>
       </w:r>
       <w:r>
         <w:rPr>
@@ -7237,19 +7196,7 @@
           <w:vertAlign w:val="superscript"/>
           <w:lang w:val="de-DE"/>
         </w:rPr>
-        <w:t>a</w:t>
-      </w:r>
-      <w:r>
-        <w:rPr>
-          <w:rFonts w:ascii="Times New Roman" w:hAnsi="Times New Roman" w:cs="Times New Roman"/>
-          <w:b/>
-          <w:bCs/>
-          <w:sz w:val="20"/>
-          <w:szCs w:val="20"/>
-          <w:vertAlign w:val="superscript"/>
-          <w:lang w:val="de-DE"/>
-        </w:rPr>
-        <w:t>3</w:t>
+        <w:t>a3</w:t>
       </w:r>
       <w:r>
         <w:rPr>
@@ -22369,6 +22316,7 @@
   <w:style w:type="character" w:default="1" w:styleId="Absatz-Standardschriftart">
     <w:name w:val="Default Paragraph Font"/>
     <w:uiPriority w:val="1"/>
+    <w:semiHidden/>
     <w:unhideWhenUsed/>
   </w:style>
   <w:style w:type="table" w:default="1" w:styleId="NormaleTabelle">
